--- a/scripts/manual/Guia de pruebas CG-POS.docx
+++ b/scripts/manual/Guia de pruebas CG-POS.docx
@@ -59,6 +59,14 @@
       </w:pPr>
       <w:r>
         <w:t>«Debe pasar» es el resultado correcto. Si en pantalla ve otra cosa, la prueba falló aunque no salga ningún error.</w:t>
+      </w:r>
+    </w:p>
+    <w:p>
+      <w:pPr>
+        <w:pStyle w:val="ListBullet"/>
+      </w:pPr>
+      <w:r>
+        <w:t>«Tablas» dice qué se guarda y dónde, para que pueda comprobarlo en la base si algo no cuadra. Las que llevan «(lee)» solo se consultan: esa prueba no las cambia. Antes del nombre va la base: Central o Caja.</w:t>
       </w:r>
     </w:p>
     <w:p>
@@ -330,9 +338,26 @@
     <w:p>
       <w:r>
         <w:rPr>
+          <w:b/>
+          <w:color w:val="2E7D32"/>
+          <w:sz w:val="19"/>
+        </w:rPr>
+        <w:t xml:space="preserve">Tablas: </w:t>
+      </w:r>
+      <w:r>
+        <w:rPr>
           <w:color w:val="555555"/>
           <w:sz w:val="19"/>
         </w:rPr>
+        <w:t>Central: UsuariosCentral · SesionesCentral · Auditoria</w:t>
+      </w:r>
+    </w:p>
+    <w:p>
+      <w:r>
+        <w:rPr>
+          <w:color w:val="555555"/>
+          <w:sz w:val="19"/>
+        </w:rPr>
         <w:t>☐ Pasó          ☐ Falló          Observación: ______________________________________________</w:t>
       </w:r>
     </w:p>
@@ -370,9 +395,26 @@
     <w:p>
       <w:r>
         <w:rPr>
+          <w:b/>
+          <w:color w:val="2E7D32"/>
+          <w:sz w:val="19"/>
+        </w:rPr>
+        <w:t xml:space="preserve">Tablas: </w:t>
+      </w:r>
+      <w:r>
+        <w:rPr>
           <w:color w:val="555555"/>
           <w:sz w:val="19"/>
         </w:rPr>
+        <w:t>Central: Empresas</w:t>
+      </w:r>
+    </w:p>
+    <w:p>
+      <w:r>
+        <w:rPr>
+          <w:color w:val="555555"/>
+          <w:sz w:val="19"/>
+        </w:rPr>
         <w:t>☐ Pasó          ☐ Falló          Observación: ______________________________________________</w:t>
       </w:r>
     </w:p>
@@ -426,9 +468,26 @@
     <w:p>
       <w:r>
         <w:rPr>
+          <w:b/>
+          <w:color w:val="2E7D32"/>
+          <w:sz w:val="19"/>
+        </w:rPr>
+        <w:t xml:space="preserve">Tablas: </w:t>
+      </w:r>
+      <w:r>
+        <w:rPr>
           <w:color w:val="555555"/>
           <w:sz w:val="19"/>
         </w:rPr>
+        <w:t>Central: Sucursales · Cajas · CredencialesDispositivo</w:t>
+      </w:r>
+    </w:p>
+    <w:p>
+      <w:r>
+        <w:rPr>
+          <w:color w:val="555555"/>
+          <w:sz w:val="19"/>
+        </w:rPr>
         <w:t>☐ Pasó          ☐ Falló          Observación: ______________________________________________</w:t>
       </w:r>
     </w:p>
@@ -466,9 +525,26 @@
     <w:p>
       <w:r>
         <w:rPr>
+          <w:b/>
+          <w:color w:val="2E7D32"/>
+          <w:sz w:val="19"/>
+        </w:rPr>
+        <w:t xml:space="preserve">Tablas: </w:t>
+      </w:r>
+      <w:r>
+        <w:rPr>
           <w:color w:val="555555"/>
           <w:sz w:val="19"/>
         </w:rPr>
+        <w:t>Central: SecuenciasCentral</w:t>
+      </w:r>
+    </w:p>
+    <w:p>
+      <w:r>
+        <w:rPr>
+          <w:color w:val="555555"/>
+          <w:sz w:val="19"/>
+        </w:rPr>
         <w:t>☐ Pasó          ☐ Falló          Observación: ______________________________________________</w:t>
       </w:r>
     </w:p>
@@ -501,6 +577,23 @@
           <w:color w:val="555555"/>
         </w:rPr>
         <w:t>Todo aparece listado y activo. Las denominaciones son las que después usará el supervisor para contar el efectivo.</w:t>
+      </w:r>
+    </w:p>
+    <w:p>
+      <w:r>
+        <w:rPr>
+          <w:b/>
+          <w:color w:val="2E7D32"/>
+          <w:sz w:val="19"/>
+        </w:rPr>
+        <w:t xml:space="preserve">Tablas: </w:t>
+      </w:r>
+      <w:r>
+        <w:rPr>
+          <w:color w:val="555555"/>
+          <w:sz w:val="19"/>
+        </w:rPr>
+        <w:t>Central: Monedas · Impuestos · UnidadesMedida · Departamentos · Categorias · Marcas · FormasPago · Bancos · TiposTarjeta · Denominaciones · MotivosDescuento · MotivosDevolucion</w:t>
       </w:r>
     </w:p>
     <w:p>
@@ -709,9 +802,26 @@
     <w:p>
       <w:r>
         <w:rPr>
+          <w:b/>
+          <w:color w:val="2E7D32"/>
+          <w:sz w:val="19"/>
+        </w:rPr>
+        <w:t xml:space="preserve">Tablas: </w:t>
+      </w:r>
+      <w:r>
+        <w:rPr>
           <w:color w:val="555555"/>
           <w:sz w:val="19"/>
         </w:rPr>
+        <w:t>Central: Articulos · CodigosArticulo</w:t>
+      </w:r>
+    </w:p>
+    <w:p>
+      <w:r>
+        <w:rPr>
+          <w:color w:val="555555"/>
+          <w:sz w:val="19"/>
+        </w:rPr>
         <w:t>☐ Pasó          ☐ Falló          Observación: ______________________________________________</w:t>
       </w:r>
     </w:p>
@@ -749,9 +859,26 @@
     <w:p>
       <w:r>
         <w:rPr>
+          <w:b/>
+          <w:color w:val="2E7D32"/>
+          <w:sz w:val="19"/>
+        </w:rPr>
+        <w:t xml:space="preserve">Tablas: </w:t>
+      </w:r>
+      <w:r>
+        <w:rPr>
           <w:color w:val="555555"/>
           <w:sz w:val="19"/>
         </w:rPr>
+        <w:t>Central: Articulos (el precio vive en el artículo) · Auditoria</w:t>
+      </w:r>
+    </w:p>
+    <w:p>
+      <w:r>
+        <w:rPr>
+          <w:color w:val="555555"/>
+          <w:sz w:val="19"/>
+        </w:rPr>
         <w:t>☐ Pasó          ☐ Falló          Observación: ______________________________________________</w:t>
       </w:r>
     </w:p>
@@ -797,9 +924,26 @@
     <w:p>
       <w:r>
         <w:rPr>
+          <w:b/>
+          <w:color w:val="2E7D32"/>
+          <w:sz w:val="19"/>
+        </w:rPr>
+        <w:t xml:space="preserve">Tablas: </w:t>
+      </w:r>
+      <w:r>
+        <w:rPr>
           <w:color w:val="555555"/>
           <w:sz w:val="19"/>
         </w:rPr>
+        <w:t>Central: RolesCaja · RolesCajaPermisos · UsuariosCaja · UsuariosCajaCajas</w:t>
+      </w:r>
+    </w:p>
+    <w:p>
+      <w:r>
+        <w:rPr>
+          <w:color w:val="555555"/>
+          <w:sz w:val="19"/>
+        </w:rPr>
         <w:t>☐ Pasó          ☐ Falló          Observación: ______________________________________________</w:t>
       </w:r>
     </w:p>
@@ -837,9 +981,26 @@
     <w:p>
       <w:r>
         <w:rPr>
+          <w:b/>
+          <w:color w:val="2E7D32"/>
+          <w:sz w:val="19"/>
+        </w:rPr>
+        <w:t xml:space="preserve">Tablas: </w:t>
+      </w:r>
+      <w:r>
+        <w:rPr>
           <w:color w:val="555555"/>
           <w:sz w:val="19"/>
         </w:rPr>
+        <w:t>Central: Parametros</w:t>
+      </w:r>
+    </w:p>
+    <w:p>
+      <w:r>
+        <w:rPr>
+          <w:color w:val="555555"/>
+          <w:sz w:val="19"/>
+        </w:rPr>
         <w:t>☐ Pasó          ☐ Falló          Observación: ______________________________________________</w:t>
       </w:r>
     </w:p>
@@ -877,9 +1038,26 @@
     <w:p>
       <w:r>
         <w:rPr>
+          <w:b/>
+          <w:color w:val="2E7D32"/>
+          <w:sz w:val="19"/>
+        </w:rPr>
+        <w:t xml:space="preserve">Tablas: </w:t>
+      </w:r>
+      <w:r>
+        <w:rPr>
           <w:color w:val="555555"/>
           <w:sz w:val="19"/>
         </w:rPr>
+        <w:t>Central: SecuenciasEcf</w:t>
+      </w:r>
+    </w:p>
+    <w:p>
+      <w:r>
+        <w:rPr>
+          <w:color w:val="555555"/>
+          <w:sz w:val="19"/>
+        </w:rPr>
         <w:t>☐ Pasó          ☐ Falló          Observación: ______________________________________________</w:t>
       </w:r>
     </w:p>
@@ -930,9 +1108,26 @@
     <w:p>
       <w:r>
         <w:rPr>
+          <w:b/>
+          <w:color w:val="2E7D32"/>
+          <w:sz w:val="19"/>
+        </w:rPr>
+        <w:t xml:space="preserve">Tablas: </w:t>
+      </w:r>
+      <w:r>
+        <w:rPr>
           <w:color w:val="555555"/>
           <w:sz w:val="19"/>
         </w:rPr>
+        <w:t>Caja: ConfiguracionCaja · Central: CredencialesDispositivo · EstadosSincronizacionCaja</w:t>
+      </w:r>
+    </w:p>
+    <w:p>
+      <w:r>
+        <w:rPr>
+          <w:color w:val="555555"/>
+          <w:sz w:val="19"/>
+        </w:rPr>
         <w:t>☐ Pasó          ☐ Falló          Observación: ______________________________________________</w:t>
       </w:r>
     </w:p>
@@ -970,9 +1165,26 @@
     <w:p>
       <w:r>
         <w:rPr>
+          <w:b/>
+          <w:color w:val="2E7D32"/>
+          <w:sz w:val="19"/>
+        </w:rPr>
+        <w:t xml:space="preserve">Tablas: </w:t>
+      </w:r>
+      <w:r>
+        <w:rPr>
           <w:color w:val="555555"/>
           <w:sz w:val="19"/>
         </w:rPr>
+        <w:t>Caja: Articulos · CodigosArticulo · FormasPago · Impuestos · Denominaciones · Parametros · Usuarios · Roles · MarcasSincronizacion (y los demás maestros)</w:t>
+      </w:r>
+    </w:p>
+    <w:p>
+      <w:r>
+        <w:rPr>
+          <w:color w:val="555555"/>
+          <w:sz w:val="19"/>
+        </w:rPr>
         <w:t>☐ Pasó          ☐ Falló          Observación: ______________________________________________</w:t>
       </w:r>
     </w:p>
@@ -1018,9 +1230,26 @@
     <w:p>
       <w:r>
         <w:rPr>
+          <w:b/>
+          <w:color w:val="2E7D32"/>
+          <w:sz w:val="19"/>
+        </w:rPr>
+        <w:t xml:space="preserve">Tablas: </w:t>
+      </w:r>
+      <w:r>
+        <w:rPr>
           <w:color w:val="555555"/>
           <w:sz w:val="19"/>
         </w:rPr>
+        <w:t>Caja: Usuarios · Auditoria · BandejaSalida · Central: AccesosUsuarioCaja</w:t>
+      </w:r>
+    </w:p>
+    <w:p>
+      <w:r>
+        <w:rPr>
+          <w:color w:val="555555"/>
+          <w:sz w:val="19"/>
+        </w:rPr>
         <w:t>☐ Pasó          ☐ Falló          Observación: ______________________________________________</w:t>
       </w:r>
     </w:p>
@@ -1066,9 +1295,26 @@
     <w:p>
       <w:r>
         <w:rPr>
+          <w:b/>
+          <w:color w:val="2E7D32"/>
+          <w:sz w:val="19"/>
+        </w:rPr>
+        <w:t xml:space="preserve">Tablas: </w:t>
+      </w:r>
+      <w:r>
+        <w:rPr>
           <w:color w:val="555555"/>
           <w:sz w:val="19"/>
         </w:rPr>
+        <w:t>Caja: Turnos · BandejaSalida</w:t>
+      </w:r>
+    </w:p>
+    <w:p>
+      <w:r>
+        <w:rPr>
+          <w:color w:val="555555"/>
+          <w:sz w:val="19"/>
+        </w:rPr>
         <w:t>☐ Pasó          ☐ Falló          Observación: ______________________________________________</w:t>
       </w:r>
     </w:p>
@@ -1127,9 +1373,26 @@
     <w:p>
       <w:r>
         <w:rPr>
+          <w:b/>
+          <w:color w:val="2E7D32"/>
+          <w:sz w:val="19"/>
+        </w:rPr>
+        <w:t xml:space="preserve">Tablas: </w:t>
+      </w:r>
+      <w:r>
+        <w:rPr>
           <w:color w:val="555555"/>
           <w:sz w:val="19"/>
         </w:rPr>
+        <w:t>Caja: VentasEnProceso · LineasVentaEnProceso</w:t>
+      </w:r>
+    </w:p>
+    <w:p>
+      <w:r>
+        <w:rPr>
+          <w:color w:val="555555"/>
+          <w:sz w:val="19"/>
+        </w:rPr>
         <w:t>☐ Pasó          ☐ Falló          Observación: ______________________________________________</w:t>
       </w:r>
     </w:p>
@@ -1175,9 +1438,26 @@
     <w:p>
       <w:r>
         <w:rPr>
+          <w:b/>
+          <w:color w:val="2E7D32"/>
+          <w:sz w:val="19"/>
+        </w:rPr>
+        <w:t xml:space="preserve">Tablas: </w:t>
+      </w:r>
+      <w:r>
+        <w:rPr>
           <w:color w:val="555555"/>
           <w:sz w:val="19"/>
         </w:rPr>
+        <w:t>Caja: LineasVentaEnProceso</w:t>
+      </w:r>
+    </w:p>
+    <w:p>
+      <w:r>
+        <w:rPr>
+          <w:color w:val="555555"/>
+          <w:sz w:val="19"/>
+        </w:rPr>
         <w:t>☐ Pasó          ☐ Falló          Observación: ______________________________________________</w:t>
       </w:r>
     </w:p>
@@ -1223,9 +1503,26 @@
     <w:p>
       <w:r>
         <w:rPr>
+          <w:b/>
+          <w:color w:val="2E7D32"/>
+          <w:sz w:val="19"/>
+        </w:rPr>
+        <w:t xml:space="preserve">Tablas: </w:t>
+      </w:r>
+      <w:r>
+        <w:rPr>
           <w:color w:val="555555"/>
           <w:sz w:val="19"/>
         </w:rPr>
+        <w:t>Caja: LineasVentaEnProceso · AutorizacionesOtorgadas · Auditoria</w:t>
+      </w:r>
+    </w:p>
+    <w:p>
+      <w:r>
+        <w:rPr>
+          <w:color w:val="555555"/>
+          <w:sz w:val="19"/>
+        </w:rPr>
         <w:t>☐ Pasó          ☐ Falló          Observación: ______________________________________________</w:t>
       </w:r>
     </w:p>
@@ -1263,9 +1560,26 @@
     <w:p>
       <w:r>
         <w:rPr>
+          <w:b/>
+          <w:color w:val="2E7D32"/>
+          <w:sz w:val="19"/>
+        </w:rPr>
+        <w:t xml:space="preserve">Tablas: </w:t>
+      </w:r>
+      <w:r>
+        <w:rPr>
           <w:color w:val="555555"/>
           <w:sz w:val="19"/>
         </w:rPr>
+        <w:t>Caja: VentasEnProceso · LineasVentaEnProceso (las dos filas se borran) · Auditoria</w:t>
+      </w:r>
+    </w:p>
+    <w:p>
+      <w:r>
+        <w:rPr>
+          <w:color w:val="555555"/>
+          <w:sz w:val="19"/>
+        </w:rPr>
         <w:t>☐ Pasó          ☐ Falló          Observación: ______________________________________________</w:t>
       </w:r>
     </w:p>
@@ -1311,9 +1625,26 @@
     <w:p>
       <w:r>
         <w:rPr>
+          <w:b/>
+          <w:color w:val="2E7D32"/>
+          <w:sz w:val="19"/>
+        </w:rPr>
+        <w:t xml:space="preserve">Tablas: </w:t>
+      </w:r>
+      <w:r>
+        <w:rPr>
           <w:color w:val="555555"/>
           <w:sz w:val="19"/>
         </w:rPr>
+        <w:t>Caja: VentasEnProceso · LineasVentaEnProceso (lee: es la misma fila de antes del corte)</w:t>
+      </w:r>
+    </w:p>
+    <w:p>
+      <w:r>
+        <w:rPr>
+          <w:color w:val="555555"/>
+          <w:sz w:val="19"/>
+        </w:rPr>
         <w:t>☐ Pasó          ☐ Falló          Observación: ______________________________________________</w:t>
       </w:r>
     </w:p>
@@ -1364,9 +1695,26 @@
     <w:p>
       <w:r>
         <w:rPr>
+          <w:b/>
+          <w:color w:val="2E7D32"/>
+          <w:sz w:val="19"/>
+        </w:rPr>
+        <w:t xml:space="preserve">Tablas: </w:t>
+      </w:r>
+      <w:r>
+        <w:rPr>
           <w:color w:val="555555"/>
           <w:sz w:val="19"/>
         </w:rPr>
+        <w:t>Caja: VentasEnProceso</w:t>
+      </w:r>
+    </w:p>
+    <w:p>
+      <w:r>
+        <w:rPr>
+          <w:color w:val="555555"/>
+          <w:sz w:val="19"/>
+        </w:rPr>
         <w:t>☐ Pasó          ☐ Falló          Observación: ______________________________________________</w:t>
       </w:r>
     </w:p>
@@ -1404,9 +1752,26 @@
     <w:p>
       <w:r>
         <w:rPr>
+          <w:b/>
+          <w:color w:val="2E7D32"/>
+          <w:sz w:val="19"/>
+        </w:rPr>
+        <w:t xml:space="preserve">Tablas: </w:t>
+      </w:r>
+      <w:r>
+        <w:rPr>
           <w:color w:val="555555"/>
           <w:sz w:val="19"/>
         </w:rPr>
+        <w:t>Caja: VentasEnProceso · Clientes (lee)</w:t>
+      </w:r>
+    </w:p>
+    <w:p>
+      <w:r>
+        <w:rPr>
+          <w:color w:val="555555"/>
+          <w:sz w:val="19"/>
+        </w:rPr>
         <w:t>☐ Pasó          ☐ Falló          Observación: ______________________________________________</w:t>
       </w:r>
     </w:p>
@@ -1444,9 +1809,26 @@
     <w:p>
       <w:r>
         <w:rPr>
+          <w:b/>
+          <w:color w:val="2E7D32"/>
+          <w:sz w:val="19"/>
+        </w:rPr>
+        <w:t xml:space="preserve">Tablas: </w:t>
+      </w:r>
+      <w:r>
+        <w:rPr>
           <w:color w:val="555555"/>
           <w:sz w:val="19"/>
         </w:rPr>
+        <w:t>Caja: VentasEnProceso · Parametros (lee)</w:t>
+      </w:r>
+    </w:p>
+    <w:p>
+      <w:r>
+        <w:rPr>
+          <w:color w:val="555555"/>
+          <w:sz w:val="19"/>
+        </w:rPr>
         <w:t>☐ Pasó          ☐ Falló          Observación: ______________________________________________</w:t>
       </w:r>
     </w:p>
@@ -1497,9 +1879,26 @@
     <w:p>
       <w:r>
         <w:rPr>
+          <w:b/>
+          <w:color w:val="2E7D32"/>
+          <w:sz w:val="19"/>
+        </w:rPr>
+        <w:t xml:space="preserve">Tablas: </w:t>
+      </w:r>
+      <w:r>
+        <w:rPr>
           <w:color w:val="555555"/>
           <w:sz w:val="19"/>
         </w:rPr>
+        <w:t>Caja: LineasVentaEnProceso · Articulos (lee: peso y tara)</w:t>
+      </w:r>
+    </w:p>
+    <w:p>
+      <w:r>
+        <w:rPr>
+          <w:color w:val="555555"/>
+          <w:sz w:val="19"/>
+        </w:rPr>
         <w:t>☐ Pasó          ☐ Falló          Observación: ______________________________________________</w:t>
       </w:r>
     </w:p>
@@ -1545,9 +1944,26 @@
     <w:p>
       <w:r>
         <w:rPr>
+          <w:b/>
+          <w:color w:val="2E7D32"/>
+          <w:sz w:val="19"/>
+        </w:rPr>
+        <w:t xml:space="preserve">Tablas: </w:t>
+      </w:r>
+      <w:r>
+        <w:rPr>
           <w:color w:val="555555"/>
           <w:sz w:val="19"/>
         </w:rPr>
+        <w:t>Caja: LineasVentaEnProceso (el serial va en la línea)</w:t>
+      </w:r>
+    </w:p>
+    <w:p>
+      <w:r>
+        <w:rPr>
+          <w:color w:val="555555"/>
+          <w:sz w:val="19"/>
+        </w:rPr>
         <w:t>☐ Pasó          ☐ Falló          Observación: ______________________________________________</w:t>
       </w:r>
     </w:p>
@@ -1585,9 +2001,26 @@
     <w:p>
       <w:r>
         <w:rPr>
+          <w:b/>
+          <w:color w:val="2E7D32"/>
+          <w:sz w:val="19"/>
+        </w:rPr>
+        <w:t xml:space="preserve">Tablas: </w:t>
+      </w:r>
+      <w:r>
+        <w:rPr>
           <w:color w:val="555555"/>
           <w:sz w:val="19"/>
         </w:rPr>
+        <w:t>Caja: LineasVentaEnProceso</w:t>
+      </w:r>
+    </w:p>
+    <w:p>
+      <w:r>
+        <w:rPr>
+          <w:color w:val="555555"/>
+          <w:sz w:val="19"/>
+        </w:rPr>
         <w:t>☐ Pasó          ☐ Falló          Observación: ______________________________________________</w:t>
       </w:r>
     </w:p>
@@ -1633,9 +2066,26 @@
     <w:p>
       <w:r>
         <w:rPr>
+          <w:b/>
+          <w:color w:val="2E7D32"/>
+          <w:sz w:val="19"/>
+        </w:rPr>
+        <w:t xml:space="preserve">Tablas: </w:t>
+      </w:r>
+      <w:r>
+        <w:rPr>
           <w:color w:val="555555"/>
           <w:sz w:val="19"/>
         </w:rPr>
+        <w:t>Caja: Articulos · CodigosArticulo (lee)</w:t>
+      </w:r>
+    </w:p>
+    <w:p>
+      <w:r>
+        <w:rPr>
+          <w:color w:val="555555"/>
+          <w:sz w:val="19"/>
+        </w:rPr>
         <w:t>☐ Pasó          ☐ Falló          Observación: ______________________________________________</w:t>
       </w:r>
     </w:p>
@@ -1686,9 +2136,26 @@
     <w:p>
       <w:r>
         <w:rPr>
+          <w:b/>
+          <w:color w:val="2E7D32"/>
+          <w:sz w:val="19"/>
+        </w:rPr>
+        <w:t xml:space="preserve">Tablas: </w:t>
+      </w:r>
+      <w:r>
+        <w:rPr>
           <w:color w:val="555555"/>
           <w:sz w:val="19"/>
         </w:rPr>
+        <w:t>Caja: LineasVentaEnProceso · Articulos (lee: precio de mayor)</w:t>
+      </w:r>
+    </w:p>
+    <w:p>
+      <w:r>
+        <w:rPr>
+          <w:color w:val="555555"/>
+          <w:sz w:val="19"/>
+        </w:rPr>
         <w:t>☐ Pasó          ☐ Falló          Observación: ______________________________________________</w:t>
       </w:r>
     </w:p>
@@ -1734,9 +2201,26 @@
     <w:p>
       <w:r>
         <w:rPr>
+          <w:b/>
+          <w:color w:val="2E7D32"/>
+          <w:sz w:val="19"/>
+        </w:rPr>
+        <w:t xml:space="preserve">Tablas: </w:t>
+      </w:r>
+      <w:r>
+        <w:rPr>
           <w:color w:val="555555"/>
           <w:sz w:val="19"/>
         </w:rPr>
+        <w:t>Central: Promociones · Caja: Promociones · LineasVentaEnProceso</w:t>
+      </w:r>
+    </w:p>
+    <w:p>
+      <w:r>
+        <w:rPr>
+          <w:color w:val="555555"/>
+          <w:sz w:val="19"/>
+        </w:rPr>
         <w:t>☐ Pasó          ☐ Falló          Observación: ______________________________________________</w:t>
       </w:r>
     </w:p>
@@ -1782,9 +2266,26 @@
     <w:p>
       <w:r>
         <w:rPr>
+          <w:b/>
+          <w:color w:val="2E7D32"/>
+          <w:sz w:val="19"/>
+        </w:rPr>
+        <w:t xml:space="preserve">Tablas: </w:t>
+      </w:r>
+      <w:r>
+        <w:rPr>
           <w:color w:val="555555"/>
           <w:sz w:val="19"/>
         </w:rPr>
+        <w:t>Central: Promociones · Caja: Promociones · LineasVentaEnProceso</w:t>
+      </w:r>
+    </w:p>
+    <w:p>
+      <w:r>
+        <w:rPr>
+          <w:color w:val="555555"/>
+          <w:sz w:val="19"/>
+        </w:rPr>
         <w:t>☐ Pasó          ☐ Falló          Observación: ______________________________________________</w:t>
       </w:r>
     </w:p>
@@ -1822,9 +2323,26 @@
     <w:p>
       <w:r>
         <w:rPr>
+          <w:b/>
+          <w:color w:val="2E7D32"/>
+          <w:sz w:val="19"/>
+        </w:rPr>
+        <w:t xml:space="preserve">Tablas: </w:t>
+      </w:r>
+      <w:r>
+        <w:rPr>
           <w:color w:val="555555"/>
           <w:sz w:val="19"/>
         </w:rPr>
+        <w:t>Central: Articulos · Promociones (lee)</w:t>
+      </w:r>
+    </w:p>
+    <w:p>
+      <w:r>
+        <w:rPr>
+          <w:color w:val="555555"/>
+          <w:sz w:val="19"/>
+        </w:rPr>
         <w:t>☐ Pasó          ☐ Falló          Observación: ______________________________________________</w:t>
       </w:r>
     </w:p>
@@ -1862,9 +2380,26 @@
     <w:p>
       <w:r>
         <w:rPr>
+          <w:b/>
+          <w:color w:val="2E7D32"/>
+          <w:sz w:val="19"/>
+        </w:rPr>
+        <w:t xml:space="preserve">Tablas: </w:t>
+      </w:r>
+      <w:r>
+        <w:rPr>
           <w:color w:val="555555"/>
           <w:sz w:val="19"/>
         </w:rPr>
+        <w:t>Caja: LineasVentaEnProceso · Auditoria</w:t>
+      </w:r>
+    </w:p>
+    <w:p>
+      <w:r>
+        <w:rPr>
+          <w:color w:val="555555"/>
+          <w:sz w:val="19"/>
+        </w:rPr>
         <w:t>☐ Pasó          ☐ Falló          Observación: ______________________________________________</w:t>
       </w:r>
     </w:p>
@@ -1915,9 +2450,26 @@
     <w:p>
       <w:r>
         <w:rPr>
+          <w:b/>
+          <w:color w:val="2E7D32"/>
+          <w:sz w:val="19"/>
+        </w:rPr>
+        <w:t xml:space="preserve">Tablas: </w:t>
+      </w:r>
+      <w:r>
+        <w:rPr>
           <w:color w:val="555555"/>
           <w:sz w:val="19"/>
         </w:rPr>
+        <w:t>Caja: LineasVentaEnProceso · MotivosDescuento (lee) · Auditoria</w:t>
+      </w:r>
+    </w:p>
+    <w:p>
+      <w:r>
+        <w:rPr>
+          <w:color w:val="555555"/>
+          <w:sz w:val="19"/>
+        </w:rPr>
         <w:t>☐ Pasó          ☐ Falló          Observación: ______________________________________________</w:t>
       </w:r>
     </w:p>
@@ -1955,9 +2507,26 @@
     <w:p>
       <w:r>
         <w:rPr>
+          <w:b/>
+          <w:color w:val="2E7D32"/>
+          <w:sz w:val="19"/>
+        </w:rPr>
+        <w:t xml:space="preserve">Tablas: </w:t>
+      </w:r>
+      <w:r>
+        <w:rPr>
           <w:color w:val="555555"/>
           <w:sz w:val="19"/>
         </w:rPr>
+        <w:t>Caja: VentasEnProceso · LineasVentaEnProceso</w:t>
+      </w:r>
+    </w:p>
+    <w:p>
+      <w:r>
+        <w:rPr>
+          <w:color w:val="555555"/>
+          <w:sz w:val="19"/>
+        </w:rPr>
         <w:t>☐ Pasó          ☐ Falló          Observación: ______________________________________________</w:t>
       </w:r>
     </w:p>
@@ -1995,9 +2564,26 @@
     <w:p>
       <w:r>
         <w:rPr>
+          <w:b/>
+          <w:color w:val="2E7D32"/>
+          <w:sz w:val="19"/>
+        </w:rPr>
+        <w:t xml:space="preserve">Tablas: </w:t>
+      </w:r>
+      <w:r>
+        <w:rPr>
           <w:color w:val="555555"/>
           <w:sz w:val="19"/>
         </w:rPr>
+        <w:t>Caja: TopesDescuento (lee) · AutorizacionesOtorgadas · Auditoria</w:t>
+      </w:r>
+    </w:p>
+    <w:p>
+      <w:r>
+        <w:rPr>
+          <w:color w:val="555555"/>
+          <w:sz w:val="19"/>
+        </w:rPr>
         <w:t>☐ Pasó          ☐ Falló          Observación: ______________________________________________</w:t>
       </w:r>
     </w:p>
@@ -2064,9 +2650,26 @@
     <w:p>
       <w:r>
         <w:rPr>
+          <w:b/>
+          <w:color w:val="2E7D32"/>
+          <w:sz w:val="19"/>
+        </w:rPr>
+        <w:t xml:space="preserve">Tablas: </w:t>
+      </w:r>
+      <w:r>
+        <w:rPr>
           <w:color w:val="555555"/>
           <w:sz w:val="19"/>
         </w:rPr>
+        <w:t>Caja: VentasGuardadas · LineasVentaGuardadas (y la venta sale de VentasEnProceso)</w:t>
+      </w:r>
+    </w:p>
+    <w:p>
+      <w:r>
+        <w:rPr>
+          <w:color w:val="555555"/>
+          <w:sz w:val="19"/>
+        </w:rPr>
         <w:t>☐ Pasó          ☐ Falló          Observación: ______________________________________________</w:t>
       </w:r>
     </w:p>
@@ -2112,9 +2715,26 @@
     <w:p>
       <w:r>
         <w:rPr>
+          <w:b/>
+          <w:color w:val="2E7D32"/>
+          <w:sz w:val="19"/>
+        </w:rPr>
+        <w:t xml:space="preserve">Tablas: </w:t>
+      </w:r>
+      <w:r>
+        <w:rPr>
           <w:color w:val="555555"/>
           <w:sz w:val="19"/>
         </w:rPr>
+        <w:t>Central: Cotizaciones · LineasCotizacion · SecuenciasCentral</w:t>
+      </w:r>
+    </w:p>
+    <w:p>
+      <w:r>
+        <w:rPr>
+          <w:color w:val="555555"/>
+          <w:sz w:val="19"/>
+        </w:rPr>
         <w:t>☐ Pasó          ☐ Falló          Observación: ______________________________________________</w:t>
       </w:r>
     </w:p>
@@ -2152,9 +2772,26 @@
     <w:p>
       <w:r>
         <w:rPr>
+          <w:b/>
+          <w:color w:val="2E7D32"/>
+          <w:sz w:val="19"/>
+        </w:rPr>
+        <w:t xml:space="preserve">Tablas: </w:t>
+      </w:r>
+      <w:r>
+        <w:rPr>
           <w:color w:val="555555"/>
           <w:sz w:val="19"/>
         </w:rPr>
+        <w:t>Caja: VentasEnProceso · LineasVentaEnProceso · Central: Cotizaciones (queda facturada)</w:t>
+      </w:r>
+    </w:p>
+    <w:p>
+      <w:r>
+        <w:rPr>
+          <w:color w:val="555555"/>
+          <w:sz w:val="19"/>
+        </w:rPr>
         <w:t>☐ Pasó          ☐ Falló          Observación: ______________________________________________</w:t>
       </w:r>
     </w:p>
@@ -2192,9 +2829,26 @@
     <w:p>
       <w:r>
         <w:rPr>
+          <w:b/>
+          <w:color w:val="2E7D32"/>
+          <w:sz w:val="19"/>
+        </w:rPr>
+        <w:t xml:space="preserve">Tablas: </w:t>
+      </w:r>
+      <w:r>
+        <w:rPr>
           <w:color w:val="555555"/>
           <w:sz w:val="19"/>
         </w:rPr>
+        <w:t>Caja: AutorizacionesOtorgadas · Auditoria</w:t>
+      </w:r>
+    </w:p>
+    <w:p>
+      <w:r>
+        <w:rPr>
+          <w:color w:val="555555"/>
+          <w:sz w:val="19"/>
+        </w:rPr>
         <w:t>☐ Pasó          ☐ Falló          Observación: ______________________________________________</w:t>
       </w:r>
     </w:p>
@@ -2245,9 +2899,26 @@
     <w:p>
       <w:r>
         <w:rPr>
+          <w:b/>
+          <w:color w:val="2E7D32"/>
+          <w:sz w:val="19"/>
+        </w:rPr>
+        <w:t xml:space="preserve">Tablas: </w:t>
+      </w:r>
+      <w:r>
+        <w:rPr>
           <w:color w:val="555555"/>
           <w:sz w:val="19"/>
         </w:rPr>
+        <w:t>Caja: Ventas · LineasVenta · PagosVenta · SecuenciasCaja · DocumentosElectronicos · BandejaSalida</w:t>
+      </w:r>
+    </w:p>
+    <w:p>
+      <w:r>
+        <w:rPr>
+          <w:color w:val="555555"/>
+          <w:sz w:val="19"/>
+        </w:rPr>
         <w:t>☐ Pasó          ☐ Falló          Observación: ______________________________________________</w:t>
       </w:r>
     </w:p>
@@ -2285,9 +2956,26 @@
     <w:p>
       <w:r>
         <w:rPr>
+          <w:b/>
+          <w:color w:val="2E7D32"/>
+          <w:sz w:val="19"/>
+        </w:rPr>
+        <w:t xml:space="preserve">Tablas: </w:t>
+      </w:r>
+      <w:r>
+        <w:rPr>
           <w:color w:val="555555"/>
           <w:sz w:val="19"/>
         </w:rPr>
+        <w:t>Caja: PagosVenta</w:t>
+      </w:r>
+    </w:p>
+    <w:p>
+      <w:r>
+        <w:rPr>
+          <w:color w:val="555555"/>
+          <w:sz w:val="19"/>
+        </w:rPr>
         <w:t>☐ Pasó          ☐ Falló          Observación: ______________________________________________</w:t>
       </w:r>
     </w:p>
@@ -2333,9 +3021,26 @@
     <w:p>
       <w:r>
         <w:rPr>
+          <w:b/>
+          <w:color w:val="2E7D32"/>
+          <w:sz w:val="19"/>
+        </w:rPr>
+        <w:t xml:space="preserve">Tablas: </w:t>
+      </w:r>
+      <w:r>
+        <w:rPr>
           <w:color w:val="555555"/>
           <w:sz w:val="19"/>
         </w:rPr>
+        <w:t>Caja: OperacionesTerminal · PagosVenta · Auditoria</w:t>
+      </w:r>
+    </w:p>
+    <w:p>
+      <w:r>
+        <w:rPr>
+          <w:color w:val="555555"/>
+          <w:sz w:val="19"/>
+        </w:rPr>
         <w:t>☐ Pasó          ☐ Falló          Observación: ______________________________________________</w:t>
       </w:r>
     </w:p>
@@ -2373,9 +3078,26 @@
     <w:p>
       <w:r>
         <w:rPr>
+          <w:b/>
+          <w:color w:val="2E7D32"/>
+          <w:sz w:val="19"/>
+        </w:rPr>
+        <w:t xml:space="preserve">Tablas: </w:t>
+      </w:r>
+      <w:r>
+        <w:rPr>
           <w:color w:val="555555"/>
           <w:sz w:val="19"/>
         </w:rPr>
+        <w:t>Ninguna: el ticket se imprime con lo que ya se guardó al cobrar</w:t>
+      </w:r>
+    </w:p>
+    <w:p>
+      <w:r>
+        <w:rPr>
+          <w:color w:val="555555"/>
+          <w:sz w:val="19"/>
+        </w:rPr>
         <w:t>☐ Pasó          ☐ Falló          Observación: ______________________________________________</w:t>
       </w:r>
     </w:p>
@@ -2413,9 +3135,26 @@
     <w:p>
       <w:r>
         <w:rPr>
+          <w:b/>
+          <w:color w:val="2E7D32"/>
+          <w:sz w:val="19"/>
+        </w:rPr>
+        <w:t xml:space="preserve">Tablas: </w:t>
+      </w:r>
+      <w:r>
+        <w:rPr>
           <w:color w:val="555555"/>
           <w:sz w:val="19"/>
         </w:rPr>
+        <w:t>Caja: Auditoria</w:t>
+      </w:r>
+    </w:p>
+    <w:p>
+      <w:r>
+        <w:rPr>
+          <w:color w:val="555555"/>
+          <w:sz w:val="19"/>
+        </w:rPr>
         <w:t>☐ Pasó          ☐ Falló          Observación: ______________________________________________</w:t>
       </w:r>
     </w:p>
@@ -2466,9 +3205,26 @@
     <w:p>
       <w:r>
         <w:rPr>
+          <w:b/>
+          <w:color w:val="2E7D32"/>
+          <w:sz w:val="19"/>
+        </w:rPr>
+        <w:t xml:space="preserve">Tablas: </w:t>
+      </w:r>
+      <w:r>
+        <w:rPr>
           <w:color w:val="555555"/>
           <w:sz w:val="19"/>
         </w:rPr>
+        <w:t>Ninguna: el PIN del certificado vive solo en memoria</w:t>
+      </w:r>
+    </w:p>
+    <w:p>
+      <w:r>
+        <w:rPr>
+          <w:color w:val="555555"/>
+          <w:sz w:val="19"/>
+        </w:rPr>
         <w:t>☐ Pasó          ☐ Falló          Observación: ______________________________________________</w:t>
       </w:r>
     </w:p>
@@ -2514,9 +3270,26 @@
     <w:p>
       <w:r>
         <w:rPr>
+          <w:b/>
+          <w:color w:val="2E7D32"/>
+          <w:sz w:val="19"/>
+        </w:rPr>
+        <w:t xml:space="preserve">Tablas: </w:t>
+      </w:r>
+      <w:r>
+        <w:rPr>
           <w:color w:val="555555"/>
           <w:sz w:val="19"/>
         </w:rPr>
+        <w:t>Caja: DocumentosElectronicos · SecuenciasEcf · Central: ComprobantesRecibidos · VentasCentral</w:t>
+      </w:r>
+    </w:p>
+    <w:p>
+      <w:r>
+        <w:rPr>
+          <w:color w:val="555555"/>
+          <w:sz w:val="19"/>
+        </w:rPr>
         <w:t>☐ Pasó          ☐ Falló          Observación: ______________________________________________</w:t>
       </w:r>
     </w:p>
@@ -2554,9 +3327,26 @@
     <w:p>
       <w:r>
         <w:rPr>
+          <w:b/>
+          <w:color w:val="2E7D32"/>
+          <w:sz w:val="19"/>
+        </w:rPr>
+        <w:t xml:space="preserve">Tablas: </w:t>
+      </w:r>
+      <w:r>
+        <w:rPr>
           <w:color w:val="555555"/>
           <w:sz w:val="19"/>
         </w:rPr>
+        <w:t>Caja: SecuenciasEcf (lee)</w:t>
+      </w:r>
+    </w:p>
+    <w:p>
+      <w:r>
+        <w:rPr>
+          <w:color w:val="555555"/>
+          <w:sz w:val="19"/>
+        </w:rPr>
         <w:t>☐ Pasó          ☐ Falló          Observación: ______________________________________________</w:t>
       </w:r>
     </w:p>
@@ -2594,9 +3384,26 @@
     <w:p>
       <w:r>
         <w:rPr>
+          <w:b/>
+          <w:color w:val="2E7D32"/>
+          <w:sz w:val="19"/>
+        </w:rPr>
+        <w:t xml:space="preserve">Tablas: </w:t>
+      </w:r>
+      <w:r>
+        <w:rPr>
           <w:color w:val="555555"/>
           <w:sz w:val="19"/>
         </w:rPr>
+        <w:t>Central: ComprobantesRecibidos · Caja: HistorialEstadosEcf</w:t>
+      </w:r>
+    </w:p>
+    <w:p>
+      <w:r>
+        <w:rPr>
+          <w:color w:val="555555"/>
+          <w:sz w:val="19"/>
+        </w:rPr>
         <w:t>☐ Pasó          ☐ Falló          Observación: ______________________________________________</w:t>
       </w:r>
     </w:p>
@@ -2672,9 +3479,26 @@
     <w:p>
       <w:r>
         <w:rPr>
+          <w:b/>
+          <w:color w:val="2E7D32"/>
+          <w:sz w:val="19"/>
+        </w:rPr>
+        <w:t xml:space="preserve">Tablas: </w:t>
+      </w:r>
+      <w:r>
+        <w:rPr>
           <w:color w:val="555555"/>
           <w:sz w:val="19"/>
         </w:rPr>
+        <w:t>Caja: Devoluciones · LineasDevolucion · DocumentosElectronicos · SecuenciasEcf · BandejaSalida · Central: NotasCredito</w:t>
+      </w:r>
+    </w:p>
+    <w:p>
+      <w:r>
+        <w:rPr>
+          <w:color w:val="555555"/>
+          <w:sz w:val="19"/>
+        </w:rPr>
         <w:t>☐ Pasó          ☐ Falló          Observación: ______________________________________________</w:t>
       </w:r>
     </w:p>
@@ -2712,9 +3536,26 @@
     <w:p>
       <w:r>
         <w:rPr>
+          <w:b/>
+          <w:color w:val="2E7D32"/>
+          <w:sz w:val="19"/>
+        </w:rPr>
+        <w:t xml:space="preserve">Tablas: </w:t>
+      </w:r>
+      <w:r>
+        <w:rPr>
           <w:color w:val="555555"/>
           <w:sz w:val="19"/>
         </w:rPr>
+        <w:t>Caja: Devoluciones · LineasDevolucion (lee)</w:t>
+      </w:r>
+    </w:p>
+    <w:p>
+      <w:r>
+        <w:rPr>
+          <w:color w:val="555555"/>
+          <w:sz w:val="19"/>
+        </w:rPr>
         <w:t>☐ Pasó          ☐ Falló          Observación: ______________________________________________</w:t>
       </w:r>
     </w:p>
@@ -2752,9 +3593,26 @@
     <w:p>
       <w:r>
         <w:rPr>
+          <w:b/>
+          <w:color w:val="2E7D32"/>
+          <w:sz w:val="19"/>
+        </w:rPr>
+        <w:t xml:space="preserve">Tablas: </w:t>
+      </w:r>
+      <w:r>
+        <w:rPr>
           <w:color w:val="555555"/>
           <w:sz w:val="19"/>
         </w:rPr>
+        <w:t>Caja: Devoluciones · Parametros (lee)</w:t>
+      </w:r>
+    </w:p>
+    <w:p>
+      <w:r>
+        <w:rPr>
+          <w:color w:val="555555"/>
+          <w:sz w:val="19"/>
+        </w:rPr>
         <w:t>☐ Pasó          ☐ Falló          Observación: ______________________________________________</w:t>
       </w:r>
     </w:p>
@@ -2792,9 +3650,26 @@
     <w:p>
       <w:r>
         <w:rPr>
+          <w:b/>
+          <w:color w:val="2E7D32"/>
+          <w:sz w:val="19"/>
+        </w:rPr>
+        <w:t xml:space="preserve">Tablas: </w:t>
+      </w:r>
+      <w:r>
+        <w:rPr>
           <w:color w:val="555555"/>
           <w:sz w:val="19"/>
         </w:rPr>
+        <w:t>Caja: ConsumosNotaCredito · PagosVenta · Central: NotasCredito · ConsumosNotaCredito</w:t>
+      </w:r>
+    </w:p>
+    <w:p>
+      <w:r>
+        <w:rPr>
+          <w:color w:val="555555"/>
+          <w:sz w:val="19"/>
+        </w:rPr>
         <w:t>☐ Pasó          ☐ Falló          Observación: ______________________________________________</w:t>
       </w:r>
     </w:p>
@@ -2832,9 +3707,26 @@
     <w:p>
       <w:r>
         <w:rPr>
+          <w:b/>
+          <w:color w:val="2E7D32"/>
+          <w:sz w:val="19"/>
+        </w:rPr>
+        <w:t xml:space="preserve">Tablas: </w:t>
+      </w:r>
+      <w:r>
+        <w:rPr>
           <w:color w:val="555555"/>
           <w:sz w:val="19"/>
         </w:rPr>
+        <w:t>Caja: Devoluciones · Auditoria</w:t>
+      </w:r>
+    </w:p>
+    <w:p>
+      <w:r>
+        <w:rPr>
+          <w:color w:val="555555"/>
+          <w:sz w:val="19"/>
+        </w:rPr>
         <w:t>☐ Pasó          ☐ Falló          Observación: ______________________________________________</w:t>
       </w:r>
     </w:p>
@@ -2872,9 +3764,26 @@
     <w:p>
       <w:r>
         <w:rPr>
+          <w:b/>
+          <w:color w:val="2E7D32"/>
+          <w:sz w:val="19"/>
+        </w:rPr>
+        <w:t xml:space="preserve">Tablas: </w:t>
+      </w:r>
+      <w:r>
+        <w:rPr>
           <w:color w:val="555555"/>
           <w:sz w:val="19"/>
         </w:rPr>
+        <w:t>Caja: FacturasConsultadas · LineasFacturaConsultada · Central: VentasCentral (lee) · ReservasFactura · LineasReservaFactura</w:t>
+      </w:r>
+    </w:p>
+    <w:p>
+      <w:r>
+        <w:rPr>
+          <w:color w:val="555555"/>
+          <w:sz w:val="19"/>
+        </w:rPr>
         <w:t>☐ Pasó          ☐ Falló          Observación: ______________________________________________</w:t>
       </w:r>
     </w:p>
@@ -2912,9 +3821,26 @@
     <w:p>
       <w:r>
         <w:rPr>
+          <w:b/>
+          <w:color w:val="2E7D32"/>
+          <w:sz w:val="19"/>
+        </w:rPr>
+        <w:t xml:space="preserve">Tablas: </w:t>
+      </w:r>
+      <w:r>
+        <w:rPr>
           <w:color w:val="555555"/>
           <w:sz w:val="19"/>
         </w:rPr>
+        <w:t>Ninguna: sin conexión no se consulta nada, solo se avisa</w:t>
+      </w:r>
+    </w:p>
+    <w:p>
+      <w:r>
+        <w:rPr>
+          <w:color w:val="555555"/>
+          <w:sz w:val="19"/>
+        </w:rPr>
         <w:t>☐ Pasó          ☐ Falló          Observación: ______________________________________________</w:t>
       </w:r>
     </w:p>
@@ -2965,9 +3891,26 @@
     <w:p>
       <w:r>
         <w:rPr>
+          <w:b/>
+          <w:color w:val="2E7D32"/>
+          <w:sz w:val="19"/>
+        </w:rPr>
+        <w:t xml:space="preserve">Tablas: </w:t>
+      </w:r>
+      <w:r>
+        <w:rPr>
           <w:color w:val="555555"/>
           <w:sz w:val="19"/>
         </w:rPr>
+        <w:t>Central: ListasBoda · ArticulosListaBoda · SecuenciasCentral</w:t>
+      </w:r>
+    </w:p>
+    <w:p>
+      <w:r>
+        <w:rPr>
+          <w:color w:val="555555"/>
+          <w:sz w:val="19"/>
+        </w:rPr>
         <w:t>☐ Pasó          ☐ Falló          Observación: ______________________________________________</w:t>
       </w:r>
     </w:p>
@@ -3013,9 +3956,26 @@
     <w:p>
       <w:r>
         <w:rPr>
+          <w:b/>
+          <w:color w:val="2E7D32"/>
+          <w:sz w:val="19"/>
+        </w:rPr>
+        <w:t xml:space="preserve">Tablas: </w:t>
+      </w:r>
+      <w:r>
+        <w:rPr>
           <w:color w:val="555555"/>
           <w:sz w:val="19"/>
         </w:rPr>
+        <w:t>Caja: Ventas (lleva el número de la lista) · BandejaSalida</w:t>
+      </w:r>
+    </w:p>
+    <w:p>
+      <w:r>
+        <w:rPr>
+          <w:color w:val="555555"/>
+          <w:sz w:val="19"/>
+        </w:rPr>
         <w:t>☐ Pasó          ☐ Falló          Observación: ______________________________________________</w:t>
       </w:r>
     </w:p>
@@ -3053,9 +4013,26 @@
     <w:p>
       <w:r>
         <w:rPr>
+          <w:b/>
+          <w:color w:val="2E7D32"/>
+          <w:sz w:val="19"/>
+        </w:rPr>
+        <w:t xml:space="preserve">Tablas: </w:t>
+      </w:r>
+      <w:r>
+        <w:rPr>
           <w:color w:val="555555"/>
           <w:sz w:val="19"/>
         </w:rPr>
+        <w:t>Central: ComprasListaBoda · ArticulosListaBoda</w:t>
+      </w:r>
+    </w:p>
+    <w:p>
+      <w:r>
+        <w:rPr>
+          <w:color w:val="555555"/>
+          <w:sz w:val="19"/>
+        </w:rPr>
         <w:t>☐ Pasó          ☐ Falló          Observación: ______________________________________________</w:t>
       </w:r>
     </w:p>
@@ -3106,9 +4083,26 @@
     <w:p>
       <w:r>
         <w:rPr>
+          <w:b/>
+          <w:color w:val="2E7D32"/>
+          <w:sz w:val="19"/>
+        </w:rPr>
+        <w:t xml:space="preserve">Tablas: </w:t>
+      </w:r>
+      <w:r>
+        <w:rPr>
           <w:color w:val="555555"/>
           <w:sz w:val="19"/>
         </w:rPr>
+        <w:t>Caja: MiembrosFidelidad · BandejaSalida · Central: MiembrosFidelidad</w:t>
+      </w:r>
+    </w:p>
+    <w:p>
+      <w:r>
+        <w:rPr>
+          <w:color w:val="555555"/>
+          <w:sz w:val="19"/>
+        </w:rPr>
         <w:t>☐ Pasó          ☐ Falló          Observación: ______________________________________________</w:t>
       </w:r>
     </w:p>
@@ -3146,9 +4140,26 @@
     <w:p>
       <w:r>
         <w:rPr>
+          <w:b/>
+          <w:color w:val="2E7D32"/>
+          <w:sz w:val="19"/>
+        </w:rPr>
+        <w:t xml:space="preserve">Tablas: </w:t>
+      </w:r>
+      <w:r>
+        <w:rPr>
           <w:color w:val="555555"/>
           <w:sz w:val="19"/>
         </w:rPr>
+        <w:t>Caja: MovimientosPuntos · Central: MovimientosPuntos · SaldosPuntos</w:t>
+      </w:r>
+    </w:p>
+    <w:p>
+      <w:r>
+        <w:rPr>
+          <w:color w:val="555555"/>
+          <w:sz w:val="19"/>
+        </w:rPr>
         <w:t>☐ Pasó          ☐ Falló          Observación: ______________________________________________</w:t>
       </w:r>
     </w:p>
@@ -3186,9 +4197,26 @@
     <w:p>
       <w:r>
         <w:rPr>
+          <w:b/>
+          <w:color w:val="2E7D32"/>
+          <w:sz w:val="19"/>
+        </w:rPr>
+        <w:t xml:space="preserve">Tablas: </w:t>
+      </w:r>
+      <w:r>
+        <w:rPr>
           <w:color w:val="555555"/>
           <w:sz w:val="19"/>
         </w:rPr>
+        <w:t>Caja: MovimientosPuntos · PagosVenta · Central: MovimientosPuntos · SaldosPuntos</w:t>
+      </w:r>
+    </w:p>
+    <w:p>
+      <w:r>
+        <w:rPr>
+          <w:color w:val="555555"/>
+          <w:sz w:val="19"/>
+        </w:rPr>
         <w:t>☐ Pasó          ☐ Falló          Observación: ______________________________________________</w:t>
       </w:r>
     </w:p>
@@ -3247,9 +4275,26 @@
     <w:p>
       <w:r>
         <w:rPr>
+          <w:b/>
+          <w:color w:val="2E7D32"/>
+          <w:sz w:val="19"/>
+        </w:rPr>
+        <w:t xml:space="preserve">Tablas: </w:t>
+      </w:r>
+      <w:r>
+        <w:rPr>
           <w:color w:val="555555"/>
           <w:sz w:val="19"/>
         </w:rPr>
+        <w:t>Caja: DestinosEntregaVenta · LineasDestinoEntrega · PendientesEntrega · LineasPendienteEntrega · Central: PendientesEntrega · LineasPendienteEntrega</w:t>
+      </w:r>
+    </w:p>
+    <w:p>
+      <w:r>
+        <w:rPr>
+          <w:color w:val="555555"/>
+          <w:sz w:val="19"/>
+        </w:rPr>
         <w:t>☐ Pasó          ☐ Falló          Observación: ______________________________________________</w:t>
       </w:r>
     </w:p>
@@ -3287,9 +4332,26 @@
     <w:p>
       <w:r>
         <w:rPr>
+          <w:b/>
+          <w:color w:val="2E7D32"/>
+          <w:sz w:val="19"/>
+        </w:rPr>
+        <w:t xml:space="preserve">Tablas: </w:t>
+      </w:r>
+      <w:r>
+        <w:rPr>
           <w:color w:val="555555"/>
           <w:sz w:val="19"/>
         </w:rPr>
+        <w:t>Central: EntregasPendiente · LineasEntregaPendiente · PendientesEntrega</w:t>
+      </w:r>
+    </w:p>
+    <w:p>
+      <w:r>
+        <w:rPr>
+          <w:color w:val="555555"/>
+          <w:sz w:val="19"/>
+        </w:rPr>
         <w:t>☐ Pasó          ☐ Falló          Observación: ______________________________________________</w:t>
       </w:r>
     </w:p>
@@ -3327,9 +4389,26 @@
     <w:p>
       <w:r>
         <w:rPr>
+          <w:b/>
+          <w:color w:val="2E7D32"/>
+          <w:sz w:val="19"/>
+        </w:rPr>
+        <w:t xml:space="preserve">Tablas: </w:t>
+      </w:r>
+      <w:r>
+        <w:rPr>
           <w:color w:val="555555"/>
           <w:sz w:val="19"/>
         </w:rPr>
+        <w:t>Caja: PendientesEntrega (lee)</w:t>
+      </w:r>
+    </w:p>
+    <w:p>
+      <w:r>
+        <w:rPr>
+          <w:color w:val="555555"/>
+          <w:sz w:val="19"/>
+        </w:rPr>
         <w:t>☐ Pasó          ☐ Falló          Observación: ______________________________________________</w:t>
       </w:r>
     </w:p>
@@ -3388,9 +4467,26 @@
     <w:p>
       <w:r>
         <w:rPr>
+          <w:b/>
+          <w:color w:val="2E7D32"/>
+          <w:sz w:val="19"/>
+        </w:rPr>
+        <w:t xml:space="preserve">Tablas: </w:t>
+      </w:r>
+      <w:r>
+        <w:rPr>
           <w:color w:val="555555"/>
           <w:sz w:val="19"/>
         </w:rPr>
+        <w:t>Caja: MovimientosCaja · AutorizacionesOtorgadas · BandejaSalida · Auditoria</w:t>
+      </w:r>
+    </w:p>
+    <w:p>
+      <w:r>
+        <w:rPr>
+          <w:color w:val="555555"/>
+          <w:sz w:val="19"/>
+        </w:rPr>
         <w:t>☐ Pasó          ☐ Falló          Observación: ______________________________________________</w:t>
       </w:r>
     </w:p>
@@ -3428,9 +4524,26 @@
     <w:p>
       <w:r>
         <w:rPr>
+          <w:b/>
+          <w:color w:val="2E7D32"/>
+          <w:sz w:val="19"/>
+        </w:rPr>
+        <w:t xml:space="preserve">Tablas: </w:t>
+      </w:r>
+      <w:r>
+        <w:rPr>
           <w:color w:val="555555"/>
           <w:sz w:val="19"/>
         </w:rPr>
+        <w:t>Caja: Turnos · MovimientosCaja · Auditoria</w:t>
+      </w:r>
+    </w:p>
+    <w:p>
+      <w:r>
+        <w:rPr>
+          <w:color w:val="555555"/>
+          <w:sz w:val="19"/>
+        </w:rPr>
         <w:t>☐ Pasó          ☐ Falló          Observación: ______________________________________________</w:t>
       </w:r>
     </w:p>
@@ -3468,9 +4581,26 @@
     <w:p>
       <w:r>
         <w:rPr>
+          <w:b/>
+          <w:color w:val="2E7D32"/>
+          <w:sz w:val="19"/>
+        </w:rPr>
+        <w:t xml:space="preserve">Tablas: </w:t>
+      </w:r>
+      <w:r>
+        <w:rPr>
           <w:color w:val="555555"/>
           <w:sz w:val="19"/>
         </w:rPr>
+        <w:t>Caja: Auditoria</w:t>
+      </w:r>
+    </w:p>
+    <w:p>
+      <w:r>
+        <w:rPr>
+          <w:color w:val="555555"/>
+          <w:sz w:val="19"/>
+        </w:rPr>
         <w:t>☐ Pasó          ☐ Falló          Observación: ______________________________________________</w:t>
       </w:r>
     </w:p>
@@ -3508,9 +4638,26 @@
     <w:p>
       <w:r>
         <w:rPr>
+          <w:b/>
+          <w:color w:val="2E7D32"/>
+          <w:sz w:val="19"/>
+        </w:rPr>
+        <w:t xml:space="preserve">Tablas: </w:t>
+      </w:r>
+      <w:r>
+        <w:rPr>
           <w:color w:val="555555"/>
           <w:sz w:val="19"/>
         </w:rPr>
+        <w:t>Caja: LotesTarjetas · LotesTarjetasAprobaciones · OperacionesTerminal (lee) · Auditoria</w:t>
+      </w:r>
+    </w:p>
+    <w:p>
+      <w:r>
+        <w:rPr>
+          <w:color w:val="555555"/>
+          <w:sz w:val="19"/>
+        </w:rPr>
         <w:t>☐ Pasó          ☐ Falló          Observación: ______________________________________________</w:t>
       </w:r>
     </w:p>
@@ -3548,9 +4695,26 @@
     <w:p>
       <w:r>
         <w:rPr>
+          <w:b/>
+          <w:color w:val="2E7D32"/>
+          <w:sz w:val="19"/>
+        </w:rPr>
+        <w:t xml:space="preserve">Tablas: </w:t>
+      </w:r>
+      <w:r>
+        <w:rPr>
           <w:color w:val="555555"/>
           <w:sz w:val="19"/>
         </w:rPr>
+        <w:t>Caja: VentasGuardadas · VentasEnProceso · DocumentosElectronicos (lee)</w:t>
+      </w:r>
+    </w:p>
+    <w:p>
+      <w:r>
+        <w:rPr>
+          <w:color w:val="555555"/>
+          <w:sz w:val="19"/>
+        </w:rPr>
         <w:t>☐ Pasó          ☐ Falló          Observación: ______________________________________________</w:t>
       </w:r>
     </w:p>
@@ -3588,9 +4752,26 @@
     <w:p>
       <w:r>
         <w:rPr>
+          <w:b/>
+          <w:color w:val="2E7D32"/>
+          <w:sz w:val="19"/>
+        </w:rPr>
+        <w:t xml:space="preserve">Tablas: </w:t>
+      </w:r>
+      <w:r>
+        <w:rPr>
           <w:color w:val="555555"/>
           <w:sz w:val="19"/>
         </w:rPr>
+        <w:t>Caja: CierresTurno · CierresTurnoFormasPago · Turnos · BandejaSalida · Central: CierresTurno · CierresFormaPago · CierresTurnoMovimientos · CierresTurnoLote · CierresTurnoLoteAprobaciones</w:t>
+      </w:r>
+    </w:p>
+    <w:p>
+      <w:r>
+        <w:rPr>
+          <w:color w:val="555555"/>
+          <w:sz w:val="19"/>
+        </w:rPr>
         <w:t>☐ Pasó          ☐ Falló          Observación: ______________________________________________</w:t>
       </w:r>
     </w:p>
@@ -3637,9 +4818,26 @@
     <w:p>
       <w:r>
         <w:rPr>
+          <w:b/>
+          <w:color w:val="2E7D32"/>
+          <w:sz w:val="19"/>
+        </w:rPr>
+        <w:t xml:space="preserve">Tablas: </w:t>
+      </w:r>
+      <w:r>
+        <w:rPr>
           <w:color w:val="555555"/>
           <w:sz w:val="19"/>
         </w:rPr>
+        <w:t>Caja: Turnos · Parametros (lee)</w:t>
+      </w:r>
+    </w:p>
+    <w:p>
+      <w:r>
+        <w:rPr>
+          <w:color w:val="555555"/>
+          <w:sz w:val="19"/>
+        </w:rPr>
         <w:t>☐ Pasó          ☐ Falló          Observación: ______________________________________________</w:t>
       </w:r>
     </w:p>
@@ -3698,9 +4896,26 @@
     <w:p>
       <w:r>
         <w:rPr>
+          <w:b/>
+          <w:color w:val="2E7D32"/>
+          <w:sz w:val="19"/>
+        </w:rPr>
+        <w:t xml:space="preserve">Tablas: </w:t>
+      </w:r>
+      <w:r>
+        <w:rPr>
           <w:color w:val="555555"/>
           <w:sz w:val="19"/>
         </w:rPr>
+        <w:t>Central: UsuariosCaja · RolesCajaPermisos (lee) · Auditoria</w:t>
+      </w:r>
+    </w:p>
+    <w:p>
+      <w:r>
+        <w:rPr>
+          <w:color w:val="555555"/>
+          <w:sz w:val="19"/>
+        </w:rPr>
         <w:t>☐ Pasó          ☐ Falló          Observación: ______________________________________________</w:t>
       </w:r>
     </w:p>
@@ -3754,9 +4969,26 @@
     <w:p>
       <w:r>
         <w:rPr>
+          <w:b/>
+          <w:color w:val="2E7D32"/>
+          <w:sz w:val="19"/>
+        </w:rPr>
+        <w:t xml:space="preserve">Tablas: </w:t>
+      </w:r>
+      <w:r>
+        <w:rPr>
           <w:color w:val="555555"/>
           <w:sz w:val="19"/>
         </w:rPr>
+        <w:t>Central: CierresTurno · CierresFormaPago · CierresTurnoDenominaciones · Auditoria</w:t>
+      </w:r>
+    </w:p>
+    <w:p>
+      <w:r>
+        <w:rPr>
+          <w:color w:val="555555"/>
+          <w:sz w:val="19"/>
+        </w:rPr>
         <w:t>☐ Pasó          ☐ Falló          Observación: ______________________________________________</w:t>
       </w:r>
     </w:p>
@@ -3794,9 +5026,26 @@
     <w:p>
       <w:r>
         <w:rPr>
+          <w:b/>
+          <w:color w:val="2E7D32"/>
+          <w:sz w:val="19"/>
+        </w:rPr>
+        <w:t xml:space="preserve">Tablas: </w:t>
+      </w:r>
+      <w:r>
+        <w:rPr>
           <w:color w:val="555555"/>
           <w:sz w:val="19"/>
         </w:rPr>
+        <w:t>Central: CierresTurno (lee)</w:t>
+      </w:r>
+    </w:p>
+    <w:p>
+      <w:r>
+        <w:rPr>
+          <w:color w:val="555555"/>
+          <w:sz w:val="19"/>
+        </w:rPr>
         <w:t>☐ Pasó          ☐ Falló          Observación: ______________________________________________</w:t>
       </w:r>
     </w:p>
@@ -3834,9 +5083,26 @@
     <w:p>
       <w:r>
         <w:rPr>
+          <w:b/>
+          <w:color w:val="2E7D32"/>
+          <w:sz w:val="19"/>
+        </w:rPr>
+        <w:t xml:space="preserve">Tablas: </w:t>
+      </w:r>
+      <w:r>
+        <w:rPr>
           <w:color w:val="555555"/>
           <w:sz w:val="19"/>
         </w:rPr>
+        <w:t>Central: AjustesCierreTurno · CierresFormaPago · CierresTurno · Auditoria</w:t>
+      </w:r>
+    </w:p>
+    <w:p>
+      <w:r>
+        <w:rPr>
+          <w:color w:val="555555"/>
+          <w:sz w:val="19"/>
+        </w:rPr>
         <w:t>☐ Pasó          ☐ Falló          Observación: ______________________________________________</w:t>
       </w:r>
     </w:p>
@@ -3874,9 +5140,26 @@
     <w:p>
       <w:r>
         <w:rPr>
+          <w:b/>
+          <w:color w:val="2E7D32"/>
+          <w:sz w:val="19"/>
+        </w:rPr>
+        <w:t xml:space="preserve">Tablas: </w:t>
+      </w:r>
+      <w:r>
+        <w:rPr>
           <w:color w:val="555555"/>
           <w:sz w:val="19"/>
         </w:rPr>
+        <w:t>Central: CierresTurno · CierresFormaPago · CierresTurnoMovimientos (lee)</w:t>
+      </w:r>
+    </w:p>
+    <w:p>
+      <w:r>
+        <w:rPr>
+          <w:color w:val="555555"/>
+          <w:sz w:val="19"/>
+        </w:rPr>
         <w:t>☐ Pasó          ☐ Falló          Observación: ______________________________________________</w:t>
       </w:r>
     </w:p>
@@ -3914,9 +5197,26 @@
     <w:p>
       <w:r>
         <w:rPr>
+          <w:b/>
+          <w:color w:val="2E7D32"/>
+          <w:sz w:val="19"/>
+        </w:rPr>
+        <w:t xml:space="preserve">Tablas: </w:t>
+      </w:r>
+      <w:r>
+        <w:rPr>
           <w:color w:val="555555"/>
           <w:sz w:val="19"/>
         </w:rPr>
+        <w:t>Central: CierresTurnoDenominaciones · CierresTurnoLote · CierresTurnoLoteAprobaciones (lee)</w:t>
+      </w:r>
+    </w:p>
+    <w:p>
+      <w:r>
+        <w:rPr>
+          <w:color w:val="555555"/>
+          <w:sz w:val="19"/>
+        </w:rPr>
         <w:t>☐ Pasó          ☐ Falló          Observación: ______________________________________________</w:t>
       </w:r>
     </w:p>
@@ -3967,9 +5267,26 @@
     <w:p>
       <w:r>
         <w:rPr>
+          <w:b/>
+          <w:color w:val="2E7D32"/>
+          <w:sz w:val="19"/>
+        </w:rPr>
+        <w:t xml:space="preserve">Tablas: </w:t>
+      </w:r>
+      <w:r>
+        <w:rPr>
           <w:color w:val="555555"/>
           <w:sz w:val="19"/>
         </w:rPr>
+        <w:t>Central: CierresTurno · VentasCentral (lee)</w:t>
+      </w:r>
+    </w:p>
+    <w:p>
+      <w:r>
+        <w:rPr>
+          <w:color w:val="555555"/>
+          <w:sz w:val="19"/>
+        </w:rPr>
         <w:t>☐ Pasó          ☐ Falló          Observación: ______________________________________________</w:t>
       </w:r>
     </w:p>
@@ -4007,9 +5324,26 @@
     <w:p>
       <w:r>
         <w:rPr>
+          <w:b/>
+          <w:color w:val="2E7D32"/>
+          <w:sz w:val="19"/>
+        </w:rPr>
+        <w:t xml:space="preserve">Tablas: </w:t>
+      </w:r>
+      <w:r>
+        <w:rPr>
           <w:color w:val="555555"/>
           <w:sz w:val="19"/>
         </w:rPr>
+        <w:t>Central: CierresSucursal · CierresSucursalFormaPago · DepositosCierreSucursal · SecuenciasCentral</w:t>
+      </w:r>
+    </w:p>
+    <w:p>
+      <w:r>
+        <w:rPr>
+          <w:color w:val="555555"/>
+          <w:sz w:val="19"/>
+        </w:rPr>
         <w:t>☐ Pasó          ☐ Falló          Observación: ______________________________________________</w:t>
       </w:r>
     </w:p>
@@ -4047,9 +5381,26 @@
     <w:p>
       <w:r>
         <w:rPr>
+          <w:b/>
+          <w:color w:val="2E7D32"/>
+          <w:sz w:val="19"/>
+        </w:rPr>
+        <w:t xml:space="preserve">Tablas: </w:t>
+      </w:r>
+      <w:r>
+        <w:rPr>
           <w:color w:val="555555"/>
           <w:sz w:val="19"/>
         </w:rPr>
+        <w:t>Central: CierresTurno · CierresSucursal (lee)</w:t>
+      </w:r>
+    </w:p>
+    <w:p>
+      <w:r>
+        <w:rPr>
+          <w:color w:val="555555"/>
+          <w:sz w:val="19"/>
+        </w:rPr>
         <w:t>☐ Pasó          ☐ Falló          Observación: ______________________________________________</w:t>
       </w:r>
     </w:p>
@@ -4087,9 +5438,26 @@
     <w:p>
       <w:r>
         <w:rPr>
+          <w:b/>
+          <w:color w:val="2E7D32"/>
+          <w:sz w:val="19"/>
+        </w:rPr>
+        <w:t xml:space="preserve">Tablas: </w:t>
+      </w:r>
+      <w:r>
+        <w:rPr>
           <w:color w:val="555555"/>
           <w:sz w:val="19"/>
         </w:rPr>
+        <w:t>Central: VentasCentral · LineasVenta · ImpuestosVenta · PagosVenta · CierresTurno · ComprobantesRecibidos (lee)</w:t>
+      </w:r>
+    </w:p>
+    <w:p>
+      <w:r>
+        <w:rPr>
+          <w:color w:val="555555"/>
+          <w:sz w:val="19"/>
+        </w:rPr>
         <w:t>☐ Pasó          ☐ Falló          Observación: ______________________________________________</w:t>
       </w:r>
     </w:p>
@@ -4140,9 +5508,26 @@
     <w:p>
       <w:r>
         <w:rPr>
+          <w:b/>
+          <w:color w:val="2E7D32"/>
+          <w:sz w:val="19"/>
+        </w:rPr>
+        <w:t xml:space="preserve">Tablas: </w:t>
+      </w:r>
+      <w:r>
+        <w:rPr>
           <w:color w:val="555555"/>
           <w:sz w:val="19"/>
         </w:rPr>
+        <w:t>Caja: Ventas · LineasVenta · BandejaSalida (los mensajes se acumulan)</w:t>
+      </w:r>
+    </w:p>
+    <w:p>
+      <w:r>
+        <w:rPr>
+          <w:color w:val="555555"/>
+          <w:sz w:val="19"/>
+        </w:rPr>
         <w:t>☐ Pasó          ☐ Falló          Observación: ______________________________________________</w:t>
       </w:r>
     </w:p>
@@ -4180,9 +5565,26 @@
     <w:p>
       <w:r>
         <w:rPr>
+          <w:b/>
+          <w:color w:val="2E7D32"/>
+          <w:sz w:val="19"/>
+        </w:rPr>
+        <w:t xml:space="preserve">Tablas: </w:t>
+      </w:r>
+      <w:r>
+        <w:rPr>
           <w:color w:val="555555"/>
           <w:sz w:val="19"/>
         </w:rPr>
+        <w:t>Caja: BandejaSalida · MarcasSincronizacion · Central: DocumentosRecibidos · VentasCentral · EstadosSincronizacionCaja</w:t>
+      </w:r>
+    </w:p>
+    <w:p>
+      <w:r>
+        <w:rPr>
+          <w:color w:val="555555"/>
+          <w:sz w:val="19"/>
+        </w:rPr>
         <w:t>☐ Pasó          ☐ Falló          Observación: ______________________________________________</w:t>
       </w:r>
     </w:p>
@@ -4220,9 +5622,26 @@
     <w:p>
       <w:r>
         <w:rPr>
+          <w:b/>
+          <w:color w:val="2E7D32"/>
+          <w:sz w:val="19"/>
+        </w:rPr>
+        <w:t xml:space="preserve">Tablas: </w:t>
+      </w:r>
+      <w:r>
+        <w:rPr>
           <w:color w:val="555555"/>
           <w:sz w:val="19"/>
         </w:rPr>
+        <w:t>Central: EstadosSincronizacionCaja · ConflictosSincronizacion · DocumentosRecibidos (lee)</w:t>
+      </w:r>
+    </w:p>
+    <w:p>
+      <w:r>
+        <w:rPr>
+          <w:color w:val="555555"/>
+          <w:sz w:val="19"/>
+        </w:rPr>
         <w:t>☐ Pasó          ☐ Falló          Observación: ______________________________________________</w:t>
       </w:r>
     </w:p>
@@ -4260,9 +5679,26 @@
     <w:p>
       <w:r>
         <w:rPr>
+          <w:b/>
+          <w:color w:val="2E7D32"/>
+          <w:sz w:val="19"/>
+        </w:rPr>
+        <w:t xml:space="preserve">Tablas: </w:t>
+      </w:r>
+      <w:r>
+        <w:rPr>
           <w:color w:val="555555"/>
           <w:sz w:val="19"/>
         </w:rPr>
+        <w:t>Caja: CierresTurno · BandejaSalida</w:t>
+      </w:r>
+    </w:p>
+    <w:p>
+      <w:r>
+        <w:rPr>
+          <w:color w:val="555555"/>
+          <w:sz w:val="19"/>
+        </w:rPr>
         <w:t>☐ Pasó          ☐ Falló          Observación: ______________________________________________</w:t>
       </w:r>
     </w:p>
@@ -4313,9 +5749,26 @@
     <w:p>
       <w:r>
         <w:rPr>
+          <w:b/>
+          <w:color w:val="2E7D32"/>
+          <w:sz w:val="19"/>
+        </w:rPr>
+        <w:t xml:space="preserve">Tablas: </w:t>
+      </w:r>
+      <w:r>
+        <w:rPr>
           <w:color w:val="555555"/>
           <w:sz w:val="19"/>
         </w:rPr>
+        <w:t>Caja: Usuarios · Roles · RolesPermisos (lee)</w:t>
+      </w:r>
+    </w:p>
+    <w:p>
+      <w:r>
+        <w:rPr>
+          <w:color w:val="555555"/>
+          <w:sz w:val="19"/>
+        </w:rPr>
         <w:t>☐ Pasó          ☐ Falló          Observación: ______________________________________________</w:t>
       </w:r>
     </w:p>
@@ -4361,9 +5814,26 @@
     <w:p>
       <w:r>
         <w:rPr>
+          <w:b/>
+          <w:color w:val="2E7D32"/>
+          <w:sz w:val="19"/>
+        </w:rPr>
+        <w:t xml:space="preserve">Tablas: </w:t>
+      </w:r>
+      <w:r>
+        <w:rPr>
           <w:color w:val="555555"/>
           <w:sz w:val="19"/>
         </w:rPr>
+        <w:t>Caja: Roles · RolesPermisos (lee)</w:t>
+      </w:r>
+    </w:p>
+    <w:p>
+      <w:r>
+        <w:rPr>
+          <w:color w:val="555555"/>
+          <w:sz w:val="19"/>
+        </w:rPr>
         <w:t>☐ Pasó          ☐ Falló          Observación: ______________________________________________</w:t>
       </w:r>
     </w:p>
@@ -4396,6 +5866,23 @@
           <w:color w:val="555555"/>
         </w:rPr>
         <w:t>Están los ingresos, las autorizaciones del supervisor con su motivo, las eliminaciones de línea, los descuentos, los retiros, los cierres y los cuadres, cada uno con quién lo hizo.</w:t>
+      </w:r>
+    </w:p>
+    <w:p>
+      <w:r>
+        <w:rPr>
+          <w:b/>
+          <w:color w:val="2E7D32"/>
+          <w:sz w:val="19"/>
+        </w:rPr>
+        <w:t xml:space="preserve">Tablas: </w:t>
+      </w:r>
+      <w:r>
+        <w:rPr>
+          <w:color w:val="555555"/>
+          <w:sz w:val="19"/>
+        </w:rPr>
+        <w:t>Central: Auditoria · Caja: Auditoria</w:t>
       </w:r>
     </w:p>
     <w:p>
@@ -4586,6 +6073,38 @@
           <w:color w:val="2E7D32"/>
         </w:rPr>
         <w:t>Si una prueba falla, siga con las demás del bloque cuando pueda: un fallo suelto se arregla más rápido que un bloque entero sin probar.</w:t>
+      </w:r>
+    </w:p>
+    <w:p>
+      <w:pPr>
+        <w:pStyle w:val="Heading2"/>
+      </w:pPr>
+      <w:r>
+        <w:t>Mirar la base de datos</w:t>
+      </w:r>
+    </w:p>
+    <w:p>
+      <w:r>
+        <w:t>Cada prueba dice qué tablas toca. Para verlas, la base del Central es CgPosCentral y la de cada caja, CgPosCaja en su propio equipo. Lo más cómodo es ordenar por la fecha y mirar lo último:</w:t>
+      </w:r>
+    </w:p>
+    <w:p>
+      <w:r>
+        <w:t xml:space="preserve">    SELECT TOP 20 * FROM Ventas ORDER BY Id DESC;</w:t>
+      </w:r>
+    </w:p>
+    <w:p>
+      <w:r>
+        <w:t xml:space="preserve">    SELECT TOP 20 * FROM Auditoria ORDER BY Id DESC;</w:t>
+      </w:r>
+    </w:p>
+    <w:p>
+      <w:r>
+        <w:rPr>
+          <w:i/>
+          <w:color w:val="2E7D32"/>
+        </w:rPr>
+        <w:t>Mire, no toque. Corregir a mano en la base deja el sistema diciendo una cosa y la base otra, y a partir de ahí las pruebas que siguen ya no prueban nada.</w:t>
       </w:r>
     </w:p>
     <w:sectPr>

--- a/scripts/manual/Guia de pruebas CG-POS.docx
+++ b/scripts/manual/Guia de pruebas CG-POS.docx
@@ -2984,7 +2984,7 @@
         <w:pStyle w:val="Heading3"/>
       </w:pPr>
       <w:r>
-        <w:t>I3 · Tarjeta rechazada y aprobación manual</w:t>
+        <w:t>I3 · Tarjeta con el terminal conectado, rechazo y contingencia</w:t>
       </w:r>
     </w:p>
     <w:p>
@@ -2992,6 +2992,14 @@
         <w:pStyle w:val="ListNumber"/>
       </w:pPr>
       <w:r>
+        <w:t>Cobre una venta con tarjeta: la caja le manda el monto al terminal y el cliente paga ahí.</w:t>
+      </w:r>
+    </w:p>
+    <w:p>
+      <w:pPr>
+        <w:pStyle w:val="ListNumber"/>
+      </w:pPr>
+      <w:r>
         <w:t>Haga que el terminal rechace un cobro (o simúlelo) y observe qué pasa.</w:t>
       </w:r>
     </w:p>
@@ -3000,7 +3008,7 @@
         <w:pStyle w:val="ListNumber"/>
       </w:pPr>
       <w:r>
-        <w:t>Si la pasarela no responde, use la aprobación manual con el permiso correspondiente.</w:t>
+        <w:t>Desconecte el terminal de la red y pruebe otra vez: use la aprobación manual con el permiso correspondiente.</w:t>
       </w:r>
     </w:p>
     <w:p>
@@ -3015,7 +3023,7 @@
         <w:rPr>
           <w:color w:val="555555"/>
         </w:rPr>
-        <w:t>El rechazo no cobra la venta ni la daña: se puede reintentar. La aprobación manual queda marcada para conciliarla después contra el lote.</w:t>
+        <w:t>Con el terminal conectado, la aprobación llega sola y nadie digita nada. El rechazo no cobra la venta ni la daña: se puede reintentar. Si el terminal no responde, la aprobación manual pide autorización de supervisor y queda marcada para conciliarla después contra el lote.</w:t>
       </w:r>
     </w:p>
     <w:p>
@@ -3033,6 +3041,153 @@
           <w:sz w:val="19"/>
         </w:rPr>
         <w:t>Caja: OperacionesTerminal · PagosVenta · Auditoria</w:t>
+      </w:r>
+    </w:p>
+    <w:p>
+      <w:r>
+        <w:rPr>
+          <w:color w:val="555555"/>
+          <w:sz w:val="19"/>
+        </w:rPr>
+        <w:t>☐ Pasó          ☐ Falló          Observación: ______________________________________________</w:t>
+      </w:r>
+    </w:p>
+    <w:p>
+      <w:pPr>
+        <w:pStyle w:val="Heading3"/>
+      </w:pPr>
+      <w:r>
+        <w:t>I3b · Caja sin terminal conectado (se cobra en un equipo aparte)</w:t>
+      </w:r>
+    </w:p>
+    <w:p>
+      <w:pPr>
+        <w:pStyle w:val="ListNumber"/>
+      </w:pPr>
+      <w:r>
+        <w:t>En la configuración de la caja, ponga el terminal en «Ninguno» y reinicie el servicio.</w:t>
+      </w:r>
+    </w:p>
+    <w:p>
+      <w:pPr>
+        <w:pStyle w:val="ListNumber"/>
+      </w:pPr>
+      <w:r>
+        <w:t>Cobre una venta con tarjeta: cobre en el verifone aparte y digite el número de aprobación de su volante y los últimos cuatro dígitos.</w:t>
+      </w:r>
+    </w:p>
+    <w:p>
+      <w:pPr>
+        <w:pStyle w:val="ListNumber"/>
+      </w:pPr>
+      <w:r>
+        <w:t>Intente también cobrar con tarjeta sin escribir el número de aprobación.</w:t>
+      </w:r>
+    </w:p>
+    <w:p>
+      <w:r>
+        <w:rPr>
+          <w:b/>
+          <w:color w:val="1B4D3E"/>
+        </w:rPr>
+        <w:t xml:space="preserve">Debe pasar: </w:t>
+      </w:r>
+      <w:r>
+        <w:rPr>
+          <w:color w:val="555555"/>
+        </w:rPr>
+        <w:t>La pantalla no ofrece «Pasar tarjeta» sino el número de aprobación, y no pide autorización de supervisor: en esa caja es la forma normal de cobrar. Sin el número no deja cobrar, porque después no habría con qué cuadrar el turno contra los volantes.</w:t>
+      </w:r>
+    </w:p>
+    <w:p>
+      <w:r>
+        <w:rPr>
+          <w:b/>
+          <w:color w:val="2E7D32"/>
+          <w:sz w:val="19"/>
+        </w:rPr>
+        <w:t xml:space="preserve">Tablas: </w:t>
+      </w:r>
+      <w:r>
+        <w:rPr>
+          <w:color w:val="555555"/>
+          <w:sz w:val="19"/>
+        </w:rPr>
+        <w:t>Caja: Ventas · LineasVenta · PagosVenta (con la aprobación digitada) · Auditoria</w:t>
+      </w:r>
+    </w:p>
+    <w:p>
+      <w:r>
+        <w:rPr>
+          <w:color w:val="555555"/>
+          <w:sz w:val="19"/>
+        </w:rPr>
+        <w:t>☐ Pasó          ☐ Falló          Observación: ______________________________________________</w:t>
+      </w:r>
+    </w:p>
+    <w:p>
+      <w:r>
+        <w:rPr>
+          <w:i/>
+          <w:color w:val="2E7D32"/>
+        </w:rPr>
+        <w:t>Deje el terminal como estaba antes de seguir. Este modo es para las tiendas que cobran con un equipo inalámbrico que no habla con la caja; en «Simulado» el sistema aprueba solo, y eso en una tienda registraría cobros que no ocurrieron.</w:t>
+      </w:r>
+    </w:p>
+    <w:p>
+      <w:pPr>
+        <w:pStyle w:val="Heading3"/>
+      </w:pPr>
+      <w:r>
+        <w:t>I3c · Un terminal mal configurado se nota</w:t>
+      </w:r>
+    </w:p>
+    <w:p>
+      <w:pPr>
+        <w:pStyle w:val="ListNumber"/>
+      </w:pPr>
+      <w:r>
+        <w:t>Escriba un modelo de terminal que no exista (por ejemplo «Azul») y reinicie el servicio.</w:t>
+      </w:r>
+    </w:p>
+    <w:p>
+      <w:pPr>
+        <w:pStyle w:val="ListNumber"/>
+      </w:pPr>
+      <w:r>
+        <w:t>Revise el registro del Agente y la dirección /salud.</w:t>
+      </w:r>
+    </w:p>
+    <w:p>
+      <w:r>
+        <w:rPr>
+          <w:b/>
+          <w:color w:val="1B4D3E"/>
+        </w:rPr>
+        <w:t xml:space="preserve">Debe pasar: </w:t>
+      </w:r>
+      <w:r>
+        <w:rPr>
+          <w:color w:val="555555"/>
+        </w:rPr>
+        <w:t>El log avisa que ese modelo no está implementado y dice cuáles hay. En /salud, la sección Periféricos muestra con qué quedó configurada la caja: impresora, balanza y terminal, y cuáles están simulados.</w:t>
+      </w:r>
+    </w:p>
+    <w:p>
+      <w:r>
+        <w:rPr>
+          <w:b/>
+          <w:color w:val="2E7D32"/>
+          <w:sz w:val="19"/>
+        </w:rPr>
+        <w:t xml:space="preserve">Tablas: </w:t>
+      </w:r>
+      <w:r>
+        <w:rPr>
+          <w:color w:val="555555"/>
+          <w:sz w:val="19"/>
+        </w:rPr>
+        <w:t>Ninguna: es configuración del equipo, no datos</w:t>
       </w:r>
     </w:p>
     <w:p>

--- a/scripts/manual/Guia de pruebas CG-POS.docx
+++ b/scripts/manual/Guia de pruebas CG-POS.docx
@@ -6,7 +6,6 @@
       <w:pPr>
         <w:jc w:val="center"/>
         <w:rPr>
-          <w:rFonts w:hint="eastAsia"/>
           <w:lang w:val="es-DO"/>
         </w:rPr>
       </w:pPr>
@@ -56,15 +55,13 @@
     <w:p>
       <w:pPr>
         <w:rPr>
-          <w:rFonts w:hint="eastAsia"/>
-          <w:lang w:val="es-DO"/>
-        </w:rPr>
-      </w:pPr>
-    </w:p>
-    <w:p>
-      <w:pPr>
-        <w:rPr>
-          <w:rFonts w:hint="eastAsia"/>
+          <w:lang w:val="es-DO"/>
+        </w:rPr>
+      </w:pPr>
+    </w:p>
+    <w:p>
+      <w:pPr>
+        <w:rPr>
           <w:lang w:val="es-DO"/>
         </w:rPr>
       </w:pPr>
@@ -87,7 +84,6 @@
       <w:pPr>
         <w:pStyle w:val="Listaconvietas"/>
         <w:rPr>
-          <w:rFonts w:hint="eastAsia"/>
           <w:lang w:val="es-DO"/>
         </w:rPr>
       </w:pPr>
@@ -102,7 +98,6 @@
       <w:pPr>
         <w:pStyle w:val="Listaconvietas"/>
         <w:rPr>
-          <w:rFonts w:hint="eastAsia"/>
           <w:lang w:val="es-DO"/>
         </w:rPr>
       </w:pPr>
@@ -116,9 +111,6 @@
     <w:p>
       <w:pPr>
         <w:pStyle w:val="Listaconvietas"/>
-        <w:rPr>
-          <w:rFonts w:hint="eastAsia"/>
-        </w:rPr>
       </w:pPr>
       <w:r>
         <w:rPr>
@@ -134,7 +126,6 @@
       <w:pPr>
         <w:pStyle w:val="Listaconvietas"/>
         <w:rPr>
-          <w:rFonts w:hint="eastAsia"/>
           <w:lang w:val="es-DO"/>
         </w:rPr>
       </w:pPr>
@@ -149,7 +140,6 @@
       <w:pPr>
         <w:pStyle w:val="Listaconvietas"/>
         <w:rPr>
-          <w:rFonts w:hint="eastAsia"/>
           <w:lang w:val="es-DO"/>
         </w:rPr>
       </w:pPr>
@@ -163,7 +153,6 @@
     <w:p>
       <w:pPr>
         <w:rPr>
-          <w:rFonts w:hint="eastAsia"/>
           <w:lang w:val="es-DO"/>
         </w:rPr>
       </w:pPr>
@@ -206,11 +195,6 @@
             <w:tcW w:w="3685" w:type="dxa"/>
           </w:tcPr>
           <w:p>
-            <w:pPr>
-              <w:rPr>
-                <w:rFonts w:hint="eastAsia"/>
-              </w:rPr>
-            </w:pPr>
             <w:r>
               <w:rPr>
                 <w:b/>
@@ -225,11 +209,6 @@
             <w:tcW w:w="5953" w:type="dxa"/>
           </w:tcPr>
           <w:p>
-            <w:pPr>
-              <w:rPr>
-                <w:rFonts w:hint="eastAsia"/>
-              </w:rPr>
-            </w:pPr>
             <w:r>
               <w:rPr>
                 <w:b/>
@@ -248,7 +227,6 @@
           <w:p>
             <w:pPr>
               <w:rPr>
-                <w:rFonts w:hint="eastAsia"/>
                 <w:lang w:val="es-DO"/>
               </w:rPr>
             </w:pPr>
@@ -267,7 +245,6 @@
           <w:p>
             <w:pPr>
               <w:rPr>
-                <w:rFonts w:hint="eastAsia"/>
                 <w:lang w:val="es-DO"/>
               </w:rPr>
             </w:pPr>
@@ -288,7 +265,6 @@
           <w:p>
             <w:pPr>
               <w:rPr>
-                <w:rFonts w:hint="eastAsia"/>
                 <w:lang w:val="es-DO"/>
               </w:rPr>
             </w:pPr>
@@ -307,7 +283,6 @@
           <w:p>
             <w:pPr>
               <w:rPr>
-                <w:rFonts w:hint="eastAsia"/>
                 <w:lang w:val="es-DO"/>
               </w:rPr>
             </w:pPr>
@@ -328,7 +303,6 @@
           <w:p>
             <w:pPr>
               <w:rPr>
-                <w:rFonts w:hint="eastAsia"/>
                 <w:lang w:val="es-DO"/>
               </w:rPr>
             </w:pPr>
@@ -347,7 +321,6 @@
           <w:p>
             <w:pPr>
               <w:rPr>
-                <w:rFonts w:hint="eastAsia"/>
                 <w:lang w:val="es-DO"/>
               </w:rPr>
             </w:pPr>
@@ -368,7 +341,6 @@
           <w:p>
             <w:pPr>
               <w:rPr>
-                <w:rFonts w:hint="eastAsia"/>
                 <w:lang w:val="es-DO"/>
               </w:rPr>
             </w:pPr>
@@ -387,7 +359,6 @@
           <w:p>
             <w:pPr>
               <w:rPr>
-                <w:rFonts w:hint="eastAsia"/>
                 <w:lang w:val="es-DO"/>
               </w:rPr>
             </w:pPr>
@@ -406,11 +377,6 @@
             <w:tcW w:w="3685" w:type="dxa"/>
           </w:tcPr>
           <w:p>
-            <w:pPr>
-              <w:rPr>
-                <w:rFonts w:hint="eastAsia"/>
-              </w:rPr>
-            </w:pPr>
             <w:r>
               <w:t>Un segundo monitor (opcional)</w:t>
             </w:r>
@@ -423,7 +389,6 @@
           <w:p>
             <w:pPr>
               <w:rPr>
-                <w:rFonts w:hint="eastAsia"/>
                 <w:lang w:val="es-DO"/>
               </w:rPr>
             </w:pPr>
@@ -444,7 +409,6 @@
           <w:p>
             <w:pPr>
               <w:rPr>
-                <w:rFonts w:hint="eastAsia"/>
                 <w:lang w:val="es-DO"/>
               </w:rPr>
             </w:pPr>
@@ -463,7 +427,6 @@
           <w:p>
             <w:pPr>
               <w:rPr>
-                <w:rFonts w:hint="eastAsia"/>
                 <w:lang w:val="es-DO"/>
               </w:rPr>
             </w:pPr>
@@ -480,15 +443,13 @@
     <w:p>
       <w:pPr>
         <w:rPr>
-          <w:rFonts w:hint="eastAsia"/>
-          <w:lang w:val="es-DO"/>
-        </w:rPr>
-      </w:pPr>
-    </w:p>
-    <w:p>
-      <w:pPr>
-        <w:rPr>
-          <w:rFonts w:hint="eastAsia"/>
+          <w:lang w:val="es-DO"/>
+        </w:rPr>
+      </w:pPr>
+    </w:p>
+    <w:p>
+      <w:pPr>
+        <w:rPr>
           <w:lang w:val="es-DO"/>
         </w:rPr>
       </w:pPr>
@@ -517,7 +478,6 @@
     <w:p>
       <w:pPr>
         <w:rPr>
-          <w:rFonts w:hint="eastAsia"/>
           <w:lang w:val="es-DO"/>
         </w:rPr>
       </w:pPr>
@@ -546,7 +506,6 @@
       <w:pPr>
         <w:pStyle w:val="Listaconnmeros"/>
         <w:rPr>
-          <w:rFonts w:hint="eastAsia"/>
           <w:lang w:val="es-DO"/>
         </w:rPr>
       </w:pPr>
@@ -561,7 +520,6 @@
       <w:pPr>
         <w:pStyle w:val="Listaconnmeros"/>
         <w:rPr>
-          <w:rFonts w:hint="eastAsia"/>
           <w:lang w:val="es-DO"/>
         </w:rPr>
       </w:pPr>
@@ -575,7 +533,6 @@
     <w:p>
       <w:pPr>
         <w:rPr>
-          <w:rFonts w:hint="eastAsia"/>
           <w:lang w:val="es-DO"/>
         </w:rPr>
       </w:pPr>
@@ -598,7 +555,6 @@
     <w:p>
       <w:pPr>
         <w:rPr>
-          <w:rFonts w:hint="eastAsia"/>
           <w:lang w:val="es-DO"/>
         </w:rPr>
       </w:pPr>
@@ -623,7 +579,6 @@
     <w:p>
       <w:pPr>
         <w:rPr>
-          <w:rFonts w:hint="eastAsia"/>
           <w:lang w:val="es-DO"/>
         </w:rPr>
       </w:pPr>
@@ -657,7 +612,6 @@
       <w:pPr>
         <w:pStyle w:val="Listaconnmeros"/>
         <w:rPr>
-          <w:rFonts w:hint="eastAsia"/>
           <w:lang w:val="es-DO"/>
         </w:rPr>
       </w:pPr>
@@ -671,7 +625,6 @@
     <w:p>
       <w:pPr>
         <w:rPr>
-          <w:rFonts w:hint="eastAsia"/>
           <w:lang w:val="es-DO"/>
         </w:rPr>
       </w:pPr>
@@ -694,7 +647,6 @@
     <w:p>
       <w:pPr>
         <w:rPr>
-          <w:rFonts w:hint="eastAsia"/>
           <w:lang w:val="es-DO"/>
         </w:rPr>
       </w:pPr>
@@ -719,7 +671,6 @@
     <w:p>
       <w:pPr>
         <w:rPr>
-          <w:rFonts w:hint="eastAsia"/>
           <w:lang w:val="es-DO"/>
         </w:rPr>
       </w:pPr>
@@ -753,7 +704,6 @@
       <w:pPr>
         <w:pStyle w:val="Listaconnmeros"/>
         <w:rPr>
-          <w:rFonts w:hint="eastAsia"/>
           <w:lang w:val="es-DO"/>
         </w:rPr>
       </w:pPr>
@@ -768,7 +718,6 @@
       <w:pPr>
         <w:pStyle w:val="Listaconnmeros"/>
         <w:rPr>
-          <w:rFonts w:hint="eastAsia"/>
           <w:lang w:val="es-DO"/>
         </w:rPr>
       </w:pPr>
@@ -783,7 +732,6 @@
       <w:pPr>
         <w:pStyle w:val="Listaconnmeros"/>
         <w:rPr>
-          <w:rFonts w:hint="eastAsia"/>
           <w:lang w:val="es-DO"/>
         </w:rPr>
       </w:pPr>
@@ -797,7 +745,6 @@
     <w:p>
       <w:pPr>
         <w:rPr>
-          <w:rFonts w:hint="eastAsia"/>
           <w:lang w:val="es-DO"/>
         </w:rPr>
       </w:pPr>
@@ -820,7 +767,6 @@
     <w:p>
       <w:pPr>
         <w:rPr>
-          <w:rFonts w:hint="eastAsia"/>
           <w:lang w:val="es-DO"/>
         </w:rPr>
       </w:pPr>
@@ -845,7 +791,6 @@
     <w:p>
       <w:pPr>
         <w:rPr>
-          <w:rFonts w:hint="eastAsia"/>
           <w:lang w:val="es-DO"/>
         </w:rPr>
       </w:pPr>
@@ -885,7 +830,6 @@
       <w:pPr>
         <w:pStyle w:val="Listaconnmeros"/>
         <w:rPr>
-          <w:rFonts w:hint="eastAsia"/>
           <w:lang w:val="es-DO"/>
         </w:rPr>
       </w:pPr>
@@ -899,7 +843,6 @@
     <w:p>
       <w:pPr>
         <w:rPr>
-          <w:rFonts w:hint="eastAsia"/>
           <w:lang w:val="es-DO"/>
         </w:rPr>
       </w:pPr>
@@ -922,7 +865,6 @@
     <w:p>
       <w:pPr>
         <w:rPr>
-          <w:rFonts w:hint="eastAsia"/>
           <w:lang w:val="es-DO"/>
         </w:rPr>
       </w:pPr>
@@ -947,7 +889,6 @@
     <w:p>
       <w:pPr>
         <w:rPr>
-          <w:rFonts w:hint="eastAsia"/>
           <w:lang w:val="es-DO"/>
         </w:rPr>
       </w:pPr>
@@ -981,7 +922,6 @@
       <w:pPr>
         <w:pStyle w:val="Listaconnmeros"/>
         <w:rPr>
-          <w:rFonts w:hint="eastAsia"/>
           <w:lang w:val="es-DO"/>
         </w:rPr>
       </w:pPr>
@@ -1002,7 +942,6 @@
     <w:p>
       <w:pPr>
         <w:rPr>
-          <w:rFonts w:hint="eastAsia"/>
           <w:lang w:val="es-DO"/>
         </w:rPr>
       </w:pPr>
@@ -1025,7 +964,6 @@
     <w:p>
       <w:pPr>
         <w:rPr>
-          <w:rFonts w:hint="eastAsia"/>
           <w:lang w:val="es-DO"/>
         </w:rPr>
       </w:pPr>
@@ -1050,7 +988,6 @@
     <w:p>
       <w:pPr>
         <w:rPr>
-          <w:rFonts w:hint="eastAsia"/>
           <w:lang w:val="es-DO"/>
         </w:rPr>
       </w:pPr>
@@ -1075,7 +1012,6 @@
     <w:p>
       <w:pPr>
         <w:rPr>
-          <w:rFonts w:hint="eastAsia"/>
           <w:lang w:val="es-DO"/>
         </w:rPr>
       </w:pPr>
@@ -1100,7 +1036,6 @@
       <w:pPr>
         <w:pStyle w:val="Listaconnmeros"/>
         <w:rPr>
-          <w:rFonts w:hint="eastAsia"/>
           <w:lang w:val="es-DO"/>
         </w:rPr>
       </w:pPr>
@@ -1127,11 +1062,6 @@
             <w:tcW w:w="2835" w:type="dxa"/>
           </w:tcPr>
           <w:p>
-            <w:pPr>
-              <w:rPr>
-                <w:rFonts w:hint="eastAsia"/>
-              </w:rPr>
-            </w:pPr>
             <w:r>
               <w:rPr>
                 <w:b/>
@@ -1146,11 +1076,6 @@
             <w:tcW w:w="6803" w:type="dxa"/>
           </w:tcPr>
           <w:p>
-            <w:pPr>
-              <w:rPr>
-                <w:rFonts w:hint="eastAsia"/>
-              </w:rPr>
-            </w:pPr>
             <w:r>
               <w:rPr>
                 <w:b/>
@@ -1167,11 +1092,6 @@
             <w:tcW w:w="2835" w:type="dxa"/>
           </w:tcPr>
           <w:p>
-            <w:pPr>
-              <w:rPr>
-                <w:rFonts w:hint="eastAsia"/>
-              </w:rPr>
-            </w:pPr>
             <w:r>
               <w:t>Artículo normal</w:t>
             </w:r>
@@ -1184,7 +1104,6 @@
           <w:p>
             <w:pPr>
               <w:rPr>
-                <w:rFonts w:hint="eastAsia"/>
                 <w:lang w:val="es-DO"/>
               </w:rPr>
             </w:pPr>
@@ -1203,11 +1122,6 @@
             <w:tcW w:w="2835" w:type="dxa"/>
           </w:tcPr>
           <w:p>
-            <w:pPr>
-              <w:rPr>
-                <w:rFonts w:hint="eastAsia"/>
-              </w:rPr>
-            </w:pPr>
             <w:r>
               <w:t>Artículo pesado</w:t>
             </w:r>
@@ -1220,7 +1134,6 @@
           <w:p>
             <w:pPr>
               <w:rPr>
-                <w:rFonts w:hint="eastAsia"/>
                 <w:lang w:val="es-DO"/>
               </w:rPr>
             </w:pPr>
@@ -1239,11 +1152,6 @@
             <w:tcW w:w="2835" w:type="dxa"/>
           </w:tcPr>
           <w:p>
-            <w:pPr>
-              <w:rPr>
-                <w:rFonts w:hint="eastAsia"/>
-              </w:rPr>
-            </w:pPr>
             <w:r>
               <w:t>Artículo serializado</w:t>
             </w:r>
@@ -1256,7 +1164,6 @@
           <w:p>
             <w:pPr>
               <w:rPr>
-                <w:rFonts w:hint="eastAsia"/>
                 <w:lang w:val="es-DO"/>
               </w:rPr>
             </w:pPr>
@@ -1275,11 +1182,6 @@
             <w:tcW w:w="2835" w:type="dxa"/>
           </w:tcPr>
           <w:p>
-            <w:pPr>
-              <w:rPr>
-                <w:rFonts w:hint="eastAsia"/>
-              </w:rPr>
-            </w:pPr>
             <w:r>
               <w:t>Combo</w:t>
             </w:r>
@@ -1292,7 +1194,6 @@
           <w:p>
             <w:pPr>
               <w:rPr>
-                <w:rFonts w:hint="eastAsia"/>
                 <w:lang w:val="es-DO"/>
               </w:rPr>
             </w:pPr>
@@ -1313,7 +1214,6 @@
           <w:p>
             <w:pPr>
               <w:rPr>
-                <w:rFonts w:hint="eastAsia"/>
                 <w:lang w:val="es-DO"/>
               </w:rPr>
             </w:pPr>
@@ -1332,7 +1232,6 @@
           <w:p>
             <w:pPr>
               <w:rPr>
-                <w:rFonts w:hint="eastAsia"/>
                 <w:lang w:val="es-DO"/>
               </w:rPr>
             </w:pPr>
@@ -1349,15 +1248,13 @@
     <w:p>
       <w:pPr>
         <w:rPr>
-          <w:rFonts w:hint="eastAsia"/>
-          <w:lang w:val="es-DO"/>
-        </w:rPr>
-      </w:pPr>
-    </w:p>
-    <w:p>
-      <w:pPr>
-        <w:rPr>
-          <w:rFonts w:hint="eastAsia"/>
+          <w:lang w:val="es-DO"/>
+        </w:rPr>
+      </w:pPr>
+    </w:p>
+    <w:p>
+      <w:pPr>
+        <w:rPr>
           <w:lang w:val="es-DO"/>
         </w:rPr>
       </w:pPr>
@@ -1380,7 +1277,6 @@
     <w:p>
       <w:pPr>
         <w:rPr>
-          <w:rFonts w:hint="eastAsia"/>
           <w:lang w:val="es-DO"/>
         </w:rPr>
       </w:pPr>
@@ -1405,17 +1301,25 @@
     <w:p>
       <w:pPr>
         <w:rPr>
-          <w:rFonts w:hint="eastAsia"/>
-          <w:lang w:val="es-DO"/>
-        </w:rPr>
-      </w:pPr>
-      <w:r>
-        <w:rPr>
-          <w:color w:val="555555"/>
-          <w:sz w:val="19"/>
-          <w:lang w:val="es-DO"/>
-        </w:rPr>
-        <w:t>☐ Pasó          ☐ Falló          Observación: ______________________________________________</w:t>
+          <w:lang w:val="es-DO"/>
+        </w:rPr>
+      </w:pPr>
+      <w:r>
+        <w:rPr>
+          <w:color w:val="555555"/>
+          <w:sz w:val="19"/>
+          <w:highlight w:val="yellow"/>
+          <w:lang w:val="es-DO"/>
+        </w:rPr>
+        <w:t>☐</w:t>
+      </w:r>
+      <w:r>
+        <w:rPr>
+          <w:color w:val="555555"/>
+          <w:sz w:val="19"/>
+          <w:lang w:val="es-DO"/>
+        </w:rPr>
+        <w:t xml:space="preserve"> Pasó          ☐ Falló          Observación: ______________________________________________</w:t>
       </w:r>
     </w:p>
     <w:p>
@@ -1430,7 +1334,6 @@
       <w:pPr>
         <w:pStyle w:val="Listaconnmeros"/>
         <w:rPr>
-          <w:rFonts w:hint="eastAsia"/>
           <w:lang w:val="es-DO"/>
         </w:rPr>
       </w:pPr>
@@ -1444,7 +1347,6 @@
     <w:p>
       <w:pPr>
         <w:rPr>
-          <w:rFonts w:hint="eastAsia"/>
           <w:lang w:val="es-DO"/>
         </w:rPr>
       </w:pPr>
@@ -1467,7 +1369,6 @@
     <w:p>
       <w:pPr>
         <w:rPr>
-          <w:rFonts w:hint="eastAsia"/>
           <w:lang w:val="es-DO"/>
         </w:rPr>
       </w:pPr>
@@ -1492,17 +1393,25 @@
     <w:p>
       <w:pPr>
         <w:rPr>
-          <w:rFonts w:hint="eastAsia"/>
-          <w:lang w:val="es-DO"/>
-        </w:rPr>
-      </w:pPr>
-      <w:r>
-        <w:rPr>
-          <w:color w:val="555555"/>
-          <w:sz w:val="19"/>
-          <w:lang w:val="es-DO"/>
-        </w:rPr>
-        <w:t>☐ Pasó          ☐ Falló          Observación: ______________________________________________</w:t>
+          <w:lang w:val="es-DO"/>
+        </w:rPr>
+      </w:pPr>
+      <w:r>
+        <w:rPr>
+          <w:color w:val="555555"/>
+          <w:sz w:val="19"/>
+          <w:highlight w:val="yellow"/>
+          <w:lang w:val="es-DO"/>
+        </w:rPr>
+        <w:t>☐</w:t>
+      </w:r>
+      <w:r>
+        <w:rPr>
+          <w:color w:val="555555"/>
+          <w:sz w:val="19"/>
+          <w:lang w:val="es-DO"/>
+        </w:rPr>
+        <w:t xml:space="preserve"> Pasó          ☐ Falló          Observación: ______________________________________________</w:t>
       </w:r>
     </w:p>
     <w:p>
@@ -1523,7 +1432,6 @@
       <w:pPr>
         <w:pStyle w:val="Listaconnmeros"/>
         <w:rPr>
-          <w:rFonts w:hint="eastAsia"/>
           <w:lang w:val="es-DO"/>
         </w:rPr>
       </w:pPr>
@@ -1538,7 +1446,6 @@
       <w:pPr>
         <w:pStyle w:val="Listaconnmeros"/>
         <w:rPr>
-          <w:rFonts w:hint="eastAsia"/>
           <w:lang w:val="es-DO"/>
         </w:rPr>
       </w:pPr>
@@ -1553,7 +1460,6 @@
     <w:p>
       <w:pPr>
         <w:rPr>
-          <w:rFonts w:hint="eastAsia"/>
           <w:lang w:val="es-DO"/>
         </w:rPr>
       </w:pPr>
@@ -1576,7 +1482,6 @@
     <w:p>
       <w:pPr>
         <w:rPr>
-          <w:rFonts w:hint="eastAsia"/>
           <w:lang w:val="es-DO"/>
         </w:rPr>
       </w:pPr>
@@ -1601,7 +1506,6 @@
     <w:p>
       <w:pPr>
         <w:rPr>
-          <w:rFonts w:hint="eastAsia"/>
           <w:lang w:val="es-DO"/>
         </w:rPr>
       </w:pPr>
@@ -1632,7 +1536,6 @@
       <w:pPr>
         <w:pStyle w:val="Listaconnmeros"/>
         <w:rPr>
-          <w:rFonts w:hint="eastAsia"/>
           <w:lang w:val="es-DO"/>
         </w:rPr>
       </w:pPr>
@@ -1646,7 +1549,6 @@
     <w:p>
       <w:pPr>
         <w:rPr>
-          <w:rFonts w:hint="eastAsia"/>
           <w:lang w:val="es-DO"/>
         </w:rPr>
       </w:pPr>
@@ -1669,7 +1571,6 @@
     <w:p>
       <w:pPr>
         <w:rPr>
-          <w:rFonts w:hint="eastAsia"/>
           <w:lang w:val="es-DO"/>
         </w:rPr>
       </w:pPr>
@@ -1694,7 +1595,6 @@
     <w:p>
       <w:pPr>
         <w:rPr>
-          <w:rFonts w:hint="eastAsia"/>
           <w:lang w:val="es-DO"/>
         </w:rPr>
       </w:pPr>
@@ -1719,7 +1619,6 @@
       <w:pPr>
         <w:pStyle w:val="Listaconnmeros"/>
         <w:rPr>
-          <w:rFonts w:hint="eastAsia"/>
           <w:lang w:val="es-DO"/>
         </w:rPr>
       </w:pPr>
@@ -1733,7 +1632,6 @@
     <w:p>
       <w:pPr>
         <w:rPr>
-          <w:rFonts w:hint="eastAsia"/>
           <w:lang w:val="es-DO"/>
         </w:rPr>
       </w:pPr>
@@ -1756,7 +1654,6 @@
     <w:p>
       <w:pPr>
         <w:rPr>
-          <w:rFonts w:hint="eastAsia"/>
           <w:lang w:val="es-DO"/>
         </w:rPr>
       </w:pPr>
@@ -1781,7 +1678,6 @@
     <w:p>
       <w:pPr>
         <w:rPr>
-          <w:rFonts w:hint="eastAsia"/>
           <w:lang w:val="es-DO"/>
         </w:rPr>
       </w:pPr>
@@ -1797,7 +1693,6 @@
     <w:p>
       <w:pPr>
         <w:rPr>
-          <w:rFonts w:hint="eastAsia"/>
           <w:lang w:val="es-DO"/>
         </w:rPr>
       </w:pPr>
@@ -1835,7 +1730,6 @@
       <w:pPr>
         <w:pStyle w:val="Listaconnmeros"/>
         <w:rPr>
-          <w:rFonts w:hint="eastAsia"/>
           <w:lang w:val="es-DO"/>
         </w:rPr>
       </w:pPr>
@@ -1849,7 +1743,6 @@
     <w:p>
       <w:pPr>
         <w:rPr>
-          <w:rFonts w:hint="eastAsia"/>
           <w:lang w:val="es-DO"/>
         </w:rPr>
       </w:pPr>
@@ -1872,7 +1765,6 @@
     <w:p>
       <w:pPr>
         <w:rPr>
-          <w:rFonts w:hint="eastAsia"/>
           <w:lang w:val="es-DO"/>
         </w:rPr>
       </w:pPr>
@@ -1897,7 +1789,6 @@
     <w:p>
       <w:pPr>
         <w:rPr>
-          <w:rFonts w:hint="eastAsia"/>
           <w:lang w:val="es-DO"/>
         </w:rPr>
       </w:pPr>
@@ -1928,7 +1819,6 @@
       <w:pPr>
         <w:pStyle w:val="Listaconnmeros"/>
         <w:rPr>
-          <w:rFonts w:hint="eastAsia"/>
           <w:lang w:val="es-DO"/>
         </w:rPr>
       </w:pPr>
@@ -1942,7 +1832,6 @@
     <w:p>
       <w:pPr>
         <w:rPr>
-          <w:rFonts w:hint="eastAsia"/>
           <w:lang w:val="es-DO"/>
         </w:rPr>
       </w:pPr>
@@ -1965,7 +1854,6 @@
     <w:p>
       <w:pPr>
         <w:rPr>
-          <w:rFonts w:hint="eastAsia"/>
           <w:lang w:val="es-DO"/>
         </w:rPr>
       </w:pPr>
@@ -1990,7 +1878,6 @@
     <w:p>
       <w:pPr>
         <w:rPr>
-          <w:rFonts w:hint="eastAsia"/>
           <w:lang w:val="es-DO"/>
         </w:rPr>
       </w:pPr>
@@ -2021,7 +1908,6 @@
       <w:pPr>
         <w:pStyle w:val="Listaconnmeros"/>
         <w:rPr>
-          <w:rFonts w:hint="eastAsia"/>
           <w:lang w:val="es-DO"/>
         </w:rPr>
       </w:pPr>
@@ -2036,7 +1922,6 @@
       <w:pPr>
         <w:pStyle w:val="Listaconnmeros"/>
         <w:rPr>
-          <w:rFonts w:hint="eastAsia"/>
           <w:lang w:val="es-DO"/>
         </w:rPr>
       </w:pPr>
@@ -2050,7 +1935,6 @@
     <w:p>
       <w:pPr>
         <w:rPr>
-          <w:rFonts w:hint="eastAsia"/>
           <w:lang w:val="es-DO"/>
         </w:rPr>
       </w:pPr>
@@ -2073,7 +1957,6 @@
     <w:p>
       <w:pPr>
         <w:rPr>
-          <w:rFonts w:hint="eastAsia"/>
           <w:lang w:val="es-DO"/>
         </w:rPr>
       </w:pPr>
@@ -2098,7 +1981,6 @@
     <w:p>
       <w:pPr>
         <w:rPr>
-          <w:rFonts w:hint="eastAsia"/>
           <w:lang w:val="es-DO"/>
         </w:rPr>
       </w:pPr>
@@ -2129,7 +2011,6 @@
       <w:pPr>
         <w:pStyle w:val="Listaconnmeros"/>
         <w:rPr>
-          <w:rFonts w:hint="eastAsia"/>
           <w:lang w:val="es-DO"/>
         </w:rPr>
       </w:pPr>
@@ -2144,7 +2025,6 @@
       <w:pPr>
         <w:pStyle w:val="Listaconnmeros"/>
         <w:rPr>
-          <w:rFonts w:hint="eastAsia"/>
           <w:lang w:val="es-DO"/>
         </w:rPr>
       </w:pPr>
@@ -2158,7 +2038,6 @@
     <w:p>
       <w:pPr>
         <w:rPr>
-          <w:rFonts w:hint="eastAsia"/>
           <w:lang w:val="es-DO"/>
         </w:rPr>
       </w:pPr>
@@ -2181,7 +2060,6 @@
     <w:p>
       <w:pPr>
         <w:rPr>
-          <w:rFonts w:hint="eastAsia"/>
           <w:lang w:val="es-DO"/>
         </w:rPr>
       </w:pPr>
@@ -2206,7 +2084,6 @@
     <w:p>
       <w:pPr>
         <w:rPr>
-          <w:rFonts w:hint="eastAsia"/>
           <w:lang w:val="es-DO"/>
         </w:rPr>
       </w:pPr>
@@ -2222,7 +2099,6 @@
     <w:p>
       <w:pPr>
         <w:rPr>
-          <w:rFonts w:hint="eastAsia"/>
           <w:lang w:val="es-DO"/>
         </w:rPr>
       </w:pPr>
@@ -2260,7 +2136,6 @@
       <w:pPr>
         <w:pStyle w:val="Listaconnmeros"/>
         <w:rPr>
-          <w:rFonts w:hint="eastAsia"/>
           <w:lang w:val="es-DO"/>
         </w:rPr>
       </w:pPr>
@@ -2275,7 +2150,6 @@
       <w:pPr>
         <w:pStyle w:val="Listaconnmeros"/>
         <w:rPr>
-          <w:rFonts w:hint="eastAsia"/>
           <w:lang w:val="es-DO"/>
         </w:rPr>
       </w:pPr>
@@ -2289,7 +2163,6 @@
     <w:p>
       <w:pPr>
         <w:rPr>
-          <w:rFonts w:hint="eastAsia"/>
           <w:lang w:val="es-DO"/>
         </w:rPr>
       </w:pPr>
@@ -2312,7 +2185,6 @@
     <w:p>
       <w:pPr>
         <w:rPr>
-          <w:rFonts w:hint="eastAsia"/>
           <w:lang w:val="es-DO"/>
         </w:rPr>
       </w:pPr>
@@ -2337,7 +2209,6 @@
     <w:p>
       <w:pPr>
         <w:rPr>
-          <w:rFonts w:hint="eastAsia"/>
           <w:lang w:val="es-DO"/>
         </w:rPr>
       </w:pPr>
@@ -2368,7 +2239,6 @@
       <w:pPr>
         <w:pStyle w:val="Listaconnmeros"/>
         <w:rPr>
-          <w:rFonts w:hint="eastAsia"/>
           <w:lang w:val="es-DO"/>
         </w:rPr>
       </w:pPr>
@@ -2383,7 +2253,6 @@
       <w:pPr>
         <w:pStyle w:val="Listaconnmeros"/>
         <w:rPr>
-          <w:rFonts w:hint="eastAsia"/>
           <w:lang w:val="es-DO"/>
         </w:rPr>
       </w:pPr>
@@ -2397,7 +2266,6 @@
     <w:p>
       <w:pPr>
         <w:rPr>
-          <w:rFonts w:hint="eastAsia"/>
           <w:lang w:val="es-DO"/>
         </w:rPr>
       </w:pPr>
@@ -2420,7 +2288,6 @@
     <w:p>
       <w:pPr>
         <w:rPr>
-          <w:rFonts w:hint="eastAsia"/>
           <w:lang w:val="es-DO"/>
         </w:rPr>
       </w:pPr>
@@ -2445,7 +2312,6 @@
     <w:p>
       <w:pPr>
         <w:rPr>
-          <w:rFonts w:hint="eastAsia"/>
           <w:lang w:val="es-DO"/>
         </w:rPr>
       </w:pPr>
@@ -2476,7 +2342,6 @@
       <w:pPr>
         <w:pStyle w:val="Listaconnmeros"/>
         <w:rPr>
-          <w:rFonts w:hint="eastAsia"/>
           <w:lang w:val="es-DO"/>
         </w:rPr>
       </w:pPr>
@@ -2491,7 +2356,6 @@
       <w:pPr>
         <w:pStyle w:val="Listaconnmeros"/>
         <w:rPr>
-          <w:rFonts w:hint="eastAsia"/>
           <w:lang w:val="es-DO"/>
         </w:rPr>
       </w:pPr>
@@ -2505,7 +2369,6 @@
     <w:p>
       <w:pPr>
         <w:rPr>
-          <w:rFonts w:hint="eastAsia"/>
           <w:lang w:val="es-DO"/>
         </w:rPr>
       </w:pPr>
@@ -2528,7 +2391,6 @@
     <w:p>
       <w:pPr>
         <w:rPr>
-          <w:rFonts w:hint="eastAsia"/>
           <w:lang w:val="es-DO"/>
         </w:rPr>
       </w:pPr>
@@ -2553,7 +2415,6 @@
     <w:p>
       <w:pPr>
         <w:rPr>
-          <w:rFonts w:hint="eastAsia"/>
           <w:lang w:val="es-DO"/>
         </w:rPr>
       </w:pPr>
@@ -2584,7 +2445,6 @@
       <w:pPr>
         <w:pStyle w:val="Listaconnmeros"/>
         <w:rPr>
-          <w:rFonts w:hint="eastAsia"/>
           <w:lang w:val="es-DO"/>
         </w:rPr>
       </w:pPr>
@@ -2598,7 +2458,6 @@
     <w:p>
       <w:pPr>
         <w:rPr>
-          <w:rFonts w:hint="eastAsia"/>
           <w:lang w:val="es-DO"/>
         </w:rPr>
       </w:pPr>
@@ -2621,7 +2480,6 @@
     <w:p>
       <w:pPr>
         <w:rPr>
-          <w:rFonts w:hint="eastAsia"/>
           <w:lang w:val="es-DO"/>
         </w:rPr>
       </w:pPr>
@@ -2646,7 +2504,6 @@
     <w:p>
       <w:pPr>
         <w:rPr>
-          <w:rFonts w:hint="eastAsia"/>
           <w:lang w:val="es-DO"/>
         </w:rPr>
       </w:pPr>
@@ -2677,7 +2534,6 @@
       <w:pPr>
         <w:pStyle w:val="Listaconnmeros"/>
         <w:rPr>
-          <w:rFonts w:hint="eastAsia"/>
           <w:lang w:val="es-DO"/>
         </w:rPr>
       </w:pPr>
@@ -2692,7 +2548,6 @@
       <w:pPr>
         <w:pStyle w:val="Listaconnmeros"/>
         <w:rPr>
-          <w:rFonts w:hint="eastAsia"/>
           <w:lang w:val="es-DO"/>
         </w:rPr>
       </w:pPr>
@@ -2706,7 +2561,6 @@
     <w:p>
       <w:pPr>
         <w:rPr>
-          <w:rFonts w:hint="eastAsia"/>
           <w:lang w:val="es-DO"/>
         </w:rPr>
       </w:pPr>
@@ -2729,7 +2583,6 @@
     <w:p>
       <w:pPr>
         <w:rPr>
-          <w:rFonts w:hint="eastAsia"/>
           <w:lang w:val="es-DO"/>
         </w:rPr>
       </w:pPr>
@@ -2754,7 +2607,6 @@
     <w:p>
       <w:pPr>
         <w:rPr>
-          <w:rFonts w:hint="eastAsia"/>
           <w:lang w:val="es-DO"/>
         </w:rPr>
       </w:pPr>
@@ -2771,7 +2623,6 @@
     <w:p>
       <w:pPr>
         <w:rPr>
-          <w:rFonts w:hint="eastAsia"/>
           <w:lang w:val="es-DO"/>
         </w:rPr>
       </w:pPr>
@@ -2809,7 +2660,6 @@
       <w:pPr>
         <w:pStyle w:val="Listaconnmeros"/>
         <w:rPr>
-          <w:rFonts w:hint="eastAsia"/>
           <w:lang w:val="es-DO"/>
         </w:rPr>
       </w:pPr>
@@ -2823,7 +2673,6 @@
     <w:p>
       <w:pPr>
         <w:rPr>
-          <w:rFonts w:hint="eastAsia"/>
           <w:lang w:val="es-DO"/>
         </w:rPr>
       </w:pPr>
@@ -2846,7 +2695,6 @@
     <w:p>
       <w:pPr>
         <w:rPr>
-          <w:rFonts w:hint="eastAsia"/>
           <w:lang w:val="es-DO"/>
         </w:rPr>
       </w:pPr>
@@ -2871,7 +2719,6 @@
     <w:p>
       <w:pPr>
         <w:rPr>
-          <w:rFonts w:hint="eastAsia"/>
           <w:lang w:val="es-DO"/>
         </w:rPr>
       </w:pPr>
@@ -2902,7 +2749,6 @@
       <w:pPr>
         <w:pStyle w:val="Listaconnmeros"/>
         <w:rPr>
-          <w:rFonts w:hint="eastAsia"/>
           <w:lang w:val="es-DO"/>
         </w:rPr>
       </w:pPr>
@@ -2916,7 +2762,6 @@
     <w:p>
       <w:pPr>
         <w:rPr>
-          <w:rFonts w:hint="eastAsia"/>
           <w:lang w:val="es-DO"/>
         </w:rPr>
       </w:pPr>
@@ -2939,7 +2784,6 @@
     <w:p>
       <w:pPr>
         <w:rPr>
-          <w:rFonts w:hint="eastAsia"/>
           <w:lang w:val="es-DO"/>
         </w:rPr>
       </w:pPr>
@@ -2964,7 +2808,6 @@
     <w:p>
       <w:pPr>
         <w:rPr>
-          <w:rFonts w:hint="eastAsia"/>
           <w:lang w:val="es-DO"/>
         </w:rPr>
       </w:pPr>
@@ -2995,7 +2838,6 @@
       <w:pPr>
         <w:pStyle w:val="Listaconnmeros"/>
         <w:rPr>
-          <w:rFonts w:hint="eastAsia"/>
           <w:lang w:val="es-DO"/>
         </w:rPr>
       </w:pPr>
@@ -3009,7 +2851,6 @@
     <w:p>
       <w:pPr>
         <w:rPr>
-          <w:rFonts w:hint="eastAsia"/>
           <w:lang w:val="es-DO"/>
         </w:rPr>
       </w:pPr>
@@ -3032,7 +2873,6 @@
     <w:p>
       <w:pPr>
         <w:rPr>
-          <w:rFonts w:hint="eastAsia"/>
           <w:lang w:val="es-DO"/>
         </w:rPr>
       </w:pPr>
@@ -3057,7 +2897,6 @@
     <w:p>
       <w:pPr>
         <w:rPr>
-          <w:rFonts w:hint="eastAsia"/>
           <w:lang w:val="es-DO"/>
         </w:rPr>
       </w:pPr>
@@ -3073,7 +2912,6 @@
     <w:p>
       <w:pPr>
         <w:rPr>
-          <w:rFonts w:hint="eastAsia"/>
           <w:lang w:val="es-DO"/>
         </w:rPr>
       </w:pPr>
@@ -3111,7 +2949,6 @@
       <w:pPr>
         <w:pStyle w:val="Listaconnmeros"/>
         <w:rPr>
-          <w:rFonts w:hint="eastAsia"/>
           <w:lang w:val="es-DO"/>
         </w:rPr>
       </w:pPr>
@@ -3125,7 +2962,6 @@
     <w:p>
       <w:pPr>
         <w:rPr>
-          <w:rFonts w:hint="eastAsia"/>
           <w:lang w:val="es-DO"/>
         </w:rPr>
       </w:pPr>
@@ -3148,7 +2984,6 @@
     <w:p>
       <w:pPr>
         <w:rPr>
-          <w:rFonts w:hint="eastAsia"/>
           <w:lang w:val="es-DO"/>
         </w:rPr>
       </w:pPr>
@@ -3173,7 +3008,6 @@
     <w:p>
       <w:pPr>
         <w:rPr>
-          <w:rFonts w:hint="eastAsia"/>
           <w:lang w:val="es-DO"/>
         </w:rPr>
       </w:pPr>
@@ -3203,9 +3037,6 @@
     <w:p>
       <w:pPr>
         <w:pStyle w:val="Listaconnmeros"/>
-        <w:rPr>
-          <w:rFonts w:hint="eastAsia"/>
-        </w:rPr>
       </w:pPr>
       <w:r>
         <w:t>Escanee el artículo serializado.</w:t>
@@ -3215,7 +3046,6 @@
       <w:pPr>
         <w:pStyle w:val="Listaconnmeros"/>
         <w:rPr>
-          <w:rFonts w:hint="eastAsia"/>
           <w:lang w:val="es-DO"/>
         </w:rPr>
       </w:pPr>
@@ -3229,7 +3059,6 @@
     <w:p>
       <w:pPr>
         <w:rPr>
-          <w:rFonts w:hint="eastAsia"/>
           <w:lang w:val="es-DO"/>
         </w:rPr>
       </w:pPr>
@@ -3252,7 +3081,6 @@
     <w:p>
       <w:pPr>
         <w:rPr>
-          <w:rFonts w:hint="eastAsia"/>
           <w:lang w:val="es-DO"/>
         </w:rPr>
       </w:pPr>
@@ -3275,11 +3103,6 @@
       </w:r>
     </w:p>
     <w:p>
-      <w:pPr>
-        <w:rPr>
-          <w:rFonts w:hint="eastAsia"/>
-        </w:rPr>
-      </w:pPr>
       <w:r>
         <w:rPr>
           <w:color w:val="555555"/>
@@ -3299,9 +3122,6 @@
     <w:p>
       <w:pPr>
         <w:pStyle w:val="Listaconnmeros"/>
-        <w:rPr>
-          <w:rFonts w:hint="eastAsia"/>
-        </w:rPr>
       </w:pPr>
       <w:r>
         <w:t>Venda el combo.</w:t>
@@ -3310,7 +3130,6 @@
     <w:p>
       <w:pPr>
         <w:rPr>
-          <w:rFonts w:hint="eastAsia"/>
           <w:lang w:val="es-DO"/>
         </w:rPr>
       </w:pPr>
@@ -3333,7 +3152,6 @@
     <w:p>
       <w:pPr>
         <w:rPr>
-          <w:rFonts w:hint="eastAsia"/>
           <w:lang w:val="es-DO"/>
         </w:rPr>
       </w:pPr>
@@ -3358,7 +3176,6 @@
     <w:p>
       <w:pPr>
         <w:rPr>
-          <w:rFonts w:hint="eastAsia"/>
           <w:lang w:val="es-DO"/>
         </w:rPr>
       </w:pPr>
@@ -3389,7 +3206,6 @@
       <w:pPr>
         <w:pStyle w:val="Listaconnmeros"/>
         <w:rPr>
-          <w:rFonts w:hint="eastAsia"/>
           <w:lang w:val="es-DO"/>
         </w:rPr>
       </w:pPr>
@@ -3404,7 +3220,6 @@
       <w:pPr>
         <w:pStyle w:val="Listaconnmeros"/>
         <w:rPr>
-          <w:rFonts w:hint="eastAsia"/>
           <w:lang w:val="es-DO"/>
         </w:rPr>
       </w:pPr>
@@ -3418,7 +3233,6 @@
     <w:p>
       <w:pPr>
         <w:rPr>
-          <w:rFonts w:hint="eastAsia"/>
           <w:lang w:val="es-DO"/>
         </w:rPr>
       </w:pPr>
@@ -3441,7 +3255,6 @@
     <w:p>
       <w:pPr>
         <w:rPr>
-          <w:rFonts w:hint="eastAsia"/>
           <w:lang w:val="es-DO"/>
         </w:rPr>
       </w:pPr>
@@ -3466,7 +3279,6 @@
     <w:p>
       <w:pPr>
         <w:rPr>
-          <w:rFonts w:hint="eastAsia"/>
           <w:lang w:val="es-DO"/>
         </w:rPr>
       </w:pPr>
@@ -3482,7 +3294,6 @@
     <w:p>
       <w:pPr>
         <w:rPr>
-          <w:rFonts w:hint="eastAsia"/>
           <w:lang w:val="es-DO"/>
         </w:rPr>
       </w:pPr>
@@ -3520,7 +3331,6 @@
       <w:pPr>
         <w:pStyle w:val="Listaconnmeros"/>
         <w:rPr>
-          <w:rFonts w:hint="eastAsia"/>
           <w:lang w:val="es-DO"/>
         </w:rPr>
       </w:pPr>
@@ -3534,7 +3344,6 @@
     <w:p>
       <w:pPr>
         <w:rPr>
-          <w:rFonts w:hint="eastAsia"/>
           <w:lang w:val="es-DO"/>
         </w:rPr>
       </w:pPr>
@@ -3557,7 +3366,6 @@
     <w:p>
       <w:pPr>
         <w:rPr>
-          <w:rFonts w:hint="eastAsia"/>
           <w:lang w:val="es-DO"/>
         </w:rPr>
       </w:pPr>
@@ -3582,7 +3390,6 @@
     <w:p>
       <w:pPr>
         <w:rPr>
-          <w:rFonts w:hint="eastAsia"/>
           <w:lang w:val="es-DO"/>
         </w:rPr>
       </w:pPr>
@@ -3613,7 +3420,6 @@
       <w:pPr>
         <w:pStyle w:val="Listaconnmeros"/>
         <w:rPr>
-          <w:rFonts w:hint="eastAsia"/>
           <w:lang w:val="es-DO"/>
         </w:rPr>
       </w:pPr>
@@ -3628,7 +3434,6 @@
       <w:pPr>
         <w:pStyle w:val="Listaconnmeros"/>
         <w:rPr>
-          <w:rFonts w:hint="eastAsia"/>
           <w:lang w:val="es-DO"/>
         </w:rPr>
       </w:pPr>
@@ -3642,7 +3447,6 @@
     <w:p>
       <w:pPr>
         <w:rPr>
-          <w:rFonts w:hint="eastAsia"/>
           <w:lang w:val="es-DO"/>
         </w:rPr>
       </w:pPr>
@@ -3665,7 +3469,6 @@
     <w:p>
       <w:pPr>
         <w:rPr>
-          <w:rFonts w:hint="eastAsia"/>
           <w:lang w:val="es-DO"/>
         </w:rPr>
       </w:pPr>
@@ -3690,7 +3493,6 @@
     <w:p>
       <w:pPr>
         <w:rPr>
-          <w:rFonts w:hint="eastAsia"/>
           <w:lang w:val="es-DO"/>
         </w:rPr>
       </w:pPr>
@@ -3721,7 +3523,6 @@
       <w:pPr>
         <w:pStyle w:val="Listaconnmeros"/>
         <w:rPr>
-          <w:rFonts w:hint="eastAsia"/>
           <w:lang w:val="es-DO"/>
         </w:rPr>
       </w:pPr>
@@ -3736,7 +3537,6 @@
       <w:pPr>
         <w:pStyle w:val="Listaconnmeros"/>
         <w:rPr>
-          <w:rFonts w:hint="eastAsia"/>
           <w:lang w:val="es-DO"/>
         </w:rPr>
       </w:pPr>
@@ -3750,7 +3550,6 @@
     <w:p>
       <w:pPr>
         <w:rPr>
-          <w:rFonts w:hint="eastAsia"/>
           <w:lang w:val="es-DO"/>
         </w:rPr>
       </w:pPr>
@@ -3773,7 +3572,6 @@
     <w:p>
       <w:pPr>
         <w:rPr>
-          <w:rFonts w:hint="eastAsia"/>
           <w:lang w:val="es-DO"/>
         </w:rPr>
       </w:pPr>
@@ -3798,7 +3596,6 @@
     <w:p>
       <w:pPr>
         <w:rPr>
-          <w:rFonts w:hint="eastAsia"/>
           <w:lang w:val="es-DO"/>
         </w:rPr>
       </w:pPr>
@@ -3829,7 +3626,6 @@
       <w:pPr>
         <w:pStyle w:val="Listaconnmeros"/>
         <w:rPr>
-          <w:rFonts w:hint="eastAsia"/>
           <w:lang w:val="es-DO"/>
         </w:rPr>
       </w:pPr>
@@ -3843,7 +3639,6 @@
     <w:p>
       <w:pPr>
         <w:rPr>
-          <w:rFonts w:hint="eastAsia"/>
           <w:lang w:val="es-DO"/>
         </w:rPr>
       </w:pPr>
@@ -3866,7 +3661,6 @@
     <w:p>
       <w:pPr>
         <w:rPr>
-          <w:rFonts w:hint="eastAsia"/>
           <w:lang w:val="es-DO"/>
         </w:rPr>
       </w:pPr>
@@ -3891,7 +3685,6 @@
     <w:p>
       <w:pPr>
         <w:rPr>
-          <w:rFonts w:hint="eastAsia"/>
           <w:lang w:val="es-DO"/>
         </w:rPr>
       </w:pPr>
@@ -3922,7 +3715,6 @@
       <w:pPr>
         <w:pStyle w:val="Listaconnmeros"/>
         <w:rPr>
-          <w:rFonts w:hint="eastAsia"/>
           <w:lang w:val="es-DO"/>
         </w:rPr>
       </w:pPr>
@@ -3936,7 +3728,6 @@
     <w:p>
       <w:pPr>
         <w:rPr>
-          <w:rFonts w:hint="eastAsia"/>
           <w:lang w:val="es-DO"/>
         </w:rPr>
       </w:pPr>
@@ -3959,7 +3750,6 @@
     <w:p>
       <w:pPr>
         <w:rPr>
-          <w:rFonts w:hint="eastAsia"/>
           <w:lang w:val="es-DO"/>
         </w:rPr>
       </w:pPr>
@@ -3984,7 +3774,6 @@
     <w:p>
       <w:pPr>
         <w:rPr>
-          <w:rFonts w:hint="eastAsia"/>
           <w:lang w:val="es-DO"/>
         </w:rPr>
       </w:pPr>
@@ -4000,7 +3789,6 @@
     <w:p>
       <w:pPr>
         <w:rPr>
-          <w:rFonts w:hint="eastAsia"/>
           <w:lang w:val="es-DO"/>
         </w:rPr>
       </w:pPr>
@@ -4045,7 +3833,6 @@
       <w:pPr>
         <w:pStyle w:val="Listaconnmeros"/>
         <w:rPr>
-          <w:rFonts w:hint="eastAsia"/>
           <w:lang w:val="es-DO"/>
         </w:rPr>
       </w:pPr>
@@ -4059,7 +3846,6 @@
     <w:p>
       <w:pPr>
         <w:rPr>
-          <w:rFonts w:hint="eastAsia"/>
           <w:lang w:val="es-DO"/>
         </w:rPr>
       </w:pPr>
@@ -4082,7 +3868,6 @@
     <w:p>
       <w:pPr>
         <w:rPr>
-          <w:rFonts w:hint="eastAsia"/>
           <w:lang w:val="es-DO"/>
         </w:rPr>
       </w:pPr>
@@ -4107,7 +3892,6 @@
     <w:p>
       <w:pPr>
         <w:rPr>
-          <w:rFonts w:hint="eastAsia"/>
           <w:lang w:val="es-DO"/>
         </w:rPr>
       </w:pPr>
@@ -4138,7 +3922,6 @@
       <w:pPr>
         <w:pStyle w:val="Listaconnmeros"/>
         <w:rPr>
-          <w:rFonts w:hint="eastAsia"/>
           <w:lang w:val="es-DO"/>
         </w:rPr>
       </w:pPr>
@@ -4152,7 +3935,6 @@
     <w:p>
       <w:pPr>
         <w:rPr>
-          <w:rFonts w:hint="eastAsia"/>
           <w:lang w:val="es-DO"/>
         </w:rPr>
       </w:pPr>
@@ -4175,7 +3957,6 @@
     <w:p>
       <w:pPr>
         <w:rPr>
-          <w:rFonts w:hint="eastAsia"/>
           <w:lang w:val="es-DO"/>
         </w:rPr>
       </w:pPr>
@@ -4200,7 +3981,6 @@
     <w:p>
       <w:pPr>
         <w:rPr>
-          <w:rFonts w:hint="eastAsia"/>
           <w:lang w:val="es-DO"/>
         </w:rPr>
       </w:pPr>
@@ -4225,7 +4005,6 @@
       <w:pPr>
         <w:pStyle w:val="Listaconnmeros"/>
         <w:rPr>
-          <w:rFonts w:hint="eastAsia"/>
           <w:lang w:val="es-DO"/>
         </w:rPr>
       </w:pPr>
@@ -4239,7 +4018,6 @@
     <w:p>
       <w:pPr>
         <w:rPr>
-          <w:rFonts w:hint="eastAsia"/>
           <w:lang w:val="es-DO"/>
         </w:rPr>
       </w:pPr>
@@ -4262,7 +4040,6 @@
     <w:p>
       <w:pPr>
         <w:rPr>
-          <w:rFonts w:hint="eastAsia"/>
           <w:lang w:val="es-DO"/>
         </w:rPr>
       </w:pPr>
@@ -4287,7 +4064,6 @@
     <w:p>
       <w:pPr>
         <w:rPr>
-          <w:rFonts w:hint="eastAsia"/>
           <w:lang w:val="es-DO"/>
         </w:rPr>
       </w:pPr>
@@ -4303,7 +4079,6 @@
     <w:p>
       <w:pPr>
         <w:rPr>
-          <w:rFonts w:hint="eastAsia"/>
           <w:lang w:val="es-DO"/>
         </w:rPr>
       </w:pPr>
@@ -4347,7 +4122,6 @@
       <w:pPr>
         <w:pStyle w:val="Listaconnmeros"/>
         <w:rPr>
-          <w:rFonts w:hint="eastAsia"/>
           <w:lang w:val="es-DO"/>
         </w:rPr>
       </w:pPr>
@@ -4362,7 +4136,6 @@
       <w:pPr>
         <w:pStyle w:val="Listaconnmeros"/>
         <w:rPr>
-          <w:rFonts w:hint="eastAsia"/>
           <w:lang w:val="es-DO"/>
         </w:rPr>
       </w:pPr>
@@ -4377,7 +4150,6 @@
       <w:pPr>
         <w:pStyle w:val="Listaconnmeros"/>
         <w:rPr>
-          <w:rFonts w:hint="eastAsia"/>
           <w:lang w:val="es-DO"/>
         </w:rPr>
       </w:pPr>
@@ -4391,7 +4163,6 @@
     <w:p>
       <w:pPr>
         <w:rPr>
-          <w:rFonts w:hint="eastAsia"/>
           <w:lang w:val="es-DO"/>
         </w:rPr>
       </w:pPr>
@@ -4414,7 +4185,6 @@
     <w:p>
       <w:pPr>
         <w:rPr>
-          <w:rFonts w:hint="eastAsia"/>
           <w:lang w:val="es-DO"/>
         </w:rPr>
       </w:pPr>
@@ -4439,7 +4209,6 @@
     <w:p>
       <w:pPr>
         <w:rPr>
-          <w:rFonts w:hint="eastAsia"/>
           <w:lang w:val="es-DO"/>
         </w:rPr>
       </w:pPr>
@@ -4470,7 +4239,6 @@
       <w:pPr>
         <w:pStyle w:val="Listaconnmeros"/>
         <w:rPr>
-          <w:rFonts w:hint="eastAsia"/>
           <w:lang w:val="es-DO"/>
         </w:rPr>
       </w:pPr>
@@ -4485,7 +4253,6 @@
       <w:pPr>
         <w:pStyle w:val="Listaconnmeros"/>
         <w:rPr>
-          <w:rFonts w:hint="eastAsia"/>
           <w:lang w:val="es-DO"/>
         </w:rPr>
       </w:pPr>
@@ -4499,7 +4266,6 @@
     <w:p>
       <w:pPr>
         <w:rPr>
-          <w:rFonts w:hint="eastAsia"/>
           <w:lang w:val="es-DO"/>
         </w:rPr>
       </w:pPr>
@@ -4522,7 +4288,6 @@
     <w:p>
       <w:pPr>
         <w:rPr>
-          <w:rFonts w:hint="eastAsia"/>
           <w:lang w:val="es-DO"/>
         </w:rPr>
       </w:pPr>
@@ -4547,7 +4312,6 @@
     <w:p>
       <w:pPr>
         <w:rPr>
-          <w:rFonts w:hint="eastAsia"/>
           <w:lang w:val="es-DO"/>
         </w:rPr>
       </w:pPr>
@@ -4578,7 +4342,6 @@
       <w:pPr>
         <w:pStyle w:val="Listaconnmeros"/>
         <w:rPr>
-          <w:rFonts w:hint="eastAsia"/>
           <w:lang w:val="es-DO"/>
         </w:rPr>
       </w:pPr>
@@ -4592,7 +4355,6 @@
     <w:p>
       <w:pPr>
         <w:rPr>
-          <w:rFonts w:hint="eastAsia"/>
           <w:lang w:val="es-DO"/>
         </w:rPr>
       </w:pPr>
@@ -4615,7 +4377,6 @@
     <w:p>
       <w:pPr>
         <w:rPr>
-          <w:rFonts w:hint="eastAsia"/>
           <w:lang w:val="es-DO"/>
         </w:rPr>
       </w:pPr>
@@ -4640,7 +4401,6 @@
     <w:p>
       <w:pPr>
         <w:rPr>
-          <w:rFonts w:hint="eastAsia"/>
           <w:lang w:val="es-DO"/>
         </w:rPr>
       </w:pPr>
@@ -4671,7 +4431,6 @@
       <w:pPr>
         <w:pStyle w:val="Listaconnmeros"/>
         <w:rPr>
-          <w:rFonts w:hint="eastAsia"/>
           <w:lang w:val="es-DO"/>
         </w:rPr>
       </w:pPr>
@@ -4685,7 +4444,6 @@
     <w:p>
       <w:pPr>
         <w:rPr>
-          <w:rFonts w:hint="eastAsia"/>
           <w:lang w:val="es-DO"/>
         </w:rPr>
       </w:pPr>
@@ -4708,7 +4466,6 @@
     <w:p>
       <w:pPr>
         <w:rPr>
-          <w:rFonts w:hint="eastAsia"/>
           <w:lang w:val="es-DO"/>
         </w:rPr>
       </w:pPr>
@@ -4733,7 +4490,6 @@
     <w:p>
       <w:pPr>
         <w:rPr>
-          <w:rFonts w:hint="eastAsia"/>
           <w:lang w:val="es-DO"/>
         </w:rPr>
       </w:pPr>
@@ -4749,7 +4505,6 @@
     <w:p>
       <w:pPr>
         <w:rPr>
-          <w:rFonts w:hint="eastAsia"/>
           <w:lang w:val="es-DO"/>
         </w:rPr>
       </w:pPr>
@@ -4793,7 +4548,6 @@
       <w:pPr>
         <w:pStyle w:val="Listaconnmeros"/>
         <w:rPr>
-          <w:rFonts w:hint="eastAsia"/>
           <w:lang w:val="es-DO"/>
         </w:rPr>
       </w:pPr>
@@ -4807,7 +4561,6 @@
     <w:p>
       <w:pPr>
         <w:rPr>
-          <w:rFonts w:hint="eastAsia"/>
           <w:lang w:val="es-DO"/>
         </w:rPr>
       </w:pPr>
@@ -4830,7 +4583,6 @@
     <w:p>
       <w:pPr>
         <w:rPr>
-          <w:rFonts w:hint="eastAsia"/>
           <w:lang w:val="es-DO"/>
         </w:rPr>
       </w:pPr>
@@ -4855,7 +4607,6 @@
     <w:p>
       <w:pPr>
         <w:rPr>
-          <w:rFonts w:hint="eastAsia"/>
           <w:lang w:val="es-DO"/>
         </w:rPr>
       </w:pPr>
@@ -4886,7 +4637,6 @@
       <w:pPr>
         <w:pStyle w:val="Listaconnmeros"/>
         <w:rPr>
-          <w:rFonts w:hint="eastAsia"/>
           <w:lang w:val="es-DO"/>
         </w:rPr>
       </w:pPr>
@@ -4900,7 +4650,6 @@
     <w:p>
       <w:pPr>
         <w:rPr>
-          <w:rFonts w:hint="eastAsia"/>
           <w:lang w:val="es-DO"/>
         </w:rPr>
       </w:pPr>
@@ -4923,7 +4672,6 @@
     <w:p>
       <w:pPr>
         <w:rPr>
-          <w:rFonts w:hint="eastAsia"/>
           <w:lang w:val="es-DO"/>
         </w:rPr>
       </w:pPr>
@@ -4948,7 +4696,6 @@
     <w:p>
       <w:pPr>
         <w:rPr>
-          <w:rFonts w:hint="eastAsia"/>
           <w:lang w:val="es-DO"/>
         </w:rPr>
       </w:pPr>
@@ -4979,7 +4726,6 @@
       <w:pPr>
         <w:pStyle w:val="Listaconnmeros"/>
         <w:rPr>
-          <w:rFonts w:hint="eastAsia"/>
           <w:lang w:val="es-DO"/>
         </w:rPr>
       </w:pPr>
@@ -4994,7 +4740,6 @@
       <w:pPr>
         <w:pStyle w:val="Listaconnmeros"/>
         <w:rPr>
-          <w:rFonts w:hint="eastAsia"/>
           <w:lang w:val="es-DO"/>
         </w:rPr>
       </w:pPr>
@@ -5009,7 +4754,6 @@
       <w:pPr>
         <w:pStyle w:val="Listaconnmeros"/>
         <w:rPr>
-          <w:rFonts w:hint="eastAsia"/>
           <w:lang w:val="es-DO"/>
         </w:rPr>
       </w:pPr>
@@ -5023,7 +4767,6 @@
     <w:p>
       <w:pPr>
         <w:rPr>
-          <w:rFonts w:hint="eastAsia"/>
           <w:lang w:val="es-DO"/>
         </w:rPr>
       </w:pPr>
@@ -5046,7 +4789,6 @@
     <w:p>
       <w:pPr>
         <w:rPr>
-          <w:rFonts w:hint="eastAsia"/>
           <w:lang w:val="es-DO"/>
         </w:rPr>
       </w:pPr>
@@ -5071,7 +4813,6 @@
     <w:p>
       <w:pPr>
         <w:rPr>
-          <w:rFonts w:hint="eastAsia"/>
           <w:lang w:val="es-DO"/>
         </w:rPr>
       </w:pPr>
@@ -5102,7 +4843,6 @@
       <w:pPr>
         <w:pStyle w:val="Listaconnmeros"/>
         <w:rPr>
-          <w:rFonts w:hint="eastAsia"/>
           <w:lang w:val="es-DO"/>
         </w:rPr>
       </w:pPr>
@@ -5117,7 +4857,6 @@
       <w:pPr>
         <w:pStyle w:val="Listaconnmeros"/>
         <w:rPr>
-          <w:rFonts w:hint="eastAsia"/>
           <w:lang w:val="es-DO"/>
         </w:rPr>
       </w:pPr>
@@ -5132,7 +4871,6 @@
       <w:pPr>
         <w:pStyle w:val="Listaconnmeros"/>
         <w:rPr>
-          <w:rFonts w:hint="eastAsia"/>
           <w:lang w:val="es-DO"/>
         </w:rPr>
       </w:pPr>
@@ -5146,7 +4884,6 @@
     <w:p>
       <w:pPr>
         <w:rPr>
-          <w:rFonts w:hint="eastAsia"/>
           <w:lang w:val="es-DO"/>
         </w:rPr>
       </w:pPr>
@@ -5169,7 +4906,6 @@
     <w:p>
       <w:pPr>
         <w:rPr>
-          <w:rFonts w:hint="eastAsia"/>
           <w:lang w:val="es-DO"/>
         </w:rPr>
       </w:pPr>
@@ -5194,7 +4930,6 @@
     <w:p>
       <w:pPr>
         <w:rPr>
-          <w:rFonts w:hint="eastAsia"/>
           <w:lang w:val="es-DO"/>
         </w:rPr>
       </w:pPr>
@@ -5210,7 +4945,6 @@
     <w:p>
       <w:pPr>
         <w:rPr>
-          <w:rFonts w:hint="eastAsia"/>
           <w:lang w:val="es-DO"/>
         </w:rPr>
       </w:pPr>
@@ -5242,7 +4976,6 @@
       <w:pPr>
         <w:pStyle w:val="Listaconnmeros"/>
         <w:rPr>
-          <w:rFonts w:hint="eastAsia"/>
           <w:lang w:val="es-DO"/>
         </w:rPr>
       </w:pPr>
@@ -5257,7 +4990,6 @@
       <w:pPr>
         <w:pStyle w:val="Listaconnmeros"/>
         <w:rPr>
-          <w:rFonts w:hint="eastAsia"/>
           <w:lang w:val="es-DO"/>
         </w:rPr>
       </w:pPr>
@@ -5271,7 +5003,6 @@
     <w:p>
       <w:pPr>
         <w:rPr>
-          <w:rFonts w:hint="eastAsia"/>
           <w:lang w:val="es-DO"/>
         </w:rPr>
       </w:pPr>
@@ -5294,7 +5025,6 @@
     <w:p>
       <w:pPr>
         <w:rPr>
-          <w:rFonts w:hint="eastAsia"/>
           <w:lang w:val="es-DO"/>
         </w:rPr>
       </w:pPr>
@@ -5319,7 +5049,6 @@
     <w:p>
       <w:pPr>
         <w:rPr>
-          <w:rFonts w:hint="eastAsia"/>
           <w:lang w:val="es-DO"/>
         </w:rPr>
       </w:pPr>
@@ -5350,7 +5079,6 @@
       <w:pPr>
         <w:pStyle w:val="Listaconnmeros"/>
         <w:rPr>
-          <w:rFonts w:hint="eastAsia"/>
           <w:lang w:val="es-DO"/>
         </w:rPr>
       </w:pPr>
@@ -5364,7 +5092,6 @@
     <w:p>
       <w:pPr>
         <w:rPr>
-          <w:rFonts w:hint="eastAsia"/>
           <w:lang w:val="es-DO"/>
         </w:rPr>
       </w:pPr>
@@ -5387,7 +5114,6 @@
     <w:p>
       <w:pPr>
         <w:rPr>
-          <w:rFonts w:hint="eastAsia"/>
           <w:lang w:val="es-DO"/>
         </w:rPr>
       </w:pPr>
@@ -5412,7 +5138,6 @@
     <w:p>
       <w:pPr>
         <w:rPr>
-          <w:rFonts w:hint="eastAsia"/>
           <w:lang w:val="es-DO"/>
         </w:rPr>
       </w:pPr>
@@ -5443,7 +5168,6 @@
       <w:pPr>
         <w:pStyle w:val="Listaconnmeros"/>
         <w:rPr>
-          <w:rFonts w:hint="eastAsia"/>
           <w:lang w:val="es-DO"/>
         </w:rPr>
       </w:pPr>
@@ -5457,7 +5181,6 @@
     <w:p>
       <w:pPr>
         <w:rPr>
-          <w:rFonts w:hint="eastAsia"/>
           <w:lang w:val="es-DO"/>
         </w:rPr>
       </w:pPr>
@@ -5480,7 +5203,6 @@
     <w:p>
       <w:pPr>
         <w:rPr>
-          <w:rFonts w:hint="eastAsia"/>
           <w:lang w:val="es-DO"/>
         </w:rPr>
       </w:pPr>
@@ -5505,7 +5227,6 @@
     <w:p>
       <w:pPr>
         <w:rPr>
-          <w:rFonts w:hint="eastAsia"/>
           <w:lang w:val="es-DO"/>
         </w:rPr>
       </w:pPr>
@@ -5521,7 +5242,6 @@
     <w:p>
       <w:pPr>
         <w:rPr>
-          <w:rFonts w:hint="eastAsia"/>
           <w:lang w:val="es-DO"/>
         </w:rPr>
       </w:pPr>
@@ -5565,7 +5285,6 @@
       <w:pPr>
         <w:pStyle w:val="Listaconnmeros"/>
         <w:rPr>
-          <w:rFonts w:hint="eastAsia"/>
           <w:lang w:val="es-DO"/>
         </w:rPr>
       </w:pPr>
@@ -5579,7 +5298,6 @@
     <w:p>
       <w:pPr>
         <w:rPr>
-          <w:rFonts w:hint="eastAsia"/>
           <w:lang w:val="es-DO"/>
         </w:rPr>
       </w:pPr>
@@ -5602,7 +5320,6 @@
     <w:p>
       <w:pPr>
         <w:rPr>
-          <w:rFonts w:hint="eastAsia"/>
           <w:lang w:val="es-DO"/>
         </w:rPr>
       </w:pPr>
@@ -5627,7 +5344,6 @@
     <w:p>
       <w:pPr>
         <w:rPr>
-          <w:rFonts w:hint="eastAsia"/>
           <w:lang w:val="es-DO"/>
         </w:rPr>
       </w:pPr>
@@ -5658,7 +5374,6 @@
       <w:pPr>
         <w:pStyle w:val="Listaconnmeros"/>
         <w:rPr>
-          <w:rFonts w:hint="eastAsia"/>
           <w:lang w:val="es-DO"/>
         </w:rPr>
       </w:pPr>
@@ -5673,7 +5388,6 @@
       <w:pPr>
         <w:pStyle w:val="Listaconnmeros"/>
         <w:rPr>
-          <w:rFonts w:hint="eastAsia"/>
           <w:lang w:val="es-DO"/>
         </w:rPr>
       </w:pPr>
@@ -5687,7 +5401,6 @@
     <w:p>
       <w:pPr>
         <w:rPr>
-          <w:rFonts w:hint="eastAsia"/>
           <w:lang w:val="es-DO"/>
         </w:rPr>
       </w:pPr>
@@ -5710,7 +5423,6 @@
     <w:p>
       <w:pPr>
         <w:rPr>
-          <w:rFonts w:hint="eastAsia"/>
           <w:lang w:val="es-DO"/>
         </w:rPr>
       </w:pPr>
@@ -5735,7 +5447,6 @@
     <w:p>
       <w:pPr>
         <w:rPr>
-          <w:rFonts w:hint="eastAsia"/>
           <w:lang w:val="es-DO"/>
         </w:rPr>
       </w:pPr>
@@ -5766,7 +5477,6 @@
       <w:pPr>
         <w:pStyle w:val="Listaconnmeros"/>
         <w:rPr>
-          <w:rFonts w:hint="eastAsia"/>
           <w:lang w:val="es-DO"/>
         </w:rPr>
       </w:pPr>
@@ -5780,7 +5490,6 @@
     <w:p>
       <w:pPr>
         <w:rPr>
-          <w:rFonts w:hint="eastAsia"/>
           <w:lang w:val="es-DO"/>
         </w:rPr>
       </w:pPr>
@@ -5803,7 +5512,6 @@
     <w:p>
       <w:pPr>
         <w:rPr>
-          <w:rFonts w:hint="eastAsia"/>
           <w:lang w:val="es-DO"/>
         </w:rPr>
       </w:pPr>
@@ -5828,7 +5536,6 @@
     <w:p>
       <w:pPr>
         <w:rPr>
-          <w:rFonts w:hint="eastAsia"/>
           <w:lang w:val="es-DO"/>
         </w:rPr>
       </w:pPr>
@@ -5853,7 +5560,6 @@
       <w:pPr>
         <w:pStyle w:val="Listaconnmeros"/>
         <w:rPr>
-          <w:rFonts w:hint="eastAsia"/>
           <w:lang w:val="es-DO"/>
         </w:rPr>
       </w:pPr>
@@ -5867,7 +5573,6 @@
     <w:p>
       <w:pPr>
         <w:rPr>
-          <w:rFonts w:hint="eastAsia"/>
           <w:lang w:val="es-DO"/>
         </w:rPr>
       </w:pPr>
@@ -5890,7 +5595,6 @@
     <w:p>
       <w:pPr>
         <w:rPr>
-          <w:rFonts w:hint="eastAsia"/>
           <w:lang w:val="es-DO"/>
         </w:rPr>
       </w:pPr>
@@ -5915,7 +5619,6 @@
     <w:p>
       <w:pPr>
         <w:rPr>
-          <w:rFonts w:hint="eastAsia"/>
           <w:lang w:val="es-DO"/>
         </w:rPr>
       </w:pPr>
@@ -5931,7 +5634,6 @@
     <w:p>
       <w:pPr>
         <w:rPr>
-          <w:rFonts w:hint="eastAsia"/>
           <w:lang w:val="es-DO"/>
         </w:rPr>
       </w:pPr>
@@ -5947,7 +5649,6 @@
     <w:p>
       <w:pPr>
         <w:rPr>
-          <w:rFonts w:hint="eastAsia"/>
           <w:lang w:val="es-DO"/>
         </w:rPr>
       </w:pPr>
@@ -5991,7 +5692,6 @@
       <w:pPr>
         <w:pStyle w:val="Listaconnmeros"/>
         <w:rPr>
-          <w:rFonts w:hint="eastAsia"/>
           <w:lang w:val="es-DO"/>
         </w:rPr>
       </w:pPr>
@@ -6006,7 +5706,6 @@
       <w:pPr>
         <w:pStyle w:val="Listaconnmeros"/>
         <w:rPr>
-          <w:rFonts w:hint="eastAsia"/>
           <w:lang w:val="es-DO"/>
         </w:rPr>
       </w:pPr>
@@ -6020,9 +5719,6 @@
     <w:p>
       <w:pPr>
         <w:pStyle w:val="Listaconnmeros"/>
-        <w:rPr>
-          <w:rFonts w:hint="eastAsia"/>
-        </w:rPr>
       </w:pPr>
       <w:r>
         <w:t>Autorice con el supervisor.</w:t>
@@ -6031,7 +5727,6 @@
     <w:p>
       <w:pPr>
         <w:rPr>
-          <w:rFonts w:hint="eastAsia"/>
           <w:lang w:val="es-DO"/>
         </w:rPr>
       </w:pPr>
@@ -6054,7 +5749,6 @@
     <w:p>
       <w:pPr>
         <w:rPr>
-          <w:rFonts w:hint="eastAsia"/>
           <w:lang w:val="es-DO"/>
         </w:rPr>
       </w:pPr>
@@ -6079,7 +5773,6 @@
     <w:p>
       <w:pPr>
         <w:rPr>
-          <w:rFonts w:hint="eastAsia"/>
           <w:lang w:val="es-DO"/>
         </w:rPr>
       </w:pPr>
@@ -6110,7 +5803,6 @@
       <w:pPr>
         <w:pStyle w:val="Listaconnmeros"/>
         <w:rPr>
-          <w:rFonts w:hint="eastAsia"/>
           <w:lang w:val="es-DO"/>
         </w:rPr>
       </w:pPr>
@@ -6124,7 +5816,6 @@
     <w:p>
       <w:pPr>
         <w:rPr>
-          <w:rFonts w:hint="eastAsia"/>
           <w:lang w:val="es-DO"/>
         </w:rPr>
       </w:pPr>
@@ -6147,7 +5838,6 @@
     <w:p>
       <w:pPr>
         <w:rPr>
-          <w:rFonts w:hint="eastAsia"/>
           <w:lang w:val="es-DO"/>
         </w:rPr>
       </w:pPr>
@@ -6172,7 +5862,6 @@
     <w:p>
       <w:pPr>
         <w:rPr>
-          <w:rFonts w:hint="eastAsia"/>
           <w:lang w:val="es-DO"/>
         </w:rPr>
       </w:pPr>
@@ -6203,7 +5892,6 @@
       <w:pPr>
         <w:pStyle w:val="Listaconnmeros"/>
         <w:rPr>
-          <w:rFonts w:hint="eastAsia"/>
           <w:lang w:val="es-DO"/>
         </w:rPr>
       </w:pPr>
@@ -6217,7 +5905,6 @@
     <w:p>
       <w:pPr>
         <w:rPr>
-          <w:rFonts w:hint="eastAsia"/>
           <w:lang w:val="es-DO"/>
         </w:rPr>
       </w:pPr>
@@ -6240,7 +5927,6 @@
     <w:p>
       <w:pPr>
         <w:rPr>
-          <w:rFonts w:hint="eastAsia"/>
           <w:lang w:val="es-DO"/>
         </w:rPr>
       </w:pPr>
@@ -6265,7 +5951,6 @@
     <w:p>
       <w:pPr>
         <w:rPr>
-          <w:rFonts w:hint="eastAsia"/>
           <w:lang w:val="es-DO"/>
         </w:rPr>
       </w:pPr>
@@ -6296,7 +5981,6 @@
       <w:pPr>
         <w:pStyle w:val="Listaconnmeros"/>
         <w:rPr>
-          <w:rFonts w:hint="eastAsia"/>
           <w:lang w:val="es-DO"/>
         </w:rPr>
       </w:pPr>
@@ -6310,7 +5994,6 @@
     <w:p>
       <w:pPr>
         <w:rPr>
-          <w:rFonts w:hint="eastAsia"/>
           <w:lang w:val="es-DO"/>
         </w:rPr>
       </w:pPr>
@@ -6333,7 +6016,6 @@
     <w:p>
       <w:pPr>
         <w:rPr>
-          <w:rFonts w:hint="eastAsia"/>
           <w:lang w:val="es-DO"/>
         </w:rPr>
       </w:pPr>
@@ -6358,7 +6040,6 @@
     <w:p>
       <w:pPr>
         <w:rPr>
-          <w:rFonts w:hint="eastAsia"/>
           <w:lang w:val="es-DO"/>
         </w:rPr>
       </w:pPr>
@@ -6389,7 +6070,6 @@
       <w:pPr>
         <w:pStyle w:val="Listaconnmeros"/>
         <w:rPr>
-          <w:rFonts w:hint="eastAsia"/>
           <w:lang w:val="es-DO"/>
         </w:rPr>
       </w:pPr>
@@ -6403,7 +6083,6 @@
     <w:p>
       <w:pPr>
         <w:rPr>
-          <w:rFonts w:hint="eastAsia"/>
           <w:lang w:val="es-DO"/>
         </w:rPr>
       </w:pPr>
@@ -6426,7 +6105,6 @@
     <w:p>
       <w:pPr>
         <w:rPr>
-          <w:rFonts w:hint="eastAsia"/>
           <w:lang w:val="es-DO"/>
         </w:rPr>
       </w:pPr>
@@ -6451,7 +6129,6 @@
     <w:p>
       <w:pPr>
         <w:rPr>
-          <w:rFonts w:hint="eastAsia"/>
           <w:lang w:val="es-DO"/>
         </w:rPr>
       </w:pPr>
@@ -6477,7 +6154,6 @@
       <w:pPr>
         <w:pStyle w:val="Listaconnmeros"/>
         <w:rPr>
-          <w:rFonts w:hint="eastAsia"/>
           <w:lang w:val="es-DO"/>
         </w:rPr>
       </w:pPr>
@@ -6491,7 +6167,6 @@
     <w:p>
       <w:pPr>
         <w:rPr>
-          <w:rFonts w:hint="eastAsia"/>
           <w:lang w:val="es-DO"/>
         </w:rPr>
       </w:pPr>
@@ -6514,7 +6189,6 @@
     <w:p>
       <w:pPr>
         <w:rPr>
-          <w:rFonts w:hint="eastAsia"/>
           <w:lang w:val="es-DO"/>
         </w:rPr>
       </w:pPr>
@@ -6539,7 +6213,6 @@
     <w:p>
       <w:pPr>
         <w:rPr>
-          <w:rFonts w:hint="eastAsia"/>
           <w:lang w:val="es-DO"/>
         </w:rPr>
       </w:pPr>
@@ -6570,7 +6243,6 @@
       <w:pPr>
         <w:pStyle w:val="Listaconnmeros"/>
         <w:rPr>
-          <w:rFonts w:hint="eastAsia"/>
           <w:lang w:val="es-DO"/>
         </w:rPr>
       </w:pPr>
@@ -6584,7 +6256,6 @@
     <w:p>
       <w:pPr>
         <w:rPr>
-          <w:rFonts w:hint="eastAsia"/>
           <w:lang w:val="es-DO"/>
         </w:rPr>
       </w:pPr>
@@ -6607,7 +6278,6 @@
     <w:p>
       <w:pPr>
         <w:rPr>
-          <w:rFonts w:hint="eastAsia"/>
           <w:lang w:val="es-DO"/>
         </w:rPr>
       </w:pPr>
@@ -6632,7 +6302,6 @@
     <w:p>
       <w:pPr>
         <w:rPr>
-          <w:rFonts w:hint="eastAsia"/>
           <w:lang w:val="es-DO"/>
         </w:rPr>
       </w:pPr>
@@ -6648,7 +6317,6 @@
     <w:p>
       <w:pPr>
         <w:rPr>
-          <w:rFonts w:hint="eastAsia"/>
           <w:lang w:val="es-DO"/>
         </w:rPr>
       </w:pPr>
@@ -6692,7 +6360,6 @@
       <w:pPr>
         <w:pStyle w:val="Listaconnmeros"/>
         <w:rPr>
-          <w:rFonts w:hint="eastAsia"/>
           <w:lang w:val="es-DO"/>
         </w:rPr>
       </w:pPr>
@@ -6706,7 +6373,6 @@
     <w:p>
       <w:pPr>
         <w:rPr>
-          <w:rFonts w:hint="eastAsia"/>
           <w:lang w:val="es-DO"/>
         </w:rPr>
       </w:pPr>
@@ -6729,7 +6395,6 @@
     <w:p>
       <w:pPr>
         <w:rPr>
-          <w:rFonts w:hint="eastAsia"/>
           <w:lang w:val="es-DO"/>
         </w:rPr>
       </w:pPr>
@@ -6754,7 +6419,6 @@
     <w:p>
       <w:pPr>
         <w:rPr>
-          <w:rFonts w:hint="eastAsia"/>
           <w:lang w:val="es-DO"/>
         </w:rPr>
       </w:pPr>
@@ -6785,7 +6449,6 @@
       <w:pPr>
         <w:pStyle w:val="Listaconnmeros"/>
         <w:rPr>
-          <w:rFonts w:hint="eastAsia"/>
           <w:lang w:val="es-DO"/>
         </w:rPr>
       </w:pPr>
@@ -6800,7 +6463,6 @@
       <w:pPr>
         <w:pStyle w:val="Listaconnmeros"/>
         <w:rPr>
-          <w:rFonts w:hint="eastAsia"/>
           <w:lang w:val="es-DO"/>
         </w:rPr>
       </w:pPr>
@@ -6814,7 +6476,6 @@
     <w:p>
       <w:pPr>
         <w:rPr>
-          <w:rFonts w:hint="eastAsia"/>
           <w:lang w:val="es-DO"/>
         </w:rPr>
       </w:pPr>
@@ -6837,7 +6498,6 @@
     <w:p>
       <w:pPr>
         <w:rPr>
-          <w:rFonts w:hint="eastAsia"/>
           <w:lang w:val="es-DO"/>
         </w:rPr>
       </w:pPr>
@@ -6862,7 +6522,6 @@
     <w:p>
       <w:pPr>
         <w:rPr>
-          <w:rFonts w:hint="eastAsia"/>
           <w:lang w:val="es-DO"/>
         </w:rPr>
       </w:pPr>
@@ -6893,7 +6552,6 @@
       <w:pPr>
         <w:pStyle w:val="Listaconnmeros"/>
         <w:rPr>
-          <w:rFonts w:hint="eastAsia"/>
           <w:lang w:val="es-DO"/>
         </w:rPr>
       </w:pPr>
@@ -6907,7 +6565,6 @@
     <w:p>
       <w:pPr>
         <w:rPr>
-          <w:rFonts w:hint="eastAsia"/>
           <w:lang w:val="es-DO"/>
         </w:rPr>
       </w:pPr>
@@ -6930,7 +6587,6 @@
     <w:p>
       <w:pPr>
         <w:rPr>
-          <w:rFonts w:hint="eastAsia"/>
           <w:lang w:val="es-DO"/>
         </w:rPr>
       </w:pPr>
@@ -6955,7 +6611,6 @@
     <w:p>
       <w:pPr>
         <w:rPr>
-          <w:rFonts w:hint="eastAsia"/>
           <w:lang w:val="es-DO"/>
         </w:rPr>
       </w:pPr>
@@ -6971,7 +6626,6 @@
     <w:p>
       <w:pPr>
         <w:rPr>
-          <w:rFonts w:hint="eastAsia"/>
           <w:lang w:val="es-DO"/>
         </w:rPr>
       </w:pPr>
@@ -7015,7 +6669,6 @@
       <w:pPr>
         <w:pStyle w:val="Listaconnmeros"/>
         <w:rPr>
-          <w:rFonts w:hint="eastAsia"/>
           <w:lang w:val="es-DO"/>
         </w:rPr>
       </w:pPr>
@@ -7029,7 +6682,6 @@
     <w:p>
       <w:pPr>
         <w:rPr>
-          <w:rFonts w:hint="eastAsia"/>
           <w:lang w:val="es-DO"/>
         </w:rPr>
       </w:pPr>
@@ -7052,7 +6704,6 @@
     <w:p>
       <w:pPr>
         <w:rPr>
-          <w:rFonts w:hint="eastAsia"/>
           <w:lang w:val="es-DO"/>
         </w:rPr>
       </w:pPr>
@@ -7077,7 +6728,6 @@
     <w:p>
       <w:pPr>
         <w:rPr>
-          <w:rFonts w:hint="eastAsia"/>
           <w:lang w:val="es-DO"/>
         </w:rPr>
       </w:pPr>
@@ -7108,7 +6758,6 @@
       <w:pPr>
         <w:pStyle w:val="Listaconnmeros"/>
         <w:rPr>
-          <w:rFonts w:hint="eastAsia"/>
           <w:lang w:val="es-DO"/>
         </w:rPr>
       </w:pPr>
@@ -7122,7 +6771,6 @@
     <w:p>
       <w:pPr>
         <w:rPr>
-          <w:rFonts w:hint="eastAsia"/>
           <w:lang w:val="es-DO"/>
         </w:rPr>
       </w:pPr>
@@ -7145,7 +6793,6 @@
     <w:p>
       <w:pPr>
         <w:rPr>
-          <w:rFonts w:hint="eastAsia"/>
           <w:lang w:val="es-DO"/>
         </w:rPr>
       </w:pPr>
@@ -7170,7 +6817,6 @@
     <w:p>
       <w:pPr>
         <w:rPr>
-          <w:rFonts w:hint="eastAsia"/>
           <w:lang w:val="es-DO"/>
         </w:rPr>
       </w:pPr>
@@ -7201,7 +6847,6 @@
       <w:pPr>
         <w:pStyle w:val="Listaconnmeros"/>
         <w:rPr>
-          <w:rFonts w:hint="eastAsia"/>
           <w:lang w:val="es-DO"/>
         </w:rPr>
       </w:pPr>
@@ -7215,7 +6860,6 @@
     <w:p>
       <w:pPr>
         <w:rPr>
-          <w:rFonts w:hint="eastAsia"/>
           <w:lang w:val="es-DO"/>
         </w:rPr>
       </w:pPr>
@@ -7238,7 +6882,6 @@
     <w:p>
       <w:pPr>
         <w:rPr>
-          <w:rFonts w:hint="eastAsia"/>
           <w:lang w:val="es-DO"/>
         </w:rPr>
       </w:pPr>
@@ -7263,7 +6906,6 @@
     <w:p>
       <w:pPr>
         <w:rPr>
-          <w:rFonts w:hint="eastAsia"/>
           <w:lang w:val="es-DO"/>
         </w:rPr>
       </w:pPr>
@@ -7279,7 +6921,6 @@
     <w:p>
       <w:pPr>
         <w:rPr>
-          <w:rFonts w:hint="eastAsia"/>
           <w:lang w:val="es-DO"/>
         </w:rPr>
       </w:pPr>
@@ -7323,7 +6964,6 @@
       <w:pPr>
         <w:pStyle w:val="Listaconnmeros"/>
         <w:rPr>
-          <w:rFonts w:hint="eastAsia"/>
           <w:lang w:val="es-DO"/>
         </w:rPr>
       </w:pPr>
@@ -7337,9 +6977,6 @@
     <w:p>
       <w:pPr>
         <w:pStyle w:val="Listaconnmeros"/>
-        <w:rPr>
-          <w:rFonts w:hint="eastAsia"/>
-        </w:rPr>
       </w:pPr>
       <w:r>
         <w:t>Cobre la venta.</w:t>
@@ -7348,7 +6985,6 @@
     <w:p>
       <w:pPr>
         <w:rPr>
-          <w:rFonts w:hint="eastAsia"/>
           <w:lang w:val="es-DO"/>
         </w:rPr>
       </w:pPr>
@@ -7371,7 +7007,6 @@
     <w:p>
       <w:pPr>
         <w:rPr>
-          <w:rFonts w:hint="eastAsia"/>
           <w:lang w:val="es-DO"/>
         </w:rPr>
       </w:pPr>
@@ -7396,7 +7031,6 @@
     <w:p>
       <w:pPr>
         <w:rPr>
-          <w:rFonts w:hint="eastAsia"/>
           <w:lang w:val="es-DO"/>
         </w:rPr>
       </w:pPr>
@@ -7427,7 +7061,6 @@
       <w:pPr>
         <w:pStyle w:val="Listaconnmeros"/>
         <w:rPr>
-          <w:rFonts w:hint="eastAsia"/>
           <w:lang w:val="es-DO"/>
         </w:rPr>
       </w:pPr>
@@ -7441,7 +7074,6 @@
     <w:p>
       <w:pPr>
         <w:rPr>
-          <w:rFonts w:hint="eastAsia"/>
           <w:lang w:val="es-DO"/>
         </w:rPr>
       </w:pPr>
@@ -7464,7 +7096,6 @@
     <w:p>
       <w:pPr>
         <w:rPr>
-          <w:rFonts w:hint="eastAsia"/>
           <w:lang w:val="es-DO"/>
         </w:rPr>
       </w:pPr>
@@ -7489,7 +7120,6 @@
     <w:p>
       <w:pPr>
         <w:rPr>
-          <w:rFonts w:hint="eastAsia"/>
           <w:lang w:val="es-DO"/>
         </w:rPr>
       </w:pPr>
@@ -7520,7 +7150,6 @@
       <w:pPr>
         <w:pStyle w:val="Listaconnmeros"/>
         <w:rPr>
-          <w:rFonts w:hint="eastAsia"/>
           <w:lang w:val="es-DO"/>
         </w:rPr>
       </w:pPr>
@@ -7534,7 +7163,6 @@
     <w:p>
       <w:pPr>
         <w:rPr>
-          <w:rFonts w:hint="eastAsia"/>
           <w:lang w:val="es-DO"/>
         </w:rPr>
       </w:pPr>
@@ -7557,7 +7185,6 @@
     <w:p>
       <w:pPr>
         <w:rPr>
-          <w:rFonts w:hint="eastAsia"/>
           <w:lang w:val="es-DO"/>
         </w:rPr>
       </w:pPr>
@@ -7582,7 +7209,6 @@
     <w:p>
       <w:pPr>
         <w:rPr>
-          <w:rFonts w:hint="eastAsia"/>
           <w:lang w:val="es-DO"/>
         </w:rPr>
       </w:pPr>
@@ -7598,7 +7224,6 @@
     <w:p>
       <w:pPr>
         <w:rPr>
-          <w:rFonts w:hint="eastAsia"/>
           <w:lang w:val="es-DO"/>
         </w:rPr>
       </w:pPr>
@@ -7636,7 +7261,6 @@
       <w:pPr>
         <w:pStyle w:val="Listaconnmeros"/>
         <w:rPr>
-          <w:rFonts w:hint="eastAsia"/>
           <w:lang w:val="es-DO"/>
         </w:rPr>
       </w:pPr>
@@ -7651,7 +7275,6 @@
       <w:pPr>
         <w:pStyle w:val="Listaconnmeros"/>
         <w:rPr>
-          <w:rFonts w:hint="eastAsia"/>
           <w:lang w:val="es-DO"/>
         </w:rPr>
       </w:pPr>
@@ -7665,7 +7288,6 @@
     <w:p>
       <w:pPr>
         <w:rPr>
-          <w:rFonts w:hint="eastAsia"/>
           <w:lang w:val="es-DO"/>
         </w:rPr>
       </w:pPr>
@@ -7688,7 +7310,6 @@
     <w:p>
       <w:pPr>
         <w:rPr>
-          <w:rFonts w:hint="eastAsia"/>
           <w:lang w:val="es-DO"/>
         </w:rPr>
       </w:pPr>
@@ -7713,7 +7334,6 @@
     <w:p>
       <w:pPr>
         <w:rPr>
-          <w:rFonts w:hint="eastAsia"/>
           <w:lang w:val="es-DO"/>
         </w:rPr>
       </w:pPr>
@@ -7744,7 +7364,6 @@
       <w:pPr>
         <w:pStyle w:val="Listaconnmeros"/>
         <w:rPr>
-          <w:rFonts w:hint="eastAsia"/>
           <w:lang w:val="es-DO"/>
         </w:rPr>
       </w:pPr>
@@ -7758,7 +7377,6 @@
     <w:p>
       <w:pPr>
         <w:rPr>
-          <w:rFonts w:hint="eastAsia"/>
           <w:lang w:val="es-DO"/>
         </w:rPr>
       </w:pPr>
@@ -7781,7 +7399,6 @@
     <w:p>
       <w:pPr>
         <w:rPr>
-          <w:rFonts w:hint="eastAsia"/>
           <w:lang w:val="es-DO"/>
         </w:rPr>
       </w:pPr>
@@ -7806,7 +7423,6 @@
     <w:p>
       <w:pPr>
         <w:rPr>
-          <w:rFonts w:hint="eastAsia"/>
           <w:lang w:val="es-DO"/>
         </w:rPr>
       </w:pPr>
@@ -7831,7 +7447,6 @@
       <w:pPr>
         <w:pStyle w:val="Listaconnmeros"/>
         <w:rPr>
-          <w:rFonts w:hint="eastAsia"/>
           <w:lang w:val="es-DO"/>
         </w:rPr>
       </w:pPr>
@@ -7845,7 +7460,6 @@
     <w:p>
       <w:pPr>
         <w:rPr>
-          <w:rFonts w:hint="eastAsia"/>
           <w:lang w:val="es-DO"/>
         </w:rPr>
       </w:pPr>
@@ -7868,7 +7482,6 @@
     <w:p>
       <w:pPr>
         <w:rPr>
-          <w:rFonts w:hint="eastAsia"/>
           <w:lang w:val="es-DO"/>
         </w:rPr>
       </w:pPr>
@@ -7893,7 +7506,6 @@
     <w:p>
       <w:pPr>
         <w:rPr>
-          <w:rFonts w:hint="eastAsia"/>
           <w:lang w:val="es-DO"/>
         </w:rPr>
       </w:pPr>
@@ -7923,9 +7535,6 @@
     <w:p>
       <w:pPr>
         <w:pStyle w:val="Listaconnmeros"/>
-        <w:rPr>
-          <w:rFonts w:hint="eastAsia"/>
-        </w:rPr>
       </w:pPr>
       <w:r>
         <w:t>Presione «Cerrar lote».</w:t>
@@ -7934,7 +7543,6 @@
     <w:p>
       <w:pPr>
         <w:rPr>
-          <w:rFonts w:hint="eastAsia"/>
           <w:lang w:val="es-DO"/>
         </w:rPr>
       </w:pPr>
@@ -7957,7 +7565,6 @@
     <w:p>
       <w:pPr>
         <w:rPr>
-          <w:rFonts w:hint="eastAsia"/>
           <w:lang w:val="es-DO"/>
         </w:rPr>
       </w:pPr>
@@ -7982,7 +7589,6 @@
     <w:p>
       <w:pPr>
         <w:rPr>
-          <w:rFonts w:hint="eastAsia"/>
           <w:lang w:val="es-DO"/>
         </w:rPr>
       </w:pPr>
@@ -8013,7 +7619,6 @@
       <w:pPr>
         <w:pStyle w:val="Listaconnmeros"/>
         <w:rPr>
-          <w:rFonts w:hint="eastAsia"/>
           <w:lang w:val="es-DO"/>
         </w:rPr>
       </w:pPr>
@@ -8027,7 +7632,6 @@
     <w:p>
       <w:pPr>
         <w:rPr>
-          <w:rFonts w:hint="eastAsia"/>
           <w:lang w:val="es-DO"/>
         </w:rPr>
       </w:pPr>
@@ -8050,7 +7654,6 @@
     <w:p>
       <w:pPr>
         <w:rPr>
-          <w:rFonts w:hint="eastAsia"/>
           <w:lang w:val="es-DO"/>
         </w:rPr>
       </w:pPr>
@@ -8075,7 +7678,6 @@
     <w:p>
       <w:pPr>
         <w:rPr>
-          <w:rFonts w:hint="eastAsia"/>
           <w:lang w:val="es-DO"/>
         </w:rPr>
       </w:pPr>
@@ -8107,7 +7709,6 @@
       <w:pPr>
         <w:pStyle w:val="Listaconnmeros"/>
         <w:rPr>
-          <w:rFonts w:hint="eastAsia"/>
           <w:lang w:val="es-DO"/>
         </w:rPr>
       </w:pPr>
@@ -8121,7 +7722,6 @@
     <w:p>
       <w:pPr>
         <w:rPr>
-          <w:rFonts w:hint="eastAsia"/>
           <w:lang w:val="es-DO"/>
         </w:rPr>
       </w:pPr>
@@ -8144,7 +7744,6 @@
     <w:p>
       <w:pPr>
         <w:rPr>
-          <w:rFonts w:hint="eastAsia"/>
           <w:lang w:val="es-DO"/>
         </w:rPr>
       </w:pPr>
@@ -8169,7 +7768,6 @@
     <w:p>
       <w:pPr>
         <w:rPr>
-          <w:rFonts w:hint="eastAsia"/>
           <w:lang w:val="es-DO"/>
         </w:rPr>
       </w:pPr>
@@ -8185,7 +7783,6 @@
     <w:p>
       <w:pPr>
         <w:rPr>
-          <w:rFonts w:hint="eastAsia"/>
           <w:lang w:val="es-DO"/>
         </w:rPr>
       </w:pPr>
@@ -8216,7 +7813,6 @@
       <w:pPr>
         <w:pStyle w:val="Listaconnmeros"/>
         <w:rPr>
-          <w:rFonts w:hint="eastAsia"/>
           <w:lang w:val="es-DO"/>
         </w:rPr>
       </w:pPr>
@@ -8230,7 +7826,6 @@
     <w:p>
       <w:pPr>
         <w:rPr>
-          <w:rFonts w:hint="eastAsia"/>
           <w:lang w:val="es-DO"/>
         </w:rPr>
       </w:pPr>
@@ -8253,7 +7848,6 @@
     <w:p>
       <w:pPr>
         <w:rPr>
-          <w:rFonts w:hint="eastAsia"/>
           <w:lang w:val="es-DO"/>
         </w:rPr>
       </w:pPr>
@@ -8278,7 +7872,6 @@
     <w:p>
       <w:pPr>
         <w:rPr>
-          <w:rFonts w:hint="eastAsia"/>
           <w:lang w:val="es-DO"/>
         </w:rPr>
       </w:pPr>
@@ -8294,7 +7887,6 @@
     <w:p>
       <w:pPr>
         <w:rPr>
-          <w:rFonts w:hint="eastAsia"/>
           <w:lang w:val="es-DO"/>
         </w:rPr>
       </w:pPr>
@@ -8338,7 +7930,6 @@
       <w:pPr>
         <w:pStyle w:val="Listaconnmeros"/>
         <w:rPr>
-          <w:rFonts w:hint="eastAsia"/>
           <w:lang w:val="es-DO"/>
         </w:rPr>
       </w:pPr>
@@ -8353,7 +7944,6 @@
       <w:pPr>
         <w:pStyle w:val="Listaconnmeros"/>
         <w:rPr>
-          <w:rFonts w:hint="eastAsia"/>
           <w:lang w:val="es-DO"/>
         </w:rPr>
       </w:pPr>
@@ -8367,7 +7957,6 @@
     <w:p>
       <w:pPr>
         <w:rPr>
-          <w:rFonts w:hint="eastAsia"/>
           <w:lang w:val="es-DO"/>
         </w:rPr>
       </w:pPr>
@@ -8390,7 +7979,6 @@
     <w:p>
       <w:pPr>
         <w:rPr>
-          <w:rFonts w:hint="eastAsia"/>
           <w:lang w:val="es-DO"/>
         </w:rPr>
       </w:pPr>
@@ -8415,7 +8003,6 @@
     <w:p>
       <w:pPr>
         <w:rPr>
-          <w:rFonts w:hint="eastAsia"/>
           <w:lang w:val="es-DO"/>
         </w:rPr>
       </w:pPr>
@@ -8446,7 +8033,6 @@
       <w:pPr>
         <w:pStyle w:val="Listaconnmeros"/>
         <w:rPr>
-          <w:rFonts w:hint="eastAsia"/>
           <w:lang w:val="es-DO"/>
         </w:rPr>
       </w:pPr>
@@ -8461,7 +8047,6 @@
       <w:pPr>
         <w:pStyle w:val="Listaconnmeros"/>
         <w:rPr>
-          <w:rFonts w:hint="eastAsia"/>
           <w:lang w:val="es-DO"/>
         </w:rPr>
       </w:pPr>
@@ -8476,7 +8061,6 @@
       <w:pPr>
         <w:pStyle w:val="Listaconnmeros"/>
         <w:rPr>
-          <w:rFonts w:hint="eastAsia"/>
           <w:lang w:val="es-DO"/>
         </w:rPr>
       </w:pPr>
@@ -8490,7 +8074,6 @@
     <w:p>
       <w:pPr>
         <w:rPr>
-          <w:rFonts w:hint="eastAsia"/>
           <w:lang w:val="es-DO"/>
         </w:rPr>
       </w:pPr>
@@ -8513,7 +8096,6 @@
     <w:p>
       <w:pPr>
         <w:rPr>
-          <w:rFonts w:hint="eastAsia"/>
           <w:lang w:val="es-DO"/>
         </w:rPr>
       </w:pPr>
@@ -8538,7 +8120,6 @@
     <w:p>
       <w:pPr>
         <w:rPr>
-          <w:rFonts w:hint="eastAsia"/>
           <w:lang w:val="es-DO"/>
         </w:rPr>
       </w:pPr>
@@ -8569,7 +8150,6 @@
       <w:pPr>
         <w:pStyle w:val="Listaconnmeros"/>
         <w:rPr>
-          <w:rFonts w:hint="eastAsia"/>
           <w:lang w:val="es-DO"/>
         </w:rPr>
       </w:pPr>
@@ -8583,7 +8163,6 @@
     <w:p>
       <w:pPr>
         <w:rPr>
-          <w:rFonts w:hint="eastAsia"/>
           <w:lang w:val="es-DO"/>
         </w:rPr>
       </w:pPr>
@@ -8606,7 +8185,6 @@
     <w:p>
       <w:pPr>
         <w:rPr>
-          <w:rFonts w:hint="eastAsia"/>
           <w:lang w:val="es-DO"/>
         </w:rPr>
       </w:pPr>
@@ -8631,7 +8209,6 @@
     <w:p>
       <w:pPr>
         <w:rPr>
-          <w:rFonts w:hint="eastAsia"/>
           <w:lang w:val="es-DO"/>
         </w:rPr>
       </w:pPr>
@@ -8656,7 +8233,6 @@
       <w:pPr>
         <w:pStyle w:val="Listaconnmeros"/>
         <w:rPr>
-          <w:rFonts w:hint="eastAsia"/>
           <w:lang w:val="es-DO"/>
         </w:rPr>
       </w:pPr>
@@ -8670,7 +8246,6 @@
     <w:p>
       <w:pPr>
         <w:rPr>
-          <w:rFonts w:hint="eastAsia"/>
           <w:lang w:val="es-DO"/>
         </w:rPr>
       </w:pPr>
@@ -8693,7 +8268,6 @@
     <w:p>
       <w:pPr>
         <w:rPr>
-          <w:rFonts w:hint="eastAsia"/>
           <w:lang w:val="es-DO"/>
         </w:rPr>
       </w:pPr>
@@ -8718,7 +8292,6 @@
     <w:p>
       <w:pPr>
         <w:rPr>
-          <w:rFonts w:hint="eastAsia"/>
           <w:lang w:val="es-DO"/>
         </w:rPr>
       </w:pPr>
@@ -8749,7 +8322,6 @@
       <w:pPr>
         <w:pStyle w:val="Listaconnmeros"/>
         <w:rPr>
-          <w:rFonts w:hint="eastAsia"/>
           <w:lang w:val="es-DO"/>
         </w:rPr>
       </w:pPr>
@@ -8763,7 +8335,6 @@
     <w:p>
       <w:pPr>
         <w:rPr>
-          <w:rFonts w:hint="eastAsia"/>
           <w:lang w:val="es-DO"/>
         </w:rPr>
       </w:pPr>
@@ -8787,7 +8358,6 @@
     <w:p>
       <w:pPr>
         <w:rPr>
-          <w:rFonts w:hint="eastAsia"/>
           <w:lang w:val="es-DO"/>
         </w:rPr>
       </w:pPr>
@@ -8812,7 +8382,6 @@
     <w:p>
       <w:pPr>
         <w:rPr>
-          <w:rFonts w:hint="eastAsia"/>
           <w:lang w:val="es-DO"/>
         </w:rPr>
       </w:pPr>
@@ -8843,7 +8412,6 @@
       <w:pPr>
         <w:pStyle w:val="Listaconnmeros"/>
         <w:rPr>
-          <w:rFonts w:hint="eastAsia"/>
           <w:lang w:val="es-DO"/>
         </w:rPr>
       </w:pPr>
@@ -8857,7 +8425,6 @@
     <w:p>
       <w:pPr>
         <w:rPr>
-          <w:rFonts w:hint="eastAsia"/>
           <w:lang w:val="es-DO"/>
         </w:rPr>
       </w:pPr>
@@ -8880,7 +8447,6 @@
     <w:p>
       <w:pPr>
         <w:rPr>
-          <w:rFonts w:hint="eastAsia"/>
           <w:lang w:val="es-DO"/>
         </w:rPr>
       </w:pPr>
@@ -8905,7 +8471,6 @@
     <w:p>
       <w:pPr>
         <w:rPr>
-          <w:rFonts w:hint="eastAsia"/>
           <w:lang w:val="es-DO"/>
         </w:rPr>
       </w:pPr>
@@ -8921,7 +8486,6 @@
     <w:p>
       <w:pPr>
         <w:rPr>
-          <w:rFonts w:hint="eastAsia"/>
           <w:lang w:val="es-DO"/>
         </w:rPr>
       </w:pPr>
@@ -8965,7 +8529,6 @@
       <w:pPr>
         <w:pStyle w:val="Listaconnmeros"/>
         <w:rPr>
-          <w:rFonts w:hint="eastAsia"/>
           <w:lang w:val="es-DO"/>
         </w:rPr>
       </w:pPr>
@@ -8979,7 +8542,6 @@
     <w:p>
       <w:pPr>
         <w:rPr>
-          <w:rFonts w:hint="eastAsia"/>
           <w:lang w:val="es-DO"/>
         </w:rPr>
       </w:pPr>
@@ -9002,7 +8564,6 @@
     <w:p>
       <w:pPr>
         <w:rPr>
-          <w:rFonts w:hint="eastAsia"/>
           <w:lang w:val="es-DO"/>
         </w:rPr>
       </w:pPr>
@@ -9027,7 +8588,6 @@
     <w:p>
       <w:pPr>
         <w:rPr>
-          <w:rFonts w:hint="eastAsia"/>
           <w:lang w:val="es-DO"/>
         </w:rPr>
       </w:pPr>
@@ -9058,7 +8618,6 @@
       <w:pPr>
         <w:pStyle w:val="Listaconnmeros"/>
         <w:rPr>
-          <w:rFonts w:hint="eastAsia"/>
           <w:lang w:val="es-DO"/>
         </w:rPr>
       </w:pPr>
@@ -9072,7 +8631,6 @@
     <w:p>
       <w:pPr>
         <w:rPr>
-          <w:rFonts w:hint="eastAsia"/>
           <w:lang w:val="es-DO"/>
         </w:rPr>
       </w:pPr>
@@ -9095,7 +8653,6 @@
     <w:p>
       <w:pPr>
         <w:rPr>
-          <w:rFonts w:hint="eastAsia"/>
           <w:lang w:val="es-DO"/>
         </w:rPr>
       </w:pPr>
@@ -9120,7 +8677,6 @@
     <w:p>
       <w:pPr>
         <w:rPr>
-          <w:rFonts w:hint="eastAsia"/>
           <w:lang w:val="es-DO"/>
         </w:rPr>
       </w:pPr>
@@ -9151,7 +8707,6 @@
       <w:pPr>
         <w:pStyle w:val="Listaconnmeros"/>
         <w:rPr>
-          <w:rFonts w:hint="eastAsia"/>
           <w:lang w:val="es-DO"/>
         </w:rPr>
       </w:pPr>
@@ -9165,7 +8720,6 @@
     <w:p>
       <w:pPr>
         <w:rPr>
-          <w:rFonts w:hint="eastAsia"/>
           <w:lang w:val="es-DO"/>
         </w:rPr>
       </w:pPr>
@@ -9188,7 +8742,6 @@
     <w:p>
       <w:pPr>
         <w:rPr>
-          <w:rFonts w:hint="eastAsia"/>
           <w:lang w:val="es-DO"/>
         </w:rPr>
       </w:pPr>
@@ -9211,11 +8764,6 @@
       </w:r>
     </w:p>
     <w:p>
-      <w:pPr>
-        <w:rPr>
-          <w:rFonts w:hint="eastAsia"/>
-        </w:rPr>
-      </w:pPr>
       <w:r>
         <w:rPr>
           <w:color w:val="555555"/>
@@ -9236,7 +8784,6 @@
       <w:pPr>
         <w:pStyle w:val="Listaconnmeros"/>
         <w:rPr>
-          <w:rFonts w:hint="eastAsia"/>
           <w:lang w:val="es-DO"/>
         </w:rPr>
       </w:pPr>
@@ -9250,7 +8797,6 @@
     <w:p>
       <w:pPr>
         <w:rPr>
-          <w:rFonts w:hint="eastAsia"/>
           <w:lang w:val="es-DO"/>
         </w:rPr>
       </w:pPr>
@@ -9273,7 +8819,6 @@
     <w:p>
       <w:pPr>
         <w:rPr>
-          <w:rFonts w:hint="eastAsia"/>
           <w:lang w:val="es-DO"/>
         </w:rPr>
       </w:pPr>
@@ -9298,7 +8843,6 @@
     <w:p>
       <w:pPr>
         <w:rPr>
-          <w:rFonts w:hint="eastAsia"/>
           <w:lang w:val="es-DO"/>
         </w:rPr>
       </w:pPr>
@@ -9314,7 +8858,6 @@
     <w:p>
       <w:pPr>
         <w:rPr>
-          <w:rFonts w:hint="eastAsia"/>
           <w:lang w:val="es-DO"/>
         </w:rPr>
       </w:pPr>
@@ -9352,7 +8895,6 @@
       <w:pPr>
         <w:pStyle w:val="Listaconnmeros"/>
         <w:rPr>
-          <w:rFonts w:hint="eastAsia"/>
           <w:lang w:val="es-DO"/>
         </w:rPr>
       </w:pPr>
@@ -9366,7 +8908,6 @@
     <w:p>
       <w:pPr>
         <w:rPr>
-          <w:rFonts w:hint="eastAsia"/>
           <w:lang w:val="es-DO"/>
         </w:rPr>
       </w:pPr>
@@ -9389,7 +8930,6 @@
     <w:p>
       <w:pPr>
         <w:rPr>
-          <w:rFonts w:hint="eastAsia"/>
           <w:lang w:val="es-DO"/>
         </w:rPr>
       </w:pPr>
@@ -9412,11 +8952,6 @@
       </w:r>
     </w:p>
     <w:p>
-      <w:pPr>
-        <w:rPr>
-          <w:rFonts w:hint="eastAsia"/>
-        </w:rPr>
-      </w:pPr>
       <w:r>
         <w:rPr>
           <w:color w:val="555555"/>
@@ -9437,7 +8972,6 @@
       <w:pPr>
         <w:pStyle w:val="Listaconnmeros"/>
         <w:rPr>
-          <w:rFonts w:hint="eastAsia"/>
           <w:lang w:val="es-DO"/>
         </w:rPr>
       </w:pPr>
@@ -9451,7 +8985,6 @@
     <w:p>
       <w:pPr>
         <w:rPr>
-          <w:rFonts w:hint="eastAsia"/>
           <w:lang w:val="es-DO"/>
         </w:rPr>
       </w:pPr>
@@ -9474,7 +9007,6 @@
     <w:p>
       <w:pPr>
         <w:rPr>
-          <w:rFonts w:hint="eastAsia"/>
           <w:lang w:val="es-DO"/>
         </w:rPr>
       </w:pPr>
@@ -9499,7 +9031,6 @@
     <w:p>
       <w:pPr>
         <w:rPr>
-          <w:rFonts w:hint="eastAsia"/>
           <w:lang w:val="es-DO"/>
         </w:rPr>
       </w:pPr>
@@ -9530,7 +9061,6 @@
       <w:pPr>
         <w:pStyle w:val="Listaconnmeros"/>
         <w:rPr>
-          <w:rFonts w:hint="eastAsia"/>
           <w:lang w:val="es-DO"/>
         </w:rPr>
       </w:pPr>
@@ -9544,7 +9074,6 @@
     <w:p>
       <w:pPr>
         <w:rPr>
-          <w:rFonts w:hint="eastAsia"/>
           <w:lang w:val="es-DO"/>
         </w:rPr>
       </w:pPr>
@@ -9567,7 +9096,6 @@
     <w:p>
       <w:pPr>
         <w:rPr>
-          <w:rFonts w:hint="eastAsia"/>
           <w:lang w:val="es-DO"/>
         </w:rPr>
       </w:pPr>
@@ -9592,7 +9120,6 @@
     <w:p>
       <w:pPr>
         <w:rPr>
-          <w:rFonts w:hint="eastAsia"/>
           <w:lang w:val="es-DO"/>
         </w:rPr>
       </w:pPr>
@@ -9623,7 +9150,6 @@
       <w:pPr>
         <w:pStyle w:val="Listaconnmeros"/>
         <w:rPr>
-          <w:rFonts w:hint="eastAsia"/>
           <w:lang w:val="es-DO"/>
         </w:rPr>
       </w:pPr>
@@ -9637,7 +9163,6 @@
     <w:p>
       <w:pPr>
         <w:rPr>
-          <w:rFonts w:hint="eastAsia"/>
           <w:lang w:val="es-DO"/>
         </w:rPr>
       </w:pPr>
@@ -9660,7 +9185,6 @@
     <w:p>
       <w:pPr>
         <w:rPr>
-          <w:rFonts w:hint="eastAsia"/>
           <w:lang w:val="es-DO"/>
         </w:rPr>
       </w:pPr>
@@ -9685,7 +9209,6 @@
     <w:p>
       <w:pPr>
         <w:rPr>
-          <w:rFonts w:hint="eastAsia"/>
           <w:lang w:val="es-DO"/>
         </w:rPr>
       </w:pPr>
@@ -9701,7 +9224,6 @@
     <w:p>
       <w:pPr>
         <w:rPr>
-          <w:rFonts w:hint="eastAsia"/>
           <w:lang w:val="es-DO"/>
         </w:rPr>
       </w:pPr>
@@ -9745,7 +9267,6 @@
       <w:pPr>
         <w:pStyle w:val="Listaconnmeros"/>
         <w:rPr>
-          <w:rFonts w:hint="eastAsia"/>
           <w:lang w:val="es-DO"/>
         </w:rPr>
       </w:pPr>
@@ -9759,7 +9280,6 @@
     <w:p>
       <w:pPr>
         <w:rPr>
-          <w:rFonts w:hint="eastAsia"/>
           <w:lang w:val="es-DO"/>
         </w:rPr>
       </w:pPr>
@@ -9782,7 +9302,6 @@
     <w:p>
       <w:pPr>
         <w:rPr>
-          <w:rFonts w:hint="eastAsia"/>
           <w:lang w:val="es-DO"/>
         </w:rPr>
       </w:pPr>
@@ -9807,7 +9326,6 @@
     <w:p>
       <w:pPr>
         <w:rPr>
-          <w:rFonts w:hint="eastAsia"/>
           <w:lang w:val="es-DO"/>
         </w:rPr>
       </w:pPr>
@@ -9838,7 +9356,6 @@
       <w:pPr>
         <w:pStyle w:val="Listaconnmeros"/>
         <w:rPr>
-          <w:rFonts w:hint="eastAsia"/>
           <w:lang w:val="es-DO"/>
         </w:rPr>
       </w:pPr>
@@ -9853,7 +9370,6 @@
       <w:pPr>
         <w:pStyle w:val="Listaconnmeros"/>
         <w:rPr>
-          <w:rFonts w:hint="eastAsia"/>
           <w:lang w:val="es-DO"/>
         </w:rPr>
       </w:pPr>
@@ -9867,7 +9383,6 @@
     <w:p>
       <w:pPr>
         <w:rPr>
-          <w:rFonts w:hint="eastAsia"/>
           <w:lang w:val="es-DO"/>
         </w:rPr>
       </w:pPr>
@@ -9890,7 +9405,6 @@
     <w:p>
       <w:pPr>
         <w:rPr>
-          <w:rFonts w:hint="eastAsia"/>
           <w:lang w:val="es-DO"/>
         </w:rPr>
       </w:pPr>
@@ -9913,11 +9427,6 @@
       </w:r>
     </w:p>
     <w:p>
-      <w:pPr>
-        <w:rPr>
-          <w:rFonts w:hint="eastAsia"/>
-        </w:rPr>
-      </w:pPr>
       <w:r>
         <w:rPr>
           <w:color w:val="555555"/>
@@ -9938,7 +9447,6 @@
       <w:pPr>
         <w:pStyle w:val="Listaconnmeros"/>
         <w:rPr>
-          <w:rFonts w:hint="eastAsia"/>
           <w:lang w:val="es-DO"/>
         </w:rPr>
       </w:pPr>
@@ -9952,7 +9460,6 @@
     <w:p>
       <w:pPr>
         <w:rPr>
-          <w:rFonts w:hint="eastAsia"/>
           <w:lang w:val="es-DO"/>
         </w:rPr>
       </w:pPr>
@@ -9975,7 +9482,6 @@
     <w:p>
       <w:pPr>
         <w:rPr>
-          <w:rFonts w:hint="eastAsia"/>
           <w:lang w:val="es-DO"/>
         </w:rPr>
       </w:pPr>
@@ -10000,7 +9506,6 @@
     <w:p>
       <w:pPr>
         <w:rPr>
-          <w:rFonts w:hint="eastAsia"/>
           <w:lang w:val="es-DO"/>
         </w:rPr>
       </w:pPr>
@@ -10016,7 +9521,6 @@
     <w:p>
       <w:pPr>
         <w:rPr>
-          <w:rFonts w:hint="eastAsia"/>
           <w:lang w:val="es-DO"/>
         </w:rPr>
       </w:pPr>
@@ -10045,7 +9549,6 @@
     <w:p>
       <w:pPr>
         <w:rPr>
-          <w:rFonts w:hint="eastAsia"/>
           <w:lang w:val="es-DO"/>
         </w:rPr>
       </w:pPr>
@@ -10072,11 +9575,6 @@
             <w:tcW w:w="3118" w:type="dxa"/>
           </w:tcPr>
           <w:p>
-            <w:pPr>
-              <w:rPr>
-                <w:rFonts w:hint="eastAsia"/>
-              </w:rPr>
-            </w:pPr>
             <w:r>
               <w:rPr>
                 <w:b/>
@@ -10091,11 +9589,6 @@
             <w:tcW w:w="6520" w:type="dxa"/>
           </w:tcPr>
           <w:p>
-            <w:pPr>
-              <w:rPr>
-                <w:rFonts w:hint="eastAsia"/>
-              </w:rPr>
-            </w:pPr>
             <w:r>
               <w:rPr>
                 <w:b/>
@@ -10114,7 +9607,6 @@
           <w:p>
             <w:pPr>
               <w:rPr>
-                <w:rFonts w:hint="eastAsia"/>
                 <w:lang w:val="es-DO"/>
               </w:rPr>
             </w:pPr>
@@ -10133,7 +9625,6 @@
           <w:p>
             <w:pPr>
               <w:rPr>
-                <w:rFonts w:hint="eastAsia"/>
                 <w:lang w:val="es-DO"/>
               </w:rPr>
             </w:pPr>
@@ -10152,11 +9643,6 @@
             <w:tcW w:w="3118" w:type="dxa"/>
           </w:tcPr>
           <w:p>
-            <w:pPr>
-              <w:rPr>
-                <w:rFonts w:hint="eastAsia"/>
-              </w:rPr>
-            </w:pPr>
             <w:r>
               <w:t>Monitor del Central</w:t>
             </w:r>
@@ -10169,7 +9655,6 @@
           <w:p>
             <w:pPr>
               <w:rPr>
-                <w:rFonts w:hint="eastAsia"/>
                 <w:lang w:val="es-DO"/>
               </w:rPr>
             </w:pPr>
@@ -10188,11 +9673,6 @@
             <w:tcW w:w="3118" w:type="dxa"/>
           </w:tcPr>
           <w:p>
-            <w:pPr>
-              <w:rPr>
-                <w:rFonts w:hint="eastAsia"/>
-              </w:rPr>
-            </w:pPr>
             <w:r>
               <w:t>Seguridad → Auditoría</w:t>
             </w:r>
@@ -10205,7 +9685,6 @@
           <w:p>
             <w:pPr>
               <w:rPr>
-                <w:rFonts w:hint="eastAsia"/>
                 <w:lang w:val="es-DO"/>
               </w:rPr>
             </w:pPr>
@@ -10224,11 +9703,6 @@
             <w:tcW w:w="3118" w:type="dxa"/>
           </w:tcPr>
           <w:p>
-            <w:pPr>
-              <w:rPr>
-                <w:rFonts w:hint="eastAsia"/>
-              </w:rPr>
-            </w:pPr>
             <w:r>
               <w:t>Monitor → Comprobantes</w:t>
             </w:r>
@@ -10241,7 +9715,6 @@
           <w:p>
             <w:pPr>
               <w:rPr>
-                <w:rFonts w:hint="eastAsia"/>
                 <w:lang w:val="es-DO"/>
               </w:rPr>
             </w:pPr>
@@ -10260,11 +9733,6 @@
             <w:tcW w:w="3118" w:type="dxa"/>
           </w:tcPr>
           <w:p>
-            <w:pPr>
-              <w:rPr>
-                <w:rFonts w:hint="eastAsia"/>
-              </w:rPr>
-            </w:pPr>
             <w:r>
               <w:t>C:\CGPOS\Logs</w:t>
             </w:r>
@@ -10277,7 +9745,6 @@
           <w:p>
             <w:pPr>
               <w:rPr>
-                <w:rFonts w:hint="eastAsia"/>
                 <w:lang w:val="es-DO"/>
               </w:rPr>
             </w:pPr>
@@ -10294,15 +9761,13 @@
     <w:p>
       <w:pPr>
         <w:rPr>
-          <w:rFonts w:hint="eastAsia"/>
-          <w:lang w:val="es-DO"/>
-        </w:rPr>
-      </w:pPr>
-    </w:p>
-    <w:p>
-      <w:pPr>
-        <w:rPr>
-          <w:rFonts w:hint="eastAsia"/>
+          <w:lang w:val="es-DO"/>
+        </w:rPr>
+      </w:pPr>
+    </w:p>
+    <w:p>
+      <w:pPr>
+        <w:rPr>
           <w:lang w:val="es-DO"/>
         </w:rPr>
       </w:pPr>
@@ -10332,7 +9797,6 @@
     <w:p>
       <w:pPr>
         <w:rPr>
-          <w:rFonts w:hint="eastAsia"/>
           <w:lang w:val="es-DO"/>
         </w:rPr>
       </w:pPr>
@@ -10344,11 +9808,6 @@
       </w:r>
     </w:p>
     <w:p>
-      <w:pPr>
-        <w:rPr>
-          <w:rFonts w:hint="eastAsia"/>
-        </w:rPr>
-      </w:pPr>
       <w:r>
         <w:rPr>
           <w:lang w:val="es-DO"/>
@@ -10360,11 +9819,6 @@
       </w:r>
     </w:p>
     <w:p>
-      <w:pPr>
-        <w:rPr>
-          <w:rFonts w:hint="eastAsia"/>
-        </w:rPr>
-      </w:pPr>
       <w:r>
         <w:t xml:space="preserve">    SELECT TOP 20 * FROM Auditoria ORDER BY Id DESC;</w:t>
       </w:r>
@@ -10372,7 +9826,6 @@
     <w:p>
       <w:pPr>
         <w:rPr>
-          <w:rFonts w:hint="eastAsia"/>
           <w:lang w:val="es-DO"/>
         </w:rPr>
       </w:pPr>

--- a/scripts/manual/Guia de pruebas CG-POS.docx
+++ b/scripts/manual/Guia de pruebas CG-POS.docx
@@ -1513,9 +1513,18 @@
         <w:rPr>
           <w:color w:val="555555"/>
           <w:sz w:val="19"/>
-          <w:lang w:val="es-DO"/>
-        </w:rPr>
-        <w:t>☐ Pasó          ☐ Falló          Observación: ______________________________________________</w:t>
+          <w:highlight w:val="yellow"/>
+          <w:lang w:val="es-DO"/>
+        </w:rPr>
+        <w:t>☐</w:t>
+      </w:r>
+      <w:r>
+        <w:rPr>
+          <w:color w:val="555555"/>
+          <w:sz w:val="19"/>
+          <w:lang w:val="es-DO"/>
+        </w:rPr>
+        <w:t xml:space="preserve"> Pasó          ☐ Falló          Observación: ______________________________________________</w:t>
       </w:r>
     </w:p>
     <w:p>
@@ -1602,9 +1611,18 @@
         <w:rPr>
           <w:color w:val="555555"/>
           <w:sz w:val="19"/>
-          <w:lang w:val="es-DO"/>
-        </w:rPr>
-        <w:t>☐ Pasó          ☐ Falló          Observación: ______________________________________________</w:t>
+          <w:highlight w:val="yellow"/>
+          <w:lang w:val="es-DO"/>
+        </w:rPr>
+        <w:t>☐</w:t>
+      </w:r>
+      <w:r>
+        <w:rPr>
+          <w:color w:val="555555"/>
+          <w:sz w:val="19"/>
+          <w:lang w:val="es-DO"/>
+        </w:rPr>
+        <w:t xml:space="preserve"> Pasó          ☐ Falló          Observación: ______________________________________________</w:t>
       </w:r>
     </w:p>
     <w:p>

--- a/scripts/manual/Guia de pruebas CG-POS.docx
+++ b/scripts/manual/Guia de pruebas CG-POS.docx
@@ -1703,9 +1703,18 @@
         <w:rPr>
           <w:color w:val="555555"/>
           <w:sz w:val="19"/>
-          <w:lang w:val="es-DO"/>
-        </w:rPr>
-        <w:t>☐ Pasó          ☐ Falló          Observación: ______________________________________________</w:t>
+          <w:highlight w:val="yellow"/>
+          <w:lang w:val="es-DO"/>
+        </w:rPr>
+        <w:t>☐</w:t>
+      </w:r>
+      <w:r>
+        <w:rPr>
+          <w:color w:val="555555"/>
+          <w:sz w:val="19"/>
+          <w:lang w:val="es-DO"/>
+        </w:rPr>
+        <w:t xml:space="preserve"> Pasó          ☐ Falló          Observación: ______________________________________________</w:t>
       </w:r>
     </w:p>
     <w:p>

--- a/scripts/manual/Guia de pruebas CG-POS.docx
+++ b/scripts/manual/Guia de pruebas CG-POS.docx
@@ -5766,6 +5766,87 @@
           <w:sz w:val="19"/>
         </w:rPr>
         <w:t>Caja: BandejaSalida · MarcasSincronizacion · Central: DocumentosRecibidos · VentasCentral · EstadosSincronizacionCaja</w:t>
+      </w:r>
+    </w:p>
+    <w:p>
+      <w:r>
+        <w:rPr>
+          <w:color w:val="555555"/>
+          <w:sz w:val="19"/>
+        </w:rPr>
+        <w:t>☐ Pasó          ☐ Falló          Observación: ______________________________________________</w:t>
+      </w:r>
+    </w:p>
+    <w:p>
+      <w:pPr>
+        <w:pStyle w:val="Heading3"/>
+      </w:pPr>
+      <w:r>
+        <w:t>R2b · Sincronizar ahora desde la caja</w:t>
+      </w:r>
+    </w:p>
+    <w:p>
+      <w:pPr>
+        <w:pStyle w:val="ListNumber"/>
+      </w:pPr>
+      <w:r>
+        <w:t>En el Central, cambie el precio de un artículo.</w:t>
+      </w:r>
+    </w:p>
+    <w:p>
+      <w:pPr>
+        <w:pStyle w:val="ListNumber"/>
+      </w:pPr>
+      <w:r>
+        <w:t>En la caja, con la venta vacía, abra el panel de funciones (☰) y presione «Sincronizar».</w:t>
+      </w:r>
+    </w:p>
+    <w:p>
+      <w:pPr>
+        <w:pStyle w:val="ListNumber"/>
+      </w:pPr>
+      <w:r>
+        <w:t>Mientras corre, presione «Seguir trabajando» y siga en la pantalla de venta.</w:t>
+      </w:r>
+    </w:p>
+    <w:p>
+      <w:pPr>
+        <w:pStyle w:val="ListNumber"/>
+      </w:pPr>
+      <w:r>
+        <w:t>Intente sincronizar otra vez con una venta que tenga artículos.</w:t>
+      </w:r>
+    </w:p>
+    <w:p>
+      <w:r>
+        <w:rPr>
+          <w:b/>
+          <w:color w:val="1B4D3E"/>
+        </w:rPr>
+        <w:t xml:space="preserve">Debe pasar: </w:t>
+      </w:r>
+      <w:r>
+        <w:rPr>
+          <w:color w:val="555555"/>
+        </w:rPr>
+        <w:t>El modal dice en qué anda y al terminar resume qué bajó y qué subió. Al cerrarlo, la caja sigue funcionando y el artículo ya tiene el precio nuevo. Con una venta empezada no deja sincronizar y explica por qué.</w:t>
+      </w:r>
+    </w:p>
+    <w:p>
+      <w:r>
+        <w:rPr>
+          <w:b/>
+          <w:color w:val="2E7D32"/>
+          <w:sz w:val="19"/>
+        </w:rPr>
+        <w:t xml:space="preserve">Tablas: </w:t>
+      </w:r>
+      <w:r>
+        <w:rPr>
+          <w:color w:val="555555"/>
+          <w:sz w:val="19"/>
+        </w:rPr>
+        <w:t>Caja: los maestros que hayan cambiado · BandejaSalida · MarcasSincronizacion</w:t>
       </w:r>
     </w:p>
     <w:p>

--- a/scripts/manual/Guia de pruebas CG-POS.docx
+++ b/scripts/manual/Guia de pruebas CG-POS.docx
@@ -2871,24 +2871,11 @@
       </w:r>
     </w:p>
     <w:p>
-      <w:r>
-        <w:br w:type="page"/>
-      </w:r>
-    </w:p>
-    <w:p>
-      <w:pPr>
-        <w:pStyle w:val="Heading1"/>
-      </w:pPr>
-      <w:r>
-        <w:t>Bloque I — Cobro y ticket</w:t>
-      </w:r>
-    </w:p>
-    <w:p>
       <w:pPr>
         <w:pStyle w:val="Heading3"/>
       </w:pPr>
       <w:r>
-        <w:t>I1 · Efectivo con devuelta</w:t>
+        <w:t>H5 · Suspender la caja con su motivo</w:t>
       </w:r>
     </w:p>
     <w:p>
@@ -2896,7 +2883,31 @@
         <w:pStyle w:val="ListNumber"/>
       </w:pPr>
       <w:r>
-        <w:t>Presione F8, elija Efectivo, digite un monto mayor al total y cobre.</w:t>
+        <w:t>Con una venta a medias en pantalla, abra el panel de funciones (☰) y presione «Suspender».</w:t>
+      </w:r>
+    </w:p>
+    <w:p>
+      <w:pPr>
+        <w:pStyle w:val="ListNumber"/>
+      </w:pPr>
+      <w:r>
+        <w:t>Elija el motivo «Almuerzo» y autorice con el supervisor.</w:t>
+      </w:r>
+    </w:p>
+    <w:p>
+      <w:pPr>
+        <w:pStyle w:val="ListNumber"/>
+      </w:pPr>
+      <w:r>
+        <w:t>Vuelva un rato después: digite la clave del mismo cajero y presione «Regresar», debajo del conteo.</w:t>
+      </w:r>
+    </w:p>
+    <w:p>
+      <w:pPr>
+        <w:pStyle w:val="ListNumber"/>
+      </w:pPr>
+      <w:r>
+        <w:t>Repita con el motivo «Otro» y déjelo sin escribir la explicación.</w:t>
       </w:r>
     </w:p>
     <w:p>
@@ -2911,7 +2922,7 @@
         <w:rPr>
           <w:color w:val="555555"/>
         </w:rPr>
-        <w:t>La devuelta se ve grande y clara antes y después de cobrar, la gaveta se abre y el ticket sale impreso.</w:t>
+        <w:t>La pantalla se bloquea con un cronómetro grande y la línea «cajero · motivo». Al regresar, la venta que estaba en pantalla sigue ahí completa. El motivo «Otro» no deja seguir hasta que se escriba en qué consistió.</w:t>
       </w:r>
     </w:p>
     <w:p>
@@ -2928,7 +2939,7 @@
           <w:color w:val="555555"/>
           <w:sz w:val="19"/>
         </w:rPr>
-        <w:t>Caja: Ventas · LineasVenta · PagosVenta · SecuenciasCaja · DocumentosElectronicos · BandejaSalida</w:t>
+        <w:t>Caja: MotivosSuspension (lee) · SuspensionesCaja · AutorizacionesOtorgadas · Auditoria · BandejaSalida</w:t>
       </w:r>
     </w:p>
     <w:p>
@@ -2945,7 +2956,7 @@
         <w:pStyle w:val="Heading3"/>
       </w:pPr>
       <w:r>
-        <w:t>I2 · Pago mixto</w:t>
+        <w:t>H6 · Nadie volvió a la caja</w:t>
       </w:r>
     </w:p>
     <w:p>
@@ -2953,7 +2964,7 @@
         <w:pStyle w:val="ListNumber"/>
       </w:pPr>
       <w:r>
-        <w:t>Cobre otra venta con parte en efectivo y el resto con tarjeta.</w:t>
+        <w:t>Suspenda la caja y, sin reanudar, cierre el turno desde el supervisor.</w:t>
       </w:r>
     </w:p>
     <w:p>
@@ -2968,7 +2979,7 @@
         <w:rPr>
           <w:color w:val="555555"/>
         </w:rPr>
-        <w:t>El saldo pendiente se va actualizando con cada pago y no deja cerrar hasta que llega a cero.</w:t>
+        <w:t>El cierre no se traba: la parada se cierra ahí y queda marcada como cerrada por el cierre del turno, para que no aparezca de catorce horas en el reporte.</w:t>
       </w:r>
     </w:p>
     <w:p>
@@ -2985,7 +2996,7 @@
           <w:color w:val="555555"/>
           <w:sz w:val="19"/>
         </w:rPr>
-        <w:t>Caja: PagosVenta</w:t>
+        <w:t>Caja: SuspensionesCaja · Turnos · BandejaSalida</w:t>
       </w:r>
     </w:p>
     <w:p>
@@ -2998,11 +3009,24 @@
       </w:r>
     </w:p>
     <w:p>
+      <w:r>
+        <w:br w:type="page"/>
+      </w:r>
+    </w:p>
+    <w:p>
+      <w:pPr>
+        <w:pStyle w:val="Heading1"/>
+      </w:pPr>
+      <w:r>
+        <w:t>Bloque I — Cobro y ticket</w:t>
+      </w:r>
+    </w:p>
+    <w:p>
       <w:pPr>
         <w:pStyle w:val="Heading3"/>
       </w:pPr>
       <w:r>
-        <w:t>I3 · Tarjeta con el terminal conectado, rechazo y contingencia</w:t>
+        <w:t>I1 · Efectivo con devuelta</w:t>
       </w:r>
     </w:p>
     <w:p>
@@ -3010,23 +3034,7 @@
         <w:pStyle w:val="ListNumber"/>
       </w:pPr>
       <w:r>
-        <w:t>Cobre una venta con tarjeta: la caja le manda el monto al terminal y el cliente paga ahí.</w:t>
-      </w:r>
-    </w:p>
-    <w:p>
-      <w:pPr>
-        <w:pStyle w:val="ListNumber"/>
-      </w:pPr>
-      <w:r>
-        <w:t>Haga que el terminal rechace un cobro (o simúlelo) y observe qué pasa.</w:t>
-      </w:r>
-    </w:p>
-    <w:p>
-      <w:pPr>
-        <w:pStyle w:val="ListNumber"/>
-      </w:pPr>
-      <w:r>
-        <w:t>Desconecte el terminal de la red y pruebe otra vez: use la aprobación manual con el permiso correspondiente.</w:t>
+        <w:t>Presione F8, elija Efectivo, digite un monto mayor al total y cobre.</w:t>
       </w:r>
     </w:p>
     <w:p>
@@ -3041,7 +3049,7 @@
         <w:rPr>
           <w:color w:val="555555"/>
         </w:rPr>
-        <w:t>Con el terminal conectado, la aprobación llega sola y nadie digita nada. El rechazo no cobra la venta ni la daña: se puede reintentar. Si el terminal no responde, la aprobación manual pide autorización de supervisor y queda marcada para conciliarla después contra el lote.</w:t>
+        <w:t>La devuelta se ve grande y clara antes y después de cobrar, la gaveta se abre y el ticket sale impreso.</w:t>
       </w:r>
     </w:p>
     <w:p>
@@ -3058,7 +3066,7 @@
           <w:color w:val="555555"/>
           <w:sz w:val="19"/>
         </w:rPr>
-        <w:t>Caja: OperacionesTerminal · PagosVenta · Auditoria</w:t>
+        <w:t>Caja: Ventas · LineasVenta · PagosVenta · SecuenciasCaja · DocumentosElectronicos · BandejaSalida</w:t>
       </w:r>
     </w:p>
     <w:p>
@@ -3075,7 +3083,7 @@
         <w:pStyle w:val="Heading3"/>
       </w:pPr>
       <w:r>
-        <w:t>I3b · Caja sin terminal conectado (se cobra en un equipo aparte)</w:t>
+        <w:t>I2 · Pago mixto</w:t>
       </w:r>
     </w:p>
     <w:p>
@@ -3083,23 +3091,7 @@
         <w:pStyle w:val="ListNumber"/>
       </w:pPr>
       <w:r>
-        <w:t>En la configuración de la caja, ponga el terminal en «Ninguno» y reinicie el servicio.</w:t>
-      </w:r>
-    </w:p>
-    <w:p>
-      <w:pPr>
-        <w:pStyle w:val="ListNumber"/>
-      </w:pPr>
-      <w:r>
-        <w:t>Cobre una venta con tarjeta: cobre en el verifone aparte y digite el número de aprobación de su volante y los últimos cuatro dígitos.</w:t>
-      </w:r>
-    </w:p>
-    <w:p>
-      <w:pPr>
-        <w:pStyle w:val="ListNumber"/>
-      </w:pPr>
-      <w:r>
-        <w:t>Intente también cobrar con tarjeta sin escribir el número de aprobación.</w:t>
+        <w:t>Cobre otra venta con parte en efectivo y el resto con tarjeta.</w:t>
       </w:r>
     </w:p>
     <w:p>
@@ -3114,7 +3106,7 @@
         <w:rPr>
           <w:color w:val="555555"/>
         </w:rPr>
-        <w:t>La pantalla no ofrece «Pasar tarjeta» sino el número de aprobación, y no pide autorización de supervisor: en esa caja es la forma normal de cobrar. Sin el número no deja cobrar, porque después no habría con qué cuadrar el turno contra los volantes.</w:t>
+        <w:t>El saldo pendiente se va actualizando con cada pago y no deja cerrar hasta que llega a cero.</w:t>
       </w:r>
     </w:p>
     <w:p>
@@ -3131,7 +3123,7 @@
           <w:color w:val="555555"/>
           <w:sz w:val="19"/>
         </w:rPr>
-        <w:t>Caja: Ventas · LineasVenta · PagosVenta (con la aprobación digitada) · Auditoria</w:t>
+        <w:t>Caja: PagosVenta</w:t>
       </w:r>
     </w:p>
     <w:p>
@@ -3144,20 +3136,11 @@
       </w:r>
     </w:p>
     <w:p>
-      <w:r>
-        <w:rPr>
-          <w:i/>
-          <w:color w:val="2E7D32"/>
-        </w:rPr>
-        <w:t>Deje el terminal como estaba antes de seguir. Este modo es para las tiendas que cobran con un equipo inalámbrico que no habla con la caja; en «Simulado» el sistema aprueba solo, y eso en una tienda registraría cobros que no ocurrieron.</w:t>
-      </w:r>
-    </w:p>
-    <w:p>
       <w:pPr>
         <w:pStyle w:val="Heading3"/>
       </w:pPr>
       <w:r>
-        <w:t>I3c · Un terminal mal configurado se nota</w:t>
+        <w:t>I3 · Tarjeta con el terminal conectado, rechazo y contingencia</w:t>
       </w:r>
     </w:p>
     <w:p>
@@ -3165,7 +3148,7 @@
         <w:pStyle w:val="ListNumber"/>
       </w:pPr>
       <w:r>
-        <w:t>Escriba un modelo de terminal que no exista (por ejemplo «Azul») y reinicie el servicio.</w:t>
+        <w:t>Cobre una venta con tarjeta: la caja le manda el monto al terminal y el cliente paga ahí.</w:t>
       </w:r>
     </w:p>
     <w:p>
@@ -3173,7 +3156,15 @@
         <w:pStyle w:val="ListNumber"/>
       </w:pPr>
       <w:r>
-        <w:t>Revise el registro del Agente y la dirección /salud.</w:t>
+        <w:t>Haga que el terminal rechace un cobro (o simúlelo) y observe qué pasa.</w:t>
+      </w:r>
+    </w:p>
+    <w:p>
+      <w:pPr>
+        <w:pStyle w:val="ListNumber"/>
+      </w:pPr>
+      <w:r>
+        <w:t>Desconecte el terminal de la red y pruebe otra vez: use la aprobación manual con el permiso correspondiente.</w:t>
       </w:r>
     </w:p>
     <w:p>
@@ -3188,7 +3179,7 @@
         <w:rPr>
           <w:color w:val="555555"/>
         </w:rPr>
-        <w:t>El log avisa que ese modelo no está implementado y dice cuáles hay. En /salud, la sección Periféricos muestra con qué quedó configurada la caja: impresora, balanza y terminal, y cuáles están simulados.</w:t>
+        <w:t>Con el terminal conectado, la aprobación llega sola y nadie digita nada. El rechazo no cobra la venta ni la daña: se puede reintentar. Si el terminal no responde, la aprobación manual pide autorización de supervisor y queda marcada para conciliarla después contra el lote.</w:t>
       </w:r>
     </w:p>
     <w:p>
@@ -3205,7 +3196,7 @@
           <w:color w:val="555555"/>
           <w:sz w:val="19"/>
         </w:rPr>
-        <w:t>Ninguna: es configuración del equipo, no datos</w:t>
+        <w:t>Caja: OperacionesTerminal · PagosVenta · Auditoria</w:t>
       </w:r>
     </w:p>
     <w:p>
@@ -3222,7 +3213,7 @@
         <w:pStyle w:val="Heading3"/>
       </w:pPr>
       <w:r>
-        <w:t>I4 · Revisar el ticket</w:t>
+        <w:t>I3b · Caja sin terminal conectado (se cobra en un equipo aparte)</w:t>
       </w:r>
     </w:p>
     <w:p>
@@ -3230,7 +3221,23 @@
         <w:pStyle w:val="ListNumber"/>
       </w:pPr>
       <w:r>
-        <w:t>Mire el ticket impreso con calma.</w:t>
+        <w:t>En la configuración de la caja, ponga el terminal en «Ninguno» y reinicie el servicio.</w:t>
+      </w:r>
+    </w:p>
+    <w:p>
+      <w:pPr>
+        <w:pStyle w:val="ListNumber"/>
+      </w:pPr>
+      <w:r>
+        <w:t>Cobre una venta con tarjeta: cobre en el verifone aparte y digite el número de aprobación de su volante y los últimos cuatro dígitos.</w:t>
+      </w:r>
+    </w:p>
+    <w:p>
+      <w:pPr>
+        <w:pStyle w:val="ListNumber"/>
+      </w:pPr>
+      <w:r>
+        <w:t>Intente también cobrar con tarjeta sin escribir el número de aprobación.</w:t>
       </w:r>
     </w:p>
     <w:p>
@@ -3245,7 +3252,7 @@
         <w:rPr>
           <w:color w:val="555555"/>
         </w:rPr>
-        <w:t>Trae los datos de la empresa, el detalle con sus descuentos, el ITBIS, el total, la forma de pago, la devuelta, el e-NCF con su código de seguridad y el código QR.</w:t>
+        <w:t>La pantalla no ofrece «Pasar tarjeta» sino el número de aprobación, y no pide autorización de supervisor: en esa caja es la forma normal de cobrar. Sin el número no deja cobrar, porque después no habría con qué cuadrar el turno contra los volantes.</w:t>
       </w:r>
     </w:p>
     <w:p>
@@ -3262,7 +3269,7 @@
           <w:color w:val="555555"/>
           <w:sz w:val="19"/>
         </w:rPr>
-        <w:t>Ninguna: el ticket se imprime con lo que ya se guardó al cobrar</w:t>
+        <w:t>Caja: Ventas · LineasVenta · PagosVenta (con la aprobación digitada) · Auditoria</w:t>
       </w:r>
     </w:p>
     <w:p>
@@ -3275,11 +3282,20 @@
       </w:r>
     </w:p>
     <w:p>
+      <w:r>
+        <w:rPr>
+          <w:i/>
+          <w:color w:val="2E7D32"/>
+        </w:rPr>
+        <w:t>Deje el terminal como estaba antes de seguir. Este modo es para las tiendas que cobran con un equipo inalámbrico que no habla con la caja; en «Simulado» el sistema aprueba solo, y eso en una tienda registraría cobros que no ocurrieron.</w:t>
+      </w:r>
+    </w:p>
+    <w:p>
       <w:pPr>
         <w:pStyle w:val="Heading3"/>
       </w:pPr>
       <w:r>
-        <w:t>I5 · Reimprimir y abrir gaveta</w:t>
+        <w:t>I3c · Un terminal mal configurado se nota</w:t>
       </w:r>
     </w:p>
     <w:p>
@@ -3287,7 +3303,15 @@
         <w:pStyle w:val="ListNumber"/>
       </w:pPr>
       <w:r>
-        <w:t>Reimprima la última factura y abra la gaveta desde el menú.</w:t>
+        <w:t>Escriba un modelo de terminal que no exista (por ejemplo «Azul») y reinicie el servicio.</w:t>
+      </w:r>
+    </w:p>
+    <w:p>
+      <w:pPr>
+        <w:pStyle w:val="ListNumber"/>
+      </w:pPr>
+      <w:r>
+        <w:t>Revise el registro del Agente y la dirección /salud.</w:t>
       </w:r>
     </w:p>
     <w:p>
@@ -3302,7 +3326,7 @@
         <w:rPr>
           <w:color w:val="555555"/>
         </w:rPr>
-        <w:t>Las dos cosas piden permiso y quedan en la auditoría. La copia sale marcada como copia.</w:t>
+        <w:t>El log avisa que ese modelo no está implementado y dice cuáles hay. En /salud, la sección Periféricos muestra con qué quedó configurada la caja: impresora, balanza y terminal, y cuáles están simulados.</w:t>
       </w:r>
     </w:p>
     <w:p>
@@ -3319,7 +3343,7 @@
           <w:color w:val="555555"/>
           <w:sz w:val="19"/>
         </w:rPr>
-        <w:t>Caja: Auditoria</w:t>
+        <w:t>Ninguna: es configuración del equipo, no datos</w:t>
       </w:r>
     </w:p>
     <w:p>
@@ -3332,24 +3356,11 @@
       </w:r>
     </w:p>
     <w:p>
-      <w:r>
-        <w:br w:type="page"/>
-      </w:r>
-    </w:p>
-    <w:p>
-      <w:pPr>
-        <w:pStyle w:val="Heading1"/>
-      </w:pPr>
-      <w:r>
-        <w:t>Bloque J — Factura electrónica</w:t>
-      </w:r>
-    </w:p>
-    <w:p>
       <w:pPr>
         <w:pStyle w:val="Heading3"/>
       </w:pPr>
       <w:r>
-        <w:t>J1 · Certificado</w:t>
+        <w:t>I4 · Revisar el ticket</w:t>
       </w:r>
     </w:p>
     <w:p>
@@ -3357,7 +3368,7 @@
         <w:pStyle w:val="ListNumber"/>
       </w:pPr>
       <w:r>
-        <w:t>Toque el indicador de e-CF en la barra de estado y cargue el PIN del certificado.</w:t>
+        <w:t>Mire el ticket impreso con calma.</w:t>
       </w:r>
     </w:p>
     <w:p>
@@ -3372,7 +3383,7 @@
         <w:rPr>
           <w:color w:val="555555"/>
         </w:rPr>
-        <w:t>Dice que el certificado está cargado y cuánto le falta para vencer. El PIN no se guarda en disco: al reiniciar el servicio lo vuelve a pedir.</w:t>
+        <w:t>Trae los datos de la empresa, el detalle con sus descuentos, el ITBIS, el total, la forma de pago, la devuelta, el e-NCF con su código de seguridad y el código QR.</w:t>
       </w:r>
     </w:p>
     <w:p>
@@ -3389,7 +3400,7 @@
           <w:color w:val="555555"/>
           <w:sz w:val="19"/>
         </w:rPr>
-        <w:t>Ninguna: el PIN del certificado vive solo en memoria</w:t>
+        <w:t>Ninguna: el ticket se imprime con lo que ya se guardó al cobrar</w:t>
       </w:r>
     </w:p>
     <w:p>
@@ -3406,7 +3417,7 @@
         <w:pStyle w:val="Heading3"/>
       </w:pPr>
       <w:r>
-        <w:t>J2 · La factura se firma</w:t>
+        <w:t>I5 · Reimprimir y abrir gaveta</w:t>
       </w:r>
     </w:p>
     <w:p>
@@ -3414,15 +3425,7 @@
         <w:pStyle w:val="ListNumber"/>
       </w:pPr>
       <w:r>
-        <w:t>Cobre una venta y revise el e-NCF del ticket.</w:t>
-      </w:r>
-    </w:p>
-    <w:p>
-      <w:pPr>
-        <w:pStyle w:val="ListNumber"/>
-      </w:pPr>
-      <w:r>
-        <w:t>En el Central, entre a Facturas y búsquela.</w:t>
+        <w:t>Reimprima la última factura y abra la gaveta desde el menú.</w:t>
       </w:r>
     </w:p>
     <w:p>
@@ -3437,7 +3440,7 @@
         <w:rPr>
           <w:color w:val="555555"/>
         </w:rPr>
-        <w:t>El e-NCF es correlativo, el ticket trae el código de seguridad y la fecha de firma, y en el Central la factura aparece con su XML.</w:t>
+        <w:t>Las dos cosas piden permiso y quedan en la auditoría. La copia sale marcada como copia.</w:t>
       </w:r>
     </w:p>
     <w:p>
@@ -3454,7 +3457,7 @@
           <w:color w:val="555555"/>
           <w:sz w:val="19"/>
         </w:rPr>
-        <w:t>Caja: DocumentosElectronicos · SecuenciasEcf · Central: ComprobantesRecibidos · VentasCentral</w:t>
+        <w:t>Caja: Auditoria</w:t>
       </w:r>
     </w:p>
     <w:p>
@@ -3467,11 +3470,24 @@
       </w:r>
     </w:p>
     <w:p>
+      <w:r>
+        <w:br w:type="page"/>
+      </w:r>
+    </w:p>
+    <w:p>
+      <w:pPr>
+        <w:pStyle w:val="Heading1"/>
+      </w:pPr>
+      <w:r>
+        <w:t>Bloque J — Factura electrónica</w:t>
+      </w:r>
+    </w:p>
+    <w:p>
       <w:pPr>
         <w:pStyle w:val="Heading3"/>
       </w:pPr>
       <w:r>
-        <w:t>J3 · Aviso de secuencia baja y encadenado de rangos</w:t>
+        <w:t>J1 · Certificado</w:t>
       </w:r>
     </w:p>
     <w:p>
@@ -3479,23 +3495,7 @@
         <w:pStyle w:val="ListNumber"/>
       </w:pPr>
       <w:r>
-        <w:t>Deje el rango de e-NCF casi agotado, o baje el parámetro Fiscal.ComprobantesAlertaSecuenciaEcf para que salte antes.</w:t>
-      </w:r>
-    </w:p>
-    <w:p>
-      <w:pPr>
-        <w:pStyle w:val="ListNumber"/>
-      </w:pPr>
-      <w:r>
-        <w:t>Cargue un segundo rango del mismo tipo para esa caja, con números siguientes, y facture hasta agotar el primero.</w:t>
-      </w:r>
-    </w:p>
-    <w:p>
-      <w:pPr>
-        <w:pStyle w:val="ListNumber"/>
-      </w:pPr>
-      <w:r>
-        <w:t>En el Central, abra el Monitor.</w:t>
+        <w:t>Toque el indicador de e-CF en la barra de estado y cargue el PIN del certificado.</w:t>
       </w:r>
     </w:p>
     <w:p>
@@ -3510,7 +3510,7 @@
         <w:rPr>
           <w:color w:val="555555"/>
         </w:rPr>
-        <w:t>La caja avisa cuántos comprobantes quedan al facturar y en su barra de estado. Al agotarse el primer rango, las facturas siguen con el segundo sin que nadie haga nada, y el rango agotado desaparece de la caja y de la lista de Fiscal (se ve marcando «Ver agotados»). El Monitor del Central avisa de la caja a la que le queda poco, para que soporte se entere sin depender de que llamen.</w:t>
+        <w:t>Dice que el certificado está cargado y cuánto le falta para vencer. El PIN no se guarda en disco: al reiniciar el servicio lo vuelve a pedir.</w:t>
       </w:r>
     </w:p>
     <w:p>
@@ -3527,7 +3527,7 @@
           <w:color w:val="555555"/>
           <w:sz w:val="19"/>
         </w:rPr>
-        <w:t>Caja: SecuenciasEcf (el agotado se borra) · BandejaSalida · Central: SecuenciasEcf</w:t>
+        <w:t>Ninguna: el PIN del certificado vive solo en memoria</w:t>
       </w:r>
     </w:p>
     <w:p>
@@ -3544,7 +3544,7 @@
         <w:pStyle w:val="Heading3"/>
       </w:pPr>
       <w:r>
-        <w:t>J4 · Estado en la DGII</w:t>
+        <w:t>J2 · La factura se firma</w:t>
       </w:r>
     </w:p>
     <w:p>
@@ -3552,7 +3552,15 @@
         <w:pStyle w:val="ListNumber"/>
       </w:pPr>
       <w:r>
-        <w:t>En el Central, entre a Monitor → Comprobantes.</w:t>
+        <w:t>Cobre una venta y revise el e-NCF del ticket.</w:t>
+      </w:r>
+    </w:p>
+    <w:p>
+      <w:pPr>
+        <w:pStyle w:val="ListNumber"/>
+      </w:pPr>
+      <w:r>
+        <w:t>En el Central, entre a Facturas y búsquela.</w:t>
       </w:r>
     </w:p>
     <w:p>
@@ -3567,7 +3575,7 @@
         <w:rPr>
           <w:color w:val="555555"/>
         </w:rPr>
-        <w:t>Cada comprobante muestra si fue aceptado, rechazado o está pendiente, con el mensaje de la DGII cuando lo hay.</w:t>
+        <w:t>El e-NCF es correlativo, el ticket trae el código de seguridad y la fecha de firma, y en el Central la factura aparece con su XML.</w:t>
       </w:r>
     </w:p>
     <w:p>
@@ -3584,7 +3592,7 @@
           <w:color w:val="555555"/>
           <w:sz w:val="19"/>
         </w:rPr>
-        <w:t>Central: ComprobantesRecibidos · Caja: HistorialEstadosEcf</w:t>
+        <w:t>Caja: DocumentosElectronicos · SecuenciasEcf · Central: ComprobantesRecibidos · VentasCentral</w:t>
       </w:r>
     </w:p>
     <w:p>
@@ -3597,33 +3605,11 @@
       </w:r>
     </w:p>
     <w:p>
-      <w:r>
-        <w:rPr>
-          <w:i/>
-          <w:color w:val="2E7D32"/>
-        </w:rPr>
-        <w:t>Un comprobante rechazado no se corrige desde el POS: eso lo resuelven tecnología y contabilidad. La caja solo lo reenvía.</w:t>
-      </w:r>
-    </w:p>
-    <w:p>
-      <w:r>
-        <w:br w:type="page"/>
-      </w:r>
-    </w:p>
-    <w:p>
-      <w:pPr>
-        <w:pStyle w:val="Heading1"/>
-      </w:pPr>
-      <w:r>
-        <w:t>Bloque K — Devoluciones y notas de crédito</w:t>
-      </w:r>
-    </w:p>
-    <w:p>
       <w:pPr>
         <w:pStyle w:val="Heading3"/>
       </w:pPr>
       <w:r>
-        <w:t>K1 · Devolver parte de una factura</w:t>
+        <w:t>J3 · Aviso de secuencia baja y encadenado de rangos</w:t>
       </w:r>
     </w:p>
     <w:p>
@@ -3631,7 +3617,7 @@
         <w:pStyle w:val="ListNumber"/>
       </w:pPr>
       <w:r>
-        <w:t>Presione F10 y busque la factura que cobró en el bloque I (por número o escaneando el código del ticket).</w:t>
+        <w:t>Deje el rango de e-NCF casi agotado, o baje el parámetro Fiscal.ComprobantesAlertaSecuenciaEcf para que salte antes.</w:t>
       </w:r>
     </w:p>
     <w:p>
@@ -3639,7 +3625,7 @@
         <w:pStyle w:val="ListNumber"/>
       </w:pPr>
       <w:r>
-        <w:t>Devuelva una sola de las líneas, con su motivo, e identifique al cliente con cédula o RNC.</w:t>
+        <w:t>Cargue un segundo rango del mismo tipo para esa caja, con números siguientes, y facture hasta agotar el primero.</w:t>
       </w:r>
     </w:p>
     <w:p>
@@ -3647,7 +3633,7 @@
         <w:pStyle w:val="ListNumber"/>
       </w:pPr>
       <w:r>
-        <w:t>Autorice con el supervisor.</w:t>
+        <w:t>En el Central, abra el Monitor.</w:t>
       </w:r>
     </w:p>
     <w:p>
@@ -3662,7 +3648,7 @@
         <w:rPr>
           <w:color w:val="555555"/>
         </w:rPr>
-        <w:t>Sale la nota de crédito E34 impresa, con referencia al e-NCF de la factura, y con las copias del cliente y de contabilidad.</w:t>
+        <w:t>La caja avisa cuántos comprobantes quedan al facturar y en su barra de estado. Al agotarse el primer rango, las facturas siguen con el segundo sin que nadie haga nada, y el rango agotado desaparece de la caja y de la lista de Fiscal (se ve marcando «Ver agotados»). El Monitor del Central avisa de la caja a la que le queda poco, para que soporte se entere sin depender de que llamen.</w:t>
       </w:r>
     </w:p>
     <w:p>
@@ -3679,7 +3665,7 @@
           <w:color w:val="555555"/>
           <w:sz w:val="19"/>
         </w:rPr>
-        <w:t>Caja: Devoluciones · LineasDevolucion · DocumentosElectronicos · SecuenciasEcf · BandejaSalida · Central: NotasCredito</w:t>
+        <w:t>Caja: SecuenciasEcf (el agotado se borra) · BandejaSalida · Central: SecuenciasEcf</w:t>
       </w:r>
     </w:p>
     <w:p>
@@ -3696,7 +3682,7 @@
         <w:pStyle w:val="Heading3"/>
       </w:pPr>
       <w:r>
-        <w:t>K2 · No se puede devolver más de lo vendido</w:t>
+        <w:t>J4 · Estado en la DGII</w:t>
       </w:r>
     </w:p>
     <w:p>
@@ -3704,7 +3690,7 @@
         <w:pStyle w:val="ListNumber"/>
       </w:pPr>
       <w:r>
-        <w:t>Busque la misma factura otra vez e intente devolver más cantidad de la que queda.</w:t>
+        <w:t>En el Central, entre a Monitor → Comprobantes.</w:t>
       </w:r>
     </w:p>
     <w:p>
@@ -3719,7 +3705,7 @@
         <w:rPr>
           <w:color w:val="555555"/>
         </w:rPr>
-        <w:t>Solo deja devolver lo que falta, descontando lo ya devuelto.</w:t>
+        <w:t>Cada comprobante muestra si fue aceptado, rechazado o está pendiente, con el mensaje de la DGII cuando lo hay.</w:t>
       </w:r>
     </w:p>
     <w:p>
@@ -3736,7 +3722,7 @@
           <w:color w:val="555555"/>
           <w:sz w:val="19"/>
         </w:rPr>
-        <w:t>Caja: Devoluciones · LineasDevolucion (lee)</w:t>
+        <w:t>Central: ComprobantesRecibidos · Caja: HistorialEstadosEcf</w:t>
       </w:r>
     </w:p>
     <w:p>
@@ -3749,11 +3735,33 @@
       </w:r>
     </w:p>
     <w:p>
+      <w:r>
+        <w:rPr>
+          <w:i/>
+          <w:color w:val="2E7D32"/>
+        </w:rPr>
+        <w:t>Un comprobante rechazado no se corrige desde el POS: eso lo resuelven tecnología y contabilidad. La caja solo lo reenvía.</w:t>
+      </w:r>
+    </w:p>
+    <w:p>
+      <w:r>
+        <w:br w:type="page"/>
+      </w:r>
+    </w:p>
+    <w:p>
+      <w:pPr>
+        <w:pStyle w:val="Heading1"/>
+      </w:pPr>
+      <w:r>
+        <w:t>Bloque K — Devoluciones y notas de crédito</w:t>
+      </w:r>
+    </w:p>
+    <w:p>
       <w:pPr>
         <w:pStyle w:val="Heading3"/>
       </w:pPr>
       <w:r>
-        <w:t>K3 · Retención del ITBIS fuera de plazo</w:t>
+        <w:t>K1 · Devolver parte de una factura</w:t>
       </w:r>
     </w:p>
     <w:p>
@@ -3761,7 +3769,23 @@
         <w:pStyle w:val="ListNumber"/>
       </w:pPr>
       <w:r>
-        <w:t>Devuelva una factura con más días de los configurados en A9.</w:t>
+        <w:t>Presione F10 y busque la factura que cobró en el bloque I (por número o escaneando el código del ticket).</w:t>
+      </w:r>
+    </w:p>
+    <w:p>
+      <w:pPr>
+        <w:pStyle w:val="ListNumber"/>
+      </w:pPr>
+      <w:r>
+        <w:t>Devuelva una sola de las líneas, con su motivo, e identifique al cliente con cédula o RNC.</w:t>
+      </w:r>
+    </w:p>
+    <w:p>
+      <w:pPr>
+        <w:pStyle w:val="ListNumber"/>
+      </w:pPr>
+      <w:r>
+        <w:t>Autorice con el supervisor.</w:t>
       </w:r>
     </w:p>
     <w:p>
@@ -3776,7 +3800,7 @@
         <w:rPr>
           <w:color w:val="555555"/>
         </w:rPr>
-        <w:t>La nota de crédito retiene el ITBIS y lo dice en pantalla y en el papel.</w:t>
+        <w:t>Sale la nota de crédito E34 impresa, con referencia al e-NCF de la factura, y con las copias del cliente y de contabilidad.</w:t>
       </w:r>
     </w:p>
     <w:p>
@@ -3793,7 +3817,7 @@
           <w:color w:val="555555"/>
           <w:sz w:val="19"/>
         </w:rPr>
-        <w:t>Caja: Devoluciones · Parametros (lee)</w:t>
+        <w:t>Caja: Devoluciones · LineasDevolucion · DocumentosElectronicos · SecuenciasEcf · BandejaSalida · Central: NotasCredito</w:t>
       </w:r>
     </w:p>
     <w:p>
@@ -3810,7 +3834,7 @@
         <w:pStyle w:val="Heading3"/>
       </w:pPr>
       <w:r>
-        <w:t>K4 · Usar la nota de crédito como pago</w:t>
+        <w:t>K2 · No se puede devolver más de lo vendido</w:t>
       </w:r>
     </w:p>
     <w:p>
@@ -3818,7 +3842,7 @@
         <w:pStyle w:val="ListNumber"/>
       </w:pPr>
       <w:r>
-        <w:t>Arme una venta nueva y cóbrela con la nota de crédito del K1.</w:t>
+        <w:t>Busque la misma factura otra vez e intente devolver más cantidad de la que queda.</w:t>
       </w:r>
     </w:p>
     <w:p>
@@ -3833,7 +3857,7 @@
         <w:rPr>
           <w:color w:val="555555"/>
         </w:rPr>
-        <w:t>Valida vigencia y saldo. Si sobra saldo, imprime el voucher con lo que queda; ese saldo se puede volver a consultar.</w:t>
+        <w:t>Solo deja devolver lo que falta, descontando lo ya devuelto.</w:t>
       </w:r>
     </w:p>
     <w:p>
@@ -3850,7 +3874,7 @@
           <w:color w:val="555555"/>
           <w:sz w:val="19"/>
         </w:rPr>
-        <w:t>Caja: ConsumosNotaCredito · PagosVenta · Central: NotasCredito · ConsumosNotaCredito</w:t>
+        <w:t>Caja: Devoluciones · LineasDevolucion (lee)</w:t>
       </w:r>
     </w:p>
     <w:p>
@@ -3867,7 +3891,7 @@
         <w:pStyle w:val="Heading3"/>
       </w:pPr>
       <w:r>
-        <w:t>K5 · Nota de crédito interna</w:t>
+        <w:t>K3 · Retención del ITBIS fuera de plazo</w:t>
       </w:r>
     </w:p>
     <w:p>
@@ -3875,7 +3899,7 @@
         <w:pStyle w:val="ListNumber"/>
       </w:pPr>
       <w:r>
-        <w:t>Haga otra devolución marcándola como interna (requiere su permiso).</w:t>
+        <w:t>Devuelva una factura con más días de los configurados en A9.</w:t>
       </w:r>
     </w:p>
     <w:p>
@@ -3890,7 +3914,7 @@
         <w:rPr>
           <w:color w:val="555555"/>
         </w:rPr>
-        <w:t>Sale sin comprobante fiscal y no se puede usar como forma de pago.</w:t>
+        <w:t>La nota de crédito retiene el ITBIS y lo dice en pantalla y en el papel.</w:t>
       </w:r>
     </w:p>
     <w:p>
@@ -3907,7 +3931,7 @@
           <w:color w:val="555555"/>
           <w:sz w:val="19"/>
         </w:rPr>
-        <w:t>Caja: Devoluciones · Auditoria</w:t>
+        <w:t>Caja: Devoluciones · Parametros (lee)</w:t>
       </w:r>
     </w:p>
     <w:p>
@@ -3924,7 +3948,7 @@
         <w:pStyle w:val="Heading3"/>
       </w:pPr>
       <w:r>
-        <w:t>K6 · Factura de otra caja</w:t>
+        <w:t>K4 · Usar la nota de crédito como pago</w:t>
       </w:r>
     </w:p>
     <w:p>
@@ -3932,7 +3956,7 @@
         <w:pStyle w:val="ListNumber"/>
       </w:pPr>
       <w:r>
-        <w:t>Cobre una factura en la caja 01 y búsquela desde otra caja (o desde la misma, después de que suba al Central).</w:t>
+        <w:t>Arme una venta nueva y cóbrela con la nota de crédito del K1.</w:t>
       </w:r>
     </w:p>
     <w:p>
@@ -3947,7 +3971,7 @@
         <w:rPr>
           <w:color w:val="555555"/>
         </w:rPr>
-        <w:t>La trae del Central con lo ya devuelto de toda la empresa, y la nota de crédito la emite la caja donde está el cliente, con su propio rango de e-NCF.</w:t>
+        <w:t>Valida vigencia y saldo. Si sobra saldo, imprime el voucher con lo que queda; ese saldo se puede volver a consultar.</w:t>
       </w:r>
     </w:p>
     <w:p>
@@ -3964,7 +3988,7 @@
           <w:color w:val="555555"/>
           <w:sz w:val="19"/>
         </w:rPr>
-        <w:t>Caja: FacturasConsultadas · LineasFacturaConsultada · Central: VentasCentral (lee) · ReservasFactura · LineasReservaFactura</w:t>
+        <w:t>Caja: ConsumosNotaCredito · PagosVenta · Central: NotasCredito · ConsumosNotaCredito</w:t>
       </w:r>
     </w:p>
     <w:p>
@@ -3981,7 +4005,7 @@
         <w:pStyle w:val="Heading3"/>
       </w:pPr>
       <w:r>
-        <w:t>K7 · Sin conexión</w:t>
+        <w:t>K5 · Nota de crédito interna</w:t>
       </w:r>
     </w:p>
     <w:p>
@@ -3989,7 +4013,7 @@
         <w:pStyle w:val="ListNumber"/>
       </w:pPr>
       <w:r>
-        <w:t>Desconecte la caja de la red e intente buscar una factura que no sea suya.</w:t>
+        <w:t>Haga otra devolución marcándola como interna (requiere su permiso).</w:t>
       </w:r>
     </w:p>
     <w:p>
@@ -4004,7 +4028,7 @@
         <w:rPr>
           <w:color w:val="555555"/>
         </w:rPr>
-        <w:t>Dice que solo se pueden devolver las facturas de esa caja mientras no haya conexión. No promete nada que no pueda cumplir.</w:t>
+        <w:t>Sale sin comprobante fiscal y no se puede usar como forma de pago.</w:t>
       </w:r>
     </w:p>
     <w:p>
@@ -4021,7 +4045,7 @@
           <w:color w:val="555555"/>
           <w:sz w:val="19"/>
         </w:rPr>
-        <w:t>Ninguna: sin conexión no se consulta nada, solo se avisa</w:t>
+        <w:t>Caja: Devoluciones · Auditoria</w:t>
       </w:r>
     </w:p>
     <w:p>
@@ -4034,24 +4058,11 @@
       </w:r>
     </w:p>
     <w:p>
-      <w:r>
-        <w:br w:type="page"/>
-      </w:r>
-    </w:p>
-    <w:p>
-      <w:pPr>
-        <w:pStyle w:val="Heading1"/>
-      </w:pPr>
-      <w:r>
-        <w:t>Bloque L — Lista de boda</w:t>
-      </w:r>
-    </w:p>
-    <w:p>
       <w:pPr>
         <w:pStyle w:val="Heading3"/>
       </w:pPr>
       <w:r>
-        <w:t>L1 · Crear la lista en el Central</w:t>
+        <w:t>K6 · Factura de otra caja</w:t>
       </w:r>
     </w:p>
     <w:p>
@@ -4059,7 +4070,7 @@
         <w:pStyle w:val="ListNumber"/>
       </w:pPr>
       <w:r>
-        <w:t>En Listas de boda → Nueva, cree una lista con los novios, la fecha y tres artículos con sus cantidades.</w:t>
+        <w:t>Cobre una factura en la caja 01 y búsquela desde otra caja (o desde la misma, después de que suba al Central).</w:t>
       </w:r>
     </w:p>
     <w:p>
@@ -4074,7 +4085,7 @@
         <w:rPr>
           <w:color w:val="555555"/>
         </w:rPr>
-        <w:t>La lista queda con su número y se puede imprimir o consultar.</w:t>
+        <w:t>La trae del Central con lo ya devuelto de toda la empresa, y la nota de crédito la emite la caja donde está el cliente, con su propio rango de e-NCF.</w:t>
       </w:r>
     </w:p>
     <w:p>
@@ -4091,7 +4102,7 @@
           <w:color w:val="555555"/>
           <w:sz w:val="19"/>
         </w:rPr>
-        <w:t>Central: ListasBoda · ArticulosListaBoda · SecuenciasCentral</w:t>
+        <w:t>Caja: FacturasConsultadas · LineasFacturaConsultada · Central: VentasCentral (lee) · ReservasFactura · LineasReservaFactura</w:t>
       </w:r>
     </w:p>
     <w:p>
@@ -4108,7 +4119,7 @@
         <w:pStyle w:val="Heading3"/>
       </w:pPr>
       <w:r>
-        <w:t>L2 · Comprar de la lista en la caja (F6)</w:t>
+        <w:t>K7 · Sin conexión</w:t>
       </w:r>
     </w:p>
     <w:p>
@@ -4116,15 +4127,7 @@
         <w:pStyle w:val="ListNumber"/>
       </w:pPr>
       <w:r>
-        <w:t>En la caja, presione F6 y asocie la lista por su número.</w:t>
-      </w:r>
-    </w:p>
-    <w:p>
-      <w:pPr>
-        <w:pStyle w:val="ListNumber"/>
-      </w:pPr>
-      <w:r>
-        <w:t>Venda uno de los artículos de la lista y cobre.</w:t>
+        <w:t>Desconecte la caja de la red e intente buscar una factura que no sea suya.</w:t>
       </w:r>
     </w:p>
     <w:p>
@@ -4139,7 +4142,7 @@
         <w:rPr>
           <w:color w:val="555555"/>
         </w:rPr>
-        <w:t>La venta queda asociada a la lista y el ticket lo dice.</w:t>
+        <w:t>Dice que solo se pueden devolver las facturas de esa caja mientras no haya conexión. No promete nada que no pueda cumplir.</w:t>
       </w:r>
     </w:p>
     <w:p>
@@ -4156,7 +4159,7 @@
           <w:color w:val="555555"/>
           <w:sz w:val="19"/>
         </w:rPr>
-        <w:t>Caja: Ventas (lleva el número de la lista) · BandejaSalida</w:t>
+        <w:t>Ninguna: sin conexión no se consulta nada, solo se avisa</w:t>
       </w:r>
     </w:p>
     <w:p>
@@ -4169,11 +4172,24 @@
       </w:r>
     </w:p>
     <w:p>
+      <w:r>
+        <w:br w:type="page"/>
+      </w:r>
+    </w:p>
+    <w:p>
+      <w:pPr>
+        <w:pStyle w:val="Heading1"/>
+      </w:pPr>
+      <w:r>
+        <w:t>Bloque L — Lista de boda</w:t>
+      </w:r>
+    </w:p>
+    <w:p>
       <w:pPr>
         <w:pStyle w:val="Heading3"/>
       </w:pPr>
       <w:r>
-        <w:t>L3 · La lista baja lo comprado</w:t>
+        <w:t>L1 · Crear la lista en el Central</w:t>
       </w:r>
     </w:p>
     <w:p>
@@ -4181,7 +4197,7 @@
         <w:pStyle w:val="ListNumber"/>
       </w:pPr>
       <w:r>
-        <w:t>Vuelva al Central y abra la lista.</w:t>
+        <w:t>En Listas de boda → Nueva, cree una lista con los novios, la fecha y tres artículos con sus cantidades.</w:t>
       </w:r>
     </w:p>
     <w:p>
@@ -4196,7 +4212,7 @@
         <w:rPr>
           <w:color w:val="555555"/>
         </w:rPr>
-        <w:t>El artículo comprado aparece descontado de lo pedido, con la factura que lo compró.</w:t>
+        <w:t>La lista queda con su número y se puede imprimir o consultar.</w:t>
       </w:r>
     </w:p>
     <w:p>
@@ -4213,7 +4229,7 @@
           <w:color w:val="555555"/>
           <w:sz w:val="19"/>
         </w:rPr>
-        <w:t>Central: ComprasListaBoda · ArticulosListaBoda</w:t>
+        <w:t>Central: ListasBoda · ArticulosListaBoda · SecuenciasCentral</w:t>
       </w:r>
     </w:p>
     <w:p>
@@ -4226,24 +4242,11 @@
       </w:r>
     </w:p>
     <w:p>
-      <w:r>
-        <w:br w:type="page"/>
-      </w:r>
-    </w:p>
-    <w:p>
-      <w:pPr>
-        <w:pStyle w:val="Heading1"/>
-      </w:pPr>
-      <w:r>
-        <w:t>Bloque M — Fidelidad</w:t>
-      </w:r>
-    </w:p>
-    <w:p>
       <w:pPr>
         <w:pStyle w:val="Heading3"/>
       </w:pPr>
       <w:r>
-        <w:t>M1 · Inscribir un cliente</w:t>
+        <w:t>L2 · Comprar de la lista en la caja (F6)</w:t>
       </w:r>
     </w:p>
     <w:p>
@@ -4251,7 +4254,15 @@
         <w:pStyle w:val="ListNumber"/>
       </w:pPr>
       <w:r>
-        <w:t>En la caja, inscriba un cliente al programa con su cédula.</w:t>
+        <w:t>En la caja, presione F6 y asocie la lista por su número.</w:t>
+      </w:r>
+    </w:p>
+    <w:p>
+      <w:pPr>
+        <w:pStyle w:val="ListNumber"/>
+      </w:pPr>
+      <w:r>
+        <w:t>Venda uno de los artículos de la lista y cobre.</w:t>
       </w:r>
     </w:p>
     <w:p>
@@ -4266,7 +4277,7 @@
         <w:rPr>
           <w:color w:val="555555"/>
         </w:rPr>
-        <w:t>Queda inscrito y el Central lo ve en Fidelidad → Miembros.</w:t>
+        <w:t>La venta queda asociada a la lista y el ticket lo dice.</w:t>
       </w:r>
     </w:p>
     <w:p>
@@ -4283,7 +4294,7 @@
           <w:color w:val="555555"/>
           <w:sz w:val="19"/>
         </w:rPr>
-        <w:t>Caja: MiembrosFidelidad · BandejaSalida · Central: MiembrosFidelidad</w:t>
+        <w:t>Caja: Ventas (lleva el número de la lista) · BandejaSalida</w:t>
       </w:r>
     </w:p>
     <w:p>
@@ -4300,7 +4311,7 @@
         <w:pStyle w:val="Heading3"/>
       </w:pPr>
       <w:r>
-        <w:t>M2 · Acumular puntos</w:t>
+        <w:t>L3 · La lista baja lo comprado</w:t>
       </w:r>
     </w:p>
     <w:p>
@@ -4308,7 +4319,7 @@
         <w:pStyle w:val="ListNumber"/>
       </w:pPr>
       <w:r>
-        <w:t>Cóbrele una factura a ese cliente.</w:t>
+        <w:t>Vuelva al Central y abra la lista.</w:t>
       </w:r>
     </w:p>
     <w:p>
@@ -4323,7 +4334,7 @@
         <w:rPr>
           <w:color w:val="555555"/>
         </w:rPr>
-        <w:t>Los puntos se acumulan según la regla configurada y el ticket dice cuántos ganó y cuántos tiene.</w:t>
+        <w:t>El artículo comprado aparece descontado de lo pedido, con la factura que lo compró.</w:t>
       </w:r>
     </w:p>
     <w:p>
@@ -4340,7 +4351,7 @@
           <w:color w:val="555555"/>
           <w:sz w:val="19"/>
         </w:rPr>
-        <w:t>Caja: MovimientosPuntos · Central: MovimientosPuntos · SaldosPuntos</w:t>
+        <w:t>Central: ComprasListaBoda · ArticulosListaBoda</w:t>
       </w:r>
     </w:p>
     <w:p>
@@ -4353,11 +4364,24 @@
       </w:r>
     </w:p>
     <w:p>
+      <w:r>
+        <w:br w:type="page"/>
+      </w:r>
+    </w:p>
+    <w:p>
+      <w:pPr>
+        <w:pStyle w:val="Heading1"/>
+      </w:pPr>
+      <w:r>
+        <w:t>Bloque M — Fidelidad</w:t>
+      </w:r>
+    </w:p>
+    <w:p>
       <w:pPr>
         <w:pStyle w:val="Heading3"/>
       </w:pPr>
       <w:r>
-        <w:t>M3 · Canjear puntos</w:t>
+        <w:t>M1 · Inscribir un cliente</w:t>
       </w:r>
     </w:p>
     <w:p>
@@ -4365,7 +4389,7 @@
         <w:pStyle w:val="ListNumber"/>
       </w:pPr>
       <w:r>
-        <w:t>En otra venta, canjee puntos como parte del pago (requiere permiso).</w:t>
+        <w:t>En la caja, inscriba un cliente al programa con su cédula.</w:t>
       </w:r>
     </w:p>
     <w:p>
@@ -4380,7 +4404,7 @@
         <w:rPr>
           <w:color w:val="555555"/>
         </w:rPr>
-        <w:t>Descuenta los puntos usados, respeta el tope de canje sin conexión y el saldo queda correcto en el Central.</w:t>
+        <w:t>Queda inscrito y el Central lo ve en Fidelidad → Miembros.</w:t>
       </w:r>
     </w:p>
     <w:p>
@@ -4397,7 +4421,7 @@
           <w:color w:val="555555"/>
           <w:sz w:val="19"/>
         </w:rPr>
-        <w:t>Caja: MovimientosPuntos · PagosVenta · Central: MovimientosPuntos · SaldosPuntos</w:t>
+        <w:t>Caja: MiembrosFidelidad · BandejaSalida · Central: MiembrosFidelidad</w:t>
       </w:r>
     </w:p>
     <w:p>
@@ -4410,24 +4434,11 @@
       </w:r>
     </w:p>
     <w:p>
-      <w:r>
-        <w:br w:type="page"/>
-      </w:r>
-    </w:p>
-    <w:p>
-      <w:pPr>
-        <w:pStyle w:val="Heading1"/>
-      </w:pPr>
-      <w:r>
-        <w:t>Bloque N — Mercancía que no se lleva el cliente</w:t>
-      </w:r>
-    </w:p>
-    <w:p>
       <w:pPr>
         <w:pStyle w:val="Heading3"/>
       </w:pPr>
       <w:r>
-        <w:t>N1 · Marcar una línea para entrega</w:t>
+        <w:t>M2 · Acumular puntos</w:t>
       </w:r>
     </w:p>
     <w:p>
@@ -4435,15 +4446,7 @@
         <w:pStyle w:val="ListNumber"/>
       </w:pPr>
       <w:r>
-        <w:t>En una venta, marque una línea como pendiente de entrega o envío, con la dirección y el teléfono del cliente.</w:t>
-      </w:r>
-    </w:p>
-    <w:p>
-      <w:pPr>
-        <w:pStyle w:val="ListNumber"/>
-      </w:pPr>
-      <w:r>
-        <w:t>Cobre la venta.</w:t>
+        <w:t>Cóbrele una factura a ese cliente.</w:t>
       </w:r>
     </w:p>
     <w:p>
@@ -4458,7 +4461,7 @@
         <w:rPr>
           <w:color w:val="555555"/>
         </w:rPr>
-        <w:t>Sale el voucher del pendiente con sus datos, y la mercancía queda registrada como no entregada.</w:t>
+        <w:t>Los puntos se acumulan según la regla configurada y el ticket dice cuántos ganó y cuántos tiene.</w:t>
       </w:r>
     </w:p>
     <w:p>
@@ -4475,7 +4478,7 @@
           <w:color w:val="555555"/>
           <w:sz w:val="19"/>
         </w:rPr>
-        <w:t>Caja: DestinosEntregaVenta · LineasDestinoEntrega · PendientesEntrega · LineasPendienteEntrega · Central: PendientesEntrega · LineasPendienteEntrega</w:t>
+        <w:t>Caja: MovimientosPuntos · Central: MovimientosPuntos · SaldosPuntos</w:t>
       </w:r>
     </w:p>
     <w:p>
@@ -4492,7 +4495,7 @@
         <w:pStyle w:val="Heading3"/>
       </w:pPr>
       <w:r>
-        <w:t>N2 · Despachar desde el Central</w:t>
+        <w:t>M3 · Canjear puntos</w:t>
       </w:r>
     </w:p>
     <w:p>
@@ -4500,7 +4503,7 @@
         <w:pStyle w:val="ListNumber"/>
       </w:pPr>
       <w:r>
-        <w:t>En Despacho → Pendientes, abra ese pendiente, cámbielo a preparado y después entréguelo, anotando quién lo recibe con su cédula.</w:t>
+        <w:t>En otra venta, canjee puntos como parte del pago (requiere permiso).</w:t>
       </w:r>
     </w:p>
     <w:p>
@@ -4515,7 +4518,7 @@
         <w:rPr>
           <w:color w:val="555555"/>
         </w:rPr>
-        <w:t>La constancia de entrega se imprime en hoja carta y el pendiente queda cerrado.</w:t>
+        <w:t>Descuenta los puntos usados, respeta el tope de canje sin conexión y el saldo queda correcto en el Central.</w:t>
       </w:r>
     </w:p>
     <w:p>
@@ -4532,7 +4535,7 @@
           <w:color w:val="555555"/>
           <w:sz w:val="19"/>
         </w:rPr>
-        <w:t>Central: EntregasPendiente · LineasEntregaPendiente · PendientesEntrega</w:t>
+        <w:t>Caja: MovimientosPuntos · PagosVenta · Central: MovimientosPuntos · SaldosPuntos</w:t>
       </w:r>
     </w:p>
     <w:p>
@@ -4545,11 +4548,24 @@
       </w:r>
     </w:p>
     <w:p>
+      <w:r>
+        <w:br w:type="page"/>
+      </w:r>
+    </w:p>
+    <w:p>
+      <w:pPr>
+        <w:pStyle w:val="Heading1"/>
+      </w:pPr>
+      <w:r>
+        <w:t>Bloque N — Mercancía que no se lleva el cliente</w:t>
+      </w:r>
+    </w:p>
+    <w:p>
       <w:pPr>
         <w:pStyle w:val="Heading3"/>
       </w:pPr>
       <w:r>
-        <w:t>N3 · No se devuelve lo que no se ha entregado</w:t>
+        <w:t>N1 · Marcar una línea para entrega</w:t>
       </w:r>
     </w:p>
     <w:p>
@@ -4557,7 +4573,15 @@
         <w:pStyle w:val="ListNumber"/>
       </w:pPr>
       <w:r>
-        <w:t>Intente devolver, desde la caja, un artículo pendiente que todavía no se haya entregado.</w:t>
+        <w:t>En una venta, marque una línea como pendiente de entrega o envío, con la dirección y el teléfono del cliente.</w:t>
+      </w:r>
+    </w:p>
+    <w:p>
+      <w:pPr>
+        <w:pStyle w:val="ListNumber"/>
+      </w:pPr>
+      <w:r>
+        <w:t>Cobre la venta.</w:t>
       </w:r>
     </w:p>
     <w:p>
@@ -4572,7 +4596,7 @@
         <w:rPr>
           <w:color w:val="555555"/>
         </w:rPr>
-        <w:t>No lo deja, y explica que la mercancía aún no se ha entregado.</w:t>
+        <w:t>Sale el voucher del pendiente con sus datos, y la mercancía queda registrada como no entregada.</w:t>
       </w:r>
     </w:p>
     <w:p>
@@ -4589,7 +4613,7 @@
           <w:color w:val="555555"/>
           <w:sz w:val="19"/>
         </w:rPr>
-        <w:t>Caja: PendientesEntrega (lee)</w:t>
+        <w:t>Caja: DestinosEntregaVenta · LineasDestinoEntrega · PendientesEntrega · LineasPendienteEntrega · Central: PendientesEntrega · LineasPendienteEntrega</w:t>
       </w:r>
     </w:p>
     <w:p>
@@ -4602,24 +4626,11 @@
       </w:r>
     </w:p>
     <w:p>
-      <w:r>
-        <w:br w:type="page"/>
-      </w:r>
-    </w:p>
-    <w:p>
-      <w:pPr>
-        <w:pStyle w:val="Heading1"/>
-      </w:pPr>
-      <w:r>
-        <w:t>Bloque O — Movimientos del turno y cierre</w:t>
-      </w:r>
-    </w:p>
-    <w:p>
       <w:pPr>
         <w:pStyle w:val="Heading3"/>
       </w:pPr>
       <w:r>
-        <w:t>O1 · Retiro de efectivo</w:t>
+        <w:t>N2 · Despachar desde el Central</w:t>
       </w:r>
     </w:p>
     <w:p>
@@ -4627,15 +4638,7 @@
         <w:pStyle w:val="ListNumber"/>
       </w:pPr>
       <w:r>
-        <w:t>Haga un retiro con su motivo y la autorización del supervisor.</w:t>
-      </w:r>
-    </w:p>
-    <w:p>
-      <w:pPr>
-        <w:pStyle w:val="ListNumber"/>
-      </w:pPr>
-      <w:r>
-        <w:t>Intente retirar más efectivo del que hay en la gaveta.</w:t>
+        <w:t>En Despacho → Pendientes, abra ese pendiente, cámbielo a preparado y después entréguelo, anotando quién lo recibe con su cédula.</w:t>
       </w:r>
     </w:p>
     <w:p>
@@ -4650,7 +4653,7 @@
         <w:rPr>
           <w:color w:val="555555"/>
         </w:rPr>
-        <w:t>El primero imprime su comprobante con las firmas. El segundo se rechaza diciendo cuánto hay.</w:t>
+        <w:t>La constancia de entrega se imprime en hoja carta y el pendiente queda cerrado.</w:t>
       </w:r>
     </w:p>
     <w:p>
@@ -4667,7 +4670,7 @@
           <w:color w:val="555555"/>
           <w:sz w:val="19"/>
         </w:rPr>
-        <w:t>Caja: MovimientosCaja · AutorizacionesOtorgadas · BandejaSalida · Auditoria</w:t>
+        <w:t>Central: EntregasPendiente · LineasEntregaPendiente · PendientesEntrega</w:t>
       </w:r>
     </w:p>
     <w:p>
@@ -4684,7 +4687,7 @@
         <w:pStyle w:val="Heading3"/>
       </w:pPr>
       <w:r>
-        <w:t>O2 · Relevo de cajero</w:t>
+        <w:t>N3 · No se devuelve lo que no se ha entregado</w:t>
       </w:r>
     </w:p>
     <w:p>
@@ -4692,7 +4695,7 @@
         <w:pStyle w:val="ListNumber"/>
       </w:pPr>
       <w:r>
-        <w:t>Con una venta a medias, haga un relevo: entra otro cajero con autorización.</w:t>
+        <w:t>Intente devolver, desde la caja, un artículo pendiente que todavía no se haya entregado.</w:t>
       </w:r>
     </w:p>
     <w:p>
@@ -4707,7 +4710,7 @@
         <w:rPr>
           <w:color w:val="555555"/>
         </w:rPr>
-        <w:t>El turno no se cierra, cambia de operador, y el cajero que entra ve la venta en curso y las facturas en espera tal como estaban.</w:t>
+        <w:t>No lo deja, y explica que la mercancía aún no se ha entregado.</w:t>
       </w:r>
     </w:p>
     <w:p>
@@ -4724,7 +4727,7 @@
           <w:color w:val="555555"/>
           <w:sz w:val="19"/>
         </w:rPr>
-        <w:t>Caja: Turnos · MovimientosCaja · Auditoria</w:t>
+        <w:t>Caja: PendientesEntrega (lee)</w:t>
       </w:r>
     </w:p>
     <w:p>
@@ -4737,11 +4740,24 @@
       </w:r>
     </w:p>
     <w:p>
+      <w:r>
+        <w:br w:type="page"/>
+      </w:r>
+    </w:p>
+    <w:p>
+      <w:pPr>
+        <w:pStyle w:val="Heading1"/>
+      </w:pPr>
+      <w:r>
+        <w:t>Bloque O — Movimientos del turno y cierre</w:t>
+      </w:r>
+    </w:p>
+    <w:p>
       <w:pPr>
         <w:pStyle w:val="Heading3"/>
       </w:pPr>
       <w:r>
-        <w:t>O3 · Pre-cierre</w:t>
+        <w:t>O1 · Retiro de efectivo</w:t>
       </w:r>
     </w:p>
     <w:p>
@@ -4749,7 +4765,15 @@
         <w:pStyle w:val="ListNumber"/>
       </w:pPr>
       <w:r>
-        <w:t>Pida el pre-cierre con la clave del supervisor.</w:t>
+        <w:t>Haga un retiro con su motivo y la autorización del supervisor.</w:t>
+      </w:r>
+    </w:p>
+    <w:p>
+      <w:pPr>
+        <w:pStyle w:val="ListNumber"/>
+      </w:pPr>
+      <w:r>
+        <w:t>Intente retirar más efectivo del que hay en la gaveta.</w:t>
       </w:r>
     </w:p>
     <w:p>
@@ -4764,7 +4788,7 @@
         <w:rPr>
           <w:color w:val="555555"/>
         </w:rPr>
-        <w:t>Imprime lo esperado por forma de pago. El cajero por sí solo no lo puede sacar.</w:t>
+        <w:t>El primero imprime su comprobante con las firmas. El segundo se rechaza diciendo cuánto hay.</w:t>
       </w:r>
     </w:p>
     <w:p>
@@ -4781,7 +4805,7 @@
           <w:color w:val="555555"/>
           <w:sz w:val="19"/>
         </w:rPr>
-        <w:t>Caja: Auditoria</w:t>
+        <w:t>Caja: MovimientosCaja · AutorizacionesOtorgadas · BandejaSalida · Auditoria</w:t>
       </w:r>
     </w:p>
     <w:p>
@@ -4798,7 +4822,7 @@
         <w:pStyle w:val="Heading3"/>
       </w:pPr>
       <w:r>
-        <w:t>O4 · Cerrar el lote de tarjetas</w:t>
+        <w:t>O2 · Relevo de cajero</w:t>
       </w:r>
     </w:p>
     <w:p>
@@ -4806,7 +4830,7 @@
         <w:pStyle w:val="ListNumber"/>
       </w:pPr>
       <w:r>
-        <w:t>Presione «Cerrar lote».</w:t>
+        <w:t>Con una venta a medias, haga un relevo: entra otro cajero con autorización.</w:t>
       </w:r>
     </w:p>
     <w:p>
@@ -4821,7 +4845,7 @@
         <w:rPr>
           <w:color w:val="555555"/>
         </w:rPr>
-        <w:t>Compara lo aprobado en la caja contra lo que reporta el terminal y lo muestra. Si el terminal no detalla su lote, lo dice y muestra lo de la caja para comparar contra el comprobante impreso.</w:t>
+        <w:t>El turno no se cierra, cambia de operador, y el cajero que entra ve la venta en curso y las facturas en espera tal como estaban.</w:t>
       </w:r>
     </w:p>
     <w:p>
@@ -4838,7 +4862,7 @@
           <w:color w:val="555555"/>
           <w:sz w:val="19"/>
         </w:rPr>
-        <w:t>Caja: LotesTarjetas · LotesTarjetasAprobaciones · OperacionesTerminal (lee) · Auditoria</w:t>
+        <w:t>Caja: Turnos · MovimientosCaja · Auditoria</w:t>
       </w:r>
     </w:p>
     <w:p>
@@ -4855,7 +4879,7 @@
         <w:pStyle w:val="Heading3"/>
       </w:pPr>
       <w:r>
-        <w:t>O5 · Lo que impide cerrar el turno</w:t>
+        <w:t>O3 · Pre-cierre</w:t>
       </w:r>
     </w:p>
     <w:p>
@@ -4863,7 +4887,7 @@
         <w:pStyle w:val="ListNumber"/>
       </w:pPr>
       <w:r>
-        <w:t>Deje una factura en espera y una venta a medias con artículos, e intente cerrar el turno.</w:t>
+        <w:t>Pida el pre-cierre con la clave del supervisor.</w:t>
       </w:r>
     </w:p>
     <w:p>
@@ -4878,7 +4902,7 @@
         <w:rPr>
           <w:color w:val="555555"/>
         </w:rPr>
-        <w:t>No cierra y lista exactamente qué falta: cuáles facturas en espera (por su referencia) y cuáles transacciones en curso.</w:t>
+        <w:t>Imprime lo esperado por forma de pago. El cajero por sí solo no lo puede sacar.</w:t>
       </w:r>
     </w:p>
     <w:p>
@@ -4895,7 +4919,7 @@
           <w:color w:val="555555"/>
           <w:sz w:val="19"/>
         </w:rPr>
-        <w:t>Caja: VentasGuardadas · VentasEnProceso · DocumentosElectronicos (lee)</w:t>
+        <w:t>Caja: Auditoria</w:t>
       </w:r>
     </w:p>
     <w:p>
@@ -4912,7 +4936,7 @@
         <w:pStyle w:val="Heading3"/>
       </w:pPr>
       <w:r>
-        <w:t>O6 · Cerrar el turno</w:t>
+        <w:t>O4 · Cerrar el lote de tarjetas</w:t>
       </w:r>
     </w:p>
     <w:p>
@@ -4920,7 +4944,7 @@
         <w:pStyle w:val="ListNumber"/>
       </w:pPr>
       <w:r>
-        <w:t>Limpie lo que faltaba y cierre el turno con la autorización del supervisor.</w:t>
+        <w:t>Presione «Cerrar lote».</w:t>
       </w:r>
     </w:p>
     <w:p>
@@ -4935,7 +4959,7 @@
         <w:rPr>
           <w:color w:val="555555"/>
         </w:rPr>
-        <w:t>El turno cierra, la caja imprime el cuadre con lo esperado por forma de pago y NO le pide a la cajera declarar nada. El mensaje le dice que entregue el efectivo y el comprobante del lote al supervisor.</w:t>
+        <w:t>Compara lo aprobado en la caja contra lo que reporta el terminal y lo muestra. Si el terminal no detalla su lote, lo dice y muestra lo de la caja para comparar contra el comprobante impreso.</w:t>
       </w:r>
     </w:p>
     <w:p>
@@ -4952,7 +4976,7 @@
           <w:color w:val="555555"/>
           <w:sz w:val="19"/>
         </w:rPr>
-        <w:t>Caja: CierresTurno · CierresTurnoFormasPago · Turnos · BandejaSalida · Central: CierresTurno · CierresFormaPago · CierresTurnoMovimientos · CierresTurnoLote · CierresTurnoLoteAprobaciones</w:t>
+        <w:t>Caja: LotesTarjetas · LotesTarjetasAprobaciones · OperacionesTerminal (lee) · Auditoria</w:t>
       </w:r>
     </w:p>
     <w:p>
@@ -4965,20 +4989,11 @@
       </w:r>
     </w:p>
     <w:p>
-      <w:r>
-        <w:rPr>
-          <w:i/>
-          <w:color w:val="2E7D32"/>
-        </w:rPr>
-        <w:t>Aquí la cajera cuenta su dinero a ciegas, lo mete en su sobre con el comprobante del lote y el cuadre impreso, y se lo entrega al supervisor. Ella no ve los montos esperados: esa es la idea.</w:t>
-      </w:r>
-    </w:p>
-    <w:p>
       <w:pPr>
         <w:pStyle w:val="Heading3"/>
       </w:pPr>
       <w:r>
-        <w:t>O7 · Turno de un día anterior</w:t>
+        <w:t>O5 · Lo que impide cerrar el turno</w:t>
       </w:r>
     </w:p>
     <w:p>
@@ -4986,7 +5001,7 @@
         <w:pStyle w:val="ListNumber"/>
       </w:pPr>
       <w:r>
-        <w:t>Deje un turno abierto de un día para otro (o cambie la fecha del equipo) e intente vender.</w:t>
+        <w:t>Deje una factura en espera y una venta a medias con artículos, e intente cerrar el turno.</w:t>
       </w:r>
     </w:p>
     <w:p>
@@ -5001,7 +5016,7 @@
         <w:rPr>
           <w:color w:val="555555"/>
         </w:rPr>
-        <w:t>No deja vender ni cobrar. Avisa que hay que limpiar las facturas en espera y cerrar el turno, y no hay autorización que lo salte.</w:t>
+        <w:t>No cierra y lista exactamente qué falta: cuáles facturas en espera (por su referencia) y cuáles transacciones en curso.</w:t>
       </w:r>
     </w:p>
     <w:p>
@@ -5018,7 +5033,7 @@
           <w:color w:val="555555"/>
           <w:sz w:val="19"/>
         </w:rPr>
-        <w:t>Caja: Turnos · Parametros (lee)</w:t>
+        <w:t>Caja: VentasGuardadas · VentasEnProceso · DocumentosElectronicos (lee)</w:t>
       </w:r>
     </w:p>
     <w:p>
@@ -5031,24 +5046,11 @@
       </w:r>
     </w:p>
     <w:p>
-      <w:r>
-        <w:br w:type="page"/>
-      </w:r>
-    </w:p>
-    <w:p>
-      <w:pPr>
-        <w:pStyle w:val="Heading1"/>
-      </w:pPr>
-      <w:r>
-        <w:t>Bloque P — El supervisor cuadra</w:t>
-      </w:r>
-    </w:p>
-    <w:p>
       <w:pPr>
         <w:pStyle w:val="Heading3"/>
       </w:pPr>
       <w:r>
-        <w:t>P1 · Entrar al módulo de cuadre</w:t>
+        <w:t>O6 · Cerrar el turno</w:t>
       </w:r>
     </w:p>
     <w:p>
@@ -5056,15 +5058,7 @@
         <w:pStyle w:val="ListNumber"/>
       </w:pPr>
       <w:r>
-        <w:t>En una computadora de la tienda, abra /cuadre y entre con el usuario y la clave de CAJA del supervisor.</w:t>
-      </w:r>
-    </w:p>
-    <w:p>
-      <w:pPr>
-        <w:pStyle w:val="ListNumber"/>
-      </w:pPr>
-      <w:r>
-        <w:t>Pruebe también con el usuario del cajero, que no tiene el permiso.</w:t>
+        <w:t>Limpie lo que faltaba y cierre el turno con la autorización del supervisor.</w:t>
       </w:r>
     </w:p>
     <w:p>
@@ -5079,7 +5073,7 @@
         <w:rPr>
           <w:color w:val="555555"/>
         </w:rPr>
-        <w:t>El supervisor entra y ve solo su sucursal. El cajero recibe que su usuario no tiene acceso al módulo.</w:t>
+        <w:t>El turno cierra, la caja imprime el cuadre con lo esperado por forma de pago y NO le pide a la cajera declarar nada. El mensaje le dice que entregue el efectivo y el comprobante del lote al supervisor.</w:t>
       </w:r>
     </w:p>
     <w:p>
@@ -5096,7 +5090,7 @@
           <w:color w:val="555555"/>
           <w:sz w:val="19"/>
         </w:rPr>
-        <w:t>Central: UsuariosCaja · RolesCajaPermisos (lee) · Auditoria</w:t>
+        <w:t>Caja: CierresTurno · CierresTurnoFormasPago · Turnos · BandejaSalida · Central: CierresTurno · CierresFormaPago · CierresTurnoMovimientos · CierresTurnoLote · CierresTurnoLoteAprobaciones</w:t>
       </w:r>
     </w:p>
     <w:p>
@@ -5109,11 +5103,20 @@
       </w:r>
     </w:p>
     <w:p>
+      <w:r>
+        <w:rPr>
+          <w:i/>
+          <w:color w:val="2E7D32"/>
+        </w:rPr>
+        <w:t>Aquí la cajera cuenta su dinero a ciegas, lo mete en su sobre con el comprobante del lote y el cuadre impreso, y se lo entrega al supervisor. Ella no ve los montos esperados: esa es la idea.</w:t>
+      </w:r>
+    </w:p>
+    <w:p>
       <w:pPr>
         <w:pStyle w:val="Heading3"/>
       </w:pPr>
       <w:r>
-        <w:t>P2 · Cuadrar el turno</w:t>
+        <w:t>O7 · Turno de un día anterior</w:t>
       </w:r>
     </w:p>
     <w:p>
@@ -5121,23 +5124,7 @@
         <w:pStyle w:val="ListNumber"/>
       </w:pPr>
       <w:r>
-        <w:t>En «Por cuadrar» abra el cierre del bloque O.</w:t>
-      </w:r>
-    </w:p>
-    <w:p>
-      <w:pPr>
-        <w:pStyle w:val="ListNumber"/>
-      </w:pPr>
-      <w:r>
-        <w:t>Cuente el efectivo y digite las cantidades por denominación; escriba el total de las demás formas de pago.</w:t>
-      </w:r>
-    </w:p>
-    <w:p>
-      <w:pPr>
-        <w:pStyle w:val="ListNumber"/>
-      </w:pPr>
-      <w:r>
-        <w:t>Antes de guardar, ponga a propósito un efectivo declarado distinto del conteo.</w:t>
+        <w:t>Deje un turno abierto de un día para otro (o cambie la fecha del equipo) e intente vender.</w:t>
       </w:r>
     </w:p>
     <w:p>
@@ -5152,7 +5139,7 @@
         <w:rPr>
           <w:color w:val="555555"/>
         </w:rPr>
-        <w:t>No deja guardar mientras el efectivo declarado no cuadre con el conteo. Al corregirlo, guarda y el cierre sale de pendientes con su diferencia y el nombre de quien cuadró.</w:t>
+        <w:t>No deja vender ni cobrar. Avisa que hay que limpiar las facturas en espera y cerrar el turno, y no hay autorización que lo salte.</w:t>
       </w:r>
     </w:p>
     <w:p>
@@ -5169,7 +5156,7 @@
           <w:color w:val="555555"/>
           <w:sz w:val="19"/>
         </w:rPr>
-        <w:t>Central: CierresTurno · CierresFormaPago · CierresTurnoDenominaciones · Auditoria</w:t>
+        <w:t>Caja: Turnos · Parametros (lee)</w:t>
       </w:r>
     </w:p>
     <w:p>
@@ -5182,11 +5169,24 @@
       </w:r>
     </w:p>
     <w:p>
+      <w:r>
+        <w:br w:type="page"/>
+      </w:r>
+    </w:p>
+    <w:p>
+      <w:pPr>
+        <w:pStyle w:val="Heading1"/>
+      </w:pPr>
+      <w:r>
+        <w:t>Bloque P — El supervisor cuadra</w:t>
+      </w:r>
+    </w:p>
+    <w:p>
       <w:pPr>
         <w:pStyle w:val="Heading3"/>
       </w:pPr>
       <w:r>
-        <w:t>P3 · La diferencia es de la cajera</w:t>
+        <w:t>P1 · Entrar al módulo de cuadre</w:t>
       </w:r>
     </w:p>
     <w:p>
@@ -5194,7 +5194,15 @@
         <w:pStyle w:val="ListNumber"/>
       </w:pPr>
       <w:r>
-        <w:t>Vaya a la pestaña «Diferencias por cajera».</w:t>
+        <w:t>En una computadora de la tienda, abra /cuadre y entre con el usuario y la clave de CAJA del supervisor.</w:t>
+      </w:r>
+    </w:p>
+    <w:p>
+      <w:pPr>
+        <w:pStyle w:val="ListNumber"/>
+      </w:pPr>
+      <w:r>
+        <w:t>Pruebe también con el usuario del cajero, que no tiene el permiso.</w:t>
       </w:r>
     </w:p>
     <w:p>
@@ -5209,7 +5217,7 @@
         <w:rPr>
           <w:color w:val="555555"/>
         </w:rPr>
-        <w:t>El faltante o el sobrante aparece a nombre de la cajera del turno, no del supervisor que lo declaró.</w:t>
+        <w:t>El supervisor entra y ve solo su sucursal. El cajero recibe que su usuario no tiene acceso al módulo.</w:t>
       </w:r>
     </w:p>
     <w:p>
@@ -5226,7 +5234,7 @@
           <w:color w:val="555555"/>
           <w:sz w:val="19"/>
         </w:rPr>
-        <w:t>Central: CierresTurno (lee)</w:t>
+        <w:t>Central: UsuariosCaja · RolesCajaPermisos (lee) · Auditoria</w:t>
       </w:r>
     </w:p>
     <w:p>
@@ -5243,7 +5251,7 @@
         <w:pStyle w:val="Heading3"/>
       </w:pPr>
       <w:r>
-        <w:t>P4 · Corregir un cuadre</w:t>
+        <w:t>P2 · Cuadrar el turno</w:t>
       </w:r>
     </w:p>
     <w:p>
@@ -5251,7 +5259,23 @@
         <w:pStyle w:val="ListNumber"/>
       </w:pPr>
       <w:r>
-        <w:t>En la pestaña «Cierres», corrija el cuadre de ese turno con un motivo.</w:t>
+        <w:t>En «Por cuadrar» abra el cierre del bloque O.</w:t>
+      </w:r>
+    </w:p>
+    <w:p>
+      <w:pPr>
+        <w:pStyle w:val="ListNumber"/>
+      </w:pPr>
+      <w:r>
+        <w:t>Cuente el efectivo y digite las cantidades por denominación; escriba el total de las demás formas de pago.</w:t>
+      </w:r>
+    </w:p>
+    <w:p>
+      <w:pPr>
+        <w:pStyle w:val="ListNumber"/>
+      </w:pPr>
+      <w:r>
+        <w:t>Antes de guardar, ponga a propósito un efectivo declarado distinto del conteo.</w:t>
       </w:r>
     </w:p>
     <w:p>
@@ -5266,7 +5290,7 @@
         <w:rPr>
           <w:color w:val="555555"/>
         </w:rPr>
-        <w:t>Pide el motivo, no borra lo anterior y el cierre queda marcado como corregido, con quién lo hizo. Solo puede hacerlo un rol con el permiso de corregir.</w:t>
+        <w:t>No deja guardar mientras el efectivo declarado no cuadre con el conteo. Al corregirlo, guarda y el cierre sale de pendientes con su diferencia y el nombre de quien cuadró.</w:t>
       </w:r>
     </w:p>
     <w:p>
@@ -5283,7 +5307,7 @@
           <w:color w:val="555555"/>
           <w:sz w:val="19"/>
         </w:rPr>
-        <w:t>Central: AjustesCierreTurno · CierresFormaPago · CierresTurno · Auditoria</w:t>
+        <w:t>Central: CierresTurno · CierresFormaPago · CierresTurnoDenominaciones · Auditoria</w:t>
       </w:r>
     </w:p>
     <w:p>
@@ -5300,7 +5324,7 @@
         <w:pStyle w:val="Heading3"/>
       </w:pPr>
       <w:r>
-        <w:t>P5 · Resumen del día y retiros</w:t>
+        <w:t>P3 · La diferencia es de la cajera</w:t>
       </w:r>
     </w:p>
     <w:p>
@@ -5308,7 +5332,7 @@
         <w:pStyle w:val="ListNumber"/>
       </w:pPr>
       <w:r>
-        <w:t>Revise las pestañas «Resumen del día» y «Retiros y relevos».</w:t>
+        <w:t>Vaya a la pestaña «Diferencias por cajera».</w:t>
       </w:r>
     </w:p>
     <w:p>
@@ -5323,7 +5347,7 @@
         <w:rPr>
           <w:color w:val="555555"/>
         </w:rPr>
-        <w:t>El resumen suma el día por forma de pago y avisa cuántas cajas faltan por cuadrar. En retiros aparece el del O1, con su motivo y quién lo autorizó.</w:t>
+        <w:t>El faltante o el sobrante aparece a nombre de la cajera del turno, no del supervisor que lo declaró.</w:t>
       </w:r>
     </w:p>
     <w:p>
@@ -5340,7 +5364,7 @@
           <w:color w:val="555555"/>
           <w:sz w:val="19"/>
         </w:rPr>
-        <w:t>Central: CierresTurno · CierresFormaPago · CierresTurnoMovimientos (lee)</w:t>
+        <w:t>Central: CierresTurno (lee)</w:t>
       </w:r>
     </w:p>
     <w:p>
@@ -5357,7 +5381,178 @@
         <w:pStyle w:val="Heading3"/>
       </w:pPr>
       <w:r>
-        <w:t>P6 · Reimprimir el cuadre y ver las tarjetas</w:t>
+        <w:t>P4 · Corregir un cuadre</w:t>
+      </w:r>
+    </w:p>
+    <w:p>
+      <w:pPr>
+        <w:pStyle w:val="ListNumber"/>
+      </w:pPr>
+      <w:r>
+        <w:t>En la pestaña «Cierres», corrija el cuadre de ese turno con un motivo.</w:t>
+      </w:r>
+    </w:p>
+    <w:p>
+      <w:r>
+        <w:rPr>
+          <w:b/>
+          <w:color w:val="1B4D3E"/>
+        </w:rPr>
+        <w:t xml:space="preserve">Debe pasar: </w:t>
+      </w:r>
+      <w:r>
+        <w:rPr>
+          <w:color w:val="555555"/>
+        </w:rPr>
+        <w:t>Pide el motivo, no borra lo anterior y el cierre queda marcado como corregido, con quién lo hizo. Solo puede hacerlo un rol con el permiso de corregir.</w:t>
+      </w:r>
+    </w:p>
+    <w:p>
+      <w:r>
+        <w:rPr>
+          <w:b/>
+          <w:color w:val="2E7D32"/>
+          <w:sz w:val="19"/>
+        </w:rPr>
+        <w:t xml:space="preserve">Tablas: </w:t>
+      </w:r>
+      <w:r>
+        <w:rPr>
+          <w:color w:val="555555"/>
+          <w:sz w:val="19"/>
+        </w:rPr>
+        <w:t>Central: AjustesCierreTurno · CierresFormaPago · CierresTurno · Auditoria</w:t>
+      </w:r>
+    </w:p>
+    <w:p>
+      <w:r>
+        <w:rPr>
+          <w:color w:val="555555"/>
+          <w:sz w:val="19"/>
+        </w:rPr>
+        <w:t>☐ Pasó          ☐ Falló          Observación: ______________________________________________</w:t>
+      </w:r>
+    </w:p>
+    <w:p>
+      <w:pPr>
+        <w:pStyle w:val="Heading3"/>
+      </w:pPr>
+      <w:r>
+        <w:t>P5 · Resumen del día y retiros</w:t>
+      </w:r>
+    </w:p>
+    <w:p>
+      <w:pPr>
+        <w:pStyle w:val="ListNumber"/>
+      </w:pPr>
+      <w:r>
+        <w:t>Revise las pestañas «Resumen del día» y «Retiros y relevos».</w:t>
+      </w:r>
+    </w:p>
+    <w:p>
+      <w:r>
+        <w:rPr>
+          <w:b/>
+          <w:color w:val="1B4D3E"/>
+        </w:rPr>
+        <w:t xml:space="preserve">Debe pasar: </w:t>
+      </w:r>
+      <w:r>
+        <w:rPr>
+          <w:color w:val="555555"/>
+        </w:rPr>
+        <w:t>El resumen suma el día por forma de pago y avisa cuántas cajas faltan por cuadrar. En retiros aparece el del O1, con su motivo y quién lo autorizó.</w:t>
+      </w:r>
+    </w:p>
+    <w:p>
+      <w:r>
+        <w:rPr>
+          <w:b/>
+          <w:color w:val="2E7D32"/>
+          <w:sz w:val="19"/>
+        </w:rPr>
+        <w:t xml:space="preserve">Tablas: </w:t>
+      </w:r>
+      <w:r>
+        <w:rPr>
+          <w:color w:val="555555"/>
+          <w:sz w:val="19"/>
+        </w:rPr>
+        <w:t>Central: CierresTurno · CierresFormaPago · CierresTurnoMovimientos (lee)</w:t>
+      </w:r>
+    </w:p>
+    <w:p>
+      <w:r>
+        <w:rPr>
+          <w:color w:val="555555"/>
+          <w:sz w:val="19"/>
+        </w:rPr>
+        <w:t>☐ Pasó          ☐ Falló          Observación: ______________________________________________</w:t>
+      </w:r>
+    </w:p>
+    <w:p>
+      <w:pPr>
+        <w:pStyle w:val="Heading3"/>
+      </w:pPr>
+      <w:r>
+        <w:t>P6 · Tiempos de caja parada</w:t>
+      </w:r>
+    </w:p>
+    <w:p>
+      <w:pPr>
+        <w:pStyle w:val="ListNumber"/>
+      </w:pPr>
+      <w:r>
+        <w:t>Vaya a la pestaña «Caja parada» con las fechas del recorrido.</w:t>
+      </w:r>
+    </w:p>
+    <w:p>
+      <w:r>
+        <w:rPr>
+          <w:b/>
+          <w:color w:val="1B4D3E"/>
+        </w:rPr>
+        <w:t xml:space="preserve">Debe pasar: </w:t>
+      </w:r>
+      <w:r>
+        <w:rPr>
+          <w:color w:val="555555"/>
+        </w:rPr>
+        <w:t>Aparecen las paradas del H5 y del H6: el total del período, el mismo tiempo visto por caja, por cajera y por motivo, y el detalle de cada una. El almuerzo cuenta como tiempo previsto y el resto como imprevisto; la que cerró el turno sale marcada.</w:t>
+      </w:r>
+    </w:p>
+    <w:p>
+      <w:r>
+        <w:rPr>
+          <w:b/>
+          <w:color w:val="2E7D32"/>
+          <w:sz w:val="19"/>
+        </w:rPr>
+        <w:t xml:space="preserve">Tablas: </w:t>
+      </w:r>
+      <w:r>
+        <w:rPr>
+          <w:color w:val="555555"/>
+          <w:sz w:val="19"/>
+        </w:rPr>
+        <w:t>Central: SuspensionesCaja (lee)</w:t>
+      </w:r>
+    </w:p>
+    <w:p>
+      <w:r>
+        <w:rPr>
+          <w:color w:val="555555"/>
+          <w:sz w:val="19"/>
+        </w:rPr>
+        <w:t>☐ Pasó          ☐ Falló          Observación: ______________________________________________</w:t>
+      </w:r>
+    </w:p>
+    <w:p>
+      <w:pPr>
+        <w:pStyle w:val="Heading3"/>
+      </w:pPr>
+      <w:r>
+        <w:t>P7 · Reimprimir el cuadre y ver las tarjetas</w:t>
       </w:r>
     </w:p>
     <w:p>

--- a/scripts/manual/Guia de pruebas CG-POS.docx
+++ b/scripts/manual/Guia de pruebas CG-POS.docx
@@ -3079,8 +3079,16 @@
         <w:rPr>
           <w:color w:val="555555"/>
           <w:sz w:val="19"/>
-        </w:rPr>
-        <w:t>☐ Pasó          ☐ Falló          Observación: ______________________________________________</w:t>
+          <w:highlight w:val="yellow"/>
+        </w:rPr>
+        <w:t>☐</w:t>
+      </w:r>
+      <w:r>
+        <w:rPr>
+          <w:color w:val="555555"/>
+          <w:sz w:val="19"/>
+        </w:rPr>
+        <w:t xml:space="preserve"> Pasó          ☐ Falló          Observación: ______________________________________________</w:t>
       </w:r>
     </w:p>
     <w:p>
@@ -3165,8 +3173,16 @@
         <w:rPr>
           <w:color w:val="555555"/>
           <w:sz w:val="19"/>
-        </w:rPr>
-        <w:t>☐ Pasó          ☐ Falló          Observación: ______________________________________________</w:t>
+          <w:highlight w:val="yellow"/>
+        </w:rPr>
+        <w:t>☐</w:t>
+      </w:r>
+      <w:r>
+        <w:rPr>
+          <w:color w:val="555555"/>
+          <w:sz w:val="19"/>
+        </w:rPr>
+        <w:t xml:space="preserve"> Pasó          ☐ Falló          Observación: ______________________________________________</w:t>
       </w:r>
     </w:p>
     <w:p>

--- a/scripts/manual/Guia de pruebas CG-POS.docx
+++ b/scripts/manual/Guia de pruebas CG-POS.docx
@@ -3275,8 +3275,16 @@
         <w:rPr>
           <w:color w:val="555555"/>
           <w:sz w:val="19"/>
-        </w:rPr>
-        <w:t>☐ Pasó          ☐ Falló          Observación: ______________________________________________</w:t>
+          <w:highlight w:val="yellow"/>
+        </w:rPr>
+        <w:t>☐</w:t>
+      </w:r>
+      <w:r>
+        <w:rPr>
+          <w:color w:val="555555"/>
+          <w:sz w:val="19"/>
+        </w:rPr>
+        <w:t xml:space="preserve"> Pasó          ☐ Falló          Observación: ______________________________________________</w:t>
       </w:r>
     </w:p>
     <w:p>

--- a/scripts/manual/Guia de pruebas CG-POS.docx
+++ b/scripts/manual/Guia de pruebas CG-POS.docx
@@ -5,9 +5,6 @@
     <w:p>
       <w:pPr>
         <w:jc w:val="center"/>
-        <w:rPr>
-          <w:rFonts w:hint="eastAsia"/>
-        </w:rPr>
       </w:pPr>
       <w:r>
         <w:rPr>
@@ -47,19 +44,8 @@
         <w:t>Qué probar, con qué datos y qué tiene que pasar</w:t>
       </w:r>
     </w:p>
-    <w:p>
-      <w:pPr>
-        <w:rPr>
-          <w:rFonts w:hint="eastAsia"/>
-        </w:rPr>
-      </w:pPr>
-    </w:p>
-    <w:p>
-      <w:pPr>
-        <w:rPr>
-          <w:rFonts w:hint="eastAsia"/>
-        </w:rPr>
-      </w:pPr>
+    <w:p/>
+    <w:p>
       <w:r>
         <w:t>Esta guía recorre el sistema entero, de punta a punta, en el orden en que hay que probarlo. Cada bloque depende del anterior: si se salta uno, el siguiente puede quedarse sin datos.</w:t>
       </w:r>
@@ -75,9 +61,6 @@
     <w:p>
       <w:pPr>
         <w:pStyle w:val="Listaconvietas"/>
-        <w:rPr>
-          <w:rFonts w:hint="eastAsia"/>
-        </w:rPr>
       </w:pPr>
       <w:r>
         <w:t>Cada prueba tiene un código (A1, B2…). Si algo falla, anote ese código: con él se sabe exactamente qué se estaba haciendo.</w:t>
@@ -86,9 +69,6 @@
     <w:p>
       <w:pPr>
         <w:pStyle w:val="Listaconvietas"/>
-        <w:rPr>
-          <w:rFonts w:hint="eastAsia"/>
-        </w:rPr>
       </w:pPr>
       <w:r>
         <w:t>«Debe pasar» es el resultado correcto. Si en pantalla ve otra cosa, la prueba falló aunque no salga ningún error.</w:t>
@@ -97,9 +77,6 @@
     <w:p>
       <w:pPr>
         <w:pStyle w:val="Listaconvietas"/>
-        <w:rPr>
-          <w:rFonts w:hint="eastAsia"/>
-        </w:rPr>
       </w:pPr>
       <w:r>
         <w:t>«Tablas» dice qué se guarda y dónde, para que pueda comprobarlo en la base si algo no cuadra. Las que llevan «(lee)» solo se consultan: esa prueba no las cambia. Antes del nombre va la base: Central o Caja.</w:t>
@@ -108,9 +85,6 @@
     <w:p>
       <w:pPr>
         <w:pStyle w:val="Listaconvietas"/>
-        <w:rPr>
-          <w:rFonts w:hint="eastAsia"/>
-        </w:rPr>
       </w:pPr>
       <w:r>
         <w:t>Pruebe con la impresora conectada y con papel: buena parte de lo que hay que revisar sale impreso.</w:t>
@@ -119,20 +93,12 @@
     <w:p>
       <w:pPr>
         <w:pStyle w:val="Listaconvietas"/>
-        <w:rPr>
-          <w:rFonts w:hint="eastAsia"/>
-        </w:rPr>
       </w:pPr>
       <w:r>
         <w:t>No borre los datos entre bloques. La factura del bloque de ventas es la que se devuelve después, y el turno que se cierra es el que se cuadra al final.</w:t>
       </w:r>
     </w:p>
     <w:p>
-      <w:pPr>
-        <w:rPr>
-          <w:rFonts w:hint="eastAsia"/>
-        </w:rPr>
-      </w:pPr>
       <w:r>
         <w:rPr>
           <w:i/>
@@ -165,11 +131,6 @@
             <w:tcW w:w="3685" w:type="dxa"/>
           </w:tcPr>
           <w:p>
-            <w:pPr>
-              <w:rPr>
-                <w:rFonts w:hint="eastAsia"/>
-              </w:rPr>
-            </w:pPr>
             <w:r>
               <w:rPr>
                 <w:b/>
@@ -184,11 +145,6 @@
             <w:tcW w:w="5953" w:type="dxa"/>
           </w:tcPr>
           <w:p>
-            <w:pPr>
-              <w:rPr>
-                <w:rFonts w:hint="eastAsia"/>
-              </w:rPr>
-            </w:pPr>
             <w:r>
               <w:rPr>
                 <w:b/>
@@ -205,11 +161,6 @@
             <w:tcW w:w="3685" w:type="dxa"/>
           </w:tcPr>
           <w:p>
-            <w:pPr>
-              <w:rPr>
-                <w:rFonts w:hint="eastAsia"/>
-              </w:rPr>
-            </w:pPr>
             <w:r>
               <w:t>El Central instalado y abierto en un navegador</w:t>
             </w:r>
@@ -220,11 +171,6 @@
             <w:tcW w:w="5953" w:type="dxa"/>
           </w:tcPr>
           <w:p>
-            <w:pPr>
-              <w:rPr>
-                <w:rFonts w:hint="eastAsia"/>
-              </w:rPr>
-            </w:pPr>
             <w:r>
               <w:t>Todo se configura ahí primero.</w:t>
             </w:r>
@@ -237,11 +183,6 @@
             <w:tcW w:w="3685" w:type="dxa"/>
           </w:tcPr>
           <w:p>
-            <w:pPr>
-              <w:rPr>
-                <w:rFonts w:hint="eastAsia"/>
-              </w:rPr>
-            </w:pPr>
             <w:r>
               <w:t>Una caja con su servicio instalado</w:t>
             </w:r>
@@ -252,11 +193,6 @@
             <w:tcW w:w="5953" w:type="dxa"/>
           </w:tcPr>
           <w:p>
-            <w:pPr>
-              <w:rPr>
-                <w:rFonts w:hint="eastAsia"/>
-              </w:rPr>
-            </w:pPr>
             <w:r>
               <w:t>Es donde se vende. Puede ser la misma computadora en pruebas.</w:t>
             </w:r>
@@ -269,11 +205,6 @@
             <w:tcW w:w="3685" w:type="dxa"/>
           </w:tcPr>
           <w:p>
-            <w:pPr>
-              <w:rPr>
-                <w:rFonts w:hint="eastAsia"/>
-              </w:rPr>
-            </w:pPr>
             <w:r>
               <w:t>Impresora de tickets con papel</w:t>
             </w:r>
@@ -284,11 +215,6 @@
             <w:tcW w:w="5953" w:type="dxa"/>
           </w:tcPr>
           <w:p>
-            <w:pPr>
-              <w:rPr>
-                <w:rFonts w:hint="eastAsia"/>
-              </w:rPr>
-            </w:pPr>
             <w:r>
               <w:t>Facturas, notas de crédito, retiros y cierres salen impresos.</w:t>
             </w:r>
@@ -301,11 +227,6 @@
             <w:tcW w:w="3685" w:type="dxa"/>
           </w:tcPr>
           <w:p>
-            <w:pPr>
-              <w:rPr>
-                <w:rFonts w:hint="eastAsia"/>
-              </w:rPr>
-            </w:pPr>
             <w:r>
               <w:t>Certificado digital (.p12) y su PIN</w:t>
             </w:r>
@@ -316,11 +237,6 @@
             <w:tcW w:w="5953" w:type="dxa"/>
           </w:tcPr>
           <w:p>
-            <w:pPr>
-              <w:rPr>
-                <w:rFonts w:hint="eastAsia"/>
-              </w:rPr>
-            </w:pPr>
             <w:r>
               <w:t>Sin él no se firma la factura electrónica (bloque G).</w:t>
             </w:r>
@@ -333,11 +249,6 @@
             <w:tcW w:w="3685" w:type="dxa"/>
           </w:tcPr>
           <w:p>
-            <w:pPr>
-              <w:rPr>
-                <w:rFonts w:hint="eastAsia"/>
-              </w:rPr>
-            </w:pPr>
             <w:r>
               <w:t>Un segundo monitor (opcional)</w:t>
             </w:r>
@@ -348,11 +259,6 @@
             <w:tcW w:w="5953" w:type="dxa"/>
           </w:tcPr>
           <w:p>
-            <w:pPr>
-              <w:rPr>
-                <w:rFonts w:hint="eastAsia"/>
-              </w:rPr>
-            </w:pPr>
             <w:r>
               <w:t>Para la pantalla del cliente y la del área de devoluciones.</w:t>
             </w:r>
@@ -365,11 +271,6 @@
             <w:tcW w:w="3685" w:type="dxa"/>
           </w:tcPr>
           <w:p>
-            <w:pPr>
-              <w:rPr>
-                <w:rFonts w:hint="eastAsia"/>
-              </w:rPr>
-            </w:pPr>
             <w:r>
               <w:t>Lector de código de barras (opcional)</w:t>
             </w:r>
@@ -380,11 +281,6 @@
             <w:tcW w:w="5953" w:type="dxa"/>
           </w:tcPr>
           <w:p>
-            <w:pPr>
-              <w:rPr>
-                <w:rFonts w:hint="eastAsia"/>
-              </w:rPr>
-            </w:pPr>
             <w:r>
               <w:t>Todo se puede digitar a mano, pero pruebe también con lector.</w:t>
             </w:r>
@@ -392,19 +288,8 @@
         </w:tc>
       </w:tr>
     </w:tbl>
-    <w:p>
-      <w:pPr>
-        <w:rPr>
-          <w:rFonts w:hint="eastAsia"/>
-        </w:rPr>
-      </w:pPr>
-    </w:p>
-    <w:p>
-      <w:pPr>
-        <w:rPr>
-          <w:rFonts w:hint="eastAsia"/>
-        </w:rPr>
-      </w:pPr>
+    <w:p/>
+    <w:p>
       <w:r>
         <w:br w:type="page"/>
       </w:r>
@@ -419,11 +304,6 @@
       </w:r>
     </w:p>
     <w:p>
-      <w:pPr>
-        <w:rPr>
-          <w:rFonts w:hint="eastAsia"/>
-        </w:rPr>
-      </w:pPr>
       <w:r>
         <w:t>Una instalación nueva llega vacía a propósito: los datos los decide el negocio. Este bloque es, además, la prueba de que todo lo que hace falta se puede crear desde la pantalla, sin tocar la base de datos.</w:t>
       </w:r>
@@ -439,9 +319,6 @@
     <w:p>
       <w:pPr>
         <w:pStyle w:val="Listaconnmeros"/>
-        <w:rPr>
-          <w:rFonts w:hint="eastAsia"/>
-        </w:rPr>
       </w:pPr>
       <w:r>
         <w:t>Abra el Central y entre con el usuario ADMIN y la contraseña Admin.CGPOS#2026.</w:t>
@@ -450,20 +327,12 @@
     <w:p>
       <w:pPr>
         <w:pStyle w:val="Listaconnmeros"/>
-        <w:rPr>
-          <w:rFonts w:hint="eastAsia"/>
-        </w:rPr>
       </w:pPr>
       <w:r>
         <w:t>El sistema pide cambiarla; ponga la suya y anótela.</w:t>
       </w:r>
     </w:p>
     <w:p>
-      <w:pPr>
-        <w:rPr>
-          <w:rFonts w:hint="eastAsia"/>
-        </w:rPr>
-      </w:pPr>
       <w:r>
         <w:rPr>
           <w:b/>
@@ -479,11 +348,6 @@
       </w:r>
     </w:p>
     <w:p>
-      <w:pPr>
-        <w:rPr>
-          <w:rFonts w:hint="eastAsia"/>
-        </w:rPr>
-      </w:pPr>
       <w:r>
         <w:rPr>
           <w:b/>
@@ -501,11 +365,6 @@
       </w:r>
     </w:p>
     <w:p>
-      <w:pPr>
-        <w:rPr>
-          <w:rFonts w:hint="eastAsia"/>
-        </w:rPr>
-      </w:pPr>
       <w:r>
         <w:rPr>
           <w:color w:val="555555"/>
@@ -526,20 +385,12 @@
     <w:p>
       <w:pPr>
         <w:pStyle w:val="Listaconnmeros"/>
-        <w:rPr>
-          <w:rFonts w:hint="eastAsia"/>
-        </w:rPr>
       </w:pPr>
       <w:r>
         <w:t>Vaya a Organización → Empresa (/organizacion/empresa) y complete RNC, razón social, nombre comercial, dirección y teléfono.</w:t>
       </w:r>
     </w:p>
     <w:p>
-      <w:pPr>
-        <w:rPr>
-          <w:rFonts w:hint="eastAsia"/>
-        </w:rPr>
-      </w:pPr>
       <w:r>
         <w:rPr>
           <w:b/>
@@ -555,11 +406,6 @@
       </w:r>
     </w:p>
     <w:p>
-      <w:pPr>
-        <w:rPr>
-          <w:rFonts w:hint="eastAsia"/>
-        </w:rPr>
-      </w:pPr>
       <w:r>
         <w:rPr>
           <w:b/>
@@ -577,11 +423,6 @@
       </w:r>
     </w:p>
     <w:p>
-      <w:pPr>
-        <w:rPr>
-          <w:rFonts w:hint="eastAsia"/>
-        </w:rPr>
-      </w:pPr>
       <w:r>
         <w:rPr>
           <w:color w:val="555555"/>
@@ -602,9 +443,6 @@
     <w:p>
       <w:pPr>
         <w:pStyle w:val="Listaconnmeros"/>
-        <w:rPr>
-          <w:rFonts w:hint="eastAsia"/>
-        </w:rPr>
       </w:pPr>
       <w:r>
         <w:t>En Organización → Sucursales cree una sucursal (por ejemplo 01 · Sucursal Principal).</w:t>
@@ -613,9 +451,6 @@
     <w:p>
       <w:pPr>
         <w:pStyle w:val="Listaconnmeros"/>
-        <w:rPr>
-          <w:rFonts w:hint="eastAsia"/>
-        </w:rPr>
       </w:pPr>
       <w:r>
         <w:t>En Organización → Cajas cree la caja 01 de esa sucursal, con la dirección IP fija del equipo donde va a correr.</w:t>
@@ -624,20 +459,12 @@
     <w:p>
       <w:pPr>
         <w:pStyle w:val="Listaconnmeros"/>
-        <w:rPr>
-          <w:rFonts w:hint="eastAsia"/>
-        </w:rPr>
       </w:pPr>
       <w:r>
         <w:t>En el menú de esa caja, presione «Emitir credencial» y copie el secreto: se muestra una sola vez.</w:t>
       </w:r>
     </w:p>
     <w:p>
-      <w:pPr>
-        <w:rPr>
-          <w:rFonts w:hint="eastAsia"/>
-        </w:rPr>
-      </w:pPr>
       <w:r>
         <w:rPr>
           <w:b/>
@@ -653,11 +480,6 @@
       </w:r>
     </w:p>
     <w:p>
-      <w:pPr>
-        <w:rPr>
-          <w:rFonts w:hint="eastAsia"/>
-        </w:rPr>
-      </w:pPr>
       <w:r>
         <w:rPr>
           <w:b/>
@@ -675,11 +497,6 @@
       </w:r>
     </w:p>
     <w:p>
-      <w:pPr>
-        <w:rPr>
-          <w:rFonts w:hint="eastAsia"/>
-        </w:rPr>
-      </w:pPr>
       <w:r>
         <w:rPr>
           <w:color w:val="555555"/>
@@ -700,20 +517,12 @@
     <w:p>
       <w:pPr>
         <w:pStyle w:val="Listaconnmeros"/>
-        <w:rPr>
-          <w:rFonts w:hint="eastAsia"/>
-        </w:rPr>
       </w:pPr>
       <w:r>
         <w:t>Vaya a Organización → Secuencias y revise que estén las de factura, nota de crédito, cotización, lista de boda, promoción, despacho y cierre de sucursal.</w:t>
       </w:r>
     </w:p>
     <w:p>
-      <w:pPr>
-        <w:rPr>
-          <w:rFonts w:hint="eastAsia"/>
-        </w:rPr>
-      </w:pPr>
       <w:r>
         <w:rPr>
           <w:b/>
@@ -729,11 +538,6 @@
       </w:r>
     </w:p>
     <w:p>
-      <w:pPr>
-        <w:rPr>
-          <w:rFonts w:hint="eastAsia"/>
-        </w:rPr>
-      </w:pPr>
       <w:r>
         <w:rPr>
           <w:b/>
@@ -751,11 +555,6 @@
       </w:r>
     </w:p>
     <w:p>
-      <w:pPr>
-        <w:rPr>
-          <w:rFonts w:hint="eastAsia"/>
-        </w:rPr>
-      </w:pPr>
       <w:r>
         <w:rPr>
           <w:color w:val="555555"/>
@@ -776,9 +575,6 @@
     <w:p>
       <w:pPr>
         <w:pStyle w:val="Listaconnmeros"/>
-        <w:rPr>
-          <w:rFonts w:hint="eastAsia"/>
-        </w:rPr>
       </w:pPr>
       <w:r>
         <w:t xml:space="preserve">En Maestros → Catálogos revise (o cree) al menos: la moneda local, un impuesto del 18 %, una unidad de medida «Unidad», un departamento, las formas de pago Efectivo y Tarjeta, un banco, un </w:t>
@@ -789,11 +585,6 @@
       </w:r>
     </w:p>
     <w:p>
-      <w:pPr>
-        <w:rPr>
-          <w:rFonts w:hint="eastAsia"/>
-        </w:rPr>
-      </w:pPr>
       <w:r>
         <w:rPr>
           <w:b/>
@@ -809,11 +600,6 @@
       </w:r>
     </w:p>
     <w:p>
-      <w:pPr>
-        <w:rPr>
-          <w:rFonts w:hint="eastAsia"/>
-        </w:rPr>
-      </w:pPr>
       <w:r>
         <w:rPr>
           <w:b/>
@@ -831,11 +617,6 @@
       </w:r>
     </w:p>
     <w:p>
-      <w:pPr>
-        <w:rPr>
-          <w:rFonts w:hint="eastAsia"/>
-        </w:rPr>
-      </w:pPr>
       <w:r>
         <w:rPr>
           <w:color w:val="555555"/>
@@ -846,11 +627,6 @@
       </w:r>
     </w:p>
     <w:p>
-      <w:pPr>
-        <w:rPr>
-          <w:rFonts w:hint="eastAsia"/>
-        </w:rPr>
-      </w:pPr>
       <w:r>
         <w:rPr>
           <w:i/>
@@ -870,9 +646,6 @@
     <w:p>
       <w:pPr>
         <w:pStyle w:val="Listaconnmeros"/>
-        <w:rPr>
-          <w:rFonts w:hint="eastAsia"/>
-        </w:rPr>
       </w:pPr>
       <w:r>
         <w:t>En Maestros → Artículos cree cinco artículos, que son los que usará todo el recorrido:</w:t>
@@ -894,11 +667,6 @@
             <w:tcW w:w="2835" w:type="dxa"/>
           </w:tcPr>
           <w:p>
-            <w:pPr>
-              <w:rPr>
-                <w:rFonts w:hint="eastAsia"/>
-              </w:rPr>
-            </w:pPr>
             <w:r>
               <w:rPr>
                 <w:b/>
@@ -913,11 +681,6 @@
             <w:tcW w:w="6803" w:type="dxa"/>
           </w:tcPr>
           <w:p>
-            <w:pPr>
-              <w:rPr>
-                <w:rFonts w:hint="eastAsia"/>
-              </w:rPr>
-            </w:pPr>
             <w:r>
               <w:rPr>
                 <w:b/>
@@ -934,11 +697,6 @@
             <w:tcW w:w="2835" w:type="dxa"/>
           </w:tcPr>
           <w:p>
-            <w:pPr>
-              <w:rPr>
-                <w:rFonts w:hint="eastAsia"/>
-              </w:rPr>
-            </w:pPr>
             <w:r>
               <w:t>Artículo normal</w:t>
             </w:r>
@@ -949,11 +707,6 @@
             <w:tcW w:w="6803" w:type="dxa"/>
           </w:tcPr>
           <w:p>
-            <w:pPr>
-              <w:rPr>
-                <w:rFonts w:hint="eastAsia"/>
-              </w:rPr>
-            </w:pPr>
             <w:r>
               <w:t>Tipo Normal, con su código de barras. Es el que se escanea todo el tiempo.</w:t>
             </w:r>
@@ -966,11 +719,6 @@
             <w:tcW w:w="2835" w:type="dxa"/>
           </w:tcPr>
           <w:p>
-            <w:pPr>
-              <w:rPr>
-                <w:rFonts w:hint="eastAsia"/>
-              </w:rPr>
-            </w:pPr>
             <w:r>
               <w:t>Artículo pesado</w:t>
             </w:r>
@@ -981,11 +729,6 @@
             <w:tcW w:w="6803" w:type="dxa"/>
           </w:tcPr>
           <w:p>
-            <w:pPr>
-              <w:rPr>
-                <w:rFonts w:hint="eastAsia"/>
-              </w:rPr>
-            </w:pPr>
             <w:r>
               <w:t>Tipo Pesado, en kilos, con su tara si aplica. Se usa con la balanza.</w:t>
             </w:r>
@@ -998,11 +741,6 @@
             <w:tcW w:w="2835" w:type="dxa"/>
           </w:tcPr>
           <w:p>
-            <w:pPr>
-              <w:rPr>
-                <w:rFonts w:hint="eastAsia"/>
-              </w:rPr>
-            </w:pPr>
             <w:r>
               <w:t>Artículo serializado</w:t>
             </w:r>
@@ -1013,11 +751,6 @@
             <w:tcW w:w="6803" w:type="dxa"/>
           </w:tcPr>
           <w:p>
-            <w:pPr>
-              <w:rPr>
-                <w:rFonts w:hint="eastAsia"/>
-              </w:rPr>
-            </w:pPr>
             <w:r>
               <w:t>Tipo Serializado. Al venderlo exige el número de serie.</w:t>
             </w:r>
@@ -1030,11 +763,6 @@
             <w:tcW w:w="2835" w:type="dxa"/>
           </w:tcPr>
           <w:p>
-            <w:pPr>
-              <w:rPr>
-                <w:rFonts w:hint="eastAsia"/>
-              </w:rPr>
-            </w:pPr>
             <w:r>
               <w:t>Combo</w:t>
             </w:r>
@@ -1045,11 +773,6 @@
             <w:tcW w:w="6803" w:type="dxa"/>
           </w:tcPr>
           <w:p>
-            <w:pPr>
-              <w:rPr>
-                <w:rFonts w:hint="eastAsia"/>
-              </w:rPr>
-            </w:pPr>
             <w:r>
               <w:t>Tipo Combo/Kit, con sus componentes. Nunca toma precio por mayor.</w:t>
             </w:r>
@@ -1062,11 +785,6 @@
             <w:tcW w:w="2835" w:type="dxa"/>
           </w:tcPr>
           <w:p>
-            <w:pPr>
-              <w:rPr>
-                <w:rFonts w:hint="eastAsia"/>
-              </w:rPr>
-            </w:pPr>
             <w:r>
               <w:t>Artículo con precio por mayor</w:t>
             </w:r>
@@ -1077,11 +795,6 @@
             <w:tcW w:w="6803" w:type="dxa"/>
           </w:tcPr>
           <w:p>
-            <w:pPr>
-              <w:rPr>
-                <w:rFonts w:hint="eastAsia"/>
-              </w:rPr>
-            </w:pPr>
             <w:r>
               <w:t>Normal, pero con precio de mayor y la cantidad desde la que aplica.</w:t>
             </w:r>
@@ -1089,19 +802,8 @@
         </w:tc>
       </w:tr>
     </w:tbl>
-    <w:p>
-      <w:pPr>
-        <w:rPr>
-          <w:rFonts w:hint="eastAsia"/>
-        </w:rPr>
-      </w:pPr>
-    </w:p>
-    <w:p>
-      <w:pPr>
-        <w:rPr>
-          <w:rFonts w:hint="eastAsia"/>
-        </w:rPr>
-      </w:pPr>
+    <w:p/>
+    <w:p>
       <w:r>
         <w:rPr>
           <w:b/>
@@ -1117,11 +819,6 @@
       </w:r>
     </w:p>
     <w:p>
-      <w:pPr>
-        <w:rPr>
-          <w:rFonts w:hint="eastAsia"/>
-        </w:rPr>
-      </w:pPr>
       <w:r>
         <w:rPr>
           <w:b/>
@@ -1139,11 +836,6 @@
       </w:r>
     </w:p>
     <w:p>
-      <w:pPr>
-        <w:rPr>
-          <w:rFonts w:hint="eastAsia"/>
-        </w:rPr>
-      </w:pPr>
       <w:r>
         <w:rPr>
           <w:color w:val="555555"/>
@@ -1164,20 +856,12 @@
     <w:p>
       <w:pPr>
         <w:pStyle w:val="Listaconnmeros"/>
-        <w:rPr>
-          <w:rFonts w:hint="eastAsia"/>
-        </w:rPr>
       </w:pPr>
       <w:r>
         <w:t>En Precios → Artículos póngale precio de detalle a los cinco, y precio de mayor al que corresponda.</w:t>
       </w:r>
     </w:p>
     <w:p>
-      <w:pPr>
-        <w:rPr>
-          <w:rFonts w:hint="eastAsia"/>
-        </w:rPr>
-      </w:pPr>
       <w:r>
         <w:rPr>
           <w:b/>
@@ -1193,11 +877,6 @@
       </w:r>
     </w:p>
     <w:p>
-      <w:pPr>
-        <w:rPr>
-          <w:rFonts w:hint="eastAsia"/>
-        </w:rPr>
-      </w:pPr>
       <w:r>
         <w:rPr>
           <w:b/>
@@ -1215,11 +894,6 @@
       </w:r>
     </w:p>
     <w:p>
-      <w:pPr>
-        <w:rPr>
-          <w:rFonts w:hint="eastAsia"/>
-        </w:rPr>
-      </w:pPr>
       <w:r>
         <w:rPr>
           <w:color w:val="555555"/>
@@ -1240,9 +914,6 @@
     <w:p>
       <w:pPr>
         <w:pStyle w:val="Listaconnmeros"/>
-        <w:rPr>
-          <w:rFonts w:hint="eastAsia"/>
-        </w:rPr>
       </w:pPr>
       <w:r>
         <w:t>En Cajas → Roles cree tres roles: CAJERO (abrir y cerrar turno, vender), SUPERVISOR (lo del cajero más autorizar, descuentos, limpiar la pantalla, retiros, devoluciones y los permisos de Cuadre) y DEVOLUCIONES (abrir y cerrar turno y registrar devoluciones, sin vender).</w:t>
@@ -1251,9 +922,6 @@
     <w:p>
       <w:pPr>
         <w:pStyle w:val="Listaconnmeros"/>
-        <w:rPr>
-          <w:rFonts w:hint="eastAsia"/>
-        </w:rPr>
       </w:pPr>
       <w:r>
         <w:lastRenderedPageBreak/>
@@ -1261,11 +929,6 @@
       </w:r>
     </w:p>
     <w:p>
-      <w:pPr>
-        <w:rPr>
-          <w:rFonts w:hint="eastAsia"/>
-        </w:rPr>
-      </w:pPr>
       <w:r>
         <w:rPr>
           <w:b/>
@@ -1281,11 +944,6 @@
       </w:r>
     </w:p>
     <w:p>
-      <w:pPr>
-        <w:rPr>
-          <w:rFonts w:hint="eastAsia"/>
-        </w:rPr>
-      </w:pPr>
       <w:r>
         <w:rPr>
           <w:b/>
@@ -1303,11 +961,6 @@
       </w:r>
     </w:p>
     <w:p>
-      <w:pPr>
-        <w:rPr>
-          <w:rFonts w:hint="eastAsia"/>
-        </w:rPr>
-      </w:pPr>
       <w:r>
         <w:rPr>
           <w:color w:val="555555"/>
@@ -1328,20 +981,12 @@
     <w:p>
       <w:pPr>
         <w:pStyle w:val="Listaconnmeros"/>
-        <w:rPr>
-          <w:rFonts w:hint="eastAsia"/>
-        </w:rPr>
       </w:pPr>
       <w:r>
         <w:t>En Organización → Parámetros revise los que cambian cómo trabaja la caja: fondo de caja, redondeo del efectivo, días de vigencia de la nota de crédito, días de retención del ITBIS en devoluciones, monto que exige identificación y cantidad máxima que el cajero puede digitar.</w:t>
       </w:r>
     </w:p>
     <w:p>
-      <w:pPr>
-        <w:rPr>
-          <w:rFonts w:hint="eastAsia"/>
-        </w:rPr>
-      </w:pPr>
       <w:r>
         <w:rPr>
           <w:b/>
@@ -1357,11 +1002,6 @@
       </w:r>
     </w:p>
     <w:p>
-      <w:pPr>
-        <w:rPr>
-          <w:rFonts w:hint="eastAsia"/>
-        </w:rPr>
-      </w:pPr>
       <w:r>
         <w:rPr>
           <w:b/>
@@ -1379,11 +1019,6 @@
       </w:r>
     </w:p>
     <w:p>
-      <w:pPr>
-        <w:rPr>
-          <w:rFonts w:hint="eastAsia"/>
-        </w:rPr>
-      </w:pPr>
       <w:r>
         <w:rPr>
           <w:color w:val="555555"/>
@@ -1404,20 +1039,12 @@
     <w:p>
       <w:pPr>
         <w:pStyle w:val="Listaconnmeros"/>
-        <w:rPr>
-          <w:rFonts w:hint="eastAsia"/>
-        </w:rPr>
       </w:pPr>
       <w:r>
         <w:t>En Fiscal → Secuencias cargue el rango de e-NCF que le dio la DGII para los tipos que va a probar (al menos E32 consumo y E31 crédito fiscal, y E34 para las notas de crédito).</w:t>
       </w:r>
     </w:p>
     <w:p>
-      <w:pPr>
-        <w:rPr>
-          <w:rFonts w:hint="eastAsia"/>
-        </w:rPr>
-      </w:pPr>
       <w:r>
         <w:rPr>
           <w:b/>
@@ -1433,11 +1060,6 @@
       </w:r>
     </w:p>
     <w:p>
-      <w:pPr>
-        <w:rPr>
-          <w:rFonts w:hint="eastAsia"/>
-        </w:rPr>
-      </w:pPr>
       <w:r>
         <w:rPr>
           <w:b/>
@@ -1455,11 +1077,6 @@
       </w:r>
     </w:p>
     <w:p>
-      <w:pPr>
-        <w:rPr>
-          <w:rFonts w:hint="eastAsia"/>
-        </w:rPr>
-      </w:pPr>
       <w:r>
         <w:rPr>
           <w:color w:val="555555"/>
@@ -1470,11 +1087,6 @@
       </w:r>
     </w:p>
     <w:p>
-      <w:pPr>
-        <w:rPr>
-          <w:rFonts w:hint="eastAsia"/>
-        </w:rPr>
-      </w:pPr>
       <w:r>
         <w:br w:type="page"/>
       </w:r>
@@ -1499,20 +1111,12 @@
     <w:p>
       <w:pPr>
         <w:pStyle w:val="Listaconnmeros"/>
-        <w:rPr>
-          <w:rFonts w:hint="eastAsia"/>
-        </w:rPr>
       </w:pPr>
       <w:r>
         <w:t>Abra la caja en su equipo. Como es nueva, pide configurarse: escriba qué caja es (sucursal 01, caja 01), la dirección del Central y el secreto que copió en A3.</w:t>
       </w:r>
     </w:p>
     <w:p>
-      <w:pPr>
-        <w:rPr>
-          <w:rFonts w:hint="eastAsia"/>
-        </w:rPr>
-      </w:pPr>
       <w:r>
         <w:rPr>
           <w:b/>
@@ -1528,11 +1132,6 @@
       </w:r>
     </w:p>
     <w:p>
-      <w:pPr>
-        <w:rPr>
-          <w:rFonts w:hint="eastAsia"/>
-        </w:rPr>
-      </w:pPr>
       <w:r>
         <w:rPr>
           <w:b/>
@@ -1550,11 +1149,6 @@
       </w:r>
     </w:p>
     <w:p>
-      <w:pPr>
-        <w:rPr>
-          <w:rFonts w:hint="eastAsia"/>
-        </w:rPr>
-      </w:pPr>
       <w:r>
         <w:rPr>
           <w:color w:val="555555"/>
@@ -1575,20 +1169,12 @@
     <w:p>
       <w:pPr>
         <w:pStyle w:val="Listaconnmeros"/>
-        <w:rPr>
-          <w:rFonts w:hint="eastAsia"/>
-        </w:rPr>
       </w:pPr>
       <w:r>
         <w:t>Espere a que la barra de estado deje de decir «Actualizando».</w:t>
       </w:r>
     </w:p>
     <w:p>
-      <w:pPr>
-        <w:rPr>
-          <w:rFonts w:hint="eastAsia"/>
-        </w:rPr>
-      </w:pPr>
       <w:r>
         <w:rPr>
           <w:b/>
@@ -1604,11 +1190,6 @@
       </w:r>
     </w:p>
     <w:p>
-      <w:pPr>
-        <w:rPr>
-          <w:rFonts w:hint="eastAsia"/>
-        </w:rPr>
-      </w:pPr>
       <w:r>
         <w:rPr>
           <w:b/>
@@ -1626,11 +1207,6 @@
       </w:r>
     </w:p>
     <w:p>
-      <w:pPr>
-        <w:rPr>
-          <w:rFonts w:hint="eastAsia"/>
-        </w:rPr>
-      </w:pPr>
       <w:r>
         <w:rPr>
           <w:color w:val="555555"/>
@@ -1651,9 +1227,6 @@
     <w:p>
       <w:pPr>
         <w:pStyle w:val="Listaconnmeros"/>
-        <w:rPr>
-          <w:rFonts w:hint="eastAsia"/>
-        </w:rPr>
       </w:pPr>
       <w:r>
         <w:t>Entre con el usuario y la clave del CAJERO.</w:t>
@@ -1662,20 +1235,12 @@
     <w:p>
       <w:pPr>
         <w:pStyle w:val="Listaconnmeros"/>
-        <w:rPr>
-          <w:rFonts w:hint="eastAsia"/>
-        </w:rPr>
       </w:pPr>
       <w:r>
         <w:t>Pruebe también una clave equivocada tres veces seguidas.</w:t>
       </w:r>
     </w:p>
     <w:p>
-      <w:pPr>
-        <w:rPr>
-          <w:rFonts w:hint="eastAsia"/>
-        </w:rPr>
-      </w:pPr>
       <w:r>
         <w:rPr>
           <w:b/>
@@ -1691,11 +1256,6 @@
       </w:r>
     </w:p>
     <w:p>
-      <w:pPr>
-        <w:rPr>
-          <w:rFonts w:hint="eastAsia"/>
-        </w:rPr>
-      </w:pPr>
       <w:r>
         <w:rPr>
           <w:b/>
@@ -1713,11 +1273,6 @@
       </w:r>
     </w:p>
     <w:p>
-      <w:pPr>
-        <w:rPr>
-          <w:rFonts w:hint="eastAsia"/>
-        </w:rPr>
-      </w:pPr>
       <w:r>
         <w:rPr>
           <w:color w:val="555555"/>
@@ -1738,9 +1293,6 @@
     <w:p>
       <w:pPr>
         <w:pStyle w:val="Listaconnmeros"/>
-        <w:rPr>
-          <w:rFonts w:hint="eastAsia"/>
-        </w:rPr>
       </w:pPr>
       <w:r>
         <w:t>Abra el turno con el fondo que le sugiere la pantalla, o cámbielo.</w:t>
@@ -1749,20 +1301,12 @@
     <w:p>
       <w:pPr>
         <w:pStyle w:val="Listaconnmeros"/>
-        <w:rPr>
-          <w:rFonts w:hint="eastAsia"/>
-        </w:rPr>
       </w:pPr>
       <w:r>
         <w:t>Desde otra pantalla intente abrir un segundo turno en la misma caja.</w:t>
       </w:r>
     </w:p>
     <w:p>
-      <w:pPr>
-        <w:rPr>
-          <w:rFonts w:hint="eastAsia"/>
-        </w:rPr>
-      </w:pPr>
       <w:r>
         <w:rPr>
           <w:b/>
@@ -1778,11 +1322,6 @@
       </w:r>
     </w:p>
     <w:p>
-      <w:pPr>
-        <w:rPr>
-          <w:rFonts w:hint="eastAsia"/>
-        </w:rPr>
-      </w:pPr>
       <w:r>
         <w:rPr>
           <w:b/>
@@ -1800,11 +1339,6 @@
       </w:r>
     </w:p>
     <w:p>
-      <w:pPr>
-        <w:rPr>
-          <w:rFonts w:hint="eastAsia"/>
-        </w:rPr>
-      </w:pPr>
       <w:r>
         <w:rPr>
           <w:color w:val="555555"/>
@@ -1825,9 +1359,6 @@
     <w:p>
       <w:pPr>
         <w:pStyle w:val="Listaconnmeros"/>
-        <w:rPr>
-          <w:rFonts w:hint="eastAsia"/>
-        </w:rPr>
       </w:pPr>
       <w:r>
         <w:t>Con la caja ya funcionando, borre a mano unos artículos de su base: DELETE FROM Articulos WHERE Codigo IN (…).</w:t>
@@ -1836,9 +1367,6 @@
     <w:p>
       <w:pPr>
         <w:pStyle w:val="Listaconnmeros"/>
-        <w:rPr>
-          <w:rFonts w:hint="eastAsia"/>
-        </w:rPr>
       </w:pPr>
       <w:r>
         <w:t>En la caja, dele a «Sincronizar» en el panel de funciones.</w:t>
@@ -1847,9 +1375,6 @@
     <w:p>
       <w:pPr>
         <w:pStyle w:val="Listaconnmeros"/>
-        <w:rPr>
-          <w:rFonts w:hint="eastAsia"/>
-        </w:rPr>
       </w:pPr>
       <w:r>
         <w:t>Ahora en el Central, Organización → Cajas, abra el menú de esa caja y use «Volver a sincronizar esta caja».</w:t>
@@ -1858,9 +1383,6 @@
     <w:p>
       <w:pPr>
         <w:pStyle w:val="Listaconnmeros"/>
-        <w:rPr>
-          <w:rFonts w:hint="eastAsia"/>
-        </w:rPr>
       </w:pPr>
       <w:r>
         <w:lastRenderedPageBreak/>
@@ -1868,11 +1390,6 @@
       </w:r>
     </w:p>
     <w:p>
-      <w:pPr>
-        <w:rPr>
-          <w:rFonts w:hint="eastAsia"/>
-        </w:rPr>
-      </w:pPr>
       <w:r>
         <w:rPr>
           <w:b/>
@@ -1888,11 +1405,6 @@
       </w:r>
     </w:p>
     <w:p>
-      <w:pPr>
-        <w:rPr>
-          <w:rFonts w:hint="eastAsia"/>
-        </w:rPr>
-      </w:pPr>
       <w:r>
         <w:rPr>
           <w:b/>
@@ -1910,11 +1422,6 @@
       </w:r>
     </w:p>
     <w:p>
-      <w:pPr>
-        <w:rPr>
-          <w:rFonts w:hint="eastAsia"/>
-        </w:rPr>
-      </w:pPr>
       <w:r>
         <w:rPr>
           <w:color w:val="555555"/>
@@ -1925,11 +1432,6 @@
       </w:r>
     </w:p>
     <w:p>
-      <w:pPr>
-        <w:rPr>
-          <w:rFonts w:hint="eastAsia"/>
-        </w:rPr>
-      </w:pPr>
       <w:r>
         <w:br w:type="page"/>
       </w:r>
@@ -1954,9 +1456,6 @@
     <w:p>
       <w:pPr>
         <w:pStyle w:val="Listaconnmeros"/>
-        <w:rPr>
-          <w:rFonts w:hint="eastAsia"/>
-        </w:rPr>
       </w:pPr>
       <w:r>
         <w:t>Escanee el artículo normal tres veces.</w:t>
@@ -1965,20 +1464,12 @@
     <w:p>
       <w:pPr>
         <w:pStyle w:val="Listaconnmeros"/>
-        <w:rPr>
-          <w:rFonts w:hint="eastAsia"/>
-        </w:rPr>
       </w:pPr>
       <w:r>
         <w:t>Escriba «5*» seguido del código y presione Enter.</w:t>
       </w:r>
     </w:p>
     <w:p>
-      <w:pPr>
-        <w:rPr>
-          <w:rFonts w:hint="eastAsia"/>
-        </w:rPr>
-      </w:pPr>
       <w:r>
         <w:rPr>
           <w:b/>
@@ -1994,11 +1485,6 @@
       </w:r>
     </w:p>
     <w:p>
-      <w:pPr>
-        <w:rPr>
-          <w:rFonts w:hint="eastAsia"/>
-        </w:rPr>
-      </w:pPr>
       <w:r>
         <w:rPr>
           <w:b/>
@@ -2016,11 +1502,6 @@
       </w:r>
     </w:p>
     <w:p>
-      <w:pPr>
-        <w:rPr>
-          <w:rFonts w:hint="eastAsia"/>
-        </w:rPr>
-      </w:pPr>
       <w:r>
         <w:rPr>
           <w:color w:val="555555"/>
@@ -2041,9 +1522,6 @@
     <w:p>
       <w:pPr>
         <w:pStyle w:val="Listaconnmeros"/>
-        <w:rPr>
-          <w:rFonts w:hint="eastAsia"/>
-        </w:rPr>
       </w:pPr>
       <w:r>
         <w:t>Seleccione una línea, presione F4 y ponga 2.</w:t>
@@ -2052,20 +1530,12 @@
     <w:p>
       <w:pPr>
         <w:pStyle w:val="Listaconnmeros"/>
-        <w:rPr>
-          <w:rFonts w:hint="eastAsia"/>
-        </w:rPr>
       </w:pPr>
       <w:r>
         <w:t>Ahora intente poner una cantidad mayor a la del parámetro (de fábrica, más de 10).</w:t>
       </w:r>
     </w:p>
     <w:p>
-      <w:pPr>
-        <w:rPr>
-          <w:rFonts w:hint="eastAsia"/>
-        </w:rPr>
-      </w:pPr>
       <w:r>
         <w:rPr>
           <w:b/>
@@ -2081,11 +1551,6 @@
       </w:r>
     </w:p>
     <w:p>
-      <w:pPr>
-        <w:rPr>
-          <w:rFonts w:hint="eastAsia"/>
-        </w:rPr>
-      </w:pPr>
       <w:r>
         <w:rPr>
           <w:b/>
@@ -2103,11 +1568,6 @@
       </w:r>
     </w:p>
     <w:p>
-      <w:pPr>
-        <w:rPr>
-          <w:rFonts w:hint="eastAsia"/>
-        </w:rPr>
-      </w:pPr>
       <w:r>
         <w:rPr>
           <w:color w:val="555555"/>
@@ -2128,9 +1588,6 @@
     <w:p>
       <w:pPr>
         <w:pStyle w:val="Listaconnmeros"/>
-        <w:rPr>
-          <w:rFonts w:hint="eastAsia"/>
-        </w:rPr>
       </w:pPr>
       <w:r>
         <w:t>Con el cajero, intente eliminar una línea.</w:t>
@@ -2139,9 +1596,6 @@
     <w:p>
       <w:pPr>
         <w:pStyle w:val="Listaconnmeros"/>
-        <w:rPr>
-          <w:rFonts w:hint="eastAsia"/>
-        </w:rPr>
       </w:pPr>
       <w:r>
         <w:t>Cuando pida autorización, ponga el usuario y la clave del SUPERVISOR. Deje el motivo en blanco: es opcional.</w:t>
@@ -2150,20 +1604,12 @@
     <w:p>
       <w:pPr>
         <w:pStyle w:val="Listaconnmeros"/>
-        <w:rPr>
-          <w:rFonts w:hint="eastAsia"/>
-        </w:rPr>
       </w:pPr>
       <w:r>
         <w:t>Elimine otra línea y esta vez escriba un motivo.</w:t>
       </w:r>
     </w:p>
     <w:p>
-      <w:pPr>
-        <w:rPr>
-          <w:rFonts w:hint="eastAsia"/>
-        </w:rPr>
-      </w:pPr>
       <w:r>
         <w:rPr>
           <w:b/>
@@ -2179,11 +1625,6 @@
       </w:r>
     </w:p>
     <w:p>
-      <w:pPr>
-        <w:rPr>
-          <w:rFonts w:hint="eastAsia"/>
-        </w:rPr>
-      </w:pPr>
       <w:r>
         <w:rPr>
           <w:b/>
@@ -2201,11 +1642,6 @@
       </w:r>
     </w:p>
     <w:p>
-      <w:pPr>
-        <w:rPr>
-          <w:rFonts w:hint="eastAsia"/>
-        </w:rPr>
-      </w:pPr>
       <w:r>
         <w:rPr>
           <w:color w:val="555555"/>
@@ -2226,9 +1662,6 @@
     <w:p>
       <w:pPr>
         <w:pStyle w:val="Listaconnmeros"/>
-        <w:rPr>
-          <w:rFonts w:hint="eastAsia"/>
-        </w:rPr>
       </w:pPr>
       <w:r>
         <w:t>Presione la opción de limpiar. Sale un solo cuadro, el del supervisor: autorice sin escribir motivo.</w:t>
@@ -2237,20 +1670,12 @@
     <w:p>
       <w:pPr>
         <w:pStyle w:val="Listaconnmeros"/>
-        <w:rPr>
-          <w:rFonts w:hint="eastAsia"/>
-        </w:rPr>
       </w:pPr>
       <w:r>
         <w:t>Arme otra venta, límpiela de nuevo y esta vez escriba un motivo en ese mismo cuadro.</w:t>
       </w:r>
     </w:p>
     <w:p>
-      <w:pPr>
-        <w:rPr>
-          <w:rFonts w:hint="eastAsia"/>
-        </w:rPr>
-      </w:pPr>
       <w:r>
         <w:rPr>
           <w:b/>
@@ -2266,11 +1691,6 @@
       </w:r>
     </w:p>
     <w:p>
-      <w:pPr>
-        <w:rPr>
-          <w:rFonts w:hint="eastAsia"/>
-        </w:rPr>
-      </w:pPr>
       <w:r>
         <w:rPr>
           <w:b/>
@@ -2288,11 +1708,6 @@
       </w:r>
     </w:p>
     <w:p>
-      <w:pPr>
-        <w:rPr>
-          <w:rFonts w:hint="eastAsia"/>
-        </w:rPr>
-      </w:pPr>
       <w:r>
         <w:rPr>
           <w:color w:val="555555"/>
@@ -2314,9 +1729,6 @@
     <w:p>
       <w:pPr>
         <w:pStyle w:val="Listaconnmeros"/>
-        <w:rPr>
-          <w:rFonts w:hint="eastAsia"/>
-        </w:rPr>
       </w:pPr>
       <w:r>
         <w:t>Arme una venta con tres líneas y, sin cobrar, cierre la ventana de la caja (o reinicie el servicio).</w:t>
@@ -2325,20 +1737,12 @@
     <w:p>
       <w:pPr>
         <w:pStyle w:val="Listaconnmeros"/>
-        <w:rPr>
-          <w:rFonts w:hint="eastAsia"/>
-        </w:rPr>
       </w:pPr>
       <w:r>
         <w:t>Vuelva a entrar con el mismo cajero.</w:t>
       </w:r>
     </w:p>
     <w:p>
-      <w:pPr>
-        <w:rPr>
-          <w:rFonts w:hint="eastAsia"/>
-        </w:rPr>
-      </w:pPr>
       <w:r>
         <w:rPr>
           <w:b/>
@@ -2354,11 +1758,6 @@
       </w:r>
     </w:p>
     <w:p>
-      <w:pPr>
-        <w:rPr>
-          <w:rFonts w:hint="eastAsia"/>
-        </w:rPr>
-      </w:pPr>
       <w:r>
         <w:rPr>
           <w:b/>
@@ -2376,11 +1775,6 @@
       </w:r>
     </w:p>
     <w:p>
-      <w:pPr>
-        <w:rPr>
-          <w:rFonts w:hint="eastAsia"/>
-        </w:rPr>
-      </w:pPr>
       <w:r>
         <w:rPr>
           <w:color w:val="555555"/>
@@ -2391,11 +1785,6 @@
       </w:r>
     </w:p>
     <w:p>
-      <w:pPr>
-        <w:rPr>
-          <w:rFonts w:hint="eastAsia"/>
-        </w:rPr>
-      </w:pPr>
       <w:r>
         <w:br w:type="page"/>
       </w:r>
@@ -2420,20 +1809,12 @@
     <w:p>
       <w:pPr>
         <w:pStyle w:val="Listaconnmeros"/>
-        <w:rPr>
-          <w:rFonts w:hint="eastAsia"/>
-        </w:rPr>
       </w:pPr>
       <w:r>
         <w:t>Arme una venta pequeña y mire el tipo de comprobante en el encabezado.</w:t>
       </w:r>
     </w:p>
     <w:p>
-      <w:pPr>
-        <w:rPr>
-          <w:rFonts w:hint="eastAsia"/>
-        </w:rPr>
-      </w:pPr>
       <w:r>
         <w:rPr>
           <w:b/>
@@ -2449,11 +1830,6 @@
       </w:r>
     </w:p>
     <w:p>
-      <w:pPr>
-        <w:rPr>
-          <w:rFonts w:hint="eastAsia"/>
-        </w:rPr>
-      </w:pPr>
       <w:r>
         <w:rPr>
           <w:b/>
@@ -2471,11 +1847,6 @@
       </w:r>
     </w:p>
     <w:p>
-      <w:pPr>
-        <w:rPr>
-          <w:rFonts w:hint="eastAsia"/>
-        </w:rPr>
-      </w:pPr>
       <w:r>
         <w:rPr>
           <w:color w:val="555555"/>
@@ -2496,9 +1867,6 @@
     <w:p>
       <w:pPr>
         <w:pStyle w:val="Listaconnmeros"/>
-        <w:rPr>
-          <w:rFonts w:hint="eastAsia"/>
-        </w:rPr>
       </w:pPr>
       <w:r>
         <w:t>Presione F12 y toque «Buscar por nombre».</w:t>
@@ -2507,9 +1875,6 @@
     <w:p>
       <w:pPr>
         <w:pStyle w:val="Listaconnmeros"/>
-        <w:rPr>
-          <w:rFonts w:hint="eastAsia"/>
-        </w:rPr>
       </w:pPr>
       <w:r>
         <w:t>Escriba con el teclado en pantalla el principio del nombre de un cliente (por ejemplo «Constructora») y busque.</w:t>
@@ -2518,20 +1883,12 @@
     <w:p>
       <w:pPr>
         <w:pStyle w:val="Listaconnmeros"/>
-        <w:rPr>
-          <w:rFonts w:hint="eastAsia"/>
-        </w:rPr>
       </w:pPr>
       <w:r>
         <w:t>Toque la fila del cliente y presione Asignar. Pruebe también escribiendo solo dos letras, y escribiendo su documento.</w:t>
       </w:r>
     </w:p>
     <w:p>
-      <w:pPr>
-        <w:rPr>
-          <w:rFonts w:hint="eastAsia"/>
-        </w:rPr>
-      </w:pPr>
       <w:r>
         <w:rPr>
           <w:b/>
@@ -2547,11 +1904,6 @@
       </w:r>
     </w:p>
     <w:p>
-      <w:pPr>
-        <w:rPr>
-          <w:rFonts w:hint="eastAsia"/>
-        </w:rPr>
-      </w:pPr>
       <w:r>
         <w:rPr>
           <w:b/>
@@ -2569,11 +1921,6 @@
       </w:r>
     </w:p>
     <w:p>
-      <w:pPr>
-        <w:rPr>
-          <w:rFonts w:hint="eastAsia"/>
-        </w:rPr>
-      </w:pPr>
       <w:r>
         <w:rPr>
           <w:color w:val="555555"/>
@@ -2601,20 +1948,12 @@
     <w:p>
       <w:pPr>
         <w:pStyle w:val="Listaconnmeros"/>
-        <w:rPr>
-          <w:rFonts w:hint="eastAsia"/>
-        </w:rPr>
       </w:pPr>
       <w:r>
         <w:t>Presione F12 y escriba un RNC válido (por ejemplo 401007551).</w:t>
       </w:r>
     </w:p>
     <w:p>
-      <w:pPr>
-        <w:rPr>
-          <w:rFonts w:hint="eastAsia"/>
-        </w:rPr>
-      </w:pPr>
       <w:r>
         <w:rPr>
           <w:b/>
@@ -2630,11 +1969,6 @@
       </w:r>
     </w:p>
     <w:p>
-      <w:pPr>
-        <w:rPr>
-          <w:rFonts w:hint="eastAsia"/>
-        </w:rPr>
-      </w:pPr>
       <w:r>
         <w:rPr>
           <w:b/>
@@ -2652,11 +1986,6 @@
       </w:r>
     </w:p>
     <w:p>
-      <w:pPr>
-        <w:rPr>
-          <w:rFonts w:hint="eastAsia"/>
-        </w:rPr>
-      </w:pPr>
       <w:r>
         <w:rPr>
           <w:color w:val="555555"/>
@@ -2684,20 +2013,12 @@
     <w:p>
       <w:pPr>
         <w:pStyle w:val="Listaconnmeros"/>
-        <w:rPr>
-          <w:rFonts w:hint="eastAsia"/>
-        </w:rPr>
       </w:pPr>
       <w:r>
         <w:t>Arme una venta que pase el monto configurado en A9 (de fábrica, RD$250,000) sin asignarle cliente e intente cobrar.</w:t>
       </w:r>
     </w:p>
     <w:p>
-      <w:pPr>
-        <w:rPr>
-          <w:rFonts w:hint="eastAsia"/>
-        </w:rPr>
-      </w:pPr>
       <w:r>
         <w:rPr>
           <w:b/>
@@ -2713,11 +2034,6 @@
       </w:r>
     </w:p>
     <w:p>
-      <w:pPr>
-        <w:rPr>
-          <w:rFonts w:hint="eastAsia"/>
-        </w:rPr>
-      </w:pPr>
       <w:r>
         <w:rPr>
           <w:b/>
@@ -2735,11 +2051,6 @@
       </w:r>
     </w:p>
     <w:p>
-      <w:pPr>
-        <w:rPr>
-          <w:rFonts w:hint="eastAsia"/>
-        </w:rPr>
-      </w:pPr>
       <w:r>
         <w:rPr>
           <w:color w:val="555555"/>
@@ -2757,11 +2068,6 @@
       </w:r>
     </w:p>
     <w:p>
-      <w:pPr>
-        <w:rPr>
-          <w:rFonts w:hint="eastAsia"/>
-        </w:rPr>
-      </w:pPr>
       <w:r>
         <w:br w:type="page"/>
       </w:r>
@@ -2786,20 +2092,12 @@
     <w:p>
       <w:pPr>
         <w:pStyle w:val="Listaconnmeros"/>
-        <w:rPr>
-          <w:rFonts w:hint="eastAsia"/>
-        </w:rPr>
       </w:pPr>
       <w:r>
         <w:t>Presione F5 (balanza) con el artículo pesado, o escanee su etiqueta de balanza.</w:t>
       </w:r>
     </w:p>
     <w:p>
-      <w:pPr>
-        <w:rPr>
-          <w:rFonts w:hint="eastAsia"/>
-        </w:rPr>
-      </w:pPr>
       <w:r>
         <w:rPr>
           <w:b/>
@@ -2871,11 +2169,6 @@
       </w:r>
     </w:p>
     <w:p>
-      <w:pPr>
-        <w:rPr>
-          <w:rFonts w:hint="eastAsia"/>
-        </w:rPr>
-      </w:pPr>
       <w:r>
         <w:rPr>
           <w:b/>
@@ -2893,11 +2186,6 @@
       </w:r>
     </w:p>
     <w:p>
-      <w:pPr>
-        <w:rPr>
-          <w:rFonts w:hint="eastAsia"/>
-        </w:rPr>
-      </w:pPr>
       <w:r>
         <w:rPr>
           <w:color w:val="555555"/>
@@ -2925,9 +2213,6 @@
     <w:p>
       <w:pPr>
         <w:pStyle w:val="Listaconnmeros"/>
-        <w:rPr>
-          <w:rFonts w:hint="eastAsia"/>
-        </w:rPr>
       </w:pPr>
       <w:r>
         <w:t>Escanee el artículo serializado.</w:t>
@@ -2936,20 +2221,12 @@
     <w:p>
       <w:pPr>
         <w:pStyle w:val="Listaconnmeros"/>
-        <w:rPr>
-          <w:rFonts w:hint="eastAsia"/>
-        </w:rPr>
       </w:pPr>
       <w:r>
         <w:t>Intente vender dos veces el mismo serial en la misma factura.</w:t>
       </w:r>
     </w:p>
     <w:p>
-      <w:pPr>
-        <w:rPr>
-          <w:rFonts w:hint="eastAsia"/>
-        </w:rPr>
-      </w:pPr>
       <w:r>
         <w:rPr>
           <w:b/>
@@ -2965,11 +2242,6 @@
       </w:r>
     </w:p>
     <w:p>
-      <w:pPr>
-        <w:rPr>
-          <w:rFonts w:hint="eastAsia"/>
-        </w:rPr>
-      </w:pPr>
       <w:r>
         <w:rPr>
           <w:b/>
@@ -2987,11 +2259,6 @@
       </w:r>
     </w:p>
     <w:p>
-      <w:pPr>
-        <w:rPr>
-          <w:rFonts w:hint="eastAsia"/>
-        </w:rPr>
-      </w:pPr>
       <w:r>
         <w:rPr>
           <w:color w:val="555555"/>
@@ -3019,20 +2286,12 @@
     <w:p>
       <w:pPr>
         <w:pStyle w:val="Listaconnmeros"/>
-        <w:rPr>
-          <w:rFonts w:hint="eastAsia"/>
-        </w:rPr>
       </w:pPr>
       <w:r>
         <w:t>Venda el combo.</w:t>
       </w:r>
     </w:p>
     <w:p>
-      <w:pPr>
-        <w:rPr>
-          <w:rFonts w:hint="eastAsia"/>
-        </w:rPr>
-      </w:pPr>
       <w:r>
         <w:rPr>
           <w:b/>
@@ -3048,11 +2307,6 @@
       </w:r>
     </w:p>
     <w:p>
-      <w:pPr>
-        <w:rPr>
-          <w:rFonts w:hint="eastAsia"/>
-        </w:rPr>
-      </w:pPr>
       <w:r>
         <w:rPr>
           <w:b/>
@@ -3070,11 +2324,6 @@
       </w:r>
     </w:p>
     <w:p>
-      <w:pPr>
-        <w:rPr>
-          <w:rFonts w:hint="eastAsia"/>
-        </w:rPr>
-      </w:pPr>
       <w:r>
         <w:rPr>
           <w:color w:val="555555"/>
@@ -3102,9 +2351,6 @@
     <w:p>
       <w:pPr>
         <w:pStyle w:val="Listaconnmeros"/>
-        <w:rPr>
-          <w:rFonts w:hint="eastAsia"/>
-        </w:rPr>
       </w:pPr>
       <w:r>
         <w:t>Presione F2 y busque por parte de la descripción.</w:t>
@@ -3113,20 +2359,12 @@
     <w:p>
       <w:pPr>
         <w:pStyle w:val="Listaconnmeros"/>
-        <w:rPr>
-          <w:rFonts w:hint="eastAsia"/>
-        </w:rPr>
       </w:pPr>
       <w:r>
         <w:t>Pruebe también el catálogo en mosaicos.</w:t>
       </w:r>
     </w:p>
     <w:p>
-      <w:pPr>
-        <w:rPr>
-          <w:rFonts w:hint="eastAsia"/>
-        </w:rPr>
-      </w:pPr>
       <w:r>
         <w:rPr>
           <w:b/>
@@ -3142,11 +2380,6 @@
       </w:r>
     </w:p>
     <w:p>
-      <w:pPr>
-        <w:rPr>
-          <w:rFonts w:hint="eastAsia"/>
-        </w:rPr>
-      </w:pPr>
       <w:r>
         <w:rPr>
           <w:b/>
@@ -3164,11 +2397,6 @@
       </w:r>
     </w:p>
     <w:p>
-      <w:pPr>
-        <w:rPr>
-          <w:rFonts w:hint="eastAsia"/>
-        </w:rPr>
-      </w:pPr>
       <w:r>
         <w:rPr>
           <w:color w:val="555555"/>
@@ -3186,11 +2414,6 @@
       </w:r>
     </w:p>
     <w:p>
-      <w:pPr>
-        <w:rPr>
-          <w:rFonts w:hint="eastAsia"/>
-        </w:rPr>
-      </w:pPr>
       <w:r>
         <w:br w:type="page"/>
       </w:r>
@@ -3215,20 +2438,12 @@
     <w:p>
       <w:pPr>
         <w:pStyle w:val="Listaconnmeros"/>
-        <w:rPr>
-          <w:rFonts w:hint="eastAsia"/>
-        </w:rPr>
       </w:pPr>
       <w:r>
         <w:t>Venda el artículo con precio de mayor en una cantidad menor a la que lo activa, y después súbala hasta pasarla.</w:t>
       </w:r>
     </w:p>
     <w:p>
-      <w:pPr>
-        <w:rPr>
-          <w:rFonts w:hint="eastAsia"/>
-        </w:rPr>
-      </w:pPr>
       <w:r>
         <w:rPr>
           <w:b/>
@@ -3244,11 +2459,6 @@
       </w:r>
     </w:p>
     <w:p>
-      <w:pPr>
-        <w:rPr>
-          <w:rFonts w:hint="eastAsia"/>
-        </w:rPr>
-      </w:pPr>
       <w:r>
         <w:rPr>
           <w:b/>
@@ -3266,11 +2476,6 @@
       </w:r>
     </w:p>
     <w:p>
-      <w:pPr>
-        <w:rPr>
-          <w:rFonts w:hint="eastAsia"/>
-        </w:rPr>
-      </w:pPr>
       <w:r>
         <w:rPr>
           <w:color w:val="555555"/>
@@ -3298,9 +2503,6 @@
     <w:p>
       <w:pPr>
         <w:pStyle w:val="Listaconnmeros"/>
-        <w:rPr>
-          <w:rFonts w:hint="eastAsia"/>
-        </w:rPr>
       </w:pPr>
       <w:r>
         <w:t>En Promociones cree una oferta para el artículo normal (por ejemplo 10 % de descuento), vigente hoy, para su sucursal.</w:t>
@@ -3309,20 +2511,12 @@
     <w:p>
       <w:pPr>
         <w:pStyle w:val="Listaconnmeros"/>
-        <w:rPr>
-          <w:rFonts w:hint="eastAsia"/>
-        </w:rPr>
       </w:pPr>
       <w:r>
         <w:t>Espere a que baje a la caja y venda ese artículo.</w:t>
       </w:r>
     </w:p>
     <w:p>
-      <w:pPr>
-        <w:rPr>
-          <w:rFonts w:hint="eastAsia"/>
-        </w:rPr>
-      </w:pPr>
       <w:r>
         <w:rPr>
           <w:b/>
@@ -3338,11 +2532,6 @@
       </w:r>
     </w:p>
     <w:p>
-      <w:pPr>
-        <w:rPr>
-          <w:rFonts w:hint="eastAsia"/>
-        </w:rPr>
-      </w:pPr>
       <w:r>
         <w:rPr>
           <w:b/>
@@ -3360,11 +2549,144 @@
       </w:r>
     </w:p>
     <w:p>
-      <w:pPr>
-        <w:rPr>
-          <w:rFonts w:hint="eastAsia"/>
-        </w:rPr>
-      </w:pPr>
+      <w:r>
+        <w:rPr>
+          <w:color w:val="555555"/>
+          <w:sz w:val="19"/>
+          <w:highlight w:val="yellow"/>
+        </w:rPr>
+        <w:t>☐</w:t>
+      </w:r>
+      <w:r>
+        <w:rPr>
+          <w:color w:val="555555"/>
+          <w:sz w:val="19"/>
+        </w:rPr>
+        <w:t xml:space="preserve"> Pasó          ☐ Falló          Observación: ______________________________________________</w:t>
+      </w:r>
+    </w:p>
+    <w:p>
+      <w:pPr>
+        <w:pStyle w:val="Ttulo3"/>
+      </w:pPr>
+      <w:r>
+        <w:t>F3 · Dos ofertas a la vez</w:t>
+      </w:r>
+    </w:p>
+    <w:p>
+      <w:pPr>
+        <w:pStyle w:val="Listaconnmeros"/>
+      </w:pPr>
+      <w:r>
+        <w:t>Cree una segunda oferta para el mismo artículo, mejor que la primera (por ejemplo 15 %).</w:t>
+      </w:r>
+    </w:p>
+    <w:p>
+      <w:pPr>
+        <w:pStyle w:val="Listaconnmeros"/>
+      </w:pPr>
+      <w:r>
+        <w:t>Venda el artículo otra vez.</w:t>
+      </w:r>
+    </w:p>
+    <w:p>
+      <w:r>
+        <w:rPr>
+          <w:b/>
+          <w:color w:val="1B4D3E"/>
+        </w:rPr>
+        <w:t xml:space="preserve">Debe pasar: </w:t>
+      </w:r>
+      <w:r>
+        <w:rPr>
+          <w:color w:val="555555"/>
+        </w:rPr>
+        <w:t>Aplica solo la que más le conviene al cliente, no las dos. Las ofertas no se suman.</w:t>
+      </w:r>
+    </w:p>
+    <w:p>
+      <w:r>
+        <w:rPr>
+          <w:b/>
+          <w:color w:val="2E7D32"/>
+          <w:sz w:val="19"/>
+        </w:rPr>
+        <w:t xml:space="preserve">Tablas: </w:t>
+      </w:r>
+      <w:r>
+        <w:rPr>
+          <w:color w:val="555555"/>
+          <w:sz w:val="19"/>
+        </w:rPr>
+        <w:t>Central: Promociones · Caja: Promociones · LineasVentaEnProceso</w:t>
+      </w:r>
+    </w:p>
+    <w:p>
+      <w:r>
+        <w:rPr>
+          <w:color w:val="555555"/>
+          <w:sz w:val="19"/>
+          <w:highlight w:val="yellow"/>
+        </w:rPr>
+        <w:t>☐</w:t>
+      </w:r>
+      <w:r>
+        <w:rPr>
+          <w:color w:val="555555"/>
+          <w:sz w:val="19"/>
+        </w:rPr>
+        <w:t xml:space="preserve"> Pasó          ☐ Falló          Observación: ______________________________________________</w:t>
+      </w:r>
+    </w:p>
+    <w:p>
+      <w:pPr>
+        <w:pStyle w:val="Ttulo3"/>
+      </w:pPr>
+      <w:r>
+        <w:t>F4 · Chequeador de precios</w:t>
+      </w:r>
+    </w:p>
+    <w:p>
+      <w:pPr>
+        <w:pStyle w:val="Listaconnmeros"/>
+      </w:pPr>
+      <w:r>
+        <w:t>Abra el chequeador en la dirección de su sucursal (/chequeador/01) y pase el artículo.</w:t>
+      </w:r>
+    </w:p>
+    <w:p>
+      <w:r>
+        <w:rPr>
+          <w:b/>
+          <w:color w:val="1B4D3E"/>
+        </w:rPr>
+        <w:t xml:space="preserve">Debe pasar: </w:t>
+      </w:r>
+      <w:r>
+        <w:rPr>
+          <w:color w:val="555555"/>
+        </w:rPr>
+        <w:t>Muestra la descripción, el precio grande con el ITBIS incluido y solo la mejor oferta, la misma que le aplicará la caja. A los pocos segundos se limpia solo.</w:t>
+      </w:r>
+    </w:p>
+    <w:p>
+      <w:r>
+        <w:rPr>
+          <w:b/>
+          <w:color w:val="2E7D32"/>
+          <w:sz w:val="19"/>
+        </w:rPr>
+        <w:t xml:space="preserve">Tablas: </w:t>
+      </w:r>
+      <w:r>
+        <w:rPr>
+          <w:color w:val="555555"/>
+          <w:sz w:val="19"/>
+        </w:rPr>
+        <w:t>Central: Articulos · Promociones (lee)</w:t>
+      </w:r>
+    </w:p>
+    <w:p>
       <w:r>
         <w:rPr>
           <w:color w:val="555555"/>
@@ -3378,37 +2700,18 @@
         <w:pStyle w:val="Ttulo3"/>
       </w:pPr>
       <w:r>
-        <w:t>F3 · Dos ofertas a la vez</w:t>
+        <w:t>F5 · Desactivar una promoción en la venta</w:t>
       </w:r>
     </w:p>
     <w:p>
       <w:pPr>
         <w:pStyle w:val="Listaconnmeros"/>
-        <w:rPr>
-          <w:rFonts w:hint="eastAsia"/>
-        </w:rPr>
-      </w:pPr>
-      <w:r>
-        <w:t>Cree una segunda oferta para el mismo artículo, mejor que la primera (por ejemplo 15 %).</w:t>
-      </w:r>
-    </w:p>
-    <w:p>
-      <w:pPr>
-        <w:pStyle w:val="Listaconnmeros"/>
-        <w:rPr>
-          <w:rFonts w:hint="eastAsia"/>
-        </w:rPr>
-      </w:pPr>
-      <w:r>
-        <w:t>Venda el artículo otra vez.</w:t>
-      </w:r>
-    </w:p>
-    <w:p>
-      <w:pPr>
-        <w:rPr>
-          <w:rFonts w:hint="eastAsia"/>
-        </w:rPr>
-      </w:pPr>
+      </w:pPr>
+      <w:r>
+        <w:t>Con el artículo en oferta en la venta, desactívele la promoción a esa línea (requiere permiso).</w:t>
+      </w:r>
+    </w:p>
+    <w:p>
       <w:r>
         <w:rPr>
           <w:b/>
@@ -3420,15 +2723,10 @@
         <w:rPr>
           <w:color w:val="555555"/>
         </w:rPr>
-        <w:t>Aplica solo la que más le conviene al cliente, no las dos. Las ofertas no se suman.</w:t>
-      </w:r>
-    </w:p>
-    <w:p>
-      <w:pPr>
-        <w:rPr>
-          <w:rFonts w:hint="eastAsia"/>
-        </w:rPr>
-      </w:pPr>
+        <w:t>Vuelve al precio normal y queda registrado quién la desactivó.</w:t>
+      </w:r>
+    </w:p>
+    <w:p>
       <w:r>
         <w:rPr>
           <w:b/>
@@ -3442,15 +2740,10 @@
           <w:color w:val="555555"/>
           <w:sz w:val="19"/>
         </w:rPr>
-        <w:t>Central: Promociones · Caja: Promociones · LineasVentaEnProceso</w:t>
-      </w:r>
-    </w:p>
-    <w:p>
-      <w:pPr>
-        <w:rPr>
-          <w:rFonts w:hint="eastAsia"/>
-        </w:rPr>
-      </w:pPr>
+        <w:t>Caja: LineasVentaEnProceso · Auditoria</w:t>
+      </w:r>
+    </w:p>
+    <w:p>
       <w:r>
         <w:rPr>
           <w:color w:val="555555"/>
@@ -3460,161 +2753,6 @@
       </w:r>
     </w:p>
     <w:p>
-      <w:pPr>
-        <w:pStyle w:val="Ttulo3"/>
-      </w:pPr>
-      <w:r>
-        <w:t>F4 · Chequeador de precios</w:t>
-      </w:r>
-    </w:p>
-    <w:p>
-      <w:pPr>
-        <w:pStyle w:val="Listaconnmeros"/>
-        <w:rPr>
-          <w:rFonts w:hint="eastAsia"/>
-        </w:rPr>
-      </w:pPr>
-      <w:r>
-        <w:t>Abra el chequeador en la dirección de su sucursal (/chequeador/01) y pase el artículo.</w:t>
-      </w:r>
-    </w:p>
-    <w:p>
-      <w:pPr>
-        <w:rPr>
-          <w:rFonts w:hint="eastAsia"/>
-        </w:rPr>
-      </w:pPr>
-      <w:r>
-        <w:rPr>
-          <w:b/>
-          <w:color w:val="1B4D3E"/>
-        </w:rPr>
-        <w:t xml:space="preserve">Debe pasar: </w:t>
-      </w:r>
-      <w:r>
-        <w:rPr>
-          <w:color w:val="555555"/>
-        </w:rPr>
-        <w:t>Muestra la descripción, el precio grande con el ITBIS incluido y solo la mejor oferta, la misma que le aplicará la caja. A los pocos segundos se limpia solo.</w:t>
-      </w:r>
-    </w:p>
-    <w:p>
-      <w:pPr>
-        <w:rPr>
-          <w:rFonts w:hint="eastAsia"/>
-        </w:rPr>
-      </w:pPr>
-      <w:r>
-        <w:rPr>
-          <w:b/>
-          <w:color w:val="2E7D32"/>
-          <w:sz w:val="19"/>
-        </w:rPr>
-        <w:t xml:space="preserve">Tablas: </w:t>
-      </w:r>
-      <w:r>
-        <w:rPr>
-          <w:color w:val="555555"/>
-          <w:sz w:val="19"/>
-        </w:rPr>
-        <w:t>Central: Articulos · Promociones (lee)</w:t>
-      </w:r>
-    </w:p>
-    <w:p>
-      <w:pPr>
-        <w:rPr>
-          <w:rFonts w:hint="eastAsia"/>
-        </w:rPr>
-      </w:pPr>
-      <w:r>
-        <w:rPr>
-          <w:color w:val="555555"/>
-          <w:sz w:val="19"/>
-        </w:rPr>
-        <w:t>☐ Pasó          ☐ Falló          Observación: ______________________________________________</w:t>
-      </w:r>
-    </w:p>
-    <w:p>
-      <w:pPr>
-        <w:pStyle w:val="Ttulo3"/>
-      </w:pPr>
-      <w:r>
-        <w:t>F5 · Desactivar una promoción en la venta</w:t>
-      </w:r>
-    </w:p>
-    <w:p>
-      <w:pPr>
-        <w:pStyle w:val="Listaconnmeros"/>
-        <w:rPr>
-          <w:rFonts w:hint="eastAsia"/>
-        </w:rPr>
-      </w:pPr>
-      <w:r>
-        <w:t>Con el artículo en oferta en la venta, desactívele la promoción a esa línea (requiere permiso).</w:t>
-      </w:r>
-    </w:p>
-    <w:p>
-      <w:pPr>
-        <w:rPr>
-          <w:rFonts w:hint="eastAsia"/>
-        </w:rPr>
-      </w:pPr>
-      <w:r>
-        <w:rPr>
-          <w:b/>
-          <w:color w:val="1B4D3E"/>
-        </w:rPr>
-        <w:t xml:space="preserve">Debe pasar: </w:t>
-      </w:r>
-      <w:r>
-        <w:rPr>
-          <w:color w:val="555555"/>
-        </w:rPr>
-        <w:t>Vuelve al precio normal y queda registrado quién la desactivó.</w:t>
-      </w:r>
-    </w:p>
-    <w:p>
-      <w:pPr>
-        <w:rPr>
-          <w:rFonts w:hint="eastAsia"/>
-        </w:rPr>
-      </w:pPr>
-      <w:r>
-        <w:rPr>
-          <w:b/>
-          <w:color w:val="2E7D32"/>
-          <w:sz w:val="19"/>
-        </w:rPr>
-        <w:t xml:space="preserve">Tablas: </w:t>
-      </w:r>
-      <w:r>
-        <w:rPr>
-          <w:color w:val="555555"/>
-          <w:sz w:val="19"/>
-        </w:rPr>
-        <w:t>Caja: LineasVentaEnProceso · Auditoria</w:t>
-      </w:r>
-    </w:p>
-    <w:p>
-      <w:pPr>
-        <w:rPr>
-          <w:rFonts w:hint="eastAsia"/>
-        </w:rPr>
-      </w:pPr>
-      <w:r>
-        <w:rPr>
-          <w:color w:val="555555"/>
-          <w:sz w:val="19"/>
-        </w:rPr>
-        <w:t>☐ Pasó          ☐ Falló          Observación: ______________________________________________</w:t>
-      </w:r>
-    </w:p>
-    <w:p>
-      <w:pPr>
-        <w:rPr>
-          <w:rFonts w:hint="eastAsia"/>
-        </w:rPr>
-      </w:pPr>
       <w:r>
         <w:lastRenderedPageBreak/>
         <w:br w:type="page"/>
@@ -3640,20 +2778,12 @@
     <w:p>
       <w:pPr>
         <w:pStyle w:val="Listaconnmeros"/>
-        <w:rPr>
-          <w:rFonts w:hint="eastAsia"/>
-        </w:rPr>
       </w:pPr>
       <w:r>
         <w:t>Toque el precio de una línea y aplique un descuento con su motivo.</w:t>
       </w:r>
     </w:p>
     <w:p>
-      <w:pPr>
-        <w:rPr>
-          <w:rFonts w:hint="eastAsia"/>
-        </w:rPr>
-      </w:pPr>
       <w:r>
         <w:rPr>
           <w:b/>
@@ -3669,11 +2799,6 @@
       </w:r>
     </w:p>
     <w:p>
-      <w:pPr>
-        <w:rPr>
-          <w:rFonts w:hint="eastAsia"/>
-        </w:rPr>
-      </w:pPr>
       <w:r>
         <w:rPr>
           <w:b/>
@@ -3691,11 +2816,6 @@
       </w:r>
     </w:p>
     <w:p>
-      <w:pPr>
-        <w:rPr>
-          <w:rFonts w:hint="eastAsia"/>
-        </w:rPr>
-      </w:pPr>
       <w:r>
         <w:rPr>
           <w:color w:val="555555"/>
@@ -3715,20 +2835,12 @@
     <w:p>
       <w:pPr>
         <w:pStyle w:val="Listaconnmeros"/>
-        <w:rPr>
-          <w:rFonts w:hint="eastAsia"/>
-        </w:rPr>
       </w:pPr>
       <w:r>
         <w:t>Aplique un descuento a la factura completa.</w:t>
       </w:r>
     </w:p>
     <w:p>
-      <w:pPr>
-        <w:rPr>
-          <w:rFonts w:hint="eastAsia"/>
-        </w:rPr>
-      </w:pPr>
       <w:r>
         <w:rPr>
           <w:b/>
@@ -3744,11 +2856,6 @@
       </w:r>
     </w:p>
     <w:p>
-      <w:pPr>
-        <w:rPr>
-          <w:rFonts w:hint="eastAsia"/>
-        </w:rPr>
-      </w:pPr>
       <w:r>
         <w:rPr>
           <w:b/>
@@ -3766,11 +2873,6 @@
       </w:r>
     </w:p>
     <w:p>
-      <w:pPr>
-        <w:rPr>
-          <w:rFonts w:hint="eastAsia"/>
-        </w:rPr>
-      </w:pPr>
       <w:r>
         <w:rPr>
           <w:color w:val="555555"/>
@@ -3790,20 +2892,12 @@
     <w:p>
       <w:pPr>
         <w:pStyle w:val="Listaconnmeros"/>
-        <w:rPr>
-          <w:rFonts w:hint="eastAsia"/>
-        </w:rPr>
       </w:pPr>
       <w:r>
         <w:t>Intente un descuento mayor al tope del cajero.</w:t>
       </w:r>
     </w:p>
     <w:p>
-      <w:pPr>
-        <w:rPr>
-          <w:rFonts w:hint="eastAsia"/>
-        </w:rPr>
-      </w:pPr>
       <w:r>
         <w:rPr>
           <w:b/>
@@ -3819,11 +2913,6 @@
       </w:r>
     </w:p>
     <w:p>
-      <w:pPr>
-        <w:rPr>
-          <w:rFonts w:hint="eastAsia"/>
-        </w:rPr>
-      </w:pPr>
       <w:r>
         <w:rPr>
           <w:b/>
@@ -3841,11 +2930,6 @@
       </w:r>
     </w:p>
     <w:p>
-      <w:pPr>
-        <w:rPr>
-          <w:rFonts w:hint="eastAsia"/>
-        </w:rPr>
-      </w:pPr>
       <w:r>
         <w:rPr>
           <w:color w:val="555555"/>
@@ -3855,11 +2939,6 @@
       </w:r>
     </w:p>
     <w:p>
-      <w:pPr>
-        <w:rPr>
-          <w:rFonts w:hint="eastAsia"/>
-        </w:rPr>
-      </w:pPr>
       <w:r>
         <w:br w:type="page"/>
       </w:r>
@@ -3884,9 +2963,6 @@
     <w:p>
       <w:pPr>
         <w:pStyle w:val="Listaconnmeros"/>
-        <w:rPr>
-          <w:rFonts w:hint="eastAsia"/>
-        </w:rPr>
       </w:pPr>
       <w:r>
         <w:t>Con una venta armada, presione F7 y escríbale una referencia («Sra. María», «camioneta azul»).</w:t>
@@ -3895,9 +2971,6 @@
     <w:p>
       <w:pPr>
         <w:pStyle w:val="Listaconnmeros"/>
-        <w:rPr>
-          <w:rFonts w:hint="eastAsia"/>
-        </w:rPr>
       </w:pPr>
       <w:r>
         <w:t>Atienda a otro cliente y cóbrele.</w:t>
@@ -3906,20 +2979,12 @@
     <w:p>
       <w:pPr>
         <w:pStyle w:val="Listaconnmeros"/>
-        <w:rPr>
-          <w:rFonts w:hint="eastAsia"/>
-        </w:rPr>
       </w:pPr>
       <w:r>
         <w:t>Vuelva a F7 y retome la primera.</w:t>
       </w:r>
     </w:p>
     <w:p>
-      <w:pPr>
-        <w:rPr>
-          <w:rFonts w:hint="eastAsia"/>
-        </w:rPr>
-      </w:pPr>
       <w:r>
         <w:rPr>
           <w:b/>
@@ -3935,11 +3000,6 @@
       </w:r>
     </w:p>
     <w:p>
-      <w:pPr>
-        <w:rPr>
-          <w:rFonts w:hint="eastAsia"/>
-        </w:rPr>
-      </w:pPr>
       <w:r>
         <w:rPr>
           <w:b/>
@@ -3957,11 +3017,6 @@
       </w:r>
     </w:p>
     <w:p>
-      <w:pPr>
-        <w:rPr>
-          <w:rFonts w:hint="eastAsia"/>
-        </w:rPr>
-      </w:pPr>
       <w:r>
         <w:rPr>
           <w:color w:val="555555"/>
@@ -3981,9 +3036,6 @@
     <w:p>
       <w:pPr>
         <w:pStyle w:val="Listaconnmeros"/>
-        <w:rPr>
-          <w:rFonts w:hint="eastAsia"/>
-        </w:rPr>
       </w:pPr>
       <w:r>
         <w:t>En una computadora que no sea la caja, entre al Central y cree una cotización (Cotizaciones → Nueva) con dos artículos y un cliente.</w:t>
@@ -3992,20 +3044,12 @@
     <w:p>
       <w:pPr>
         <w:pStyle w:val="Listaconnmeros"/>
-        <w:rPr>
-          <w:rFonts w:hint="eastAsia"/>
-        </w:rPr>
       </w:pPr>
       <w:r>
         <w:t>Descárguela en PDF e imprímala.</w:t>
       </w:r>
     </w:p>
     <w:p>
-      <w:pPr>
-        <w:rPr>
-          <w:rFonts w:hint="eastAsia"/>
-        </w:rPr>
-      </w:pPr>
       <w:r>
         <w:rPr>
           <w:b/>
@@ -4021,11 +3065,6 @@
       </w:r>
     </w:p>
     <w:p>
-      <w:pPr>
-        <w:rPr>
-          <w:rFonts w:hint="eastAsia"/>
-        </w:rPr>
-      </w:pPr>
       <w:r>
         <w:rPr>
           <w:b/>
@@ -4043,11 +3082,6 @@
       </w:r>
     </w:p>
     <w:p>
-      <w:pPr>
-        <w:rPr>
-          <w:rFonts w:hint="eastAsia"/>
-        </w:rPr>
-      </w:pPr>
       <w:r>
         <w:rPr>
           <w:color w:val="555555"/>
@@ -4067,20 +3101,12 @@
     <w:p>
       <w:pPr>
         <w:pStyle w:val="Listaconnmeros"/>
-        <w:rPr>
-          <w:rFonts w:hint="eastAsia"/>
-        </w:rPr>
       </w:pPr>
       <w:r>
         <w:t>En la caja, presione F9 y digite (o escanee del PDF) el número de la cotización.</w:t>
       </w:r>
     </w:p>
     <w:p>
-      <w:pPr>
-        <w:rPr>
-          <w:rFonts w:hint="eastAsia"/>
-        </w:rPr>
-      </w:pPr>
       <w:r>
         <w:rPr>
           <w:b/>
@@ -4096,11 +3122,6 @@
       </w:r>
     </w:p>
     <w:p>
-      <w:pPr>
-        <w:rPr>
-          <w:rFonts w:hint="eastAsia"/>
-        </w:rPr>
-      </w:pPr>
       <w:r>
         <w:rPr>
           <w:b/>
@@ -4118,11 +3139,6 @@
       </w:r>
     </w:p>
     <w:p>
-      <w:pPr>
-        <w:rPr>
-          <w:rFonts w:hint="eastAsia"/>
-        </w:rPr>
-      </w:pPr>
       <w:r>
         <w:rPr>
           <w:color w:val="555555"/>
@@ -4142,20 +3158,12 @@
     <w:p>
       <w:pPr>
         <w:pStyle w:val="Listaconnmeros"/>
-        <w:rPr>
-          <w:rFonts w:hint="eastAsia"/>
-        </w:rPr>
       </w:pPr>
       <w:r>
         <w:t>Cambie la fecha de vencimiento de otra cotización a ayer e intente facturarla.</w:t>
       </w:r>
     </w:p>
     <w:p>
-      <w:pPr>
-        <w:rPr>
-          <w:rFonts w:hint="eastAsia"/>
-        </w:rPr>
-      </w:pPr>
       <w:r>
         <w:rPr>
           <w:b/>
@@ -4171,11 +3179,6 @@
       </w:r>
     </w:p>
     <w:p>
-      <w:pPr>
-        <w:rPr>
-          <w:rFonts w:hint="eastAsia"/>
-        </w:rPr>
-      </w:pPr>
       <w:r>
         <w:rPr>
           <w:b/>
@@ -4193,11 +3196,6 @@
       </w:r>
     </w:p>
     <w:p>
-      <w:pPr>
-        <w:rPr>
-          <w:rFonts w:hint="eastAsia"/>
-        </w:rPr>
-      </w:pPr>
       <w:r>
         <w:rPr>
           <w:color w:val="555555"/>
@@ -4217,9 +3215,6 @@
     <w:p>
       <w:pPr>
         <w:pStyle w:val="Listaconnmeros"/>
-        <w:rPr>
-          <w:rFonts w:hint="eastAsia"/>
-        </w:rPr>
       </w:pPr>
       <w:r>
         <w:t>Con una venta a medias en pantalla, abra el panel de funciones (☰) y presione «Suspender».</w:t>
@@ -4228,9 +3223,6 @@
     <w:p>
       <w:pPr>
         <w:pStyle w:val="Listaconnmeros"/>
-        <w:rPr>
-          <w:rFonts w:hint="eastAsia"/>
-        </w:rPr>
       </w:pPr>
       <w:r>
         <w:t>Elija el motivo «Almuerzo» y autorice con el supervisor.</w:t>
@@ -4239,9 +3231,6 @@
     <w:p>
       <w:pPr>
         <w:pStyle w:val="Listaconnmeros"/>
-        <w:rPr>
-          <w:rFonts w:hint="eastAsia"/>
-        </w:rPr>
       </w:pPr>
       <w:r>
         <w:t>Vuelva un rato después: digite la clave del mismo cajero y presione «Regresar», debajo del conteo.</w:t>
@@ -4250,9 +3239,6 @@
     <w:p>
       <w:pPr>
         <w:pStyle w:val="Listaconnmeros"/>
-        <w:rPr>
-          <w:rFonts w:hint="eastAsia"/>
-        </w:rPr>
       </w:pPr>
       <w:r>
         <w:lastRenderedPageBreak/>
@@ -4260,11 +3246,6 @@
       </w:r>
     </w:p>
     <w:p>
-      <w:pPr>
-        <w:rPr>
-          <w:rFonts w:hint="eastAsia"/>
-        </w:rPr>
-      </w:pPr>
       <w:r>
         <w:rPr>
           <w:b/>
@@ -4280,11 +3261,6 @@
       </w:r>
     </w:p>
     <w:p>
-      <w:pPr>
-        <w:rPr>
-          <w:rFonts w:hint="eastAsia"/>
-        </w:rPr>
-      </w:pPr>
       <w:r>
         <w:rPr>
           <w:b/>
@@ -4302,11 +3278,6 @@
       </w:r>
     </w:p>
     <w:p>
-      <w:pPr>
-        <w:rPr>
-          <w:rFonts w:hint="eastAsia"/>
-        </w:rPr>
-      </w:pPr>
       <w:r>
         <w:rPr>
           <w:color w:val="555555"/>
@@ -4326,20 +3297,12 @@
     <w:p>
       <w:pPr>
         <w:pStyle w:val="Listaconnmeros"/>
-        <w:rPr>
-          <w:rFonts w:hint="eastAsia"/>
-        </w:rPr>
       </w:pPr>
       <w:r>
         <w:t>Suspenda la caja y, sin reanudar, cierre el turno desde el supervisor.</w:t>
       </w:r>
     </w:p>
     <w:p>
-      <w:pPr>
-        <w:rPr>
-          <w:rFonts w:hint="eastAsia"/>
-        </w:rPr>
-      </w:pPr>
       <w:r>
         <w:rPr>
           <w:b/>
@@ -4355,11 +3318,6 @@
       </w:r>
     </w:p>
     <w:p>
-      <w:pPr>
-        <w:rPr>
-          <w:rFonts w:hint="eastAsia"/>
-        </w:rPr>
-      </w:pPr>
       <w:r>
         <w:rPr>
           <w:b/>
@@ -4377,11 +3335,6 @@
       </w:r>
     </w:p>
     <w:p>
-      <w:pPr>
-        <w:rPr>
-          <w:rFonts w:hint="eastAsia"/>
-        </w:rPr>
-      </w:pPr>
       <w:r>
         <w:rPr>
           <w:color w:val="555555"/>
@@ -4391,11 +3344,6 @@
       </w:r>
     </w:p>
     <w:p>
-      <w:pPr>
-        <w:rPr>
-          <w:rFonts w:hint="eastAsia"/>
-        </w:rPr>
-      </w:pPr>
       <w:r>
         <w:br w:type="page"/>
       </w:r>
@@ -4420,20 +3368,12 @@
     <w:p>
       <w:pPr>
         <w:pStyle w:val="Listaconnmeros"/>
-        <w:rPr>
-          <w:rFonts w:hint="eastAsia"/>
-        </w:rPr>
       </w:pPr>
       <w:r>
         <w:t>Presione F8, elija Efectivo, digite un monto mayor al total y cobre.</w:t>
       </w:r>
     </w:p>
     <w:p>
-      <w:pPr>
-        <w:rPr>
-          <w:rFonts w:hint="eastAsia"/>
-        </w:rPr>
-      </w:pPr>
       <w:r>
         <w:rPr>
           <w:b/>
@@ -4449,11 +3389,6 @@
       </w:r>
     </w:p>
     <w:p>
-      <w:pPr>
-        <w:rPr>
-          <w:rFonts w:hint="eastAsia"/>
-        </w:rPr>
-      </w:pPr>
       <w:r>
         <w:rPr>
           <w:b/>
@@ -4471,11 +3406,6 @@
       </w:r>
     </w:p>
     <w:p>
-      <w:pPr>
-        <w:rPr>
-          <w:rFonts w:hint="eastAsia"/>
-        </w:rPr>
-      </w:pPr>
       <w:r>
         <w:rPr>
           <w:color w:val="555555"/>
@@ -4495,20 +3425,12 @@
     <w:p>
       <w:pPr>
         <w:pStyle w:val="Listaconnmeros"/>
-        <w:rPr>
-          <w:rFonts w:hint="eastAsia"/>
-        </w:rPr>
       </w:pPr>
       <w:r>
         <w:t>Cobre otra venta con parte en efectivo y el resto con tarjeta.</w:t>
       </w:r>
     </w:p>
     <w:p>
-      <w:pPr>
-        <w:rPr>
-          <w:rFonts w:hint="eastAsia"/>
-        </w:rPr>
-      </w:pPr>
       <w:r>
         <w:rPr>
           <w:b/>
@@ -4524,11 +3446,6 @@
       </w:r>
     </w:p>
     <w:p>
-      <w:pPr>
-        <w:rPr>
-          <w:rFonts w:hint="eastAsia"/>
-        </w:rPr>
-      </w:pPr>
       <w:r>
         <w:rPr>
           <w:b/>
@@ -4546,11 +3463,6 @@
       </w:r>
     </w:p>
     <w:p>
-      <w:pPr>
-        <w:rPr>
-          <w:rFonts w:hint="eastAsia"/>
-        </w:rPr>
-      </w:pPr>
       <w:r>
         <w:rPr>
           <w:color w:val="555555"/>
@@ -4570,9 +3482,6 @@
     <w:p>
       <w:pPr>
         <w:pStyle w:val="Listaconnmeros"/>
-        <w:rPr>
-          <w:rFonts w:hint="eastAsia"/>
-        </w:rPr>
       </w:pPr>
       <w:r>
         <w:t>Cobre una venta con tarjeta: la caja le manda el monto al terminal y el cliente paga ahí.</w:t>
@@ -4581,9 +3490,6 @@
     <w:p>
       <w:pPr>
         <w:pStyle w:val="Listaconnmeros"/>
-        <w:rPr>
-          <w:rFonts w:hint="eastAsia"/>
-        </w:rPr>
       </w:pPr>
       <w:r>
         <w:t>Haga que el terminal rechace un cobro (o simúlelo) y observe qué pasa.</w:t>
@@ -4592,20 +3498,12 @@
     <w:p>
       <w:pPr>
         <w:pStyle w:val="Listaconnmeros"/>
-        <w:rPr>
-          <w:rFonts w:hint="eastAsia"/>
-        </w:rPr>
       </w:pPr>
       <w:r>
         <w:t>Desconecte el terminal de la red y pruebe otra vez: use la aprobación manual con el permiso correspondiente.</w:t>
       </w:r>
     </w:p>
     <w:p>
-      <w:pPr>
-        <w:rPr>
-          <w:rFonts w:hint="eastAsia"/>
-        </w:rPr>
-      </w:pPr>
       <w:r>
         <w:rPr>
           <w:b/>
@@ -4621,11 +3519,6 @@
       </w:r>
     </w:p>
     <w:p>
-      <w:pPr>
-        <w:rPr>
-          <w:rFonts w:hint="eastAsia"/>
-        </w:rPr>
-      </w:pPr>
       <w:r>
         <w:rPr>
           <w:b/>
@@ -4643,11 +3536,6 @@
       </w:r>
     </w:p>
     <w:p>
-      <w:pPr>
-        <w:rPr>
-          <w:rFonts w:hint="eastAsia"/>
-        </w:rPr>
-      </w:pPr>
       <w:r>
         <w:rPr>
           <w:color w:val="555555"/>
@@ -4667,9 +3555,6 @@
     <w:p>
       <w:pPr>
         <w:pStyle w:val="Listaconnmeros"/>
-        <w:rPr>
-          <w:rFonts w:hint="eastAsia"/>
-        </w:rPr>
       </w:pPr>
       <w:r>
         <w:t>En la configuración de la caja, ponga el terminal en «Ninguno» y reinicie el servicio.</w:t>
@@ -4678,9 +3563,6 @@
     <w:p>
       <w:pPr>
         <w:pStyle w:val="Listaconnmeros"/>
-        <w:rPr>
-          <w:rFonts w:hint="eastAsia"/>
-        </w:rPr>
       </w:pPr>
       <w:r>
         <w:t>Cobre una venta con tarjeta: cobre en el verifone aparte y digite el número de aprobación de su volante y los últimos cuatro dígitos.</w:t>
@@ -4689,20 +3571,12 @@
     <w:p>
       <w:pPr>
         <w:pStyle w:val="Listaconnmeros"/>
-        <w:rPr>
-          <w:rFonts w:hint="eastAsia"/>
-        </w:rPr>
       </w:pPr>
       <w:r>
         <w:t>Intente también cobrar con tarjeta sin escribir el número de aprobación.</w:t>
       </w:r>
     </w:p>
     <w:p>
-      <w:pPr>
-        <w:rPr>
-          <w:rFonts w:hint="eastAsia"/>
-        </w:rPr>
-      </w:pPr>
       <w:r>
         <w:rPr>
           <w:b/>
@@ -4718,11 +3592,6 @@
       </w:r>
     </w:p>
     <w:p>
-      <w:pPr>
-        <w:rPr>
-          <w:rFonts w:hint="eastAsia"/>
-        </w:rPr>
-      </w:pPr>
       <w:r>
         <w:rPr>
           <w:b/>
@@ -4740,11 +3609,6 @@
       </w:r>
     </w:p>
     <w:p>
-      <w:pPr>
-        <w:rPr>
-          <w:rFonts w:hint="eastAsia"/>
-        </w:rPr>
-      </w:pPr>
       <w:r>
         <w:rPr>
           <w:color w:val="555555"/>
@@ -4754,11 +3618,6 @@
       </w:r>
     </w:p>
     <w:p>
-      <w:pPr>
-        <w:rPr>
-          <w:rFonts w:hint="eastAsia"/>
-        </w:rPr>
-      </w:pPr>
       <w:r>
         <w:rPr>
           <w:i/>
@@ -4779,9 +3638,6 @@
     <w:p>
       <w:pPr>
         <w:pStyle w:val="Listaconnmeros"/>
-        <w:rPr>
-          <w:rFonts w:hint="eastAsia"/>
-        </w:rPr>
       </w:pPr>
       <w:r>
         <w:t>Escriba un modelo de terminal que no exista (por ejemplo «Azul») y reinicie el servicio.</w:t>
@@ -4790,20 +3646,12 @@
     <w:p>
       <w:pPr>
         <w:pStyle w:val="Listaconnmeros"/>
-        <w:rPr>
-          <w:rFonts w:hint="eastAsia"/>
-        </w:rPr>
       </w:pPr>
       <w:r>
         <w:t>Revise el registro del Agente y la dirección /salud.</w:t>
       </w:r>
     </w:p>
     <w:p>
-      <w:pPr>
-        <w:rPr>
-          <w:rFonts w:hint="eastAsia"/>
-        </w:rPr>
-      </w:pPr>
       <w:r>
         <w:rPr>
           <w:b/>
@@ -4819,11 +3667,6 @@
       </w:r>
     </w:p>
     <w:p>
-      <w:pPr>
-        <w:rPr>
-          <w:rFonts w:hint="eastAsia"/>
-        </w:rPr>
-      </w:pPr>
       <w:r>
         <w:rPr>
           <w:b/>
@@ -4841,11 +3684,6 @@
       </w:r>
     </w:p>
     <w:p>
-      <w:pPr>
-        <w:rPr>
-          <w:rFonts w:hint="eastAsia"/>
-        </w:rPr>
-      </w:pPr>
       <w:r>
         <w:rPr>
           <w:color w:val="555555"/>
@@ -4865,20 +3703,12 @@
     <w:p>
       <w:pPr>
         <w:pStyle w:val="Listaconnmeros"/>
-        <w:rPr>
-          <w:rFonts w:hint="eastAsia"/>
-        </w:rPr>
       </w:pPr>
       <w:r>
         <w:t>Mire el ticket impreso con calma.</w:t>
       </w:r>
     </w:p>
     <w:p>
-      <w:pPr>
-        <w:rPr>
-          <w:rFonts w:hint="eastAsia"/>
-        </w:rPr>
-      </w:pPr>
       <w:r>
         <w:rPr>
           <w:b/>
@@ -4894,11 +3724,6 @@
       </w:r>
     </w:p>
     <w:p>
-      <w:pPr>
-        <w:rPr>
-          <w:rFonts w:hint="eastAsia"/>
-        </w:rPr>
-      </w:pPr>
       <w:r>
         <w:rPr>
           <w:b/>
@@ -4916,11 +3741,6 @@
       </w:r>
     </w:p>
     <w:p>
-      <w:pPr>
-        <w:rPr>
-          <w:rFonts w:hint="eastAsia"/>
-        </w:rPr>
-      </w:pPr>
       <w:r>
         <w:rPr>
           <w:color w:val="555555"/>
@@ -4940,20 +3760,12 @@
     <w:p>
       <w:pPr>
         <w:pStyle w:val="Listaconnmeros"/>
-        <w:rPr>
-          <w:rFonts w:hint="eastAsia"/>
-        </w:rPr>
       </w:pPr>
       <w:r>
         <w:t>Reimprima la última factura y abra la gaveta desde el menú.</w:t>
       </w:r>
     </w:p>
     <w:p>
-      <w:pPr>
-        <w:rPr>
-          <w:rFonts w:hint="eastAsia"/>
-        </w:rPr>
-      </w:pPr>
       <w:r>
         <w:rPr>
           <w:b/>
@@ -4969,11 +3781,6 @@
       </w:r>
     </w:p>
     <w:p>
-      <w:pPr>
-        <w:rPr>
-          <w:rFonts w:hint="eastAsia"/>
-        </w:rPr>
-      </w:pPr>
       <w:r>
         <w:rPr>
           <w:b/>
@@ -4991,11 +3798,6 @@
       </w:r>
     </w:p>
     <w:p>
-      <w:pPr>
-        <w:rPr>
-          <w:rFonts w:hint="eastAsia"/>
-        </w:rPr>
-      </w:pPr>
       <w:r>
         <w:rPr>
           <w:color w:val="555555"/>
@@ -5005,11 +3807,6 @@
       </w:r>
     </w:p>
     <w:p>
-      <w:pPr>
-        <w:rPr>
-          <w:rFonts w:hint="eastAsia"/>
-        </w:rPr>
-      </w:pPr>
       <w:r>
         <w:br w:type="page"/>
       </w:r>
@@ -5034,20 +3831,12 @@
     <w:p>
       <w:pPr>
         <w:pStyle w:val="Listaconnmeros"/>
-        <w:rPr>
-          <w:rFonts w:hint="eastAsia"/>
-        </w:rPr>
       </w:pPr>
       <w:r>
         <w:t>Toque el indicador de e-CF en la barra de estado y cargue el PIN del certificado.</w:t>
       </w:r>
     </w:p>
     <w:p>
-      <w:pPr>
-        <w:rPr>
-          <w:rFonts w:hint="eastAsia"/>
-        </w:rPr>
-      </w:pPr>
       <w:r>
         <w:rPr>
           <w:b/>
@@ -5063,11 +3852,6 @@
       </w:r>
     </w:p>
     <w:p>
-      <w:pPr>
-        <w:rPr>
-          <w:rFonts w:hint="eastAsia"/>
-        </w:rPr>
-      </w:pPr>
       <w:r>
         <w:rPr>
           <w:b/>
@@ -5085,11 +3869,6 @@
       </w:r>
     </w:p>
     <w:p>
-      <w:pPr>
-        <w:rPr>
-          <w:rFonts w:hint="eastAsia"/>
-        </w:rPr>
-      </w:pPr>
       <w:r>
         <w:rPr>
           <w:color w:val="555555"/>
@@ -5109,9 +3888,6 @@
     <w:p>
       <w:pPr>
         <w:pStyle w:val="Listaconnmeros"/>
-        <w:rPr>
-          <w:rFonts w:hint="eastAsia"/>
-        </w:rPr>
       </w:pPr>
       <w:r>
         <w:t>Cobre una venta y revise el e-NCF del ticket.</w:t>
@@ -5120,20 +3896,12 @@
     <w:p>
       <w:pPr>
         <w:pStyle w:val="Listaconnmeros"/>
-        <w:rPr>
-          <w:rFonts w:hint="eastAsia"/>
-        </w:rPr>
       </w:pPr>
       <w:r>
         <w:t>En el Central, entre a Facturas y búsquela.</w:t>
       </w:r>
     </w:p>
     <w:p>
-      <w:pPr>
-        <w:rPr>
-          <w:rFonts w:hint="eastAsia"/>
-        </w:rPr>
-      </w:pPr>
       <w:r>
         <w:rPr>
           <w:b/>
@@ -5149,11 +3917,6 @@
       </w:r>
     </w:p>
     <w:p>
-      <w:pPr>
-        <w:rPr>
-          <w:rFonts w:hint="eastAsia"/>
-        </w:rPr>
-      </w:pPr>
       <w:r>
         <w:rPr>
           <w:b/>
@@ -5171,11 +3934,6 @@
       </w:r>
     </w:p>
     <w:p>
-      <w:pPr>
-        <w:rPr>
-          <w:rFonts w:hint="eastAsia"/>
-        </w:rPr>
-      </w:pPr>
       <w:r>
         <w:rPr>
           <w:color w:val="555555"/>
@@ -5195,9 +3953,6 @@
     <w:p>
       <w:pPr>
         <w:pStyle w:val="Listaconnmeros"/>
-        <w:rPr>
-          <w:rFonts w:hint="eastAsia"/>
-        </w:rPr>
       </w:pPr>
       <w:r>
         <w:t>Deje el rango de e-NCF casi agotado, o baje el parámetro Fiscal.ComprobantesAlertaSecuenciaEcf para que salte antes.</w:t>
@@ -5206,9 +3961,6 @@
     <w:p>
       <w:pPr>
         <w:pStyle w:val="Listaconnmeros"/>
-        <w:rPr>
-          <w:rFonts w:hint="eastAsia"/>
-        </w:rPr>
       </w:pPr>
       <w:r>
         <w:t>Cargue un segundo rango del mismo tipo para esa caja, con números siguientes, y facture hasta agotar el primero.</w:t>
@@ -5217,20 +3969,12 @@
     <w:p>
       <w:pPr>
         <w:pStyle w:val="Listaconnmeros"/>
-        <w:rPr>
-          <w:rFonts w:hint="eastAsia"/>
-        </w:rPr>
       </w:pPr>
       <w:r>
         <w:t>En el Central, abra el Monitor.</w:t>
       </w:r>
     </w:p>
     <w:p>
-      <w:pPr>
-        <w:rPr>
-          <w:rFonts w:hint="eastAsia"/>
-        </w:rPr>
-      </w:pPr>
       <w:r>
         <w:rPr>
           <w:b/>
@@ -5246,11 +3990,6 @@
       </w:r>
     </w:p>
     <w:p>
-      <w:pPr>
-        <w:rPr>
-          <w:rFonts w:hint="eastAsia"/>
-        </w:rPr>
-      </w:pPr>
       <w:r>
         <w:rPr>
           <w:b/>
@@ -5268,11 +4007,6 @@
       </w:r>
     </w:p>
     <w:p>
-      <w:pPr>
-        <w:rPr>
-          <w:rFonts w:hint="eastAsia"/>
-        </w:rPr>
-      </w:pPr>
       <w:r>
         <w:rPr>
           <w:color w:val="555555"/>
@@ -5292,20 +4026,12 @@
     <w:p>
       <w:pPr>
         <w:pStyle w:val="Listaconnmeros"/>
-        <w:rPr>
-          <w:rFonts w:hint="eastAsia"/>
-        </w:rPr>
       </w:pPr>
       <w:r>
         <w:t>En el Central, entre a Monitor → Comprobantes.</w:t>
       </w:r>
     </w:p>
     <w:p>
-      <w:pPr>
-        <w:rPr>
-          <w:rFonts w:hint="eastAsia"/>
-        </w:rPr>
-      </w:pPr>
       <w:r>
         <w:rPr>
           <w:b/>
@@ -5321,11 +4047,6 @@
       </w:r>
     </w:p>
     <w:p>
-      <w:pPr>
-        <w:rPr>
-          <w:rFonts w:hint="eastAsia"/>
-        </w:rPr>
-      </w:pPr>
       <w:r>
         <w:rPr>
           <w:b/>
@@ -5343,11 +4064,6 @@
       </w:r>
     </w:p>
     <w:p>
-      <w:pPr>
-        <w:rPr>
-          <w:rFonts w:hint="eastAsia"/>
-        </w:rPr>
-      </w:pPr>
       <w:r>
         <w:rPr>
           <w:color w:val="555555"/>
@@ -5357,11 +4073,6 @@
       </w:r>
     </w:p>
     <w:p>
-      <w:pPr>
-        <w:rPr>
-          <w:rFonts w:hint="eastAsia"/>
-        </w:rPr>
-      </w:pPr>
       <w:r>
         <w:rPr>
           <w:i/>
@@ -5372,11 +4083,6 @@
       </w:r>
     </w:p>
     <w:p>
-      <w:pPr>
-        <w:rPr>
-          <w:rFonts w:hint="eastAsia"/>
-        </w:rPr>
-      </w:pPr>
       <w:r>
         <w:br w:type="page"/>
       </w:r>
@@ -5401,9 +4107,6 @@
     <w:p>
       <w:pPr>
         <w:pStyle w:val="Listaconnmeros"/>
-        <w:rPr>
-          <w:rFonts w:hint="eastAsia"/>
-        </w:rPr>
       </w:pPr>
       <w:r>
         <w:t>Presione F10 y busque la factura que cobró en el bloque I (por número o escaneando el código del ticket).</w:t>
@@ -5412,9 +4115,6 @@
     <w:p>
       <w:pPr>
         <w:pStyle w:val="Listaconnmeros"/>
-        <w:rPr>
-          <w:rFonts w:hint="eastAsia"/>
-        </w:rPr>
       </w:pPr>
       <w:r>
         <w:t>Devuelva una sola de las líneas, con su motivo, e identifique al cliente con cédula o RNC.</w:t>
@@ -5423,20 +4123,12 @@
     <w:p>
       <w:pPr>
         <w:pStyle w:val="Listaconnmeros"/>
-        <w:rPr>
-          <w:rFonts w:hint="eastAsia"/>
-        </w:rPr>
       </w:pPr>
       <w:r>
         <w:t>Autorice con el supervisor.</w:t>
       </w:r>
     </w:p>
     <w:p>
-      <w:pPr>
-        <w:rPr>
-          <w:rFonts w:hint="eastAsia"/>
-        </w:rPr>
-      </w:pPr>
       <w:r>
         <w:rPr>
           <w:b/>
@@ -5452,11 +4144,6 @@
       </w:r>
     </w:p>
     <w:p>
-      <w:pPr>
-        <w:rPr>
-          <w:rFonts w:hint="eastAsia"/>
-        </w:rPr>
-      </w:pPr>
       <w:r>
         <w:rPr>
           <w:b/>
@@ -5474,11 +4161,6 @@
       </w:r>
     </w:p>
     <w:p>
-      <w:pPr>
-        <w:rPr>
-          <w:rFonts w:hint="eastAsia"/>
-        </w:rPr>
-      </w:pPr>
       <w:r>
         <w:rPr>
           <w:color w:val="555555"/>
@@ -5498,20 +4180,12 @@
     <w:p>
       <w:pPr>
         <w:pStyle w:val="Listaconnmeros"/>
-        <w:rPr>
-          <w:rFonts w:hint="eastAsia"/>
-        </w:rPr>
       </w:pPr>
       <w:r>
         <w:t>Busque la misma factura otra vez e intente devolver más cantidad de la que queda.</w:t>
       </w:r>
     </w:p>
     <w:p>
-      <w:pPr>
-        <w:rPr>
-          <w:rFonts w:hint="eastAsia"/>
-        </w:rPr>
-      </w:pPr>
       <w:r>
         <w:rPr>
           <w:b/>
@@ -5527,11 +4201,6 @@
       </w:r>
     </w:p>
     <w:p>
-      <w:pPr>
-        <w:rPr>
-          <w:rFonts w:hint="eastAsia"/>
-        </w:rPr>
-      </w:pPr>
       <w:r>
         <w:rPr>
           <w:b/>
@@ -5549,11 +4218,6 @@
       </w:r>
     </w:p>
     <w:p>
-      <w:pPr>
-        <w:rPr>
-          <w:rFonts w:hint="eastAsia"/>
-        </w:rPr>
-      </w:pPr>
       <w:r>
         <w:rPr>
           <w:color w:val="555555"/>
@@ -5573,20 +4237,12 @@
     <w:p>
       <w:pPr>
         <w:pStyle w:val="Listaconnmeros"/>
-        <w:rPr>
-          <w:rFonts w:hint="eastAsia"/>
-        </w:rPr>
       </w:pPr>
       <w:r>
         <w:t>Devuelva una factura con más días de los configurados en A9.</w:t>
       </w:r>
     </w:p>
     <w:p>
-      <w:pPr>
-        <w:rPr>
-          <w:rFonts w:hint="eastAsia"/>
-        </w:rPr>
-      </w:pPr>
       <w:r>
         <w:rPr>
           <w:b/>
@@ -5602,11 +4258,6 @@
       </w:r>
     </w:p>
     <w:p>
-      <w:pPr>
-        <w:rPr>
-          <w:rFonts w:hint="eastAsia"/>
-        </w:rPr>
-      </w:pPr>
       <w:r>
         <w:rPr>
           <w:b/>
@@ -5624,11 +4275,6 @@
       </w:r>
     </w:p>
     <w:p>
-      <w:pPr>
-        <w:rPr>
-          <w:rFonts w:hint="eastAsia"/>
-        </w:rPr>
-      </w:pPr>
       <w:r>
         <w:rPr>
           <w:color w:val="555555"/>
@@ -5648,20 +4294,12 @@
     <w:p>
       <w:pPr>
         <w:pStyle w:val="Listaconnmeros"/>
-        <w:rPr>
-          <w:rFonts w:hint="eastAsia"/>
-        </w:rPr>
       </w:pPr>
       <w:r>
         <w:t>Arme una venta nueva y cóbrela con la nota de crédito del K1.</w:t>
       </w:r>
     </w:p>
     <w:p>
-      <w:pPr>
-        <w:rPr>
-          <w:rFonts w:hint="eastAsia"/>
-        </w:rPr>
-      </w:pPr>
       <w:r>
         <w:rPr>
           <w:b/>
@@ -5677,11 +4315,6 @@
       </w:r>
     </w:p>
     <w:p>
-      <w:pPr>
-        <w:rPr>
-          <w:rFonts w:hint="eastAsia"/>
-        </w:rPr>
-      </w:pPr>
       <w:r>
         <w:rPr>
           <w:b/>
@@ -5699,11 +4332,6 @@
       </w:r>
     </w:p>
     <w:p>
-      <w:pPr>
-        <w:rPr>
-          <w:rFonts w:hint="eastAsia"/>
-        </w:rPr>
-      </w:pPr>
       <w:r>
         <w:rPr>
           <w:color w:val="555555"/>
@@ -5723,20 +4351,12 @@
     <w:p>
       <w:pPr>
         <w:pStyle w:val="Listaconnmeros"/>
-        <w:rPr>
-          <w:rFonts w:hint="eastAsia"/>
-        </w:rPr>
       </w:pPr>
       <w:r>
         <w:t>Haga otra devolución marcándola como interna (requiere su permiso).</w:t>
       </w:r>
     </w:p>
     <w:p>
-      <w:pPr>
-        <w:rPr>
-          <w:rFonts w:hint="eastAsia"/>
-        </w:rPr>
-      </w:pPr>
       <w:r>
         <w:rPr>
           <w:b/>
@@ -5752,11 +4372,6 @@
       </w:r>
     </w:p>
     <w:p>
-      <w:pPr>
-        <w:rPr>
-          <w:rFonts w:hint="eastAsia"/>
-        </w:rPr>
-      </w:pPr>
       <w:r>
         <w:rPr>
           <w:b/>
@@ -5774,11 +4389,6 @@
       </w:r>
     </w:p>
     <w:p>
-      <w:pPr>
-        <w:rPr>
-          <w:rFonts w:hint="eastAsia"/>
-        </w:rPr>
-      </w:pPr>
       <w:r>
         <w:rPr>
           <w:color w:val="555555"/>
@@ -5799,20 +4409,12 @@
     <w:p>
       <w:pPr>
         <w:pStyle w:val="Listaconnmeros"/>
-        <w:rPr>
-          <w:rFonts w:hint="eastAsia"/>
-        </w:rPr>
       </w:pPr>
       <w:r>
         <w:t>Cobre una factura en la caja 01 y búsquela desde otra caja (o desde la misma, después de que suba al Central).</w:t>
       </w:r>
     </w:p>
     <w:p>
-      <w:pPr>
-        <w:rPr>
-          <w:rFonts w:hint="eastAsia"/>
-        </w:rPr>
-      </w:pPr>
       <w:r>
         <w:rPr>
           <w:b/>
@@ -5828,11 +4430,6 @@
       </w:r>
     </w:p>
     <w:p>
-      <w:pPr>
-        <w:rPr>
-          <w:rFonts w:hint="eastAsia"/>
-        </w:rPr>
-      </w:pPr>
       <w:r>
         <w:rPr>
           <w:b/>
@@ -5850,11 +4447,6 @@
       </w:r>
     </w:p>
     <w:p>
-      <w:pPr>
-        <w:rPr>
-          <w:rFonts w:hint="eastAsia"/>
-        </w:rPr>
-      </w:pPr>
       <w:r>
         <w:rPr>
           <w:color w:val="555555"/>
@@ -5874,20 +4466,12 @@
     <w:p>
       <w:pPr>
         <w:pStyle w:val="Listaconnmeros"/>
-        <w:rPr>
-          <w:rFonts w:hint="eastAsia"/>
-        </w:rPr>
       </w:pPr>
       <w:r>
         <w:t>Desconecte la caja de la red e intente buscar una factura que no sea suya.</w:t>
       </w:r>
     </w:p>
     <w:p>
-      <w:pPr>
-        <w:rPr>
-          <w:rFonts w:hint="eastAsia"/>
-        </w:rPr>
-      </w:pPr>
       <w:r>
         <w:rPr>
           <w:b/>
@@ -5903,11 +4487,6 @@
       </w:r>
     </w:p>
     <w:p>
-      <w:pPr>
-        <w:rPr>
-          <w:rFonts w:hint="eastAsia"/>
-        </w:rPr>
-      </w:pPr>
       <w:r>
         <w:rPr>
           <w:b/>
@@ -5925,11 +4504,6 @@
       </w:r>
     </w:p>
     <w:p>
-      <w:pPr>
-        <w:rPr>
-          <w:rFonts w:hint="eastAsia"/>
-        </w:rPr>
-      </w:pPr>
       <w:r>
         <w:rPr>
           <w:color w:val="555555"/>
@@ -5939,11 +4513,6 @@
       </w:r>
     </w:p>
     <w:p>
-      <w:pPr>
-        <w:rPr>
-          <w:rFonts w:hint="eastAsia"/>
-        </w:rPr>
-      </w:pPr>
       <w:r>
         <w:br w:type="page"/>
       </w:r>
@@ -5968,20 +4537,12 @@
     <w:p>
       <w:pPr>
         <w:pStyle w:val="Listaconnmeros"/>
-        <w:rPr>
-          <w:rFonts w:hint="eastAsia"/>
-        </w:rPr>
       </w:pPr>
       <w:r>
         <w:t>En Listas de boda → Nueva, cree una lista con los novios, la fecha y tres artículos con sus cantidades.</w:t>
       </w:r>
     </w:p>
     <w:p>
-      <w:pPr>
-        <w:rPr>
-          <w:rFonts w:hint="eastAsia"/>
-        </w:rPr>
-      </w:pPr>
       <w:r>
         <w:rPr>
           <w:b/>
@@ -5997,11 +4558,6 @@
       </w:r>
     </w:p>
     <w:p>
-      <w:pPr>
-        <w:rPr>
-          <w:rFonts w:hint="eastAsia"/>
-        </w:rPr>
-      </w:pPr>
       <w:r>
         <w:rPr>
           <w:b/>
@@ -6019,11 +4575,6 @@
       </w:r>
     </w:p>
     <w:p>
-      <w:pPr>
-        <w:rPr>
-          <w:rFonts w:hint="eastAsia"/>
-        </w:rPr>
-      </w:pPr>
       <w:r>
         <w:rPr>
           <w:color w:val="555555"/>
@@ -6043,9 +4594,6 @@
     <w:p>
       <w:pPr>
         <w:pStyle w:val="Listaconnmeros"/>
-        <w:rPr>
-          <w:rFonts w:hint="eastAsia"/>
-        </w:rPr>
       </w:pPr>
       <w:r>
         <w:t>En la caja, presione F6 y asocie la lista por su número.</w:t>
@@ -6054,20 +4602,12 @@
     <w:p>
       <w:pPr>
         <w:pStyle w:val="Listaconnmeros"/>
-        <w:rPr>
-          <w:rFonts w:hint="eastAsia"/>
-        </w:rPr>
       </w:pPr>
       <w:r>
         <w:t>Venda uno de los artículos de la lista y cobre.</w:t>
       </w:r>
     </w:p>
     <w:p>
-      <w:pPr>
-        <w:rPr>
-          <w:rFonts w:hint="eastAsia"/>
-        </w:rPr>
-      </w:pPr>
       <w:r>
         <w:rPr>
           <w:b/>
@@ -6083,11 +4623,6 @@
       </w:r>
     </w:p>
     <w:p>
-      <w:pPr>
-        <w:rPr>
-          <w:rFonts w:hint="eastAsia"/>
-        </w:rPr>
-      </w:pPr>
       <w:r>
         <w:rPr>
           <w:b/>
@@ -6105,11 +4640,6 @@
       </w:r>
     </w:p>
     <w:p>
-      <w:pPr>
-        <w:rPr>
-          <w:rFonts w:hint="eastAsia"/>
-        </w:rPr>
-      </w:pPr>
       <w:r>
         <w:rPr>
           <w:color w:val="555555"/>
@@ -6129,20 +4659,12 @@
     <w:p>
       <w:pPr>
         <w:pStyle w:val="Listaconnmeros"/>
-        <w:rPr>
-          <w:rFonts w:hint="eastAsia"/>
-        </w:rPr>
       </w:pPr>
       <w:r>
         <w:t>Vuelva al Central y abra la lista.</w:t>
       </w:r>
     </w:p>
     <w:p>
-      <w:pPr>
-        <w:rPr>
-          <w:rFonts w:hint="eastAsia"/>
-        </w:rPr>
-      </w:pPr>
       <w:r>
         <w:rPr>
           <w:b/>
@@ -6158,11 +4680,6 @@
       </w:r>
     </w:p>
     <w:p>
-      <w:pPr>
-        <w:rPr>
-          <w:rFonts w:hint="eastAsia"/>
-        </w:rPr>
-      </w:pPr>
       <w:r>
         <w:rPr>
           <w:b/>
@@ -6180,11 +4697,6 @@
       </w:r>
     </w:p>
     <w:p>
-      <w:pPr>
-        <w:rPr>
-          <w:rFonts w:hint="eastAsia"/>
-        </w:rPr>
-      </w:pPr>
       <w:r>
         <w:rPr>
           <w:color w:val="555555"/>
@@ -6194,11 +4706,6 @@
       </w:r>
     </w:p>
     <w:p>
-      <w:pPr>
-        <w:rPr>
-          <w:rFonts w:hint="eastAsia"/>
-        </w:rPr>
-      </w:pPr>
       <w:r>
         <w:br w:type="page"/>
       </w:r>
@@ -6223,20 +4730,12 @@
     <w:p>
       <w:pPr>
         <w:pStyle w:val="Listaconnmeros"/>
-        <w:rPr>
-          <w:rFonts w:hint="eastAsia"/>
-        </w:rPr>
       </w:pPr>
       <w:r>
         <w:t>En la caja, inscriba un cliente al programa con su cédula.</w:t>
       </w:r>
     </w:p>
     <w:p>
-      <w:pPr>
-        <w:rPr>
-          <w:rFonts w:hint="eastAsia"/>
-        </w:rPr>
-      </w:pPr>
       <w:r>
         <w:rPr>
           <w:b/>
@@ -6252,11 +4751,6 @@
       </w:r>
     </w:p>
     <w:p>
-      <w:pPr>
-        <w:rPr>
-          <w:rFonts w:hint="eastAsia"/>
-        </w:rPr>
-      </w:pPr>
       <w:r>
         <w:rPr>
           <w:b/>
@@ -6274,11 +4768,6 @@
       </w:r>
     </w:p>
     <w:p>
-      <w:pPr>
-        <w:rPr>
-          <w:rFonts w:hint="eastAsia"/>
-        </w:rPr>
-      </w:pPr>
       <w:r>
         <w:rPr>
           <w:color w:val="555555"/>
@@ -6298,20 +4787,12 @@
     <w:p>
       <w:pPr>
         <w:pStyle w:val="Listaconnmeros"/>
-        <w:rPr>
-          <w:rFonts w:hint="eastAsia"/>
-        </w:rPr>
       </w:pPr>
       <w:r>
         <w:t>Cóbrele una factura a ese cliente.</w:t>
       </w:r>
     </w:p>
     <w:p>
-      <w:pPr>
-        <w:rPr>
-          <w:rFonts w:hint="eastAsia"/>
-        </w:rPr>
-      </w:pPr>
       <w:r>
         <w:rPr>
           <w:b/>
@@ -6327,11 +4808,6 @@
       </w:r>
     </w:p>
     <w:p>
-      <w:pPr>
-        <w:rPr>
-          <w:rFonts w:hint="eastAsia"/>
-        </w:rPr>
-      </w:pPr>
       <w:r>
         <w:rPr>
           <w:b/>
@@ -6349,11 +4825,6 @@
       </w:r>
     </w:p>
     <w:p>
-      <w:pPr>
-        <w:rPr>
-          <w:rFonts w:hint="eastAsia"/>
-        </w:rPr>
-      </w:pPr>
       <w:r>
         <w:rPr>
           <w:color w:val="555555"/>
@@ -6373,20 +4844,12 @@
     <w:p>
       <w:pPr>
         <w:pStyle w:val="Listaconnmeros"/>
-        <w:rPr>
-          <w:rFonts w:hint="eastAsia"/>
-        </w:rPr>
       </w:pPr>
       <w:r>
         <w:t>En otra venta, canjee puntos como parte del pago (requiere permiso).</w:t>
       </w:r>
     </w:p>
     <w:p>
-      <w:pPr>
-        <w:rPr>
-          <w:rFonts w:hint="eastAsia"/>
-        </w:rPr>
-      </w:pPr>
       <w:r>
         <w:rPr>
           <w:b/>
@@ -6402,11 +4865,6 @@
       </w:r>
     </w:p>
     <w:p>
-      <w:pPr>
-        <w:rPr>
-          <w:rFonts w:hint="eastAsia"/>
-        </w:rPr>
-      </w:pPr>
       <w:r>
         <w:rPr>
           <w:b/>
@@ -6424,11 +4882,6 @@
       </w:r>
     </w:p>
     <w:p>
-      <w:pPr>
-        <w:rPr>
-          <w:rFonts w:hint="eastAsia"/>
-        </w:rPr>
-      </w:pPr>
       <w:r>
         <w:rPr>
           <w:color w:val="555555"/>
@@ -6438,11 +4891,6 @@
       </w:r>
     </w:p>
     <w:p>
-      <w:pPr>
-        <w:rPr>
-          <w:rFonts w:hint="eastAsia"/>
-        </w:rPr>
-      </w:pPr>
       <w:r>
         <w:br w:type="page"/>
       </w:r>
@@ -6467,9 +4915,6 @@
     <w:p>
       <w:pPr>
         <w:pStyle w:val="Listaconnmeros"/>
-        <w:rPr>
-          <w:rFonts w:hint="eastAsia"/>
-        </w:rPr>
       </w:pPr>
       <w:r>
         <w:t>En una venta, marque una línea como pendiente de entrega o envío, con la dirección y el teléfono del cliente.</w:t>
@@ -6478,20 +4923,12 @@
     <w:p>
       <w:pPr>
         <w:pStyle w:val="Listaconnmeros"/>
-        <w:rPr>
-          <w:rFonts w:hint="eastAsia"/>
-        </w:rPr>
       </w:pPr>
       <w:r>
         <w:t>Cobre la venta.</w:t>
       </w:r>
     </w:p>
     <w:p>
-      <w:pPr>
-        <w:rPr>
-          <w:rFonts w:hint="eastAsia"/>
-        </w:rPr>
-      </w:pPr>
       <w:r>
         <w:rPr>
           <w:b/>
@@ -6507,11 +4944,6 @@
       </w:r>
     </w:p>
     <w:p>
-      <w:pPr>
-        <w:rPr>
-          <w:rFonts w:hint="eastAsia"/>
-        </w:rPr>
-      </w:pPr>
       <w:r>
         <w:rPr>
           <w:b/>
@@ -6529,11 +4961,6 @@
       </w:r>
     </w:p>
     <w:p>
-      <w:pPr>
-        <w:rPr>
-          <w:rFonts w:hint="eastAsia"/>
-        </w:rPr>
-      </w:pPr>
       <w:r>
         <w:rPr>
           <w:color w:val="555555"/>
@@ -6553,20 +4980,12 @@
     <w:p>
       <w:pPr>
         <w:pStyle w:val="Listaconnmeros"/>
-        <w:rPr>
-          <w:rFonts w:hint="eastAsia"/>
-        </w:rPr>
       </w:pPr>
       <w:r>
         <w:t>En Despacho → Pendientes, abra ese pendiente, cámbielo a preparado y después entréguelo, anotando quién lo recibe con su cédula.</w:t>
       </w:r>
     </w:p>
     <w:p>
-      <w:pPr>
-        <w:rPr>
-          <w:rFonts w:hint="eastAsia"/>
-        </w:rPr>
-      </w:pPr>
       <w:r>
         <w:rPr>
           <w:b/>
@@ -6582,11 +5001,6 @@
       </w:r>
     </w:p>
     <w:p>
-      <w:pPr>
-        <w:rPr>
-          <w:rFonts w:hint="eastAsia"/>
-        </w:rPr>
-      </w:pPr>
       <w:r>
         <w:rPr>
           <w:b/>
@@ -6604,11 +5018,6 @@
       </w:r>
     </w:p>
     <w:p>
-      <w:pPr>
-        <w:rPr>
-          <w:rFonts w:hint="eastAsia"/>
-        </w:rPr>
-      </w:pPr>
       <w:r>
         <w:rPr>
           <w:color w:val="555555"/>
@@ -6628,20 +5037,12 @@
     <w:p>
       <w:pPr>
         <w:pStyle w:val="Listaconnmeros"/>
-        <w:rPr>
-          <w:rFonts w:hint="eastAsia"/>
-        </w:rPr>
       </w:pPr>
       <w:r>
         <w:t>Intente devolver, desde la caja, un artículo pendiente que todavía no se haya entregado.</w:t>
       </w:r>
     </w:p>
     <w:p>
-      <w:pPr>
-        <w:rPr>
-          <w:rFonts w:hint="eastAsia"/>
-        </w:rPr>
-      </w:pPr>
       <w:r>
         <w:rPr>
           <w:b/>
@@ -6657,11 +5058,6 @@
       </w:r>
     </w:p>
     <w:p>
-      <w:pPr>
-        <w:rPr>
-          <w:rFonts w:hint="eastAsia"/>
-        </w:rPr>
-      </w:pPr>
       <w:r>
         <w:rPr>
           <w:b/>
@@ -6679,11 +5075,6 @@
       </w:r>
     </w:p>
     <w:p>
-      <w:pPr>
-        <w:rPr>
-          <w:rFonts w:hint="eastAsia"/>
-        </w:rPr>
-      </w:pPr>
       <w:r>
         <w:rPr>
           <w:color w:val="555555"/>
@@ -6693,11 +5084,6 @@
       </w:r>
     </w:p>
     <w:p>
-      <w:pPr>
-        <w:rPr>
-          <w:rFonts w:hint="eastAsia"/>
-        </w:rPr>
-      </w:pPr>
       <w:r>
         <w:br w:type="page"/>
       </w:r>
@@ -6722,9 +5108,6 @@
     <w:p>
       <w:pPr>
         <w:pStyle w:val="Listaconnmeros"/>
-        <w:rPr>
-          <w:rFonts w:hint="eastAsia"/>
-        </w:rPr>
       </w:pPr>
       <w:r>
         <w:t>Haga un retiro con su motivo y la autorización del supervisor.</w:t>
@@ -6733,20 +5116,12 @@
     <w:p>
       <w:pPr>
         <w:pStyle w:val="Listaconnmeros"/>
-        <w:rPr>
-          <w:rFonts w:hint="eastAsia"/>
-        </w:rPr>
       </w:pPr>
       <w:r>
         <w:t>Intente retirar más efectivo del que hay en la gaveta.</w:t>
       </w:r>
     </w:p>
     <w:p>
-      <w:pPr>
-        <w:rPr>
-          <w:rFonts w:hint="eastAsia"/>
-        </w:rPr>
-      </w:pPr>
       <w:r>
         <w:rPr>
           <w:b/>
@@ -6762,11 +5137,6 @@
       </w:r>
     </w:p>
     <w:p>
-      <w:pPr>
-        <w:rPr>
-          <w:rFonts w:hint="eastAsia"/>
-        </w:rPr>
-      </w:pPr>
       <w:r>
         <w:rPr>
           <w:b/>
@@ -6784,11 +5154,6 @@
       </w:r>
     </w:p>
     <w:p>
-      <w:pPr>
-        <w:rPr>
-          <w:rFonts w:hint="eastAsia"/>
-        </w:rPr>
-      </w:pPr>
       <w:r>
         <w:rPr>
           <w:color w:val="555555"/>
@@ -6808,20 +5173,12 @@
     <w:p>
       <w:pPr>
         <w:pStyle w:val="Listaconnmeros"/>
-        <w:rPr>
-          <w:rFonts w:hint="eastAsia"/>
-        </w:rPr>
       </w:pPr>
       <w:r>
         <w:t>Con una venta a medias, haga un relevo: entra otro cajero con autorización.</w:t>
       </w:r>
     </w:p>
     <w:p>
-      <w:pPr>
-        <w:rPr>
-          <w:rFonts w:hint="eastAsia"/>
-        </w:rPr>
-      </w:pPr>
       <w:r>
         <w:rPr>
           <w:b/>
@@ -6837,11 +5194,6 @@
       </w:r>
     </w:p>
     <w:p>
-      <w:pPr>
-        <w:rPr>
-          <w:rFonts w:hint="eastAsia"/>
-        </w:rPr>
-      </w:pPr>
       <w:r>
         <w:rPr>
           <w:b/>
@@ -6859,11 +5211,6 @@
       </w:r>
     </w:p>
     <w:p>
-      <w:pPr>
-        <w:rPr>
-          <w:rFonts w:hint="eastAsia"/>
-        </w:rPr>
-      </w:pPr>
       <w:r>
         <w:rPr>
           <w:color w:val="555555"/>
@@ -6883,20 +5230,12 @@
     <w:p>
       <w:pPr>
         <w:pStyle w:val="Listaconnmeros"/>
-        <w:rPr>
-          <w:rFonts w:hint="eastAsia"/>
-        </w:rPr>
       </w:pPr>
       <w:r>
         <w:t>Pida el pre-cierre con la clave del supervisor.</w:t>
       </w:r>
     </w:p>
     <w:p>
-      <w:pPr>
-        <w:rPr>
-          <w:rFonts w:hint="eastAsia"/>
-        </w:rPr>
-      </w:pPr>
       <w:r>
         <w:rPr>
           <w:b/>
@@ -6912,11 +5251,6 @@
       </w:r>
     </w:p>
     <w:p>
-      <w:pPr>
-        <w:rPr>
-          <w:rFonts w:hint="eastAsia"/>
-        </w:rPr>
-      </w:pPr>
       <w:r>
         <w:rPr>
           <w:b/>
@@ -6934,11 +5268,6 @@
       </w:r>
     </w:p>
     <w:p>
-      <w:pPr>
-        <w:rPr>
-          <w:rFonts w:hint="eastAsia"/>
-        </w:rPr>
-      </w:pPr>
       <w:r>
         <w:rPr>
           <w:color w:val="555555"/>
@@ -6958,20 +5287,12 @@
     <w:p>
       <w:pPr>
         <w:pStyle w:val="Listaconnmeros"/>
-        <w:rPr>
-          <w:rFonts w:hint="eastAsia"/>
-        </w:rPr>
       </w:pPr>
       <w:r>
         <w:t>Presione «Cerrar lote».</w:t>
       </w:r>
     </w:p>
     <w:p>
-      <w:pPr>
-        <w:rPr>
-          <w:rFonts w:hint="eastAsia"/>
-        </w:rPr>
-      </w:pPr>
       <w:r>
         <w:rPr>
           <w:b/>
@@ -6987,11 +5308,6 @@
       </w:r>
     </w:p>
     <w:p>
-      <w:pPr>
-        <w:rPr>
-          <w:rFonts w:hint="eastAsia"/>
-        </w:rPr>
-      </w:pPr>
       <w:r>
         <w:rPr>
           <w:b/>
@@ -7009,11 +5325,6 @@
       </w:r>
     </w:p>
     <w:p>
-      <w:pPr>
-        <w:rPr>
-          <w:rFonts w:hint="eastAsia"/>
-        </w:rPr>
-      </w:pPr>
       <w:r>
         <w:rPr>
           <w:color w:val="555555"/>
@@ -7033,20 +5344,12 @@
     <w:p>
       <w:pPr>
         <w:pStyle w:val="Listaconnmeros"/>
-        <w:rPr>
-          <w:rFonts w:hint="eastAsia"/>
-        </w:rPr>
       </w:pPr>
       <w:r>
         <w:t>Deje una factura en espera y una venta a medias con artículos, e intente cerrar el turno.</w:t>
       </w:r>
     </w:p>
     <w:p>
-      <w:pPr>
-        <w:rPr>
-          <w:rFonts w:hint="eastAsia"/>
-        </w:rPr>
-      </w:pPr>
       <w:r>
         <w:rPr>
           <w:b/>
@@ -7062,11 +5365,6 @@
       </w:r>
     </w:p>
     <w:p>
-      <w:pPr>
-        <w:rPr>
-          <w:rFonts w:hint="eastAsia"/>
-        </w:rPr>
-      </w:pPr>
       <w:r>
         <w:rPr>
           <w:b/>
@@ -7084,11 +5382,6 @@
       </w:r>
     </w:p>
     <w:p>
-      <w:pPr>
-        <w:rPr>
-          <w:rFonts w:hint="eastAsia"/>
-        </w:rPr>
-      </w:pPr>
       <w:r>
         <w:rPr>
           <w:color w:val="555555"/>
@@ -7109,20 +5402,12 @@
     <w:p>
       <w:pPr>
         <w:pStyle w:val="Listaconnmeros"/>
-        <w:rPr>
-          <w:rFonts w:hint="eastAsia"/>
-        </w:rPr>
       </w:pPr>
       <w:r>
         <w:t>Limpie lo que faltaba y cierre el turno con la autorización del supervisor.</w:t>
       </w:r>
     </w:p>
     <w:p>
-      <w:pPr>
-        <w:rPr>
-          <w:rFonts w:hint="eastAsia"/>
-        </w:rPr>
-      </w:pPr>
       <w:r>
         <w:rPr>
           <w:b/>
@@ -7138,11 +5423,6 @@
       </w:r>
     </w:p>
     <w:p>
-      <w:pPr>
-        <w:rPr>
-          <w:rFonts w:hint="eastAsia"/>
-        </w:rPr>
-      </w:pPr>
       <w:r>
         <w:rPr>
           <w:b/>
@@ -7160,11 +5440,6 @@
       </w:r>
     </w:p>
     <w:p>
-      <w:pPr>
-        <w:rPr>
-          <w:rFonts w:hint="eastAsia"/>
-        </w:rPr>
-      </w:pPr>
       <w:r>
         <w:rPr>
           <w:color w:val="555555"/>
@@ -7174,11 +5449,6 @@
       </w:r>
     </w:p>
     <w:p>
-      <w:pPr>
-        <w:rPr>
-          <w:rFonts w:hint="eastAsia"/>
-        </w:rPr>
-      </w:pPr>
       <w:r>
         <w:rPr>
           <w:i/>
@@ -7198,20 +5468,12 @@
     <w:p>
       <w:pPr>
         <w:pStyle w:val="Listaconnmeros"/>
-        <w:rPr>
-          <w:rFonts w:hint="eastAsia"/>
-        </w:rPr>
       </w:pPr>
       <w:r>
         <w:t>Deje un turno abierto de un día para otro (o cambie la fecha del equipo) e intente vender.</w:t>
       </w:r>
     </w:p>
     <w:p>
-      <w:pPr>
-        <w:rPr>
-          <w:rFonts w:hint="eastAsia"/>
-        </w:rPr>
-      </w:pPr>
       <w:r>
         <w:rPr>
           <w:b/>
@@ -7227,11 +5489,6 @@
       </w:r>
     </w:p>
     <w:p>
-      <w:pPr>
-        <w:rPr>
-          <w:rFonts w:hint="eastAsia"/>
-        </w:rPr>
-      </w:pPr>
       <w:r>
         <w:rPr>
           <w:b/>
@@ -7249,11 +5506,6 @@
       </w:r>
     </w:p>
     <w:p>
-      <w:pPr>
-        <w:rPr>
-          <w:rFonts w:hint="eastAsia"/>
-        </w:rPr>
-      </w:pPr>
       <w:r>
         <w:rPr>
           <w:color w:val="555555"/>
@@ -7263,11 +5515,6 @@
       </w:r>
     </w:p>
     <w:p>
-      <w:pPr>
-        <w:rPr>
-          <w:rFonts w:hint="eastAsia"/>
-        </w:rPr>
-      </w:pPr>
       <w:r>
         <w:br w:type="page"/>
       </w:r>
@@ -7292,9 +5539,6 @@
     <w:p>
       <w:pPr>
         <w:pStyle w:val="Listaconnmeros"/>
-        <w:rPr>
-          <w:rFonts w:hint="eastAsia"/>
-        </w:rPr>
       </w:pPr>
       <w:r>
         <w:t>En una computadora de la tienda, abra /cuadre y entre con el usuario y la clave de CAJA del supervisor.</w:t>
@@ -7303,20 +5547,12 @@
     <w:p>
       <w:pPr>
         <w:pStyle w:val="Listaconnmeros"/>
-        <w:rPr>
-          <w:rFonts w:hint="eastAsia"/>
-        </w:rPr>
       </w:pPr>
       <w:r>
         <w:t>Pruebe también con el usuario del cajero, que no tiene el permiso.</w:t>
       </w:r>
     </w:p>
     <w:p>
-      <w:pPr>
-        <w:rPr>
-          <w:rFonts w:hint="eastAsia"/>
-        </w:rPr>
-      </w:pPr>
       <w:r>
         <w:rPr>
           <w:b/>
@@ -7332,11 +5568,6 @@
       </w:r>
     </w:p>
     <w:p>
-      <w:pPr>
-        <w:rPr>
-          <w:rFonts w:hint="eastAsia"/>
-        </w:rPr>
-      </w:pPr>
       <w:r>
         <w:rPr>
           <w:b/>
@@ -7354,11 +5585,6 @@
       </w:r>
     </w:p>
     <w:p>
-      <w:pPr>
-        <w:rPr>
-          <w:rFonts w:hint="eastAsia"/>
-        </w:rPr>
-      </w:pPr>
       <w:r>
         <w:rPr>
           <w:color w:val="555555"/>
@@ -7378,9 +5604,6 @@
     <w:p>
       <w:pPr>
         <w:pStyle w:val="Listaconnmeros"/>
-        <w:rPr>
-          <w:rFonts w:hint="eastAsia"/>
-        </w:rPr>
       </w:pPr>
       <w:r>
         <w:t>En «Por cuadrar» abra el cierre del bloque O.</w:t>
@@ -7389,9 +5612,6 @@
     <w:p>
       <w:pPr>
         <w:pStyle w:val="Listaconnmeros"/>
-        <w:rPr>
-          <w:rFonts w:hint="eastAsia"/>
-        </w:rPr>
       </w:pPr>
       <w:r>
         <w:t>Cuente el efectivo y digite las cantidades por denominación; escriba el total de las demás formas de pago.</w:t>
@@ -7400,20 +5620,12 @@
     <w:p>
       <w:pPr>
         <w:pStyle w:val="Listaconnmeros"/>
-        <w:rPr>
-          <w:rFonts w:hint="eastAsia"/>
-        </w:rPr>
       </w:pPr>
       <w:r>
         <w:t>Antes de guardar, ponga a propósito un efectivo declarado distinto del conteo.</w:t>
       </w:r>
     </w:p>
     <w:p>
-      <w:pPr>
-        <w:rPr>
-          <w:rFonts w:hint="eastAsia"/>
-        </w:rPr>
-      </w:pPr>
       <w:r>
         <w:rPr>
           <w:b/>
@@ -7429,11 +5641,6 @@
       </w:r>
     </w:p>
     <w:p>
-      <w:pPr>
-        <w:rPr>
-          <w:rFonts w:hint="eastAsia"/>
-        </w:rPr>
-      </w:pPr>
       <w:r>
         <w:rPr>
           <w:b/>
@@ -7451,11 +5658,6 @@
       </w:r>
     </w:p>
     <w:p>
-      <w:pPr>
-        <w:rPr>
-          <w:rFonts w:hint="eastAsia"/>
-        </w:rPr>
-      </w:pPr>
       <w:r>
         <w:rPr>
           <w:color w:val="555555"/>
@@ -7475,20 +5677,12 @@
     <w:p>
       <w:pPr>
         <w:pStyle w:val="Listaconnmeros"/>
-        <w:rPr>
-          <w:rFonts w:hint="eastAsia"/>
-        </w:rPr>
       </w:pPr>
       <w:r>
         <w:t>Vaya a la pestaña «Diferencias por cajera».</w:t>
       </w:r>
     </w:p>
     <w:p>
-      <w:pPr>
-        <w:rPr>
-          <w:rFonts w:hint="eastAsia"/>
-        </w:rPr>
-      </w:pPr>
       <w:r>
         <w:rPr>
           <w:b/>
@@ -7504,11 +5698,6 @@
       </w:r>
     </w:p>
     <w:p>
-      <w:pPr>
-        <w:rPr>
-          <w:rFonts w:hint="eastAsia"/>
-        </w:rPr>
-      </w:pPr>
       <w:r>
         <w:rPr>
           <w:b/>
@@ -7526,11 +5715,6 @@
       </w:r>
     </w:p>
     <w:p>
-      <w:pPr>
-        <w:rPr>
-          <w:rFonts w:hint="eastAsia"/>
-        </w:rPr>
-      </w:pPr>
       <w:r>
         <w:rPr>
           <w:color w:val="555555"/>
@@ -7550,20 +5734,12 @@
     <w:p>
       <w:pPr>
         <w:pStyle w:val="Listaconnmeros"/>
-        <w:rPr>
-          <w:rFonts w:hint="eastAsia"/>
-        </w:rPr>
       </w:pPr>
       <w:r>
         <w:t>En la pestaña «Cierres», corrija el cuadre de ese turno con un motivo.</w:t>
       </w:r>
     </w:p>
     <w:p>
-      <w:pPr>
-        <w:rPr>
-          <w:rFonts w:hint="eastAsia"/>
-        </w:rPr>
-      </w:pPr>
       <w:r>
         <w:rPr>
           <w:b/>
@@ -7579,11 +5755,6 @@
       </w:r>
     </w:p>
     <w:p>
-      <w:pPr>
-        <w:rPr>
-          <w:rFonts w:hint="eastAsia"/>
-        </w:rPr>
-      </w:pPr>
       <w:r>
         <w:rPr>
           <w:b/>
@@ -7601,11 +5772,6 @@
       </w:r>
     </w:p>
     <w:p>
-      <w:pPr>
-        <w:rPr>
-          <w:rFonts w:hint="eastAsia"/>
-        </w:rPr>
-      </w:pPr>
       <w:r>
         <w:rPr>
           <w:color w:val="555555"/>
@@ -7625,20 +5791,12 @@
     <w:p>
       <w:pPr>
         <w:pStyle w:val="Listaconnmeros"/>
-        <w:rPr>
-          <w:rFonts w:hint="eastAsia"/>
-        </w:rPr>
       </w:pPr>
       <w:r>
         <w:t>Revise las pestañas «Resumen del día» y «Retiros y relevos».</w:t>
       </w:r>
     </w:p>
     <w:p>
-      <w:pPr>
-        <w:rPr>
-          <w:rFonts w:hint="eastAsia"/>
-        </w:rPr>
-      </w:pPr>
       <w:r>
         <w:rPr>
           <w:b/>
@@ -7655,11 +5813,6 @@
       </w:r>
     </w:p>
     <w:p>
-      <w:pPr>
-        <w:rPr>
-          <w:rFonts w:hint="eastAsia"/>
-        </w:rPr>
-      </w:pPr>
       <w:r>
         <w:rPr>
           <w:b/>
@@ -7677,11 +5830,6 @@
       </w:r>
     </w:p>
     <w:p>
-      <w:pPr>
-        <w:rPr>
-          <w:rFonts w:hint="eastAsia"/>
-        </w:rPr>
-      </w:pPr>
       <w:r>
         <w:rPr>
           <w:color w:val="555555"/>
@@ -7701,20 +5849,12 @@
     <w:p>
       <w:pPr>
         <w:pStyle w:val="Listaconnmeros"/>
-        <w:rPr>
-          <w:rFonts w:hint="eastAsia"/>
-        </w:rPr>
       </w:pPr>
       <w:r>
         <w:t>Vaya a la pestaña «Caja parada» con las fechas del recorrido.</w:t>
       </w:r>
     </w:p>
     <w:p>
-      <w:pPr>
-        <w:rPr>
-          <w:rFonts w:hint="eastAsia"/>
-        </w:rPr>
-      </w:pPr>
       <w:r>
         <w:rPr>
           <w:b/>
@@ -7730,11 +5870,6 @@
       </w:r>
     </w:p>
     <w:p>
-      <w:pPr>
-        <w:rPr>
-          <w:rFonts w:hint="eastAsia"/>
-        </w:rPr>
-      </w:pPr>
       <w:r>
         <w:rPr>
           <w:b/>
@@ -7752,11 +5887,6 @@
       </w:r>
     </w:p>
     <w:p>
-      <w:pPr>
-        <w:rPr>
-          <w:rFonts w:hint="eastAsia"/>
-        </w:rPr>
-      </w:pPr>
       <w:r>
         <w:rPr>
           <w:color w:val="555555"/>
@@ -7776,20 +5906,12 @@
     <w:p>
       <w:pPr>
         <w:pStyle w:val="Listaconnmeros"/>
-        <w:rPr>
-          <w:rFonts w:hint="eastAsia"/>
-        </w:rPr>
       </w:pPr>
       <w:r>
         <w:t>Descargue el PDF del cuadre desde la pestaña «Cierres», y revise la pestaña «Tarjetas».</w:t>
       </w:r>
     </w:p>
     <w:p>
-      <w:pPr>
-        <w:rPr>
-          <w:rFonts w:hint="eastAsia"/>
-        </w:rPr>
-      </w:pPr>
       <w:r>
         <w:rPr>
           <w:b/>
@@ -7805,11 +5927,6 @@
       </w:r>
     </w:p>
     <w:p>
-      <w:pPr>
-        <w:rPr>
-          <w:rFonts w:hint="eastAsia"/>
-        </w:rPr>
-      </w:pPr>
       <w:r>
         <w:rPr>
           <w:b/>
@@ -7827,11 +5944,6 @@
       </w:r>
     </w:p>
     <w:p>
-      <w:pPr>
-        <w:rPr>
-          <w:rFonts w:hint="eastAsia"/>
-        </w:rPr>
-      </w:pPr>
       <w:r>
         <w:rPr>
           <w:color w:val="555555"/>
@@ -7841,11 +5953,6 @@
       </w:r>
     </w:p>
     <w:p>
-      <w:pPr>
-        <w:rPr>
-          <w:rFonts w:hint="eastAsia"/>
-        </w:rPr>
-      </w:pPr>
       <w:r>
         <w:br w:type="page"/>
       </w:r>
@@ -7870,20 +5977,12 @@
     <w:p>
       <w:pPr>
         <w:pStyle w:val="Listaconnmeros"/>
-        <w:rPr>
-          <w:rFonts w:hint="eastAsia"/>
-        </w:rPr>
       </w:pPr>
       <w:r>
         <w:t>Cierre otro turno en la caja y, sin cuadrarlo, vaya a Cierres de sucursal y prepare el día.</w:t>
       </w:r>
     </w:p>
     <w:p>
-      <w:pPr>
-        <w:rPr>
-          <w:rFonts w:hint="eastAsia"/>
-        </w:rPr>
-      </w:pPr>
       <w:r>
         <w:rPr>
           <w:b/>
@@ -7899,11 +5998,6 @@
       </w:r>
     </w:p>
     <w:p>
-      <w:pPr>
-        <w:rPr>
-          <w:rFonts w:hint="eastAsia"/>
-        </w:rPr>
-      </w:pPr>
       <w:r>
         <w:rPr>
           <w:b/>
@@ -7921,11 +6015,6 @@
       </w:r>
     </w:p>
     <w:p>
-      <w:pPr>
-        <w:rPr>
-          <w:rFonts w:hint="eastAsia"/>
-        </w:rPr>
-      </w:pPr>
       <w:r>
         <w:rPr>
           <w:color w:val="555555"/>
@@ -7945,20 +6034,12 @@
     <w:p>
       <w:pPr>
         <w:pStyle w:val="Listaconnmeros"/>
-        <w:rPr>
-          <w:rFonts w:hint="eastAsia"/>
-        </w:rPr>
       </w:pPr>
       <w:r>
         <w:t>Cuadre lo que faltaba, prepare el día otra vez, registre uno o dos depósitos con su banco y boleta, y cierre.</w:t>
       </w:r>
     </w:p>
     <w:p>
-      <w:pPr>
-        <w:rPr>
-          <w:rFonts w:hint="eastAsia"/>
-        </w:rPr>
-      </w:pPr>
       <w:r>
         <w:rPr>
           <w:b/>
@@ -7974,11 +6055,6 @@
       </w:r>
     </w:p>
     <w:p>
-      <w:pPr>
-        <w:rPr>
-          <w:rFonts w:hint="eastAsia"/>
-        </w:rPr>
-      </w:pPr>
       <w:r>
         <w:rPr>
           <w:b/>
@@ -7996,11 +6072,6 @@
       </w:r>
     </w:p>
     <w:p>
-      <w:pPr>
-        <w:rPr>
-          <w:rFonts w:hint="eastAsia"/>
-        </w:rPr>
-      </w:pPr>
       <w:r>
         <w:rPr>
           <w:color w:val="555555"/>
@@ -8020,20 +6091,12 @@
     <w:p>
       <w:pPr>
         <w:pStyle w:val="Listaconnmeros"/>
-        <w:rPr>
-          <w:rFonts w:hint="eastAsia"/>
-        </w:rPr>
       </w:pPr>
       <w:r>
         <w:t>Envíe un cierre de caja de ese mismo día después de haber consolidado.</w:t>
       </w:r>
     </w:p>
     <w:p>
-      <w:pPr>
-        <w:rPr>
-          <w:rFonts w:hint="eastAsia"/>
-        </w:rPr>
-      </w:pPr>
       <w:r>
         <w:rPr>
           <w:b/>
@@ -8049,11 +6112,6 @@
       </w:r>
     </w:p>
     <w:p>
-      <w:pPr>
-        <w:rPr>
-          <w:rFonts w:hint="eastAsia"/>
-        </w:rPr>
-      </w:pPr>
       <w:r>
         <w:rPr>
           <w:b/>
@@ -8071,11 +6129,6 @@
       </w:r>
     </w:p>
     <w:p>
-      <w:pPr>
-        <w:rPr>
-          <w:rFonts w:hint="eastAsia"/>
-        </w:rPr>
-      </w:pPr>
       <w:r>
         <w:rPr>
           <w:color w:val="555555"/>
@@ -8095,20 +6148,12 @@
     <w:p>
       <w:pPr>
         <w:pStyle w:val="Listaconnmeros"/>
-        <w:rPr>
-          <w:rFonts w:hint="eastAsia"/>
-        </w:rPr>
       </w:pPr>
       <w:r>
         <w:t>En Reportes saque Ventas, ITBIS por tasa, Cuadres de caja, e-CF y Formato 607, y descárguelos en Excel y en PDF.</w:t>
       </w:r>
     </w:p>
     <w:p>
-      <w:pPr>
-        <w:rPr>
-          <w:rFonts w:hint="eastAsia"/>
-        </w:rPr>
-      </w:pPr>
       <w:r>
         <w:rPr>
           <w:b/>
@@ -8124,11 +6169,6 @@
       </w:r>
     </w:p>
     <w:p>
-      <w:pPr>
-        <w:rPr>
-          <w:rFonts w:hint="eastAsia"/>
-        </w:rPr>
-      </w:pPr>
       <w:r>
         <w:rPr>
           <w:b/>
@@ -8146,11 +6186,6 @@
       </w:r>
     </w:p>
     <w:p>
-      <w:pPr>
-        <w:rPr>
-          <w:rFonts w:hint="eastAsia"/>
-        </w:rPr>
-      </w:pPr>
       <w:r>
         <w:rPr>
           <w:color w:val="555555"/>
@@ -8160,11 +6195,6 @@
       </w:r>
     </w:p>
     <w:p>
-      <w:pPr>
-        <w:rPr>
-          <w:rFonts w:hint="eastAsia"/>
-        </w:rPr>
-      </w:pPr>
       <w:r>
         <w:br w:type="page"/>
       </w:r>
@@ -8189,20 +6219,12 @@
     <w:p>
       <w:pPr>
         <w:pStyle w:val="Listaconnmeros"/>
-        <w:rPr>
-          <w:rFonts w:hint="eastAsia"/>
-        </w:rPr>
       </w:pPr>
       <w:r>
         <w:t>Desconecte la caja de la red y venda y cobre tres facturas.</w:t>
       </w:r>
     </w:p>
     <w:p>
-      <w:pPr>
-        <w:rPr>
-          <w:rFonts w:hint="eastAsia"/>
-        </w:rPr>
-      </w:pPr>
       <w:r>
         <w:rPr>
           <w:b/>
@@ -8218,11 +6240,6 @@
       </w:r>
     </w:p>
     <w:p>
-      <w:pPr>
-        <w:rPr>
-          <w:rFonts w:hint="eastAsia"/>
-        </w:rPr>
-      </w:pPr>
       <w:r>
         <w:rPr>
           <w:b/>
@@ -8240,11 +6257,6 @@
       </w:r>
     </w:p>
     <w:p>
-      <w:pPr>
-        <w:rPr>
-          <w:rFonts w:hint="eastAsia"/>
-        </w:rPr>
-      </w:pPr>
       <w:r>
         <w:rPr>
           <w:color w:val="555555"/>
@@ -8264,20 +6276,12 @@
     <w:p>
       <w:pPr>
         <w:pStyle w:val="Listaconnmeros"/>
-        <w:rPr>
-          <w:rFonts w:hint="eastAsia"/>
-        </w:rPr>
       </w:pPr>
       <w:r>
         <w:t>Vuelva a conectar la red y espere.</w:t>
       </w:r>
     </w:p>
     <w:p>
-      <w:pPr>
-        <w:rPr>
-          <w:rFonts w:hint="eastAsia"/>
-        </w:rPr>
-      </w:pPr>
       <w:r>
         <w:rPr>
           <w:b/>
@@ -8293,11 +6297,6 @@
       </w:r>
     </w:p>
     <w:p>
-      <w:pPr>
-        <w:rPr>
-          <w:rFonts w:hint="eastAsia"/>
-        </w:rPr>
-      </w:pPr>
       <w:r>
         <w:rPr>
           <w:b/>
@@ -8315,11 +6314,6 @@
       </w:r>
     </w:p>
     <w:p>
-      <w:pPr>
-        <w:rPr>
-          <w:rFonts w:hint="eastAsia"/>
-        </w:rPr>
-      </w:pPr>
       <w:r>
         <w:rPr>
           <w:color w:val="555555"/>
@@ -8339,9 +6333,6 @@
     <w:p>
       <w:pPr>
         <w:pStyle w:val="Listaconnmeros"/>
-        <w:rPr>
-          <w:rFonts w:hint="eastAsia"/>
-        </w:rPr>
       </w:pPr>
       <w:r>
         <w:t>En el Central, cambie el precio de un artículo.</w:t>
@@ -8350,9 +6341,6 @@
     <w:p>
       <w:pPr>
         <w:pStyle w:val="Listaconnmeros"/>
-        <w:rPr>
-          <w:rFonts w:hint="eastAsia"/>
-        </w:rPr>
       </w:pPr>
       <w:r>
         <w:t>En la caja, con la venta vacía, abra el panel de funciones (☰) y presione «Sincronizar».</w:t>
@@ -8361,9 +6349,6 @@
     <w:p>
       <w:pPr>
         <w:pStyle w:val="Listaconnmeros"/>
-        <w:rPr>
-          <w:rFonts w:hint="eastAsia"/>
-        </w:rPr>
       </w:pPr>
       <w:r>
         <w:t>Mientras corre, presione «Seguir trabajando» y siga en la pantalla de venta.</w:t>
@@ -8372,20 +6357,12 @@
     <w:p>
       <w:pPr>
         <w:pStyle w:val="Listaconnmeros"/>
-        <w:rPr>
-          <w:rFonts w:hint="eastAsia"/>
-        </w:rPr>
       </w:pPr>
       <w:r>
         <w:t>Intente sincronizar otra vez con una venta que tenga artículos.</w:t>
       </w:r>
     </w:p>
     <w:p>
-      <w:pPr>
-        <w:rPr>
-          <w:rFonts w:hint="eastAsia"/>
-        </w:rPr>
-      </w:pPr>
       <w:r>
         <w:rPr>
           <w:b/>
@@ -8401,11 +6378,6 @@
       </w:r>
     </w:p>
     <w:p>
-      <w:pPr>
-        <w:rPr>
-          <w:rFonts w:hint="eastAsia"/>
-        </w:rPr>
-      </w:pPr>
       <w:r>
         <w:rPr>
           <w:b/>
@@ -8423,11 +6395,6 @@
       </w:r>
     </w:p>
     <w:p>
-      <w:pPr>
-        <w:rPr>
-          <w:rFonts w:hint="eastAsia"/>
-        </w:rPr>
-      </w:pPr>
       <w:r>
         <w:rPr>
           <w:color w:val="555555"/>
@@ -8447,20 +6414,12 @@
     <w:p>
       <w:pPr>
         <w:pStyle w:val="Listaconnmeros"/>
-        <w:rPr>
-          <w:rFonts w:hint="eastAsia"/>
-        </w:rPr>
       </w:pPr>
       <w:r>
         <w:t>En el Central, revise Monitor.</w:t>
       </w:r>
     </w:p>
     <w:p>
-      <w:pPr>
-        <w:rPr>
-          <w:rFonts w:hint="eastAsia"/>
-        </w:rPr>
-      </w:pPr>
       <w:r>
         <w:rPr>
           <w:b/>
@@ -8476,11 +6435,6 @@
       </w:r>
     </w:p>
     <w:p>
-      <w:pPr>
-        <w:rPr>
-          <w:rFonts w:hint="eastAsia"/>
-        </w:rPr>
-      </w:pPr>
       <w:r>
         <w:rPr>
           <w:b/>
@@ -8498,11 +6452,6 @@
       </w:r>
     </w:p>
     <w:p>
-      <w:pPr>
-        <w:rPr>
-          <w:rFonts w:hint="eastAsia"/>
-        </w:rPr>
-      </w:pPr>
       <w:r>
         <w:rPr>
           <w:color w:val="555555"/>
@@ -8522,20 +6471,12 @@
     <w:p>
       <w:pPr>
         <w:pStyle w:val="Listaconnmeros"/>
-        <w:rPr>
-          <w:rFonts w:hint="eastAsia"/>
-        </w:rPr>
       </w:pPr>
       <w:r>
         <w:t>Apague el Central y cierre un turno en la caja.</w:t>
       </w:r>
     </w:p>
     <w:p>
-      <w:pPr>
-        <w:rPr>
-          <w:rFonts w:hint="eastAsia"/>
-        </w:rPr>
-      </w:pPr>
       <w:r>
         <w:rPr>
           <w:b/>
@@ -8552,11 +6493,6 @@
       </w:r>
     </w:p>
     <w:p>
-      <w:pPr>
-        <w:rPr>
-          <w:rFonts w:hint="eastAsia"/>
-        </w:rPr>
-      </w:pPr>
       <w:r>
         <w:rPr>
           <w:b/>
@@ -8574,11 +6510,6 @@
       </w:r>
     </w:p>
     <w:p>
-      <w:pPr>
-        <w:rPr>
-          <w:rFonts w:hint="eastAsia"/>
-        </w:rPr>
-      </w:pPr>
       <w:r>
         <w:rPr>
           <w:color w:val="555555"/>
@@ -8588,11 +6519,6 @@
       </w:r>
     </w:p>
     <w:p>
-      <w:pPr>
-        <w:rPr>
-          <w:rFonts w:hint="eastAsia"/>
-        </w:rPr>
-      </w:pPr>
       <w:r>
         <w:br w:type="page"/>
       </w:r>
@@ -8617,20 +6543,12 @@
     <w:p>
       <w:pPr>
         <w:pStyle w:val="Listaconnmeros"/>
-        <w:rPr>
-          <w:rFonts w:hint="eastAsia"/>
-        </w:rPr>
       </w:pPr>
       <w:r>
         <w:t>Entre a la caja con el usuario del rol DEVOLUCIONES que creó en A8.</w:t>
       </w:r>
     </w:p>
     <w:p>
-      <w:pPr>
-        <w:rPr>
-          <w:rFonts w:hint="eastAsia"/>
-        </w:rPr>
-      </w:pPr>
       <w:r>
         <w:rPr>
           <w:b/>
@@ -8646,11 +6564,6 @@
       </w:r>
     </w:p>
     <w:p>
-      <w:pPr>
-        <w:rPr>
-          <w:rFonts w:hint="eastAsia"/>
-        </w:rPr>
-      </w:pPr>
       <w:r>
         <w:rPr>
           <w:b/>
@@ -8668,11 +6581,6 @@
       </w:r>
     </w:p>
     <w:p>
-      <w:pPr>
-        <w:rPr>
-          <w:rFonts w:hint="eastAsia"/>
-        </w:rPr>
-      </w:pPr>
       <w:r>
         <w:rPr>
           <w:color w:val="555555"/>
@@ -8692,9 +6600,6 @@
     <w:p>
       <w:pPr>
         <w:pStyle w:val="Listaconnmeros"/>
-        <w:rPr>
-          <w:rFonts w:hint="eastAsia"/>
-        </w:rPr>
       </w:pPr>
       <w:r>
         <w:t>Entre con el CAJERO (que no tiene el permiso de devoluciones) y mire la tecla F10.</w:t>
@@ -8703,20 +6608,12 @@
     <w:p>
       <w:pPr>
         <w:pStyle w:val="Listaconnmeros"/>
-        <w:rPr>
-          <w:rFonts w:hint="eastAsia"/>
-        </w:rPr>
       </w:pPr>
       <w:r>
         <w:t>Escriba a mano la dirección /devoluciones en el navegador.</w:t>
       </w:r>
     </w:p>
     <w:p>
-      <w:pPr>
-        <w:rPr>
-          <w:rFonts w:hint="eastAsia"/>
-        </w:rPr>
-      </w:pPr>
       <w:r>
         <w:rPr>
           <w:b/>
@@ -8732,11 +6629,6 @@
       </w:r>
     </w:p>
     <w:p>
-      <w:pPr>
-        <w:rPr>
-          <w:rFonts w:hint="eastAsia"/>
-        </w:rPr>
-      </w:pPr>
       <w:r>
         <w:rPr>
           <w:b/>
@@ -8754,11 +6646,6 @@
       </w:r>
     </w:p>
     <w:p>
-      <w:pPr>
-        <w:rPr>
-          <w:rFonts w:hint="eastAsia"/>
-        </w:rPr>
-      </w:pPr>
       <w:r>
         <w:rPr>
           <w:color w:val="555555"/>
@@ -8778,20 +6665,12 @@
     <w:p>
       <w:pPr>
         <w:pStyle w:val="Listaconnmeros"/>
-        <w:rPr>
-          <w:rFonts w:hint="eastAsia"/>
-        </w:rPr>
       </w:pPr>
       <w:r>
         <w:t>En el Central, entre a Seguridad → Auditoría y busque el día de las pruebas.</w:t>
       </w:r>
     </w:p>
     <w:p>
-      <w:pPr>
-        <w:rPr>
-          <w:rFonts w:hint="eastAsia"/>
-        </w:rPr>
-      </w:pPr>
       <w:r>
         <w:rPr>
           <w:b/>
@@ -8807,11 +6686,6 @@
       </w:r>
     </w:p>
     <w:p>
-      <w:pPr>
-        <w:rPr>
-          <w:rFonts w:hint="eastAsia"/>
-        </w:rPr>
-      </w:pPr>
       <w:r>
         <w:rPr>
           <w:b/>
@@ -8829,11 +6703,6 @@
       </w:r>
     </w:p>
     <w:p>
-      <w:pPr>
-        <w:rPr>
-          <w:rFonts w:hint="eastAsia"/>
-        </w:rPr>
-      </w:pPr>
       <w:r>
         <w:rPr>
           <w:color w:val="555555"/>
@@ -8843,11 +6712,6 @@
       </w:r>
     </w:p>
     <w:p>
-      <w:pPr>
-        <w:rPr>
-          <w:rFonts w:hint="eastAsia"/>
-        </w:rPr>
-      </w:pPr>
       <w:r>
         <w:br w:type="page"/>
       </w:r>
@@ -8862,11 +6726,6 @@
       </w:r>
     </w:p>
     <w:p>
-      <w:pPr>
-        <w:rPr>
-          <w:rFonts w:hint="eastAsia"/>
-        </w:rPr>
-      </w:pPr>
       <w:r>
         <w:t>Antes de reportarlo, junte estas tres cosas: el código de la prueba, la hora exacta y qué esperaba ver.</w:t>
       </w:r>
@@ -8887,11 +6746,6 @@
             <w:tcW w:w="3118" w:type="dxa"/>
           </w:tcPr>
           <w:p>
-            <w:pPr>
-              <w:rPr>
-                <w:rFonts w:hint="eastAsia"/>
-              </w:rPr>
-            </w:pPr>
             <w:r>
               <w:rPr>
                 <w:b/>
@@ -8906,11 +6760,6 @@
             <w:tcW w:w="6520" w:type="dxa"/>
           </w:tcPr>
           <w:p>
-            <w:pPr>
-              <w:rPr>
-                <w:rFonts w:hint="eastAsia"/>
-              </w:rPr>
-            </w:pPr>
             <w:r>
               <w:rPr>
                 <w:b/>
@@ -8927,11 +6776,6 @@
             <w:tcW w:w="3118" w:type="dxa"/>
           </w:tcPr>
           <w:p>
-            <w:pPr>
-              <w:rPr>
-                <w:rFonts w:hint="eastAsia"/>
-              </w:rPr>
-            </w:pPr>
             <w:r>
               <w:t>Barra de estado de la caja</w:t>
             </w:r>
@@ -8942,11 +6786,6 @@
             <w:tcW w:w="6520" w:type="dxa"/>
           </w:tcPr>
           <w:p>
-            <w:pPr>
-              <w:rPr>
-                <w:rFonts w:hint="eastAsia"/>
-              </w:rPr>
-            </w:pPr>
             <w:r>
               <w:t>Si hay comunicación, cuántos documentos faltan por subir y el detalle del último error.</w:t>
             </w:r>
@@ -8959,11 +6798,6 @@
             <w:tcW w:w="3118" w:type="dxa"/>
           </w:tcPr>
           <w:p>
-            <w:pPr>
-              <w:rPr>
-                <w:rFonts w:hint="eastAsia"/>
-              </w:rPr>
-            </w:pPr>
             <w:r>
               <w:t>Monitor del Central</w:t>
             </w:r>
@@ -8974,11 +6808,6 @@
             <w:tcW w:w="6520" w:type="dxa"/>
           </w:tcPr>
           <w:p>
-            <w:pPr>
-              <w:rPr>
-                <w:rFonts w:hint="eastAsia"/>
-              </w:rPr>
-            </w:pPr>
             <w:r>
               <w:t>Rechazos y conflictos de sincronización, con el motivo.</w:t>
             </w:r>
@@ -8991,11 +6820,6 @@
             <w:tcW w:w="3118" w:type="dxa"/>
           </w:tcPr>
           <w:p>
-            <w:pPr>
-              <w:rPr>
-                <w:rFonts w:hint="eastAsia"/>
-              </w:rPr>
-            </w:pPr>
             <w:r>
               <w:t>Seguridad → Auditoría</w:t>
             </w:r>
@@ -9006,11 +6830,6 @@
             <w:tcW w:w="6520" w:type="dxa"/>
           </w:tcPr>
           <w:p>
-            <w:pPr>
-              <w:rPr>
-                <w:rFonts w:hint="eastAsia"/>
-              </w:rPr>
-            </w:pPr>
             <w:r>
               <w:t>Quién hizo cada operación, con su motivo y quién la autorizó.</w:t>
             </w:r>
@@ -9023,11 +6842,6 @@
             <w:tcW w:w="3118" w:type="dxa"/>
           </w:tcPr>
           <w:p>
-            <w:pPr>
-              <w:rPr>
-                <w:rFonts w:hint="eastAsia"/>
-              </w:rPr>
-            </w:pPr>
             <w:r>
               <w:t>Monitor → Comprobantes</w:t>
             </w:r>
@@ -9038,11 +6852,6 @@
             <w:tcW w:w="6520" w:type="dxa"/>
           </w:tcPr>
           <w:p>
-            <w:pPr>
-              <w:rPr>
-                <w:rFonts w:hint="eastAsia"/>
-              </w:rPr>
-            </w:pPr>
             <w:r>
               <w:t>El estado de cada factura en la DGII y su mensaje.</w:t>
             </w:r>
@@ -9055,11 +6864,6 @@
             <w:tcW w:w="3118" w:type="dxa"/>
           </w:tcPr>
           <w:p>
-            <w:pPr>
-              <w:rPr>
-                <w:rFonts w:hint="eastAsia"/>
-              </w:rPr>
-            </w:pPr>
             <w:r>
               <w:t>C:\CGPOS\Logs</w:t>
             </w:r>
@@ -9070,11 +6874,6 @@
             <w:tcW w:w="6520" w:type="dxa"/>
           </w:tcPr>
           <w:p>
-            <w:pPr>
-              <w:rPr>
-                <w:rFonts w:hint="eastAsia"/>
-              </w:rPr>
-            </w:pPr>
             <w:r>
               <w:t>El registro técnico del servicio de la caja, para tecnología.</w:t>
             </w:r>
@@ -9082,19 +6881,8 @@
         </w:tc>
       </w:tr>
     </w:tbl>
-    <w:p>
-      <w:pPr>
-        <w:rPr>
-          <w:rFonts w:hint="eastAsia"/>
-        </w:rPr>
-      </w:pPr>
-    </w:p>
-    <w:p>
-      <w:pPr>
-        <w:rPr>
-          <w:rFonts w:hint="eastAsia"/>
-        </w:rPr>
-      </w:pPr>
+    <w:p/>
+    <w:p>
       <w:r>
         <w:rPr>
           <w:i/>
@@ -9112,41 +6900,21 @@
       </w:r>
     </w:p>
     <w:p>
-      <w:pPr>
-        <w:rPr>
-          <w:rFonts w:hint="eastAsia"/>
-        </w:rPr>
-      </w:pPr>
       <w:r>
         <w:t>Cada prueba dice qué tablas toca. Para verlas, la base del Central es CgPosCentral y la de cada caja, CgPosCaja en su propio equipo. Lo más cómodo es ordenar por la fecha y mirar lo último:</w:t>
       </w:r>
     </w:p>
     <w:p>
-      <w:pPr>
-        <w:rPr>
-          <w:rFonts w:hint="eastAsia"/>
-        </w:rPr>
-      </w:pPr>
       <w:r>
         <w:t xml:space="preserve">    SELECT TOP 20 * FROM Ventas ORDER BY Id DESC;</w:t>
       </w:r>
     </w:p>
     <w:p>
-      <w:pPr>
-        <w:rPr>
-          <w:rFonts w:hint="eastAsia"/>
-        </w:rPr>
-      </w:pPr>
       <w:r>
         <w:t xml:space="preserve">    SELECT TOP 20 * FROM Auditoria ORDER BY Id DESC;</w:t>
       </w:r>
     </w:p>
     <w:p>
-      <w:pPr>
-        <w:rPr>
-          <w:rFonts w:hint="eastAsia"/>
-        </w:rPr>
-      </w:pPr>
       <w:r>
         <w:rPr>
           <w:i/>

--- a/scripts/manual/Guia de pruebas CG-POS.docx
+++ b/scripts/manual/Guia de pruebas CG-POS.docx
@@ -2691,8 +2691,16 @@
         <w:rPr>
           <w:color w:val="555555"/>
           <w:sz w:val="19"/>
-        </w:rPr>
-        <w:t>☐ Pasó          ☐ Falló          Observación: ______________________________________________</w:t>
+          <w:highlight w:val="yellow"/>
+        </w:rPr>
+        <w:t>☐</w:t>
+      </w:r>
+      <w:r>
+        <w:rPr>
+          <w:color w:val="555555"/>
+          <w:sz w:val="19"/>
+        </w:rPr>
+        <w:t xml:space="preserve"> Pasó          ☐ Falló          Observación: ______________________________________________</w:t>
       </w:r>
     </w:p>
     <w:p>
@@ -2748,8 +2756,16 @@
         <w:rPr>
           <w:color w:val="555555"/>
           <w:sz w:val="19"/>
-        </w:rPr>
-        <w:t>☐ Pasó          ☐ Falló          Observación: ______________________________________________</w:t>
+          <w:highlight w:val="yellow"/>
+        </w:rPr>
+        <w:t>☐</w:t>
+      </w:r>
+      <w:r>
+        <w:rPr>
+          <w:color w:val="555555"/>
+          <w:sz w:val="19"/>
+        </w:rPr>
+        <w:t xml:space="preserve"> Pasó          ☐ Falló          Observación: ______________________________________________</w:t>
       </w:r>
     </w:p>
     <w:p>

--- a/scripts/manual/Guia de pruebas CG-POS.docx
+++ b/scripts/manual/Guia de pruebas CG-POS.docx
@@ -2836,8 +2836,16 @@
         <w:rPr>
           <w:color w:val="555555"/>
           <w:sz w:val="19"/>
-        </w:rPr>
-        <w:t>☐ Pasó          ☐ Falló          Observación: ______________________________________________</w:t>
+          <w:highlight w:val="yellow"/>
+        </w:rPr>
+        <w:t>☐</w:t>
+      </w:r>
+      <w:r>
+        <w:rPr>
+          <w:color w:val="555555"/>
+          <w:sz w:val="19"/>
+        </w:rPr>
+        <w:t xml:space="preserve"> Pasó          ☐ Falló          Observación: ______________________________________________</w:t>
       </w:r>
     </w:p>
     <w:p>
@@ -2893,8 +2901,16 @@
         <w:rPr>
           <w:color w:val="555555"/>
           <w:sz w:val="19"/>
-        </w:rPr>
-        <w:t>☐ Pasó          ☐ Falló          Observación: ______________________________________________</w:t>
+          <w:highlight w:val="yellow"/>
+        </w:rPr>
+        <w:t>☐</w:t>
+      </w:r>
+      <w:r>
+        <w:rPr>
+          <w:color w:val="555555"/>
+          <w:sz w:val="19"/>
+        </w:rPr>
+        <w:t xml:space="preserve"> Pasó          ☐ Falló          Observación: ______________________________________________</w:t>
       </w:r>
     </w:p>
     <w:p>
@@ -2950,8 +2966,16 @@
         <w:rPr>
           <w:color w:val="555555"/>
           <w:sz w:val="19"/>
-        </w:rPr>
-        <w:t>☐ Pasó          ☐ Falló          Observación: ______________________________________________</w:t>
+          <w:highlight w:val="yellow"/>
+        </w:rPr>
+        <w:t>☐</w:t>
+      </w:r>
+      <w:r>
+        <w:rPr>
+          <w:color w:val="555555"/>
+          <w:sz w:val="19"/>
+        </w:rPr>
+        <w:t xml:space="preserve"> Pasó          ☐ Falló          Observación: ______________________________________________</w:t>
       </w:r>
     </w:p>
     <w:p>
@@ -3037,8 +3061,16 @@
         <w:rPr>
           <w:color w:val="555555"/>
           <w:sz w:val="19"/>
-        </w:rPr>
-        <w:t>☐ Pasó          ☐ Falló          Observación: ______________________________________________</w:t>
+          <w:highlight w:val="yellow"/>
+        </w:rPr>
+        <w:t>☐</w:t>
+      </w:r>
+      <w:r>
+        <w:rPr>
+          <w:color w:val="555555"/>
+          <w:sz w:val="19"/>
+        </w:rPr>
+        <w:t xml:space="preserve"> Pasó          ☐ Falló          Observación: ______________________________________________</w:t>
       </w:r>
     </w:p>
     <w:p>

--- a/scripts/manual/Guia de pruebas CG-POS.docx
+++ b/scripts/manual/Guia de pruebas CG-POS.docx
@@ -565,7 +565,15 @@
         <w:pStyle w:val="ListNumber"/>
       </w:pPr>
       <w:r>
-        <w:t>En Maestros → Catálogos revise (o cree) al menos: la moneda local, un impuesto del 18 %, una unidad de medida «Unidad», un departamento, las formas de pago Efectivo y Tarjeta, un banco, un tipo de tarjeta, los motivos de descuento y de devolución, y las denominaciones de billetes y monedas.</w:t>
+        <w:t>En Maestros → Catálogos revise (o cree) al menos: la moneda local, un impuesto del 18 %, una unidad de medida «Unidad», un departamento, las formas de pago, un banco, un tipo de tarjeta, los motivos de descuento y de devolución, y las denominaciones de billetes y monedas.</w:t>
+      </w:r>
+    </w:p>
+    <w:p>
+      <w:pPr>
+        <w:pStyle w:val="ListNumber"/>
+      </w:pPr>
+      <w:r>
+        <w:t>En Formas de pago mire la columna «Terminal». Vienen tres de tarjeta: «Tarjeta» sin terminal, que se cobra en un equipo aparte y solo registra el número de aprobación; «CardNet» y «Azul», que cobran en el panel de firma de su equipo. Deje la de su procesador y desactive la del otro si no la va a usar.</w:t>
       </w:r>
     </w:p>
     <w:p>
@@ -3741,7 +3749,7 @@
         <w:pStyle w:val="Heading3"/>
       </w:pPr>
       <w:r>
-        <w:t>I3 · Tarjeta con el terminal conectado, rechazo y contingencia</w:t>
+        <w:t>I3 · Cobrar con el terminal (CardNet o Azul)</w:t>
       </w:r>
     </w:p>
     <w:p>
@@ -3749,7 +3757,7 @@
         <w:pStyle w:val="ListNumber"/>
       </w:pPr>
       <w:r>
-        <w:t>Cobre una venta con tarjeta: la caja le manda el monto al terminal y el cliente paga ahí.</w:t>
+        <w:t>Cobre una venta eligiendo la forma de pago de su procesador (CardNet o Azul).</w:t>
       </w:r>
     </w:p>
     <w:p>
@@ -3757,23 +3765,15 @@
         <w:pStyle w:val="ListNumber"/>
       </w:pPr>
       <w:r>
+        <w:t>Mire la pantalla antes de confirmar: no debe pedirle nada, solo el monto.</w:t>
+      </w:r>
+    </w:p>
+    <w:p>
+      <w:pPr>
+        <w:pStyle w:val="ListNumber"/>
+      </w:pPr>
+      <w:r>
         <w:t>Haga que el terminal rechace un cobro (o simúlelo) y observe qué pasa.</w:t>
-      </w:r>
-    </w:p>
-    <w:p>
-      <w:pPr>
-        <w:pStyle w:val="ListNumber"/>
-      </w:pPr>
-      <w:r>
-        <w:t>Desconecte el terminal de la red y pruebe otra vez: use la aprobación manual con el permiso correspondiente.</w:t>
-      </w:r>
-    </w:p>
-    <w:p>
-      <w:pPr>
-        <w:pStyle w:val="ListNumber"/>
-      </w:pPr>
-      <w:r>
-        <w:t>Vuelva a conectarlo y, con el terminal funcionando, presione «Cobrar a mano»: digite el número de aprobación de un volante y cobre.</w:t>
       </w:r>
     </w:p>
     <w:p>
@@ -3788,7 +3788,7 @@
         <w:rPr>
           <w:color w:val="555555"/>
         </w:rPr>
-        <w:t>Con el terminal conectado, la aprobación llega sola y nadie digita nada. El rechazo no cobra la venta ni la daña: se puede reintentar. Si el terminal no responde, la pantalla pasa sola a la aprobación manual. Y aunque el terminal funcione, el cajero puede pasar a mano con «Cobrar a mano», porque un terminal se cuelga o se queda sin papel y el cobro no se puede detener por eso: en ese caso pide autorización de supervisor y queda marcado para conciliarlo contra el lote.</w:t>
+        <w:t>La caja le manda el monto al terminal y el cliente paga en su panel de firma. No se digita ni la aprobación ni los dígitos de la tarjeta: eso lo devuelve el equipo. El rechazo no cobra la venta ni la daña: se puede reintentar. La forma de pago del otro procesador sale apagada, porque su equipo no está en ese mostrador.</w:t>
       </w:r>
     </w:p>
     <w:p>
@@ -3822,7 +3822,7 @@
         <w:pStyle w:val="Heading3"/>
       </w:pPr>
       <w:r>
-        <w:t>I3b · Caja sin terminal conectado (se cobra en un equipo aparte)</w:t>
+        <w:t>I3a · El terminal no responde: se cobra por «Tarjeta»</w:t>
       </w:r>
     </w:p>
     <w:p>
@@ -3830,7 +3830,7 @@
         <w:pStyle w:val="ListNumber"/>
       </w:pPr>
       <w:r>
-        <w:t>En la configuración de la caja, ponga el terminal en «Ninguno» y reinicie el servicio.</w:t>
+        <w:t>Desconecte el terminal de la red e intente cobrar con CardNet (o Azul).</w:t>
       </w:r>
     </w:p>
     <w:p>
@@ -3838,7 +3838,7 @@
         <w:pStyle w:val="ListNumber"/>
       </w:pPr>
       <w:r>
-        <w:t>Cobre una venta con tarjeta: cobre en el verifone aparte y digite el número de aprobación de su volante y los últimos cuatro dígitos.</w:t>
+        <w:t>Cuando salga el aviso, cobre en el equipo aparte y registre el pago con la forma de pago «Tarjeta», digitando el número de aprobación del volante.</w:t>
       </w:r>
     </w:p>
     <w:p>
@@ -3846,7 +3846,7 @@
         <w:pStyle w:val="ListNumber"/>
       </w:pPr>
       <w:r>
-        <w:t>Intente también cobrar con tarjeta sin escribir el número de aprobación.</w:t>
+        <w:t>Pruebe también a cobrar con «Tarjeta» sin escribir el número de aprobación.</w:t>
       </w:r>
     </w:p>
     <w:p>
@@ -3861,7 +3861,7 @@
         <w:rPr>
           <w:color w:val="555555"/>
         </w:rPr>
-        <w:t>La pantalla no ofrece «Pasar tarjeta» sino el número de aprobación, y no pide autorización de supervisor: en esa caja es la forma normal de cobrar. Sin el número no deja cobrar, porque después no habría con qué cuadrar el turno contra los volantes.</w:t>
+        <w:t>El aviso dice que el terminal no respondió y con qué forma de pago registrar la aprobación. «Tarjeta» pide solo el número de aprobación —ni marca ni últimos dígitos— y no pide autorización de supervisor: es su forma normal de cobrar. Sin el número no deja cobrar, porque después no habría con qué cuadrar el turno contra los volantes.</w:t>
       </w:r>
     </w:p>
     <w:p>
@@ -3878,7 +3878,7 @@
           <w:color w:val="555555"/>
           <w:sz w:val="19"/>
         </w:rPr>
-        <w:t>Caja: Ventas · LineasVenta · PagosVenta (con la aprobación digitada) · Auditoria</w:t>
+        <w:t>Caja: PagosVenta (con la aprobación digitada) · Auditoria</w:t>
       </w:r>
     </w:p>
     <w:p>
@@ -3891,12 +3891,69 @@
       </w:r>
     </w:p>
     <w:p>
+      <w:pPr>
+        <w:pStyle w:val="Heading3"/>
+      </w:pPr>
+      <w:r>
+        <w:t>I3b · Saltarse el terminal que sí está sí pide autorización</w:t>
+      </w:r>
+    </w:p>
+    <w:p>
+      <w:pPr>
+        <w:pStyle w:val="ListNumber"/>
+      </w:pPr>
+      <w:r>
+        <w:t>Con el terminal conectado y funcionando, intente registrar un cobro de CardNet (o Azul) digitando una aprobación, sin pasar la tarjeta por el panel.</w:t>
+      </w:r>
+    </w:p>
+    <w:p>
+      <w:r>
+        <w:rPr>
+          <w:b/>
+          <w:color w:val="1B4D3E"/>
+        </w:rPr>
+        <w:t xml:space="preserve">Debe pasar: </w:t>
+      </w:r>
+      <w:r>
+        <w:rPr>
+          <w:color w:val="555555"/>
+        </w:rPr>
+        <w:t>Pide autorización de un supervisor y queda marcado para conciliarlo contra el lote. Cobrar por «Tarjeta» no la pide, pero saltarse el equipo que la tienda sí tiene enfrente es otra cosa: si no, cualquiera registraría cobros de tarjeta que nunca pasaron por el banco.</w:t>
+      </w:r>
+    </w:p>
+    <w:p>
+      <w:r>
+        <w:rPr>
+          <w:b/>
+          <w:color w:val="2E7D32"/>
+          <w:sz w:val="19"/>
+        </w:rPr>
+        <w:t xml:space="preserve">Tablas: </w:t>
+      </w:r>
+      <w:r>
+        <w:rPr>
+          <w:color w:val="555555"/>
+          <w:sz w:val="19"/>
+        </w:rPr>
+        <w:t>Caja: AutorizacionesOtorgadas · PagosVenta · Auditoria</w:t>
+      </w:r>
+    </w:p>
+    <w:p>
+      <w:r>
+        <w:rPr>
+          <w:color w:val="555555"/>
+          <w:sz w:val="19"/>
+        </w:rPr>
+        <w:t>☐ Pasó          ☐ Falló          Observación: ______________________________________________</w:t>
+      </w:r>
+    </w:p>
+    <w:p>
       <w:r>
         <w:rPr>
           <w:i/>
           <w:color w:val="2E7D32"/>
         </w:rPr>
-        <w:t>Deje el terminal como estaba antes de seguir. Este modo es para las tiendas que cobran con un equipo inalámbrico que no habla con la caja; en «Simulado» el sistema aprueba solo, y eso en una tienda registraría cobros que no ocurrieron.</w:t>
+        <w:t>En «Simulado» el terminal aprueba solo; eso en una tienda registraría cobros que no ocurrieron. Use «Simulado» solo para probar el recorrido sin equipo.</w:t>
       </w:r>
     </w:p>
     <w:p>
@@ -3920,7 +3977,7 @@
         <w:pStyle w:val="ListNumber"/>
       </w:pPr>
       <w:r>
-        <w:t>Con «Caja.DescuentoTarjetaPorBin» apagado, cobre con esa tarjeta.</w:t>
+        <w:t>Con «Caja.DescuentoTarjetaPorBin» apagado, cobre con CardNet (o Azul) pasando esa tarjeta por el terminal.</w:t>
       </w:r>
     </w:p>
     <w:p>
@@ -3943,7 +4000,7 @@
         <w:rPr>
           <w:color w:val="555555"/>
         </w:rPr>
-        <w:t>Apagado, la pantalla de cobro ni siquiera pide los primeros dígitos y el total no baja. Encendido, el descuento se aplica ANTES de emitir el comprobante, así que la factura electrónica sale por lo que el cliente pagó de verdad, y el descuento aparece detallado con el nombre del banco.</w:t>
+        <w:t>El BIN nunca se digita: lo devuelve el terminal al cobrar. Apagado el parámetro, ese BIN se ignora y el total no baja. Encendido, el descuento se aplica ANTES de emitir el comprobante, así que la factura electrónica sale por lo que el cliente pagó de verdad, y el descuento aparece detallado con el nombre del banco. Cobrando por «Tarjeta» no hay descuento, porque nadie leyó la tarjeta.</w:t>
       </w:r>
     </w:p>
     <w:p>

--- a/scripts/manual/Guia de pruebas CG-POS.docx
+++ b/scripts/manual/Guia de pruebas CG-POS.docx
@@ -565,7 +565,7 @@
         <w:pStyle w:val="ListNumber"/>
       </w:pPr>
       <w:r>
-        <w:t>En Maestros → Catálogos revise (o cree) al menos: la moneda local, un impuesto del 18 %, una unidad de medida «Unidad», un departamento, las formas de pago, un banco, un tipo de tarjeta, los motivos de descuento y de devolución, y las denominaciones de billetes y monedas.</w:t>
+        <w:t>En Maestros → Catálogos revise (o cree) al menos: la moneda local, un impuesto del 18 %, una unidad de medida «Unidad», un departamento, las formas de pago, un banco, los motivos de descuento y de devolución, y las denominaciones de billetes y monedas.</w:t>
       </w:r>
     </w:p>
     <w:p>
@@ -573,7 +573,22 @@
         <w:pStyle w:val="ListNumber"/>
       </w:pPr>
       <w:r>
-        <w:t>En Formas de pago mire la columna «Terminal». Vienen tres de tarjeta: «Tarjeta» sin terminal, que se cobra en un equipo aparte y solo registra el número de aprobación; «CardNet» y «Azul», que cobran en el panel de firma de su equipo. Deje la de su procesador y desactive la del otro si no la va a usar.</w:t>
+        <w:t>En Formas de pago mire la columna «Terminal». Vienen cuatro de tarjeta: «Tarjeta» y «Amex», sin terminal, que se cobran en un equipo aparte y solo registran el número de aprobación; «CardNet» y «Azul», que cobran en el panel de firma de su equipo. Deje la de su procesador y desactive la del otro si no la va a usar.</w:t>
+      </w:r>
+    </w:p>
+    <w:p>
+      <w:r>
+        <w:rPr>
+          <w:b/>
+          <w:color w:val="1B4D3E"/>
+        </w:rPr>
+        <w:t xml:space="preserve">Debe pasar: </w:t>
+      </w:r>
+      <w:r>
+        <w:rPr>
+          <w:color w:val="555555"/>
+        </w:rPr>
+        <w:t>La marca de la tarjeta (Visa, Mastercard…) no se configura en ninguna parte: la informa el terminal al aprobar, y sale en el ticket y en el cuadre. Cobrando por «Tarjeta» o «Amex» no hay marca, porque nadie leyó la tarjeta.</w:t>
       </w:r>
     </w:p>
     <w:p>
@@ -605,7 +620,7 @@
           <w:color w:val="555555"/>
           <w:sz w:val="19"/>
         </w:rPr>
-        <w:t>Central: Monedas · Impuestos · UnidadesMedida · Departamentos · Categorias · Marcas · FormasPago · Bancos · TiposTarjeta · Denominaciones · MotivosDescuento · MotivosDevolucion</w:t>
+        <w:t>Central: Monedas · Impuestos · UnidadesMedida · Departamentos · Categorias · Marcas · FormasPago · Bancos · Denominaciones · MotivosDescuento · MotivosDevolucion</w:t>
       </w:r>
     </w:p>
     <w:p>
